--- a/research/ProgIoT DA-7 Research Paper Rishit 23BCT0157.docx
+++ b/research/ProgIoT DA-7 Research Paper Rishit 23BCT0157.docx
@@ -114,7 +114,7 @@
         <w:rPr>
           <w:b/>
           <w:bCs/>
-          <w:color w:val="000000" w:themeColor="text1"/>
+          <w:color w:val="000000"/>
           <w:sz w:val="28"/>
           <w:szCs w:val="28"/>
         </w:rPr>
@@ -138,7 +138,7 @@
           <w:sz w:val="22"/>
           <w:szCs w:val="22"/>
         </w:rPr>
-        <w:t>This paper presents an ESP32 smart-agriculture prototype and a reproducible software simulation of local fuzzy irrigation control, telemetry reception and an exploratory crop classifier. The simulator executes a fully specified 27-rule zero-order Sugeno controller and a moisture-threshold reference on identical prescribed inputs. Nine 120-second scenarios cover normal, dry, wet, boundary, wet-step, sensor-fault, transport-outage, noisy-sensor and drying conditions. A five-sample filter, timed logical pump output, raw-wet shutdown and latest-snapshot transport surrogate are exposed through browser replay. Seventeen functional checks pass, and Python decisions agree with the supplied C++ controller at 1,150 tested input points within 0.00002 command minutes. The separate Random Forest experiment uses a stratified 1,760/440 training/test split of 2,200 public dataset records, with training-only proxy normalization. Held-out top-one accuracy is 94.32%, macro F1 is 0.943 and top-three accuracy is 100.00%; these are dataset results rather than sensor-domain or agronomic validation. All new operational results use synthetic inputs and accelerated logical timers. No measured irrigation volume, physical timing, yield improvement or field readiness is established. The physical DHT11 breadboard, DHT22 Wokwi counterpart and browser software model are distinguished throughout.</w:t>
+        <w:t>This paper presents an ESP32 smart-agriculture prototype evaluated through a browser-based software simulator and an Arduino firmware simulation in Wokwi. Both implement a fully specified 27-rule zero-order Sugeno controller, a five-sample filter, timed pump output and a moisture-threshold reference. Nine paired 120-second browser scenarios cover normal, dry, wet, boundary, wet-step, fault, outage, noisy-input and drying conditions. Seventeen browser regression checks and eight automated tests pass; Python and C++ decisions agree at 1,150 tested inputs within 0.00002 command minutes. Eighteen prescribed Wokwi functional scenarios also pass, covering GPIO output, threshold boundaries, fault shutdown and recovery, offline dosing, broker reconnection, timer expiry, input rejection and filtering. Circuit-and-Serial screenshots and actual MQTT receiver records document these observations. The separate Random Forest experiment uses a stratified split of 1,760 training and 440 test records, with preprocessing fitted on training data only. Its held-out accuracy is 94.32%, macro F1 is 0.943 and top-three accuracy is 100.00%. These are public-dataset classification results, not measured irrigation-decision or field crop-suitability accuracy. All operational evidence uses synthetic sensor inputs, an LED pump surrogate and accelerated timers. The physical DHT11 assembly was not used for the reported tests; Wokwi uses a DHT22 model. Water savings, yield improvement, physical latency and field readiness remain unmeasured.</w:t>
       </w:r>
     </w:p>
     <w:p>
@@ -186,7 +186,7 @@
         <w:rPr>
           <w:b/>
           <w:bCs/>
-          <w:color w:val="000000" w:themeColor="text1"/>
+          <w:color w:val="000000"/>
           <w:sz w:val="28"/>
           <w:szCs w:val="28"/>
         </w:rPr>
@@ -298,7 +298,7 @@
           <w:sz w:val="22"/>
           <w:szCs w:val="22"/>
         </w:rPr>
-        <w:t>The evaluated simulator uses minimum antecedent firing across a complete 27-rule table and a weighted average of constant rule consequents. This is a zero-order Sugeno controller [8]. It replaces the earlier incompletely specified seven-clause demonstration for the experiments reported here; the new specification and numerical outputs should not be treated as reproductions of the undocumented legacy observations.</w:t>
+        <w:t>Both evaluated implementations use minimum antecedent firing across a complete 27-rule table and a weighted average of constant consequents, forming a zero-order Sugeno controller [8]. Appendix A specifies the rule base. The browser and Wokwi results in this paper belong to this explicit implementation; they do not reproduce the incompletely documented legacy seven-clause demonstration.</w:t>
       </w:r>
     </w:p>
     <w:p>
@@ -352,7 +352,7 @@
           <w:sz w:val="22"/>
           <w:szCs w:val="22"/>
         </w:rPr>
-        <w:t>The software tests explicitly inject invalid-sensor and transport-outage conditions and record their effects on local control and received snapshots. These deterministic checks establish selected program behaviours, not long-term reliability, hydraulic safety or robustness to field sensor degradation.</w:t>
+        <w:t>The browser and firmware tests deliberately inject invalid-sensor and transport-outage conditions and record local output and telemetry behaviour. These checks establish selected program functions. Repeating a deterministic case for clearer screenshot framing is not an independent trial, and no field failure rate, reliability percentage or physical shutdown latency is inferred.</w:t>
       </w:r>
     </w:p>
     <w:p>
@@ -391,7 +391,7 @@
         <w:rPr>
           <w:b/>
           <w:bCs/>
-          <w:color w:val="000000" w:themeColor="text1"/>
+          <w:color w:val="000000"/>
           <w:sz w:val="24"/>
           <w:szCs w:val="24"/>
         </w:rPr>
@@ -470,7 +470,7 @@
           <w:sz w:val="22"/>
           <w:szCs w:val="22"/>
         </w:rPr>
-        <w:t>4) To archive reproducible synthetic trajectories, compare fuzzy and threshold policies on the same input, verify selected safety and transport behaviours, and distinguish software results from the physical tests still required.</w:t>
+        <w:t>4) To archive browser traces and Wokwi circuit-and-Serial evidence, compare fuzzy and threshold policies on identical browser inputs, verify selected firmware safety and communication functions, and distinguish these results from the physical trials still required.</w:t>
       </w:r>
     </w:p>
     <w:p>
@@ -491,7 +491,7 @@
         <w:rPr>
           <w:b/>
           <w:bCs/>
-          <w:color w:val="000000" w:themeColor="text1"/>
+          <w:color w:val="000000"/>
           <w:sz w:val="28"/>
           <w:szCs w:val="28"/>
         </w:rPr>
@@ -575,7 +575,7 @@
           <w:sz w:val="22"/>
           <w:szCs w:val="22"/>
         </w:rPr>
-        <w:t>MQTT provides a publish–subscribe transport with defined session and quality-of-service semantics [9]. Selecting MQTT does not by itself establish low latency, authenticated delivery, or offline buffering. The effective service depends on the publisher, subscription, broker, transport security, and application logic. The collector in this project enables TLS by default, whereas the reported Wokwi demonstration used a separate plain-MQTT configuration.</w:t>
+        <w:t>MQTT provides publish–subscribe transport with defined session and quality-of-service semantics [9]. Selecting it does not establish low latency, authenticated delivery or durable offline buffering. The repository collector enables TLS by default, whereas the Wokwi demonstration uses the public broker broker.hivemq.com on plain-MQTT port 1883 with synthetic readings only. Actual receipt is reported separately from the browser transport surrogate.</w:t>
       </w:r>
     </w:p>
     <w:p>
@@ -677,7 +677,7 @@
         <w:rPr>
           <w:i/>
           <w:iCs/>
-          <w:color w:val="000000" w:themeColor="text1"/>
+          <w:color w:val="000000"/>
           <w:sz w:val="21"/>
           <w:szCs w:val="21"/>
         </w:rPr>
@@ -1492,7 +1492,7 @@
         <w:rPr>
           <w:b/>
           <w:bCs/>
-          <w:color w:val="000000" w:themeColor="text1"/>
+          <w:color w:val="000000"/>
           <w:sz w:val="28"/>
           <w:szCs w:val="28"/>
         </w:rPr>
@@ -1584,7 +1584,7 @@
           <w:sz w:val="22"/>
           <w:szCs w:val="22"/>
         </w:rPr>
-        <w:t>Reliability gap: deterministic fault and outage traces test specified program behaviour but do not characterize field failure rates, timing variability or multi-device network operation.</w:t>
+        <w:t>Reliability gap: deterministic browser faults and Wokwi outage/recovery scenarios establish specified functional behaviour but do not characterize physical failure rates, statistical reliability, sustained network coverage or multi-device field operation.</w:t>
       </w:r>
     </w:p>
     <w:p>
@@ -1627,7 +1627,7 @@
         <w:rPr>
           <w:b/>
           <w:bCs/>
-          <w:color w:val="000000" w:themeColor="text1"/>
+          <w:color w:val="000000"/>
           <w:sz w:val="24"/>
           <w:szCs w:val="24"/>
         </w:rPr>
@@ -1651,7 +1651,7 @@
           <w:sz w:val="22"/>
           <w:szCs w:val="22"/>
         </w:rPr>
-        <w:t>The problem addressed is the construction and reproducible functional evaluation of a sensing-control-telemetry prototype, while identifying the evidence still needed for field decision support. The study specifies its controller, runs identical synthetic input traces through two policies, records failure handling and evaluates a separate dataset classifier. It does not claim to close the physical-validation and model-transfer gaps identified in prior work.</w:t>
+        <w:t>The problem addressed is the reproducible functional evaluation of a sensing-control-telemetry prototype across a browser software model and ESP32 firmware simulation. The study specifies its controller, compares two policies on identical browser traces, exercises firmware faults and broker reconnection, and evaluates a separate public-dataset classifier. Physical validation and proxy-to-sensor model transfer remain outside the demonstrated contribution.</w:t>
       </w:r>
     </w:p>
     <w:p>
@@ -1672,7 +1672,7 @@
         <w:rPr>
           <w:b/>
           <w:bCs/>
-          <w:color w:val="000000" w:themeColor="text1"/>
+          <w:color w:val="000000"/>
           <w:sz w:val="28"/>
           <w:szCs w:val="28"/>
         </w:rPr>
@@ -1697,7 +1697,7 @@
         <w:rPr>
           <w:b/>
           <w:bCs/>
-          <w:color w:val="000000" w:themeColor="text1"/>
+          <w:color w:val="000000"/>
           <w:sz w:val="24"/>
           <w:szCs w:val="24"/>
         </w:rPr>
@@ -1719,7 +1719,7 @@
           <w:sz w:val="22"/>
           <w:szCs w:val="22"/>
         </w:rPr>
-        <w:t>The architecture comprises an ESP32 sensing design, an MQTT collector and a Streamlit application, with a separate local browser simulation used for the new operational experiments. The physical assembly in Figure 3 uses a DHT11 and capacitive probe; the Wokwi illustration in Figure 4 uses a DHT22 surrogate and a potentiometer. The browser engine executes in Python and does not emulate ESP32 instruction timing or the DHT electrical protocol. Prescribed moisture, air temperature and relative humidity are sampled every five software seconds and filtered before control. A logical pump indicator replaces hydraulic actuation.</w:t>
+        <w:t>The architecture comprises an ESP32 sensing design, an MQTT collector and a Streamlit application, evaluated through two complementary simulation paths. The browser engine runs in Python and renders calculated state; Wokwi compiles and executes the Arduino ESP32 firmware against virtual circuit components. Figure 3 shows a physical DHT11/capacitive-probe assembly that did not supply the reported results. Figure 4 shows the tested Wokwi DHT22/potentiometer configuration. Both simulations use a five-second sample period and a five-sample moving average. The LED and GPIO output represent a pump command without hydraulic feedback.</w:t>
       </w:r>
     </w:p>
     <w:p>
@@ -1739,7 +1739,7 @@
           <w:sz w:val="22"/>
           <w:szCs w:val="22"/>
         </w:rPr>
-        <w:t>The repository application supports MQTT collection and weather enrichment [15]. The bundled Wokwi counterpart publishes synthetic demonstration telemetry on smartagri/23bct0157/demo-v1/data using plain MQTT port 1883, whereas the original collector defaults to smartagri/data and TLS port 8883. Those settings must be made compatible when connecting the two. The browser experiments use an in-process online/offline transport surrogate instead of a real broker; they therefore make no new claim about MQTT encryption, packet latency, quality of service or delivery reliability.</w:t>
+        <w:t>The repository application supports MQTT collection and weather enrichment [15]. The tested Wokwi firmware publishes JSON to smartagri/23bct0157/demo-v1/data through broker.hivemq.com:1883; its dedicated receiver uses the identical topic and writes raw JSONL/CSV. The legacy application collector defaults to smartagri/data and TLS port 8883 and must be configured explicitly to consume this demonstration. The browser path instead uses an in-process online/offline transport surrogate. These paths are not interchangeable evidence of broker performance, encryption or lossless delivery.</w:t>
       </w:r>
     </w:p>
     <w:p>
@@ -1753,64 +1753,32 @@
         </w:rPr>
       </w:pPr>
       <w:r>
-        <w:rPr>
-          <w:noProof/>
-        </w:rPr>
-        <w:lastRenderedPageBreak/>
         <w:drawing>
-          <wp:inline distT="0" distB="0" distL="0" distR="0" wp14:anchorId="396563CD" wp14:editId="52AB64B3">
-            <wp:extent cx="5038725" cy="3853203"/>
-            <wp:effectExtent l="0" t="0" r="0" b="0"/>
-            <wp:docPr id="10" name="Picture 9">
-              <a:extLst xmlns:a="http://schemas.openxmlformats.org/drawingml/2006/main">
-                <a:ext uri="{FF2B5EF4-FFF2-40B4-BE49-F238E27FC236}">
-                  <a16:creationId xmlns:a16="http://schemas.microsoft.com/office/drawing/2014/main" id="{B3F38E07-C4D9-9488-7A9F-C11EBE4F4E41}"/>
-                </a:ext>
-              </a:extLst>
-            </wp:docPr>
+          <wp:inline xmlns:a="http://schemas.openxmlformats.org/drawingml/2006/main" xmlns:pic="http://schemas.openxmlformats.org/drawingml/2006/picture">
+            <wp:extent cx="5486400" cy="4191610"/>
+            <wp:docPr id="1570744399" name="Picture 1570744399" descr="Updated architecture and pin schematic consistent with the tested Wokwi firmware."/>
             <wp:cNvGraphicFramePr>
-              <a:graphicFrameLocks xmlns:a="http://schemas.openxmlformats.org/drawingml/2006/main" noChangeAspect="1"/>
+              <a:graphicFrameLocks noChangeAspect="1"/>
             </wp:cNvGraphicFramePr>
-            <a:graphic xmlns:a="http://schemas.openxmlformats.org/drawingml/2006/main">
+            <a:graphic>
               <a:graphicData uri="http://schemas.openxmlformats.org/drawingml/2006/picture">
-                <pic:pic xmlns:pic="http://schemas.openxmlformats.org/drawingml/2006/picture">
+                <pic:pic>
                   <pic:nvPicPr>
-                    <pic:cNvPr id="10" name="Picture 9">
-                      <a:extLst>
-                        <a:ext uri="{FF2B5EF4-FFF2-40B4-BE49-F238E27FC236}">
-                          <a16:creationId xmlns:a16="http://schemas.microsoft.com/office/drawing/2014/main" id="{B3F38E07-C4D9-9488-7A9F-C11EBE4F4E41}"/>
-                        </a:ext>
-                      </a:extLst>
-                    </pic:cNvPr>
-                    <pic:cNvPicPr>
-                      <a:picLocks noChangeAspect="1"/>
-                    </pic:cNvPicPr>
+                    <pic:cNvPr id="0" name="corrected_image1.png"/>
+                    <pic:cNvPicPr/>
                   </pic:nvPicPr>
                   <pic:blipFill>
-                    <a:blip r:embed="rId5" cstate="print">
-                      <a:extLst>
-                        <a:ext uri="{28A0092B-C50C-407E-A947-70E740481C1C}">
-                          <a14:useLocalDpi xmlns:a14="http://schemas.microsoft.com/office/drawing/2010/main" val="0"/>
-                        </a:ext>
-                      </a:extLst>
-                    </a:blip>
-                    <a:srcRect/>
+                    <a:blip r:embed="rId25"/>
                     <a:stretch>
                       <a:fillRect/>
                     </a:stretch>
                   </pic:blipFill>
-                  <pic:spPr bwMode="auto">
+                  <pic:spPr>
                     <a:xfrm>
                       <a:off x="0" y="0"/>
-                      <a:ext cx="5068089" cy="3875658"/>
+                      <a:ext cx="5486400" cy="4191610"/>
                     </a:xfrm>
-                    <a:prstGeom prst="rect">
-                      <a:avLst/>
-                    </a:prstGeom>
-                    <a:noFill/>
-                    <a:ln>
-                      <a:noFill/>
-                    </a:ln>
+                    <a:prstGeom prst="rect"/>
                   </pic:spPr>
                 </pic:pic>
               </a:graphicData>
@@ -1838,7 +1806,7 @@
         <w:rPr>
           <w:i/>
           <w:iCs/>
-          <w:color w:val="000000" w:themeColor="text1"/>
+          <w:color w:val="000000"/>
           <w:sz w:val="20"/>
           <w:szCs w:val="21"/>
         </w:rPr>
@@ -1883,7 +1851,7 @@
         <w:rPr>
           <w:b/>
           <w:bCs/>
-          <w:color w:val="000000" w:themeColor="text1"/>
+          <w:color w:val="000000"/>
           <w:sz w:val="24"/>
           <w:szCs w:val="24"/>
         </w:rPr>
@@ -1923,64 +1891,32 @@
         </w:rPr>
       </w:pPr>
       <w:r>
-        <w:rPr>
-          <w:noProof/>
-        </w:rPr>
-        <w:lastRenderedPageBreak/>
         <w:drawing>
-          <wp:inline distT="0" distB="0" distL="0" distR="0" wp14:anchorId="37A0A39C" wp14:editId="34533F83">
-            <wp:extent cx="5951257" cy="4201886"/>
-            <wp:effectExtent l="0" t="0" r="0" b="8255"/>
-            <wp:docPr id="1570744387" name="Picture 10">
-              <a:extLst xmlns:a="http://schemas.openxmlformats.org/drawingml/2006/main">
-                <a:ext uri="{FF2B5EF4-FFF2-40B4-BE49-F238E27FC236}">
-                  <a16:creationId xmlns:a16="http://schemas.microsoft.com/office/drawing/2014/main" id="{847E790A-7935-793F-8E70-FE514F526DA9}"/>
-                </a:ext>
-              </a:extLst>
-            </wp:docPr>
+          <wp:inline xmlns:a="http://schemas.openxmlformats.org/drawingml/2006/main" xmlns:pic="http://schemas.openxmlformats.org/drawingml/2006/picture">
+            <wp:extent cx="5943600" cy="4192219"/>
+            <wp:docPr id="1570744400" name="Picture 1570744400" descr="Updated architecture and pin schematic consistent with the tested Wokwi firmware."/>
             <wp:cNvGraphicFramePr>
-              <a:graphicFrameLocks xmlns:a="http://schemas.openxmlformats.org/drawingml/2006/main" noChangeAspect="1"/>
+              <a:graphicFrameLocks noChangeAspect="1"/>
             </wp:cNvGraphicFramePr>
-            <a:graphic xmlns:a="http://schemas.openxmlformats.org/drawingml/2006/main">
+            <a:graphic>
               <a:graphicData uri="http://schemas.openxmlformats.org/drawingml/2006/picture">
-                <pic:pic xmlns:pic="http://schemas.openxmlformats.org/drawingml/2006/picture">
+                <pic:pic>
                   <pic:nvPicPr>
-                    <pic:cNvPr id="11" name="Picture 10">
-                      <a:extLst>
-                        <a:ext uri="{FF2B5EF4-FFF2-40B4-BE49-F238E27FC236}">
-                          <a16:creationId xmlns:a16="http://schemas.microsoft.com/office/drawing/2014/main" id="{847E790A-7935-793F-8E70-FE514F526DA9}"/>
-                        </a:ext>
-                      </a:extLst>
-                    </pic:cNvPr>
-                    <pic:cNvPicPr>
-                      <a:picLocks noChangeAspect="1"/>
-                    </pic:cNvPicPr>
+                    <pic:cNvPr id="0" name="corrected_image2.png"/>
+                    <pic:cNvPicPr/>
                   </pic:nvPicPr>
                   <pic:blipFill>
-                    <a:blip r:embed="rId6" cstate="print">
-                      <a:extLst>
-                        <a:ext uri="{28A0092B-C50C-407E-A947-70E740481C1C}">
-                          <a14:useLocalDpi xmlns:a14="http://schemas.microsoft.com/office/drawing/2010/main" val="0"/>
-                        </a:ext>
-                      </a:extLst>
-                    </a:blip>
-                    <a:srcRect/>
+                    <a:blip r:embed="rId26"/>
                     <a:stretch>
                       <a:fillRect/>
                     </a:stretch>
                   </pic:blipFill>
-                  <pic:spPr bwMode="auto">
+                  <pic:spPr>
                     <a:xfrm>
                       <a:off x="0" y="0"/>
-                      <a:ext cx="5974856" cy="4218548"/>
+                      <a:ext cx="5943600" cy="4192219"/>
                     </a:xfrm>
-                    <a:prstGeom prst="rect">
-                      <a:avLst/>
-                    </a:prstGeom>
-                    <a:noFill/>
-                    <a:ln>
-                      <a:noFill/>
-                    </a:ln>
+                    <a:prstGeom prst="rect"/>
                   </pic:spPr>
                 </pic:pic>
               </a:graphicData>
@@ -2438,7 +2374,7 @@
                 <w:color w:val="000000" w:themeColor="text1"/>
                 <w:sz w:val="18"/>
               </w:rPr>
-              <w:t>Bundled I2C firmware; browser renders computed state</w:t>
+              <w:t>Compiled Wokwi I2C firmware; Python browser renders computed display state</w:t>
             </w:r>
           </w:p>
         </w:tc>
@@ -2626,7 +2562,7 @@
                 <w:color w:val="000000" w:themeColor="text1"/>
                 <w:sz w:val="18"/>
               </w:rPr>
-              <w:t>1883 reported simulation; collector TLS default 8883</w:t>
+              <w:t>Wokwi public broker :1883; legacy application TLS default :8883</w:t>
             </w:r>
           </w:p>
         </w:tc>
@@ -2649,7 +2585,7 @@
           <w:sz w:val="22"/>
           <w:szCs w:val="22"/>
         </w:rPr>
-        <w:t>The bundled Wokwi firmware specifies an I2C SSD1306 at address 0x3C, SDA GPIO 21 and SCL GPIO 22, alongside its diagram and library list. This is consistent with the display interface described by Wokwi [11]. The current browser experiments do not establish a fresh Wokwi build or hardware display operation.</w:t>
+        <w:t>The tested Wokwi circuit uses an SSD1306 I2C display at address 0x3C, with SDA GPIO 21 and SCL GPIO 22, consistent with the documented interface [11]. Its four project files are sketch.ino, controller.h, diagram.json and libraries.txt. The sketch compiled and ran successfully in Wokwi; a fresh project view after saving matched the tested sketch and diagram. OLED refresh can appear dithered in paused screenshots, so numerical decisions are reported using Serial and archived telemetry.</w:t>
       </w:r>
     </w:p>
     <w:p>
@@ -2761,7 +2697,7 @@
         <w:rPr>
           <w:b/>
           <w:bCs/>
-          <w:color w:val="000000" w:themeColor="text1"/>
+          <w:color w:val="000000"/>
           <w:sz w:val="24"/>
           <w:szCs w:val="24"/>
         </w:rPr>
@@ -2785,7 +2721,7 @@
           <w:sz w:val="22"/>
           <w:szCs w:val="22"/>
         </w:rPr>
-        <w:t>Operational results and crop labels come from separate sources. The controller experiments use nine prescribed synthetic traces with complete numerical exports; they contain no crop labels or measured soil-water ground truth. The crop experiment reads the repository CSV with N, P, K, temperature, humidity, ph, rainfall and label, corresponding to the published dataset schema [14], [15]. Its 2,200 records contain 22 balanced labels. The exact CSV is identified by SHA256 54a5a6e5408668e668667efc50de2fc867c1b875e0431b4f54dd331b0a109a4e. Its original collection and download provenance remains a limitation.</w:t>
+        <w:t>Operational results and crop labels have separate provenance. The browser controller experiment contains nine prescribed synthetic traces with numerical exports. Wokwi adds 18 serial-command functional scenarios, a LIVE demonstration using DHT22/ADC models, circuit screenshots and actual MQTT receiver records. None provides crop labels or measured soil-water ground truth. The crop experiment uses the repository CSV with N, P, K, temperature, humidity, pH, rainfall and label, corresponding to the public dataset schema [14], [15]. It contains 2,200 records and 22 balanced classes; SHA256 is 54a5a6e5408668e668667efc50de2fc867c1b875e0431b4f54dd331b0a109a4e. Original collection provenance and geographical representativeness remain limitations.</w:t>
       </w:r>
     </w:p>
     <w:p>
@@ -2969,7 +2905,7 @@
                 <w:color w:val="000000"/>
                 <w:sz w:val="18"/>
               </w:rPr>
-              <w:t>Nine deterministic synthetic traces, 120 software seconds each; one execution per scenario</w:t>
+              <w:t>Nine browser traces (120 s each) plus 18 Wokwi functional cases and a separate LIVE sensor-model demonstration</w:t>
             </w:r>
           </w:p>
         </w:tc>
@@ -3042,7 +2978,7 @@
                 <w:color w:val="000000"/>
                 <w:sz w:val="18"/>
               </w:rPr>
-              <w:t>5-second samples, one-second state clock, mean of up to five valid samples; filter cleared on fault</w:t>
+              <w:t>5-second samples and up to five valid samples per average; browser one-second state ticks; firmware uses millis timers</w:t>
             </w:r>
           </w:p>
         </w:tc>
@@ -3261,7 +3197,7 @@
                 <w:color w:val="000000"/>
                 <w:sz w:val="18"/>
               </w:rPr>
-              <w:t>Each run saves JSON and per-second CSV; offline transport retains only one pending snapshot</w:t>
+              <w:t>Browser JSON/per-second CSV; Wokwi Serial plus 95 actual receiver records; only latest unsent snapshot retained</w:t>
             </w:r>
           </w:p>
         </w:tc>
@@ -3575,7 +3511,7 @@
         <w:rPr>
           <w:b/>
           <w:bCs/>
-          <w:color w:val="000000" w:themeColor="text1"/>
+          <w:color w:val="000000"/>
           <w:sz w:val="24"/>
           <w:szCs w:val="24"/>
         </w:rPr>
@@ -4392,7 +4328,7 @@
           <w:sz w:val="22"/>
           <w:szCs w:val="22"/>
         </w:rPr>
-        <w:t>The Python inference function is checked against the supplied C++ controller on 1,000 seed-42 random inputs and 150 boundary combinations. Agreement is accepted within 0.00002 minutes to allow floating-point differences. The test bench also checks all 27 rule peaks, selected boundaries, invalid values and filter response. This is selected numerical verification, not an exhaustive proof for every real-valued input.</w:t>
+        <w:t>Python and the shared C++ controller are compared at 1,000 seed-42 random inputs and 150 boundary combinations, accepting differences within 0.00002 command minutes. A separate host C++ sweep checks valid coverage and output bounds at all 520,251 integer-domain points (101 moisture × 51 temperature × 101 humidity values), plus the 27 consequent peaks, selected boundaries, invalid inputs, filter arithmetic, timer expiry and millis wrap. These are numerical software checks; they neither prove every real-valued input nor constitute physical or repeated Wokwi trials.</w:t>
       </w:r>
     </w:p>
     <w:p>
@@ -4413,7 +4349,7 @@
         <w:rPr>
           <w:b/>
           <w:bCs/>
-          <w:color w:val="000000" w:themeColor="text1"/>
+          <w:color w:val="000000"/>
           <w:sz w:val="24"/>
           <w:szCs w:val="24"/>
         </w:rPr>
@@ -4453,7 +4389,7 @@
           <w:sz w:val="22"/>
           <w:szCs w:val="22"/>
         </w:rPr>
-        <w:t>The simulator samples at five-second intervals and averages up to five valid samples. An initial dose and subsequent 60-second windows can start the current command. One command minute lasts one software second: a 40-minute command is displayed as 40 accelerated simulation seconds. Raw moisture &gt;=80% or a zero command stops an active dose at the next sample. An injected sensor fault stops both outputs on its one-second software tick, clears the filter and sets command zero. Fault recovery resumes at the next five-second sample. The Wokwi firmware can request an immediate recovery sample, so recovery schedules are not cycle-equivalent.</w:t>
+        <w:t>The browser samples every five seconds on a one-second state clock and averages up to five valid samples. Initial and subsequent 60-second dose windows may start a command. One command minute equals one simulation second. Raw moisture &gt;=80% or a zero command stops an active dose at a sampling tick; an injected fault stops the browser output on its one-second tick and clears the filter. The firmware uses the same command scale, SAMPLE_MS=5000 and DOSE_WINDOW_MS=60000, with a separate local timer and network task. FAULT ON stops GPIO2 and clears the filter; recovery or CASE commands request a fresh sample. Browser and firmware recovery schedules therefore differ and are not cycle-equivalent.</w:t>
       </w:r>
     </w:p>
     <w:p>
@@ -4494,7 +4430,7 @@
         <w:rPr>
           <w:b/>
           <w:bCs/>
-          <w:color w:val="000000" w:themeColor="text1"/>
+          <w:color w:val="000000"/>
           <w:sz w:val="24"/>
           <w:szCs w:val="24"/>
         </w:rPr>
@@ -4712,7 +4648,7 @@
           <w:sz w:val="22"/>
           <w:szCs w:val="22"/>
         </w:rPr>
-        <w:t>10) Display the calculated traces and optional crop scores in the local browser. Retain screenshots with their replay times and run IDs. Main-dashboard MQTT collection is a separate application path.</w:t>
+        <w:t>10) Display browser traces and independent crop scores; retain replay times and run IDs. In the complementary Wokwi experiment, compile the four project files, execute CASE 1 through CASE 18 with the prescribed transitions, record Serial/GPIO2 state and archive actual subscriber receipts. Table 6a gives those conditions. LIVE selects the virtual DHT22 and potentiometer rather than serial overrides.</w:t>
       </w:r>
     </w:p>
     <w:p>
@@ -4733,7 +4669,7 @@
         <w:rPr>
           <w:b/>
           <w:bCs/>
-          <w:color w:val="000000" w:themeColor="text1"/>
+          <w:color w:val="000000"/>
           <w:sz w:val="24"/>
           <w:szCs w:val="24"/>
         </w:rPr>
@@ -5121,7 +5057,7 @@
                 <w:color w:val="000000" w:themeColor="text1"/>
                 <w:sz w:val="18"/>
               </w:rPr>
-              <w:t>C++ / Arduino-style ESP32 design</w:t>
+              <w:t>C++ / Arduino ESP32 firmware and Python browser simulator</w:t>
             </w:r>
           </w:p>
         </w:tc>
@@ -5143,7 +5079,7 @@
                 <w:color w:val="000000" w:themeColor="text1"/>
                 <w:sz w:val="18"/>
               </w:rPr>
-              <w:t>Supplied C++ controller/diagram plus Python software twin; no new physical build verification</w:t>
+              <w:t>Compiled/running Wokwi firmware, shared controller and diagram; physical assembly not used for reported tests</w:t>
             </w:r>
           </w:p>
         </w:tc>
@@ -5215,7 +5151,7 @@
                 <w:color w:val="000000" w:themeColor="text1"/>
                 <w:sz w:val="18"/>
               </w:rPr>
-              <w:t>TLS enabled, port 8883 default; publisher QoS not verified</w:t>
+              <w:t>Dedicated Wokwi receiver matches :1883/topic; legacy collector defaults to TLS :8883</w:t>
             </w:r>
           </w:p>
         </w:tc>
@@ -5287,7 +5223,7 @@
                 <w:color w:val="000000" w:themeColor="text1"/>
                 <w:sz w:val="18"/>
               </w:rPr>
-              <w:t>Separate plain-MQTT simulation configuration reported; no delivery/buffering guarantee measured</w:t>
+              <w:t>broker.hivemq.com:1883 receives synthetic snapshots; brief reconnect observed, no delivery/latency estimate</w:t>
             </w:r>
           </w:p>
         </w:tc>
@@ -5671,7 +5607,7 @@
         <w:rPr>
           <w:b/>
           <w:bCs/>
-          <w:color w:val="000000" w:themeColor="text1"/>
+          <w:color w:val="000000"/>
           <w:sz w:val="28"/>
           <w:szCs w:val="28"/>
         </w:rPr>
@@ -5696,7 +5632,7 @@
         <w:rPr>
           <w:b/>
           <w:bCs/>
-          <w:color w:val="000000" w:themeColor="text1"/>
+          <w:color w:val="000000"/>
           <w:sz w:val="24"/>
           <w:szCs w:val="24"/>
         </w:rPr>
@@ -5720,7 +5656,7 @@
           <w:sz w:val="22"/>
           <w:szCs w:val="22"/>
         </w:rPr>
-        <w:t>Nine deterministic scenarios were executed using the released Python software engine, each with a 120-second trace and seed 7. A sample occurs every five seconds; state and fault gating advance in one-second steps. There is one execution per prescribed scenario, not an independently replicated field-trial dataset. Uniform bounded moisture noise is enabled for TC-08. Screenshots in Appendix B show actual browser-rendered states, with run IDs and clock values archived in paper-screenshots.json. The Wokwi image below documents the earlier circuit counterpart; the new results do not depend on an online Wokwi build or broker connection.</w:t>
+        <w:t>Two experiments are distinguished. The browser experiment executes nine deterministic scenarios, each for 120 software seconds with seed 7, five-second samples and one-second state/fault ticks. Wokwi executes 18 prescribed functional scenarios through the saved ESP32 firmware [16]. CASE commands reset the filter and pending dose; STEP preserves existing filter and dose history. The original firmware suite shares one boot, with later TC18 framing repeats counted once. The LIVE demonstration reads the Wokwi sensor models. These are functional observations, not independent field replications. Browser screenshots are in Figures 5–15; Figure 4 and Figures 16–34 preserve Wokwi circuit-and-Serial views.</w:t>
       </w:r>
     </w:p>
     <w:p>
@@ -5734,26 +5670,22 @@
         </w:rPr>
       </w:pPr>
       <w:r>
-        <w:rPr>
-          <w:noProof/>
-        </w:rPr>
         <w:drawing>
-          <wp:inline distT="0" distB="0" distL="0" distR="0" wp14:anchorId="592292EB" wp14:editId="21BAB3F5">
-            <wp:extent cx="4053840" cy="2951676"/>
-            <wp:effectExtent l="0" t="0" r="3810" b="1270"/>
-            <wp:docPr id="596454555" name="Picture 1"/>
+          <wp:inline xmlns:a="http://schemas.openxmlformats.org/drawingml/2006/main" xmlns:pic="http://schemas.openxmlformats.org/drawingml/2006/picture">
+            <wp:extent cx="5943600" cy="2842999"/>
+            <wp:docPr id="1570744401" name="Picture 1570744401" descr="W-01 actual Wokwi circuit and Serial output; normal command 8 min; GPIO2 HIGH."/>
             <wp:cNvGraphicFramePr>
-              <a:graphicFrameLocks xmlns:a="http://schemas.openxmlformats.org/drawingml/2006/main" noChangeAspect="1"/>
+              <a:graphicFrameLocks noChangeAspect="1"/>
             </wp:cNvGraphicFramePr>
-            <a:graphic xmlns:a="http://schemas.openxmlformats.org/drawingml/2006/main">
+            <a:graphic>
               <a:graphicData uri="http://schemas.openxmlformats.org/drawingml/2006/picture">
-                <pic:pic xmlns:pic="http://schemas.openxmlformats.org/drawingml/2006/picture">
+                <pic:pic>
                   <pic:nvPicPr>
-                    <pic:cNvPr id="596454555" name=""/>
+                    <pic:cNvPr id="0" name="TC01-normal-initial-command.jpg"/>
                     <pic:cNvPicPr/>
                   </pic:nvPicPr>
                   <pic:blipFill>
-                    <a:blip r:embed="rId8"/>
+                    <a:blip r:embed="rId27"/>
                     <a:stretch>
                       <a:fillRect/>
                     </a:stretch>
@@ -5761,11 +5693,9 @@
                   <pic:spPr>
                     <a:xfrm>
                       <a:off x="0" y="0"/>
-                      <a:ext cx="4086919" cy="2975762"/>
+                      <a:ext cx="5943600" cy="2842999"/>
                     </a:xfrm>
-                    <a:prstGeom prst="rect">
-                      <a:avLst/>
-                    </a:prstGeom>
+                    <a:prstGeom prst="rect"/>
                   </pic:spPr>
                 </pic:pic>
               </a:graphicData>
@@ -5796,7 +5726,7 @@
           <w:sz w:val="20"/>
           <w:szCs w:val="21"/>
         </w:rPr>
-        <w:t>Figure 4: Earlier Wokwi Circuit Counterpart Not the Source of the New Browser Experiment Traces</w:t>
+        <w:t>Figure 4: Tested Wokwi Circuit and Serial Monitor at Normal Input with an 8-Minute Command and GPIO2 HIGH</w:t>
       </w:r>
     </w:p>
     <w:p>
@@ -5817,7 +5747,7 @@
         <w:rPr>
           <w:b/>
           <w:bCs/>
-          <w:color w:val="000000" w:themeColor="text1"/>
+          <w:color w:val="000000"/>
           <w:sz w:val="24"/>
           <w:szCs w:val="24"/>
         </w:rPr>
@@ -7606,7 +7536,7 @@
           <w:sz w:val="22"/>
           <w:szCs w:val="22"/>
         </w:rPr>
-        <w:t>Table 6 records the complete prescribed conditions and selected observed states. The same trace drives both controllers. These outcomes replace the legacy 8.1-minute and 38.7-minute descriptions; no claim is made that the new rule base reproduces those undocumented values.</w:t>
+        <w:t>Table 6 records the browser conditions and selected states, with identical observations driving both policies. Table 6a separately records all 18 Wokwi conditions. Browser IDs TC-01–TC-09 and paper firmware IDs W-01–W-18 belong to different experiments; firmware Serial labels TC01–TC18 map directly to W-01–W-18. These source-defined outputs replace the undocumented legacy 8.1- and 38.7-minute values.</w:t>
       </w:r>
     </w:p>
     <w:p>
@@ -7706,7 +7636,7 @@
           <w:sz w:val="22"/>
           <w:szCs w:val="22"/>
         </w:rPr>
-        <w:t>TC-07 disables the transport surrogate from 10 to 40 seconds. Local fuzzy output remains on at 35 seconds, while the collector retains its 5-second snapshot, now 30 seconds old. At 40 seconds the latest snapshot is delivered. Six intermediate offline snapshots are overwritten in this trace; the result does not demonstrate lossless buffering or actual MQTT reconnection performance.</w:t>
+        <w:t>Browser TC-07 disables its transport surrogate from 10 to 40 seconds. The local fuzzy output remains on at 35 seconds while the collector retains a 5-second snapshot, now 30 seconds old. At 40 seconds the latest snapshot is delivered; six intermediate offline snapshots are overwritten. This establishes the browser queue semantics. Actual firmware offline dosing and MQTT reconnection are reported separately as W-11 and W-12.</w:t>
       </w:r>
     </w:p>
     <w:p>
@@ -7726,7 +7656,2602 @@
           <w:sz w:val="22"/>
           <w:szCs w:val="22"/>
         </w:rPr>
-        <w:t>TC-08 supplies seeded uniform moisture noise of +/-10 percentage points around 30%, clamped to the valid range. The raw and five-sample traces are directly inspectable and repeated seed-7 runs are identical. TC-09 prescribes a 65-to-10% drying ramp. Its moisture is independent of output, so it tests policy response without claiming a closed-loop soil-water experiment.</w:t>
+        <w:t>TC-08 applies seed-7 uniform moisture noise of ±10 percentage points around 30%. Repeated seed-7 traces are identical. TC-09 applies a prescribed 65-to-10% ramp independently of pump output, testing policy response without a soil-water feedback model.</w:t>
+      </w:r>
+    </w:p>
+    <w:p>
+      <w:pPr>
+        <w:keepNext w:val="0"/>
+        <w:pageBreakBefore w:val="0"/>
+        <w:spacing w:after="120"/>
+      </w:pPr>
+      <w:r>
+        <w:rPr>
+          <w:b/>
+          <w:sz w:val="22"/>
+        </w:rPr>
+        <w:t>Complementary Wokwi firmware scenarios</w:t>
+      </w:r>
+    </w:p>
+    <w:p>
+      <w:pPr>
+        <w:keepNext w:val="0"/>
+        <w:spacing w:after="120"/>
+      </w:pPr>
+      <w:r>
+        <w:rPr>
+          <w:b w:val="0"/>
+          <w:sz w:val="20"/>
+        </w:rPr>
+        <w:t>Table 6a uses M/T/RH in percent/°C/percent. All cases passed against source-defined expectations. An 8-minute command is an 8-second accelerated dose, not eight measured irrigation minutes. Commands separated by a semicolon below are entered sequentially in Serial. A complete case record is required before evaluation; STATUS reports existing state rather than taking a fresh sample.</w:t>
+      </w:r>
+    </w:p>
+    <w:p>
+      <w:pPr>
+        <w:keepNext/>
+        <w:spacing w:after="120"/>
+      </w:pPr>
+      <w:r>
+        <w:rPr>
+          <w:b/>
+          <w:sz w:val="20"/>
+        </w:rPr>
+        <w:t>Table 6a: Wokwi Functional Cases and Observed States</w:t>
+      </w:r>
+    </w:p>
+    <w:tbl>
+      <w:tblPr>
+        <w:tblW w:type="auto" w:w="0"/>
+        <w:jc w:val="center"/>
+        <w:tblLayout w:type="fixed"/>
+        <w:tblLook w:firstColumn="1" w:firstRow="1" w:lastColumn="0" w:lastRow="0" w:noHBand="0" w:noVBand="1" w:val="04A0"/>
+      </w:tblPr>
+      <w:tblGrid>
+        <w:gridCol w:w="2340"/>
+        <w:gridCol w:w="2340"/>
+        <w:gridCol w:w="2340"/>
+        <w:gridCol w:w="2340"/>
+      </w:tblGrid>
+      <w:tr>
+        <w:trPr>
+          <w:cantSplit/>
+          <w:tblHeader/>
+        </w:trPr>
+        <w:tc>
+          <w:tcPr>
+            <w:tcW w:type="dxa" w:w="1224"/>
+            <w:vAlign w:val="center"/>
+            <w:shd w:fill="E8EDF0"/>
+            <w:tcBorders>
+              <w:top w:val="single" w:sz="4" w:color="D9D9D9"/>
+              <w:left w:val="single" w:sz="4" w:color="D9D9D9"/>
+              <w:bottom w:val="single" w:sz="4" w:color="D9D9D9"/>
+              <w:right w:val="single" w:sz="4" w:color="D9D9D9"/>
+            </w:tcBorders>
+            <w:tcMar>
+              <w:top w:w="70" w:type="dxa"/>
+              <w:left w:w="70" w:type="dxa"/>
+              <w:bottom w:w="70" w:type="dxa"/>
+              <w:right w:w="70" w:type="dxa"/>
+            </w:tcMar>
+          </w:tcPr>
+          <w:p>
+            <w:pPr>
+              <w:spacing w:after="40" w:before="40" w:line="240" w:lineRule="auto"/>
+            </w:pPr>
+            <w:r>
+              <w:rPr>
+                <w:b/>
+                <w:color w:val="000000"/>
+                <w:sz w:val="18"/>
+              </w:rPr>
+              <w:t>Paper ID / Serial</w:t>
+            </w:r>
+          </w:p>
+        </w:tc>
+        <w:tc>
+          <w:tcPr>
+            <w:tcW w:type="dxa" w:w="2952"/>
+            <w:vAlign w:val="center"/>
+            <w:shd w:fill="E8EDF0"/>
+            <w:tcBorders>
+              <w:top w:val="single" w:sz="4" w:color="D9D9D9"/>
+              <w:left w:val="single" w:sz="4" w:color="D9D9D9"/>
+              <w:bottom w:val="single" w:sz="4" w:color="D9D9D9"/>
+              <w:right w:val="single" w:sz="4" w:color="D9D9D9"/>
+            </w:tcBorders>
+            <w:tcMar>
+              <w:top w:w="70" w:type="dxa"/>
+              <w:left w:w="70" w:type="dxa"/>
+              <w:bottom w:w="70" w:type="dxa"/>
+              <w:right w:w="70" w:type="dxa"/>
+            </w:tcMar>
+          </w:tcPr>
+          <w:p>
+            <w:pPr>
+              <w:spacing w:after="40" w:before="40" w:line="240" w:lineRule="auto"/>
+            </w:pPr>
+            <w:r>
+              <w:rPr>
+                <w:b/>
+                <w:color w:val="000000"/>
+                <w:sz w:val="18"/>
+              </w:rPr>
+              <w:t>M / T / RH and action</w:t>
+            </w:r>
+          </w:p>
+        </w:tc>
+        <w:tc>
+          <w:tcPr>
+            <w:tcW w:type="dxa" w:w="3888"/>
+            <w:vAlign w:val="center"/>
+            <w:shd w:fill="E8EDF0"/>
+            <w:tcBorders>
+              <w:top w:val="single" w:sz="4" w:color="D9D9D9"/>
+              <w:left w:val="single" w:sz="4" w:color="D9D9D9"/>
+              <w:bottom w:val="single" w:sz="4" w:color="D9D9D9"/>
+              <w:right w:val="single" w:sz="4" w:color="D9D9D9"/>
+            </w:tcBorders>
+            <w:tcMar>
+              <w:top w:w="70" w:type="dxa"/>
+              <w:left w:w="70" w:type="dxa"/>
+              <w:bottom w:w="70" w:type="dxa"/>
+              <w:right w:w="70" w:type="dxa"/>
+            </w:tcMar>
+          </w:tcPr>
+          <w:p>
+            <w:pPr>
+              <w:spacing w:after="40" w:before="40" w:line="240" w:lineRule="auto"/>
+            </w:pPr>
+            <w:r>
+              <w:rPr>
+                <w:b/>
+                <w:color w:val="000000"/>
+                <w:sz w:val="18"/>
+              </w:rPr>
+              <w:t>Observed result</w:t>
+            </w:r>
+          </w:p>
+        </w:tc>
+        <w:tc>
+          <w:tcPr>
+            <w:tcW w:type="dxa" w:w="1296"/>
+            <w:vAlign w:val="center"/>
+            <w:shd w:fill="E8EDF0"/>
+            <w:tcBorders>
+              <w:top w:val="single" w:sz="4" w:color="D9D9D9"/>
+              <w:left w:val="single" w:sz="4" w:color="D9D9D9"/>
+              <w:bottom w:val="single" w:sz="4" w:color="D9D9D9"/>
+              <w:right w:val="single" w:sz="4" w:color="D9D9D9"/>
+            </w:tcBorders>
+            <w:tcMar>
+              <w:top w:w="70" w:type="dxa"/>
+              <w:left w:w="70" w:type="dxa"/>
+              <w:bottom w:w="70" w:type="dxa"/>
+              <w:right w:w="70" w:type="dxa"/>
+            </w:tcMar>
+          </w:tcPr>
+          <w:p>
+            <w:pPr>
+              <w:spacing w:after="40" w:before="40" w:line="240" w:lineRule="auto"/>
+            </w:pPr>
+            <w:r>
+              <w:rPr>
+                <w:b/>
+                <w:color w:val="000000"/>
+                <w:sz w:val="18"/>
+              </w:rPr>
+              <w:t>Evidence</w:t>
+            </w:r>
+          </w:p>
+        </w:tc>
+      </w:tr>
+      <w:tr>
+        <w:trPr>
+          <w:cantSplit/>
+        </w:trPr>
+        <w:tc>
+          <w:tcPr>
+            <w:tcW w:type="dxa" w:w="1224"/>
+            <w:vAlign w:val="center"/>
+            <w:shd w:fill="FFFFFF"/>
+            <w:tcBorders>
+              <w:top w:val="single" w:sz="4" w:color="D9D9D9"/>
+              <w:left w:val="single" w:sz="4" w:color="D9D9D9"/>
+              <w:bottom w:val="single" w:sz="4" w:color="D9D9D9"/>
+              <w:right w:val="single" w:sz="4" w:color="D9D9D9"/>
+            </w:tcBorders>
+            <w:tcMar>
+              <w:top w:w="70" w:type="dxa"/>
+              <w:left w:w="70" w:type="dxa"/>
+              <w:bottom w:w="70" w:type="dxa"/>
+              <w:right w:w="70" w:type="dxa"/>
+            </w:tcMar>
+          </w:tcPr>
+          <w:p>
+            <w:pPr>
+              <w:spacing w:after="40" w:before="40" w:line="240" w:lineRule="auto"/>
+            </w:pPr>
+            <w:r>
+              <w:rPr>
+                <w:b w:val="0"/>
+                <w:color w:val="000000"/>
+                <w:sz w:val="18"/>
+              </w:rPr>
+              <w:t>W-01 / TC01</w:t>
+            </w:r>
+          </w:p>
+        </w:tc>
+        <w:tc>
+          <w:tcPr>
+            <w:tcW w:type="dxa" w:w="2952"/>
+            <w:vAlign w:val="center"/>
+            <w:shd w:fill="FFFFFF"/>
+            <w:tcBorders>
+              <w:top w:val="single" w:sz="4" w:color="D9D9D9"/>
+              <w:left w:val="single" w:sz="4" w:color="D9D9D9"/>
+              <w:bottom w:val="single" w:sz="4" w:color="D9D9D9"/>
+              <w:right w:val="single" w:sz="4" w:color="D9D9D9"/>
+            </w:tcBorders>
+            <w:tcMar>
+              <w:top w:w="70" w:type="dxa"/>
+              <w:left w:w="70" w:type="dxa"/>
+              <w:bottom w:w="70" w:type="dxa"/>
+              <w:right w:w="70" w:type="dxa"/>
+            </w:tcMar>
+          </w:tcPr>
+          <w:p>
+            <w:pPr>
+              <w:spacing w:after="40" w:before="40" w:line="240" w:lineRule="auto"/>
+            </w:pPr>
+            <w:r>
+              <w:rPr>
+                <w:b w:val="0"/>
+                <w:color w:val="000000"/>
+                <w:sz w:val="18"/>
+              </w:rPr>
+              <w:t>50 / 27 / 60; CASE 1</w:t>
+            </w:r>
+          </w:p>
+        </w:tc>
+        <w:tc>
+          <w:tcPr>
+            <w:tcW w:type="dxa" w:w="3888"/>
+            <w:vAlign w:val="center"/>
+            <w:shd w:fill="FFFFFF"/>
+            <w:tcBorders>
+              <w:top w:val="single" w:sz="4" w:color="D9D9D9"/>
+              <w:left w:val="single" w:sz="4" w:color="D9D9D9"/>
+              <w:bottom w:val="single" w:sz="4" w:color="D9D9D9"/>
+              <w:right w:val="single" w:sz="4" w:color="D9D9D9"/>
+            </w:tcBorders>
+            <w:tcMar>
+              <w:top w:w="70" w:type="dxa"/>
+              <w:left w:w="70" w:type="dxa"/>
+              <w:bottom w:w="70" w:type="dxa"/>
+              <w:right w:w="70" w:type="dxa"/>
+            </w:tcMar>
+          </w:tcPr>
+          <w:p>
+            <w:pPr>
+              <w:spacing w:after="40" w:before="40" w:line="240" w:lineRule="auto"/>
+            </w:pPr>
+            <w:r>
+              <w:rPr>
+                <w:b w:val="0"/>
+                <w:color w:val="000000"/>
+                <w:sz w:val="18"/>
+              </w:rPr>
+              <w:t>8.00 min; ON/HIGH; alert NO</w:t>
+            </w:r>
+          </w:p>
+        </w:tc>
+        <w:tc>
+          <w:tcPr>
+            <w:tcW w:type="dxa" w:w="1296"/>
+            <w:vAlign w:val="center"/>
+            <w:shd w:fill="FFFFFF"/>
+            <w:tcBorders>
+              <w:top w:val="single" w:sz="4" w:color="D9D9D9"/>
+              <w:left w:val="single" w:sz="4" w:color="D9D9D9"/>
+              <w:bottom w:val="single" w:sz="4" w:color="D9D9D9"/>
+              <w:right w:val="single" w:sz="4" w:color="D9D9D9"/>
+            </w:tcBorders>
+            <w:tcMar>
+              <w:top w:w="70" w:type="dxa"/>
+              <w:left w:w="70" w:type="dxa"/>
+              <w:bottom w:w="70" w:type="dxa"/>
+              <w:right w:w="70" w:type="dxa"/>
+            </w:tcMar>
+          </w:tcPr>
+          <w:p>
+            <w:pPr>
+              <w:spacing w:after="40" w:before="40" w:line="240" w:lineRule="auto"/>
+            </w:pPr>
+            <w:r>
+              <w:rPr>
+                <w:b w:val="0"/>
+                <w:color w:val="000000"/>
+                <w:sz w:val="18"/>
+              </w:rPr>
+              <w:t>PASS; Fig. 4</w:t>
+            </w:r>
+          </w:p>
+        </w:tc>
+      </w:tr>
+      <w:tr>
+        <w:trPr>
+          <w:cantSplit/>
+        </w:trPr>
+        <w:tc>
+          <w:tcPr>
+            <w:tcW w:type="dxa" w:w="1224"/>
+            <w:vAlign w:val="center"/>
+            <w:shd w:fill="FFFFFF"/>
+            <w:tcBorders>
+              <w:top w:val="single" w:sz="4" w:color="D9D9D9"/>
+              <w:left w:val="single" w:sz="4" w:color="D9D9D9"/>
+              <w:bottom w:val="single" w:sz="4" w:color="D9D9D9"/>
+              <w:right w:val="single" w:sz="4" w:color="D9D9D9"/>
+            </w:tcBorders>
+            <w:tcMar>
+              <w:top w:w="70" w:type="dxa"/>
+              <w:left w:w="70" w:type="dxa"/>
+              <w:bottom w:w="70" w:type="dxa"/>
+              <w:right w:w="70" w:type="dxa"/>
+            </w:tcMar>
+          </w:tcPr>
+          <w:p>
+            <w:pPr>
+              <w:spacing w:after="40" w:before="40" w:line="240" w:lineRule="auto"/>
+            </w:pPr>
+            <w:r>
+              <w:rPr>
+                <w:b w:val="0"/>
+                <w:color w:val="000000"/>
+                <w:sz w:val="18"/>
+              </w:rPr>
+              <w:t>W-02 / TC02</w:t>
+            </w:r>
+          </w:p>
+        </w:tc>
+        <w:tc>
+          <w:tcPr>
+            <w:tcW w:type="dxa" w:w="2952"/>
+            <w:vAlign w:val="center"/>
+            <w:shd w:fill="FFFFFF"/>
+            <w:tcBorders>
+              <w:top w:val="single" w:sz="4" w:color="D9D9D9"/>
+              <w:left w:val="single" w:sz="4" w:color="D9D9D9"/>
+              <w:bottom w:val="single" w:sz="4" w:color="D9D9D9"/>
+              <w:right w:val="single" w:sz="4" w:color="D9D9D9"/>
+            </w:tcBorders>
+            <w:tcMar>
+              <w:top w:w="70" w:type="dxa"/>
+              <w:left w:w="70" w:type="dxa"/>
+              <w:bottom w:w="70" w:type="dxa"/>
+              <w:right w:w="70" w:type="dxa"/>
+            </w:tcMar>
+          </w:tcPr>
+          <w:p>
+            <w:pPr>
+              <w:spacing w:after="40" w:before="40" w:line="240" w:lineRule="auto"/>
+            </w:pPr>
+            <w:r>
+              <w:rPr>
+                <w:b w:val="0"/>
+                <w:color w:val="000000"/>
+                <w:sz w:val="18"/>
+              </w:rPr>
+              <w:t>85 / 27 / 60; CASE 2</w:t>
+            </w:r>
+          </w:p>
+        </w:tc>
+        <w:tc>
+          <w:tcPr>
+            <w:tcW w:type="dxa" w:w="3888"/>
+            <w:vAlign w:val="center"/>
+            <w:shd w:fill="FFFFFF"/>
+            <w:tcBorders>
+              <w:top w:val="single" w:sz="4" w:color="D9D9D9"/>
+              <w:left w:val="single" w:sz="4" w:color="D9D9D9"/>
+              <w:bottom w:val="single" w:sz="4" w:color="D9D9D9"/>
+              <w:right w:val="single" w:sz="4" w:color="D9D9D9"/>
+            </w:tcBorders>
+            <w:tcMar>
+              <w:top w:w="70" w:type="dxa"/>
+              <w:left w:w="70" w:type="dxa"/>
+              <w:bottom w:w="70" w:type="dxa"/>
+              <w:right w:w="70" w:type="dxa"/>
+            </w:tcMar>
+          </w:tcPr>
+          <w:p>
+            <w:pPr>
+              <w:spacing w:after="40" w:before="40" w:line="240" w:lineRule="auto"/>
+            </w:pPr>
+            <w:r>
+              <w:rPr>
+                <w:b w:val="0"/>
+                <w:color w:val="000000"/>
+                <w:sz w:val="18"/>
+              </w:rPr>
+              <w:t>0 min; OFF/LOW</w:t>
+            </w:r>
+          </w:p>
+        </w:tc>
+        <w:tc>
+          <w:tcPr>
+            <w:tcW w:type="dxa" w:w="1296"/>
+            <w:vAlign w:val="center"/>
+            <w:shd w:fill="FFFFFF"/>
+            <w:tcBorders>
+              <w:top w:val="single" w:sz="4" w:color="D9D9D9"/>
+              <w:left w:val="single" w:sz="4" w:color="D9D9D9"/>
+              <w:bottom w:val="single" w:sz="4" w:color="D9D9D9"/>
+              <w:right w:val="single" w:sz="4" w:color="D9D9D9"/>
+            </w:tcBorders>
+            <w:tcMar>
+              <w:top w:w="70" w:type="dxa"/>
+              <w:left w:w="70" w:type="dxa"/>
+              <w:bottom w:w="70" w:type="dxa"/>
+              <w:right w:w="70" w:type="dxa"/>
+            </w:tcMar>
+          </w:tcPr>
+          <w:p>
+            <w:pPr>
+              <w:spacing w:after="40" w:before="40" w:line="240" w:lineRule="auto"/>
+            </w:pPr>
+            <w:r>
+              <w:rPr>
+                <w:b w:val="0"/>
+                <w:color w:val="000000"/>
+                <w:sz w:val="18"/>
+              </w:rPr>
+              <w:t>PASS; Fig. 16</w:t>
+            </w:r>
+          </w:p>
+        </w:tc>
+      </w:tr>
+      <w:tr>
+        <w:trPr>
+          <w:cantSplit/>
+        </w:trPr>
+        <w:tc>
+          <w:tcPr>
+            <w:tcW w:type="dxa" w:w="1224"/>
+            <w:vAlign w:val="center"/>
+            <w:shd w:fill="FFFFFF"/>
+            <w:tcBorders>
+              <w:top w:val="single" w:sz="4" w:color="D9D9D9"/>
+              <w:left w:val="single" w:sz="4" w:color="D9D9D9"/>
+              <w:bottom w:val="single" w:sz="4" w:color="D9D9D9"/>
+              <w:right w:val="single" w:sz="4" w:color="D9D9D9"/>
+            </w:tcBorders>
+            <w:tcMar>
+              <w:top w:w="70" w:type="dxa"/>
+              <w:left w:w="70" w:type="dxa"/>
+              <w:bottom w:w="70" w:type="dxa"/>
+              <w:right w:w="70" w:type="dxa"/>
+            </w:tcMar>
+          </w:tcPr>
+          <w:p>
+            <w:pPr>
+              <w:spacing w:after="40" w:before="40" w:line="240" w:lineRule="auto"/>
+            </w:pPr>
+            <w:r>
+              <w:rPr>
+                <w:b w:val="0"/>
+                <w:color w:val="000000"/>
+                <w:sz w:val="18"/>
+              </w:rPr>
+              <w:t>W-03 / TC03</w:t>
+            </w:r>
+          </w:p>
+        </w:tc>
+        <w:tc>
+          <w:tcPr>
+            <w:tcW w:type="dxa" w:w="2952"/>
+            <w:vAlign w:val="center"/>
+            <w:shd w:fill="FFFFFF"/>
+            <w:tcBorders>
+              <w:top w:val="single" w:sz="4" w:color="D9D9D9"/>
+              <w:left w:val="single" w:sz="4" w:color="D9D9D9"/>
+              <w:bottom w:val="single" w:sz="4" w:color="D9D9D9"/>
+              <w:right w:val="single" w:sz="4" w:color="D9D9D9"/>
+            </w:tcBorders>
+            <w:tcMar>
+              <w:top w:w="70" w:type="dxa"/>
+              <w:left w:w="70" w:type="dxa"/>
+              <w:bottom w:w="70" w:type="dxa"/>
+              <w:right w:w="70" w:type="dxa"/>
+            </w:tcMar>
+          </w:tcPr>
+          <w:p>
+            <w:pPr>
+              <w:spacing w:after="40" w:before="40" w:line="240" w:lineRule="auto"/>
+            </w:pPr>
+            <w:r>
+              <w:rPr>
+                <w:b w:val="0"/>
+                <w:color w:val="000000"/>
+                <w:sz w:val="18"/>
+              </w:rPr>
+              <w:t>10 / 45 / 20; CASE 3</w:t>
+            </w:r>
+          </w:p>
+        </w:tc>
+        <w:tc>
+          <w:tcPr>
+            <w:tcW w:type="dxa" w:w="3888"/>
+            <w:vAlign w:val="center"/>
+            <w:shd w:fill="FFFFFF"/>
+            <w:tcBorders>
+              <w:top w:val="single" w:sz="4" w:color="D9D9D9"/>
+              <w:left w:val="single" w:sz="4" w:color="D9D9D9"/>
+              <w:bottom w:val="single" w:sz="4" w:color="D9D9D9"/>
+              <w:right w:val="single" w:sz="4" w:color="D9D9D9"/>
+            </w:tcBorders>
+            <w:tcMar>
+              <w:top w:w="70" w:type="dxa"/>
+              <w:left w:w="70" w:type="dxa"/>
+              <w:bottom w:w="70" w:type="dxa"/>
+              <w:right w:w="70" w:type="dxa"/>
+            </w:tcMar>
+          </w:tcPr>
+          <w:p>
+            <w:pPr>
+              <w:spacing w:after="40" w:before="40" w:line="240" w:lineRule="auto"/>
+            </w:pPr>
+            <w:r>
+              <w:rPr>
+                <w:b w:val="0"/>
+                <w:color w:val="000000"/>
+                <w:sz w:val="18"/>
+              </w:rPr>
+              <w:t>40.00 min; ON/HIGH; alert YES</w:t>
+            </w:r>
+          </w:p>
+        </w:tc>
+        <w:tc>
+          <w:tcPr>
+            <w:tcW w:type="dxa" w:w="1296"/>
+            <w:vAlign w:val="center"/>
+            <w:shd w:fill="FFFFFF"/>
+            <w:tcBorders>
+              <w:top w:val="single" w:sz="4" w:color="D9D9D9"/>
+              <w:left w:val="single" w:sz="4" w:color="D9D9D9"/>
+              <w:bottom w:val="single" w:sz="4" w:color="D9D9D9"/>
+              <w:right w:val="single" w:sz="4" w:color="D9D9D9"/>
+            </w:tcBorders>
+            <w:tcMar>
+              <w:top w:w="70" w:type="dxa"/>
+              <w:left w:w="70" w:type="dxa"/>
+              <w:bottom w:w="70" w:type="dxa"/>
+              <w:right w:w="70" w:type="dxa"/>
+            </w:tcMar>
+          </w:tcPr>
+          <w:p>
+            <w:pPr>
+              <w:spacing w:after="40" w:before="40" w:line="240" w:lineRule="auto"/>
+            </w:pPr>
+            <w:r>
+              <w:rPr>
+                <w:b w:val="0"/>
+                <w:color w:val="000000"/>
+                <w:sz w:val="18"/>
+              </w:rPr>
+              <w:t>PASS; Fig. 17</w:t>
+            </w:r>
+          </w:p>
+        </w:tc>
+      </w:tr>
+      <w:tr>
+        <w:trPr>
+          <w:cantSplit/>
+        </w:trPr>
+        <w:tc>
+          <w:tcPr>
+            <w:tcW w:type="dxa" w:w="1224"/>
+            <w:vAlign w:val="center"/>
+            <w:shd w:fill="FFFFFF"/>
+            <w:tcBorders>
+              <w:top w:val="single" w:sz="4" w:color="D9D9D9"/>
+              <w:left w:val="single" w:sz="4" w:color="D9D9D9"/>
+              <w:bottom w:val="single" w:sz="4" w:color="D9D9D9"/>
+              <w:right w:val="single" w:sz="4" w:color="D9D9D9"/>
+            </w:tcBorders>
+            <w:tcMar>
+              <w:top w:w="70" w:type="dxa"/>
+              <w:left w:w="70" w:type="dxa"/>
+              <w:bottom w:w="70" w:type="dxa"/>
+              <w:right w:w="70" w:type="dxa"/>
+            </w:tcMar>
+          </w:tcPr>
+          <w:p>
+            <w:pPr>
+              <w:spacing w:after="40" w:before="40" w:line="240" w:lineRule="auto"/>
+            </w:pPr>
+            <w:r>
+              <w:rPr>
+                <w:b w:val="0"/>
+                <w:color w:val="000000"/>
+                <w:sz w:val="18"/>
+              </w:rPr>
+              <w:t>W-04 / TC04</w:t>
+            </w:r>
+          </w:p>
+        </w:tc>
+        <w:tc>
+          <w:tcPr>
+            <w:tcW w:type="dxa" w:w="2952"/>
+            <w:vAlign w:val="center"/>
+            <w:shd w:fill="FFFFFF"/>
+            <w:tcBorders>
+              <w:top w:val="single" w:sz="4" w:color="D9D9D9"/>
+              <w:left w:val="single" w:sz="4" w:color="D9D9D9"/>
+              <w:bottom w:val="single" w:sz="4" w:color="D9D9D9"/>
+              <w:right w:val="single" w:sz="4" w:color="D9D9D9"/>
+            </w:tcBorders>
+            <w:tcMar>
+              <w:top w:w="70" w:type="dxa"/>
+              <w:left w:w="70" w:type="dxa"/>
+              <w:bottom w:w="70" w:type="dxa"/>
+              <w:right w:w="70" w:type="dxa"/>
+            </w:tcMar>
+          </w:tcPr>
+          <w:p>
+            <w:pPr>
+              <w:spacing w:after="40" w:before="40" w:line="240" w:lineRule="auto"/>
+            </w:pPr>
+            <w:r>
+              <w:rPr>
+                <w:b w:val="0"/>
+                <w:color w:val="000000"/>
+                <w:sz w:val="18"/>
+              </w:rPr>
+              <w:t>30 / 27 / 60; CASE 4</w:t>
+            </w:r>
+          </w:p>
+        </w:tc>
+        <w:tc>
+          <w:tcPr>
+            <w:tcW w:type="dxa" w:w="3888"/>
+            <w:vAlign w:val="center"/>
+            <w:shd w:fill="FFFFFF"/>
+            <w:tcBorders>
+              <w:top w:val="single" w:sz="4" w:color="D9D9D9"/>
+              <w:left w:val="single" w:sz="4" w:color="D9D9D9"/>
+              <w:bottom w:val="single" w:sz="4" w:color="D9D9D9"/>
+              <w:right w:val="single" w:sz="4" w:color="D9D9D9"/>
+            </w:tcBorders>
+            <w:tcMar>
+              <w:top w:w="70" w:type="dxa"/>
+              <w:left w:w="70" w:type="dxa"/>
+              <w:bottom w:w="70" w:type="dxa"/>
+              <w:right w:w="70" w:type="dxa"/>
+            </w:tcMar>
+          </w:tcPr>
+          <w:p>
+            <w:pPr>
+              <w:spacing w:after="40" w:before="40" w:line="240" w:lineRule="auto"/>
+            </w:pPr>
+            <w:r>
+              <w:rPr>
+                <w:b w:val="0"/>
+                <w:color w:val="000000"/>
+                <w:sz w:val="18"/>
+              </w:rPr>
+              <w:t>20.00 min; ON; alert YES</w:t>
+            </w:r>
+          </w:p>
+        </w:tc>
+        <w:tc>
+          <w:tcPr>
+            <w:tcW w:type="dxa" w:w="1296"/>
+            <w:vAlign w:val="center"/>
+            <w:shd w:fill="FFFFFF"/>
+            <w:tcBorders>
+              <w:top w:val="single" w:sz="4" w:color="D9D9D9"/>
+              <w:left w:val="single" w:sz="4" w:color="D9D9D9"/>
+              <w:bottom w:val="single" w:sz="4" w:color="D9D9D9"/>
+              <w:right w:val="single" w:sz="4" w:color="D9D9D9"/>
+            </w:tcBorders>
+            <w:tcMar>
+              <w:top w:w="70" w:type="dxa"/>
+              <w:left w:w="70" w:type="dxa"/>
+              <w:bottom w:w="70" w:type="dxa"/>
+              <w:right w:w="70" w:type="dxa"/>
+            </w:tcMar>
+          </w:tcPr>
+          <w:p>
+            <w:pPr>
+              <w:spacing w:after="40" w:before="40" w:line="240" w:lineRule="auto"/>
+            </w:pPr>
+            <w:r>
+              <w:rPr>
+                <w:b w:val="0"/>
+                <w:color w:val="000000"/>
+                <w:sz w:val="18"/>
+              </w:rPr>
+              <w:t>PASS; Fig. 18</w:t>
+            </w:r>
+          </w:p>
+        </w:tc>
+      </w:tr>
+      <w:tr>
+        <w:trPr>
+          <w:cantSplit/>
+        </w:trPr>
+        <w:tc>
+          <w:tcPr>
+            <w:tcW w:type="dxa" w:w="1224"/>
+            <w:vAlign w:val="center"/>
+            <w:shd w:fill="FFFFFF"/>
+            <w:tcBorders>
+              <w:top w:val="single" w:sz="4" w:color="D9D9D9"/>
+              <w:left w:val="single" w:sz="4" w:color="D9D9D9"/>
+              <w:bottom w:val="single" w:sz="4" w:color="D9D9D9"/>
+              <w:right w:val="single" w:sz="4" w:color="D9D9D9"/>
+            </w:tcBorders>
+            <w:tcMar>
+              <w:top w:w="70" w:type="dxa"/>
+              <w:left w:w="70" w:type="dxa"/>
+              <w:bottom w:w="70" w:type="dxa"/>
+              <w:right w:w="70" w:type="dxa"/>
+            </w:tcMar>
+          </w:tcPr>
+          <w:p>
+            <w:pPr>
+              <w:spacing w:after="40" w:before="40" w:line="240" w:lineRule="auto"/>
+            </w:pPr>
+            <w:r>
+              <w:rPr>
+                <w:b w:val="0"/>
+                <w:color w:val="000000"/>
+                <w:sz w:val="18"/>
+              </w:rPr>
+              <w:t>W-05 / TC05</w:t>
+            </w:r>
+          </w:p>
+        </w:tc>
+        <w:tc>
+          <w:tcPr>
+            <w:tcW w:type="dxa" w:w="2952"/>
+            <w:vAlign w:val="center"/>
+            <w:shd w:fill="FFFFFF"/>
+            <w:tcBorders>
+              <w:top w:val="single" w:sz="4" w:color="D9D9D9"/>
+              <w:left w:val="single" w:sz="4" w:color="D9D9D9"/>
+              <w:bottom w:val="single" w:sz="4" w:color="D9D9D9"/>
+              <w:right w:val="single" w:sz="4" w:color="D9D9D9"/>
+            </w:tcBorders>
+            <w:tcMar>
+              <w:top w:w="70" w:type="dxa"/>
+              <w:left w:w="70" w:type="dxa"/>
+              <w:bottom w:w="70" w:type="dxa"/>
+              <w:right w:w="70" w:type="dxa"/>
+            </w:tcMar>
+          </w:tcPr>
+          <w:p>
+            <w:pPr>
+              <w:spacing w:after="40" w:before="40" w:line="240" w:lineRule="auto"/>
+            </w:pPr>
+            <w:r>
+              <w:rPr>
+                <w:b w:val="0"/>
+                <w:color w:val="000000"/>
+                <w:sz w:val="18"/>
+              </w:rPr>
+              <w:t>31 / 27 / 60; CASE 5</w:t>
+            </w:r>
+          </w:p>
+        </w:tc>
+        <w:tc>
+          <w:tcPr>
+            <w:tcW w:type="dxa" w:w="3888"/>
+            <w:vAlign w:val="center"/>
+            <w:shd w:fill="FFFFFF"/>
+            <w:tcBorders>
+              <w:top w:val="single" w:sz="4" w:color="D9D9D9"/>
+              <w:left w:val="single" w:sz="4" w:color="D9D9D9"/>
+              <w:bottom w:val="single" w:sz="4" w:color="D9D9D9"/>
+              <w:right w:val="single" w:sz="4" w:color="D9D9D9"/>
+            </w:tcBorders>
+            <w:tcMar>
+              <w:top w:w="70" w:type="dxa"/>
+              <w:left w:w="70" w:type="dxa"/>
+              <w:bottom w:w="70" w:type="dxa"/>
+              <w:right w:w="70" w:type="dxa"/>
+            </w:tcMar>
+          </w:tcPr>
+          <w:p>
+            <w:pPr>
+              <w:spacing w:after="40" w:before="40" w:line="240" w:lineRule="auto"/>
+            </w:pPr>
+            <w:r>
+              <w:rPr>
+                <w:b w:val="0"/>
+                <w:color w:val="000000"/>
+                <w:sz w:val="18"/>
+              </w:rPr>
+              <w:t>19.40 min; ON; alert NO</w:t>
+            </w:r>
+          </w:p>
+        </w:tc>
+        <w:tc>
+          <w:tcPr>
+            <w:tcW w:type="dxa" w:w="1296"/>
+            <w:vAlign w:val="center"/>
+            <w:shd w:fill="FFFFFF"/>
+            <w:tcBorders>
+              <w:top w:val="single" w:sz="4" w:color="D9D9D9"/>
+              <w:left w:val="single" w:sz="4" w:color="D9D9D9"/>
+              <w:bottom w:val="single" w:sz="4" w:color="D9D9D9"/>
+              <w:right w:val="single" w:sz="4" w:color="D9D9D9"/>
+            </w:tcBorders>
+            <w:tcMar>
+              <w:top w:w="70" w:type="dxa"/>
+              <w:left w:w="70" w:type="dxa"/>
+              <w:bottom w:w="70" w:type="dxa"/>
+              <w:right w:w="70" w:type="dxa"/>
+            </w:tcMar>
+          </w:tcPr>
+          <w:p>
+            <w:pPr>
+              <w:spacing w:after="40" w:before="40" w:line="240" w:lineRule="auto"/>
+            </w:pPr>
+            <w:r>
+              <w:rPr>
+                <w:b w:val="0"/>
+                <w:color w:val="000000"/>
+                <w:sz w:val="18"/>
+              </w:rPr>
+              <w:t>PASS; Fig. 19</w:t>
+            </w:r>
+          </w:p>
+        </w:tc>
+      </w:tr>
+      <w:tr>
+        <w:trPr>
+          <w:cantSplit/>
+        </w:trPr>
+        <w:tc>
+          <w:tcPr>
+            <w:tcW w:type="dxa" w:w="1224"/>
+            <w:vAlign w:val="center"/>
+            <w:shd w:fill="FFFFFF"/>
+            <w:tcBorders>
+              <w:top w:val="single" w:sz="4" w:color="D9D9D9"/>
+              <w:left w:val="single" w:sz="4" w:color="D9D9D9"/>
+              <w:bottom w:val="single" w:sz="4" w:color="D9D9D9"/>
+              <w:right w:val="single" w:sz="4" w:color="D9D9D9"/>
+            </w:tcBorders>
+            <w:tcMar>
+              <w:top w:w="70" w:type="dxa"/>
+              <w:left w:w="70" w:type="dxa"/>
+              <w:bottom w:w="70" w:type="dxa"/>
+              <w:right w:w="70" w:type="dxa"/>
+            </w:tcMar>
+          </w:tcPr>
+          <w:p>
+            <w:pPr>
+              <w:spacing w:after="40" w:before="40" w:line="240" w:lineRule="auto"/>
+            </w:pPr>
+            <w:r>
+              <w:rPr>
+                <w:b w:val="0"/>
+                <w:color w:val="000000"/>
+                <w:sz w:val="18"/>
+              </w:rPr>
+              <w:t>W-06 / TC06</w:t>
+            </w:r>
+          </w:p>
+        </w:tc>
+        <w:tc>
+          <w:tcPr>
+            <w:tcW w:type="dxa" w:w="2952"/>
+            <w:vAlign w:val="center"/>
+            <w:shd w:fill="FFFFFF"/>
+            <w:tcBorders>
+              <w:top w:val="single" w:sz="4" w:color="D9D9D9"/>
+              <w:left w:val="single" w:sz="4" w:color="D9D9D9"/>
+              <w:bottom w:val="single" w:sz="4" w:color="D9D9D9"/>
+              <w:right w:val="single" w:sz="4" w:color="D9D9D9"/>
+            </w:tcBorders>
+            <w:tcMar>
+              <w:top w:w="70" w:type="dxa"/>
+              <w:left w:w="70" w:type="dxa"/>
+              <w:bottom w:w="70" w:type="dxa"/>
+              <w:right w:w="70" w:type="dxa"/>
+            </w:tcMar>
+          </w:tcPr>
+          <w:p>
+            <w:pPr>
+              <w:spacing w:after="40" w:before="40" w:line="240" w:lineRule="auto"/>
+            </w:pPr>
+            <w:r>
+              <w:rPr>
+                <w:b w:val="0"/>
+                <w:color w:val="000000"/>
+                <w:sz w:val="18"/>
+              </w:rPr>
+              <w:t>10 / 10 / 20; CASE 6</w:t>
+            </w:r>
+          </w:p>
+        </w:tc>
+        <w:tc>
+          <w:tcPr>
+            <w:tcW w:type="dxa" w:w="3888"/>
+            <w:vAlign w:val="center"/>
+            <w:shd w:fill="FFFFFF"/>
+            <w:tcBorders>
+              <w:top w:val="single" w:sz="4" w:color="D9D9D9"/>
+              <w:left w:val="single" w:sz="4" w:color="D9D9D9"/>
+              <w:bottom w:val="single" w:sz="4" w:color="D9D9D9"/>
+              <w:right w:val="single" w:sz="4" w:color="D9D9D9"/>
+            </w:tcBorders>
+            <w:tcMar>
+              <w:top w:w="70" w:type="dxa"/>
+              <w:left w:w="70" w:type="dxa"/>
+              <w:bottom w:w="70" w:type="dxa"/>
+              <w:right w:w="70" w:type="dxa"/>
+            </w:tcMar>
+          </w:tcPr>
+          <w:p>
+            <w:pPr>
+              <w:spacing w:after="40" w:before="40" w:line="240" w:lineRule="auto"/>
+            </w:pPr>
+            <w:r>
+              <w:rPr>
+                <w:b w:val="0"/>
+                <w:color w:val="000000"/>
+                <w:sz w:val="18"/>
+              </w:rPr>
+              <w:t>22.00 min; valid and ON</w:t>
+            </w:r>
+          </w:p>
+        </w:tc>
+        <w:tc>
+          <w:tcPr>
+            <w:tcW w:type="dxa" w:w="1296"/>
+            <w:vAlign w:val="center"/>
+            <w:shd w:fill="FFFFFF"/>
+            <w:tcBorders>
+              <w:top w:val="single" w:sz="4" w:color="D9D9D9"/>
+              <w:left w:val="single" w:sz="4" w:color="D9D9D9"/>
+              <w:bottom w:val="single" w:sz="4" w:color="D9D9D9"/>
+              <w:right w:val="single" w:sz="4" w:color="D9D9D9"/>
+            </w:tcBorders>
+            <w:tcMar>
+              <w:top w:w="70" w:type="dxa"/>
+              <w:left w:w="70" w:type="dxa"/>
+              <w:bottom w:w="70" w:type="dxa"/>
+              <w:right w:w="70" w:type="dxa"/>
+            </w:tcMar>
+          </w:tcPr>
+          <w:p>
+            <w:pPr>
+              <w:spacing w:after="40" w:before="40" w:line="240" w:lineRule="auto"/>
+            </w:pPr>
+            <w:r>
+              <w:rPr>
+                <w:b w:val="0"/>
+                <w:color w:val="000000"/>
+                <w:sz w:val="18"/>
+              </w:rPr>
+              <w:t>PASS; Fig. 20</w:t>
+            </w:r>
+          </w:p>
+        </w:tc>
+      </w:tr>
+      <w:tr>
+        <w:trPr>
+          <w:cantSplit/>
+        </w:trPr>
+        <w:tc>
+          <w:tcPr>
+            <w:tcW w:type="dxa" w:w="1224"/>
+            <w:vAlign w:val="center"/>
+            <w:shd w:fill="FFFFFF"/>
+            <w:tcBorders>
+              <w:top w:val="single" w:sz="4" w:color="D9D9D9"/>
+              <w:left w:val="single" w:sz="4" w:color="D9D9D9"/>
+              <w:bottom w:val="single" w:sz="4" w:color="D9D9D9"/>
+              <w:right w:val="single" w:sz="4" w:color="D9D9D9"/>
+            </w:tcBorders>
+            <w:tcMar>
+              <w:top w:w="70" w:type="dxa"/>
+              <w:left w:w="70" w:type="dxa"/>
+              <w:bottom w:w="70" w:type="dxa"/>
+              <w:right w:w="70" w:type="dxa"/>
+            </w:tcMar>
+          </w:tcPr>
+          <w:p>
+            <w:pPr>
+              <w:spacing w:after="40" w:before="40" w:line="240" w:lineRule="auto"/>
+            </w:pPr>
+            <w:r>
+              <w:rPr>
+                <w:b w:val="0"/>
+                <w:color w:val="000000"/>
+                <w:sz w:val="18"/>
+              </w:rPr>
+              <w:t>W-07 / TC07</w:t>
+            </w:r>
+          </w:p>
+        </w:tc>
+        <w:tc>
+          <w:tcPr>
+            <w:tcW w:type="dxa" w:w="2952"/>
+            <w:vAlign w:val="center"/>
+            <w:shd w:fill="FFFFFF"/>
+            <w:tcBorders>
+              <w:top w:val="single" w:sz="4" w:color="D9D9D9"/>
+              <w:left w:val="single" w:sz="4" w:color="D9D9D9"/>
+              <w:bottom w:val="single" w:sz="4" w:color="D9D9D9"/>
+              <w:right w:val="single" w:sz="4" w:color="D9D9D9"/>
+            </w:tcBorders>
+            <w:tcMar>
+              <w:top w:w="70" w:type="dxa"/>
+              <w:left w:w="70" w:type="dxa"/>
+              <w:bottom w:w="70" w:type="dxa"/>
+              <w:right w:w="70" w:type="dxa"/>
+            </w:tcMar>
+          </w:tcPr>
+          <w:p>
+            <w:pPr>
+              <w:spacing w:after="40" w:before="40" w:line="240" w:lineRule="auto"/>
+            </w:pPr>
+            <w:r>
+              <w:rPr>
+                <w:b w:val="0"/>
+                <w:color w:val="000000"/>
+                <w:sz w:val="18"/>
+              </w:rPr>
+              <w:t>0 / 0 / 0; CASE 7</w:t>
+            </w:r>
+          </w:p>
+        </w:tc>
+        <w:tc>
+          <w:tcPr>
+            <w:tcW w:type="dxa" w:w="3888"/>
+            <w:vAlign w:val="center"/>
+            <w:shd w:fill="FFFFFF"/>
+            <w:tcBorders>
+              <w:top w:val="single" w:sz="4" w:color="D9D9D9"/>
+              <w:left w:val="single" w:sz="4" w:color="D9D9D9"/>
+              <w:bottom w:val="single" w:sz="4" w:color="D9D9D9"/>
+              <w:right w:val="single" w:sz="4" w:color="D9D9D9"/>
+            </w:tcBorders>
+            <w:tcMar>
+              <w:top w:w="70" w:type="dxa"/>
+              <w:left w:w="70" w:type="dxa"/>
+              <w:bottom w:w="70" w:type="dxa"/>
+              <w:right w:w="70" w:type="dxa"/>
+            </w:tcMar>
+          </w:tcPr>
+          <w:p>
+            <w:pPr>
+              <w:spacing w:after="40" w:before="40" w:line="240" w:lineRule="auto"/>
+            </w:pPr>
+            <w:r>
+              <w:rPr>
+                <w:b w:val="0"/>
+                <w:color w:val="000000"/>
+                <w:sz w:val="18"/>
+              </w:rPr>
+              <w:t>22.00 min; lower endpoint valid</w:t>
+            </w:r>
+          </w:p>
+        </w:tc>
+        <w:tc>
+          <w:tcPr>
+            <w:tcW w:type="dxa" w:w="1296"/>
+            <w:vAlign w:val="center"/>
+            <w:shd w:fill="FFFFFF"/>
+            <w:tcBorders>
+              <w:top w:val="single" w:sz="4" w:color="D9D9D9"/>
+              <w:left w:val="single" w:sz="4" w:color="D9D9D9"/>
+              <w:bottom w:val="single" w:sz="4" w:color="D9D9D9"/>
+              <w:right w:val="single" w:sz="4" w:color="D9D9D9"/>
+            </w:tcBorders>
+            <w:tcMar>
+              <w:top w:w="70" w:type="dxa"/>
+              <w:left w:w="70" w:type="dxa"/>
+              <w:bottom w:w="70" w:type="dxa"/>
+              <w:right w:w="70" w:type="dxa"/>
+            </w:tcMar>
+          </w:tcPr>
+          <w:p>
+            <w:pPr>
+              <w:spacing w:after="40" w:before="40" w:line="240" w:lineRule="auto"/>
+            </w:pPr>
+            <w:r>
+              <w:rPr>
+                <w:b w:val="0"/>
+                <w:color w:val="000000"/>
+                <w:sz w:val="18"/>
+              </w:rPr>
+              <w:t>PASS; Fig. 21</w:t>
+            </w:r>
+          </w:p>
+        </w:tc>
+      </w:tr>
+      <w:tr>
+        <w:trPr>
+          <w:cantSplit/>
+        </w:trPr>
+        <w:tc>
+          <w:tcPr>
+            <w:tcW w:type="dxa" w:w="1224"/>
+            <w:vAlign w:val="center"/>
+            <w:shd w:fill="FFFFFF"/>
+            <w:tcBorders>
+              <w:top w:val="single" w:sz="4" w:color="D9D9D9"/>
+              <w:left w:val="single" w:sz="4" w:color="D9D9D9"/>
+              <w:bottom w:val="single" w:sz="4" w:color="D9D9D9"/>
+              <w:right w:val="single" w:sz="4" w:color="D9D9D9"/>
+            </w:tcBorders>
+            <w:tcMar>
+              <w:top w:w="70" w:type="dxa"/>
+              <w:left w:w="70" w:type="dxa"/>
+              <w:bottom w:w="70" w:type="dxa"/>
+              <w:right w:w="70" w:type="dxa"/>
+            </w:tcMar>
+          </w:tcPr>
+          <w:p>
+            <w:pPr>
+              <w:spacing w:after="40" w:before="40" w:line="240" w:lineRule="auto"/>
+            </w:pPr>
+            <w:r>
+              <w:rPr>
+                <w:b w:val="0"/>
+                <w:color w:val="000000"/>
+                <w:sz w:val="18"/>
+              </w:rPr>
+              <w:t>W-08 / TC08</w:t>
+            </w:r>
+          </w:p>
+        </w:tc>
+        <w:tc>
+          <w:tcPr>
+            <w:tcW w:type="dxa" w:w="2952"/>
+            <w:vAlign w:val="center"/>
+            <w:shd w:fill="FFFFFF"/>
+            <w:tcBorders>
+              <w:top w:val="single" w:sz="4" w:color="D9D9D9"/>
+              <w:left w:val="single" w:sz="4" w:color="D9D9D9"/>
+              <w:bottom w:val="single" w:sz="4" w:color="D9D9D9"/>
+              <w:right w:val="single" w:sz="4" w:color="D9D9D9"/>
+            </w:tcBorders>
+            <w:tcMar>
+              <w:top w:w="70" w:type="dxa"/>
+              <w:left w:w="70" w:type="dxa"/>
+              <w:bottom w:w="70" w:type="dxa"/>
+              <w:right w:w="70" w:type="dxa"/>
+            </w:tcMar>
+          </w:tcPr>
+          <w:p>
+            <w:pPr>
+              <w:spacing w:after="40" w:before="40" w:line="240" w:lineRule="auto"/>
+            </w:pPr>
+            <w:r>
+              <w:rPr>
+                <w:b w:val="0"/>
+                <w:color w:val="000000"/>
+                <w:sz w:val="18"/>
+              </w:rPr>
+              <w:t>100 / 50 / 100; CASE 8</w:t>
+            </w:r>
+          </w:p>
+        </w:tc>
+        <w:tc>
+          <w:tcPr>
+            <w:tcW w:type="dxa" w:w="3888"/>
+            <w:vAlign w:val="center"/>
+            <w:shd w:fill="FFFFFF"/>
+            <w:tcBorders>
+              <w:top w:val="single" w:sz="4" w:color="D9D9D9"/>
+              <w:left w:val="single" w:sz="4" w:color="D9D9D9"/>
+              <w:bottom w:val="single" w:sz="4" w:color="D9D9D9"/>
+              <w:right w:val="single" w:sz="4" w:color="D9D9D9"/>
+            </w:tcBorders>
+            <w:tcMar>
+              <w:top w:w="70" w:type="dxa"/>
+              <w:left w:w="70" w:type="dxa"/>
+              <w:bottom w:w="70" w:type="dxa"/>
+              <w:right w:w="70" w:type="dxa"/>
+            </w:tcMar>
+          </w:tcPr>
+          <w:p>
+            <w:pPr>
+              <w:spacing w:after="40" w:before="40" w:line="240" w:lineRule="auto"/>
+            </w:pPr>
+            <w:r>
+              <w:rPr>
+                <w:b w:val="0"/>
+                <w:color w:val="000000"/>
+                <w:sz w:val="18"/>
+              </w:rPr>
+              <w:t>0 min; upper endpoint valid</w:t>
+            </w:r>
+          </w:p>
+        </w:tc>
+        <w:tc>
+          <w:tcPr>
+            <w:tcW w:type="dxa" w:w="1296"/>
+            <w:vAlign w:val="center"/>
+            <w:shd w:fill="FFFFFF"/>
+            <w:tcBorders>
+              <w:top w:val="single" w:sz="4" w:color="D9D9D9"/>
+              <w:left w:val="single" w:sz="4" w:color="D9D9D9"/>
+              <w:bottom w:val="single" w:sz="4" w:color="D9D9D9"/>
+              <w:right w:val="single" w:sz="4" w:color="D9D9D9"/>
+            </w:tcBorders>
+            <w:tcMar>
+              <w:top w:w="70" w:type="dxa"/>
+              <w:left w:w="70" w:type="dxa"/>
+              <w:bottom w:w="70" w:type="dxa"/>
+              <w:right w:w="70" w:type="dxa"/>
+            </w:tcMar>
+          </w:tcPr>
+          <w:p>
+            <w:pPr>
+              <w:spacing w:after="40" w:before="40" w:line="240" w:lineRule="auto"/>
+            </w:pPr>
+            <w:r>
+              <w:rPr>
+                <w:b w:val="0"/>
+                <w:color w:val="000000"/>
+                <w:sz w:val="18"/>
+              </w:rPr>
+              <w:t>PASS; Fig. 22</w:t>
+            </w:r>
+          </w:p>
+        </w:tc>
+      </w:tr>
+      <w:tr>
+        <w:trPr>
+          <w:cantSplit/>
+        </w:trPr>
+        <w:tc>
+          <w:tcPr>
+            <w:tcW w:type="dxa" w:w="1224"/>
+            <w:vAlign w:val="center"/>
+            <w:shd w:fill="FFFFFF"/>
+            <w:tcBorders>
+              <w:top w:val="single" w:sz="4" w:color="D9D9D9"/>
+              <w:left w:val="single" w:sz="4" w:color="D9D9D9"/>
+              <w:bottom w:val="single" w:sz="4" w:color="D9D9D9"/>
+              <w:right w:val="single" w:sz="4" w:color="D9D9D9"/>
+            </w:tcBorders>
+            <w:tcMar>
+              <w:top w:w="70" w:type="dxa"/>
+              <w:left w:w="70" w:type="dxa"/>
+              <w:bottom w:w="70" w:type="dxa"/>
+              <w:right w:w="70" w:type="dxa"/>
+            </w:tcMar>
+          </w:tcPr>
+          <w:p>
+            <w:pPr>
+              <w:spacing w:after="40" w:before="40" w:line="240" w:lineRule="auto"/>
+            </w:pPr>
+            <w:r>
+              <w:rPr>
+                <w:b w:val="0"/>
+                <w:color w:val="000000"/>
+                <w:sz w:val="18"/>
+              </w:rPr>
+              <w:t>W-09 / TC09</w:t>
+            </w:r>
+          </w:p>
+        </w:tc>
+        <w:tc>
+          <w:tcPr>
+            <w:tcW w:type="dxa" w:w="2952"/>
+            <w:vAlign w:val="center"/>
+            <w:shd w:fill="FFFFFF"/>
+            <w:tcBorders>
+              <w:top w:val="single" w:sz="4" w:color="D9D9D9"/>
+              <w:left w:val="single" w:sz="4" w:color="D9D9D9"/>
+              <w:bottom w:val="single" w:sz="4" w:color="D9D9D9"/>
+              <w:right w:val="single" w:sz="4" w:color="D9D9D9"/>
+            </w:tcBorders>
+            <w:tcMar>
+              <w:top w:w="70" w:type="dxa"/>
+              <w:left w:w="70" w:type="dxa"/>
+              <w:bottom w:w="70" w:type="dxa"/>
+              <w:right w:w="70" w:type="dxa"/>
+            </w:tcMar>
+          </w:tcPr>
+          <w:p>
+            <w:pPr>
+              <w:spacing w:after="40" w:before="40" w:line="240" w:lineRule="auto"/>
+            </w:pPr>
+            <w:r>
+              <w:rPr>
+                <w:b w:val="0"/>
+                <w:color w:val="000000"/>
+                <w:sz w:val="18"/>
+              </w:rPr>
+              <w:t>10 / 45 / 20; CASE 9; FAULT ON while ON</w:t>
+            </w:r>
+          </w:p>
+        </w:tc>
+        <w:tc>
+          <w:tcPr>
+            <w:tcW w:type="dxa" w:w="3888"/>
+            <w:vAlign w:val="center"/>
+            <w:shd w:fill="FFFFFF"/>
+            <w:tcBorders>
+              <w:top w:val="single" w:sz="4" w:color="D9D9D9"/>
+              <w:left w:val="single" w:sz="4" w:color="D9D9D9"/>
+              <w:bottom w:val="single" w:sz="4" w:color="D9D9D9"/>
+              <w:right w:val="single" w:sz="4" w:color="D9D9D9"/>
+            </w:tcBorders>
+            <w:tcMar>
+              <w:top w:w="70" w:type="dxa"/>
+              <w:left w:w="70" w:type="dxa"/>
+              <w:bottom w:w="70" w:type="dxa"/>
+              <w:right w:w="70" w:type="dxa"/>
+            </w:tcMar>
+          </w:tcPr>
+          <w:p>
+            <w:pPr>
+              <w:spacing w:after="40" w:before="40" w:line="240" w:lineRule="auto"/>
+            </w:pPr>
+            <w:r>
+              <w:rPr>
+                <w:b w:val="0"/>
+                <w:color w:val="000000"/>
+                <w:sz w:val="18"/>
+              </w:rPr>
+              <w:t>Active output stops; invalid/null; 0 min; LOW</w:t>
+            </w:r>
+          </w:p>
+        </w:tc>
+        <w:tc>
+          <w:tcPr>
+            <w:tcW w:type="dxa" w:w="1296"/>
+            <w:vAlign w:val="center"/>
+            <w:shd w:fill="FFFFFF"/>
+            <w:tcBorders>
+              <w:top w:val="single" w:sz="4" w:color="D9D9D9"/>
+              <w:left w:val="single" w:sz="4" w:color="D9D9D9"/>
+              <w:bottom w:val="single" w:sz="4" w:color="D9D9D9"/>
+              <w:right w:val="single" w:sz="4" w:color="D9D9D9"/>
+            </w:tcBorders>
+            <w:tcMar>
+              <w:top w:w="70" w:type="dxa"/>
+              <w:left w:w="70" w:type="dxa"/>
+              <w:bottom w:w="70" w:type="dxa"/>
+              <w:right w:w="70" w:type="dxa"/>
+            </w:tcMar>
+          </w:tcPr>
+          <w:p>
+            <w:pPr>
+              <w:spacing w:after="40" w:before="40" w:line="240" w:lineRule="auto"/>
+            </w:pPr>
+            <w:r>
+              <w:rPr>
+                <w:b w:val="0"/>
+                <w:color w:val="000000"/>
+                <w:sz w:val="18"/>
+              </w:rPr>
+              <w:t>PASS; Fig. 23</w:t>
+            </w:r>
+          </w:p>
+        </w:tc>
+      </w:tr>
+      <w:tr>
+        <w:trPr>
+          <w:cantSplit/>
+        </w:trPr>
+        <w:tc>
+          <w:tcPr>
+            <w:tcW w:type="dxa" w:w="1224"/>
+            <w:vAlign w:val="center"/>
+            <w:shd w:fill="FFFFFF"/>
+            <w:tcBorders>
+              <w:top w:val="single" w:sz="4" w:color="D9D9D9"/>
+              <w:left w:val="single" w:sz="4" w:color="D9D9D9"/>
+              <w:bottom w:val="single" w:sz="4" w:color="D9D9D9"/>
+              <w:right w:val="single" w:sz="4" w:color="D9D9D9"/>
+            </w:tcBorders>
+            <w:tcMar>
+              <w:top w:w="70" w:type="dxa"/>
+              <w:left w:w="70" w:type="dxa"/>
+              <w:bottom w:w="70" w:type="dxa"/>
+              <w:right w:w="70" w:type="dxa"/>
+            </w:tcMar>
+          </w:tcPr>
+          <w:p>
+            <w:pPr>
+              <w:spacing w:after="40" w:before="40" w:line="240" w:lineRule="auto"/>
+            </w:pPr>
+            <w:r>
+              <w:rPr>
+                <w:b w:val="0"/>
+                <w:color w:val="000000"/>
+                <w:sz w:val="18"/>
+              </w:rPr>
+              <w:t>W-10 / TC10</w:t>
+            </w:r>
+          </w:p>
+        </w:tc>
+        <w:tc>
+          <w:tcPr>
+            <w:tcW w:type="dxa" w:w="2952"/>
+            <w:vAlign w:val="center"/>
+            <w:shd w:fill="FFFFFF"/>
+            <w:tcBorders>
+              <w:top w:val="single" w:sz="4" w:color="D9D9D9"/>
+              <w:left w:val="single" w:sz="4" w:color="D9D9D9"/>
+              <w:bottom w:val="single" w:sz="4" w:color="D9D9D9"/>
+              <w:right w:val="single" w:sz="4" w:color="D9D9D9"/>
+            </w:tcBorders>
+            <w:tcMar>
+              <w:top w:w="70" w:type="dxa"/>
+              <w:left w:w="70" w:type="dxa"/>
+              <w:bottom w:w="70" w:type="dxa"/>
+              <w:right w:w="70" w:type="dxa"/>
+            </w:tcMar>
+          </w:tcPr>
+          <w:p>
+            <w:pPr>
+              <w:spacing w:after="40" w:before="40" w:line="240" w:lineRule="auto"/>
+            </w:pPr>
+            <w:r>
+              <w:rPr>
+                <w:b w:val="0"/>
+                <w:color w:val="000000"/>
+                <w:sz w:val="18"/>
+              </w:rPr>
+              <w:t>50 / 27 / 60; CASE 10 clears fault</w:t>
+            </w:r>
+          </w:p>
+        </w:tc>
+        <w:tc>
+          <w:tcPr>
+            <w:tcW w:type="dxa" w:w="3888"/>
+            <w:vAlign w:val="center"/>
+            <w:shd w:fill="FFFFFF"/>
+            <w:tcBorders>
+              <w:top w:val="single" w:sz="4" w:color="D9D9D9"/>
+              <w:left w:val="single" w:sz="4" w:color="D9D9D9"/>
+              <w:bottom w:val="single" w:sz="4" w:color="D9D9D9"/>
+              <w:right w:val="single" w:sz="4" w:color="D9D9D9"/>
+            </w:tcBorders>
+            <w:tcMar>
+              <w:top w:w="70" w:type="dxa"/>
+              <w:left w:w="70" w:type="dxa"/>
+              <w:bottom w:w="70" w:type="dxa"/>
+              <w:right w:w="70" w:type="dxa"/>
+            </w:tcMar>
+          </w:tcPr>
+          <w:p>
+            <w:pPr>
+              <w:spacing w:after="40" w:before="40" w:line="240" w:lineRule="auto"/>
+            </w:pPr>
+            <w:r>
+              <w:rPr>
+                <w:b w:val="0"/>
+                <w:color w:val="000000"/>
+                <w:sz w:val="18"/>
+              </w:rPr>
+              <w:t>Valid sample; fresh filter; 8.00 min; HIGH</w:t>
+            </w:r>
+          </w:p>
+        </w:tc>
+        <w:tc>
+          <w:tcPr>
+            <w:tcW w:type="dxa" w:w="1296"/>
+            <w:vAlign w:val="center"/>
+            <w:shd w:fill="FFFFFF"/>
+            <w:tcBorders>
+              <w:top w:val="single" w:sz="4" w:color="D9D9D9"/>
+              <w:left w:val="single" w:sz="4" w:color="D9D9D9"/>
+              <w:bottom w:val="single" w:sz="4" w:color="D9D9D9"/>
+              <w:right w:val="single" w:sz="4" w:color="D9D9D9"/>
+            </w:tcBorders>
+            <w:tcMar>
+              <w:top w:w="70" w:type="dxa"/>
+              <w:left w:w="70" w:type="dxa"/>
+              <w:bottom w:w="70" w:type="dxa"/>
+              <w:right w:w="70" w:type="dxa"/>
+            </w:tcMar>
+          </w:tcPr>
+          <w:p>
+            <w:pPr>
+              <w:spacing w:after="40" w:before="40" w:line="240" w:lineRule="auto"/>
+            </w:pPr>
+            <w:r>
+              <w:rPr>
+                <w:b w:val="0"/>
+                <w:color w:val="000000"/>
+                <w:sz w:val="18"/>
+              </w:rPr>
+              <w:t>PASS; Fig. 24</w:t>
+            </w:r>
+          </w:p>
+        </w:tc>
+      </w:tr>
+      <w:tr>
+        <w:trPr>
+          <w:cantSplit/>
+        </w:trPr>
+        <w:tc>
+          <w:tcPr>
+            <w:tcW w:type="dxa" w:w="1224"/>
+            <w:vAlign w:val="center"/>
+            <w:shd w:fill="FFFFFF"/>
+            <w:tcBorders>
+              <w:top w:val="single" w:sz="4" w:color="D9D9D9"/>
+              <w:left w:val="single" w:sz="4" w:color="D9D9D9"/>
+              <w:bottom w:val="single" w:sz="4" w:color="D9D9D9"/>
+              <w:right w:val="single" w:sz="4" w:color="D9D9D9"/>
+            </w:tcBorders>
+            <w:tcMar>
+              <w:top w:w="70" w:type="dxa"/>
+              <w:left w:w="70" w:type="dxa"/>
+              <w:bottom w:w="70" w:type="dxa"/>
+              <w:right w:w="70" w:type="dxa"/>
+            </w:tcMar>
+          </w:tcPr>
+          <w:p>
+            <w:pPr>
+              <w:spacing w:after="40" w:before="40" w:line="240" w:lineRule="auto"/>
+            </w:pPr>
+            <w:r>
+              <w:rPr>
+                <w:b w:val="0"/>
+                <w:color w:val="000000"/>
+                <w:sz w:val="18"/>
+              </w:rPr>
+              <w:t>W-11 / TC11</w:t>
+            </w:r>
+          </w:p>
+        </w:tc>
+        <w:tc>
+          <w:tcPr>
+            <w:tcW w:type="dxa" w:w="2952"/>
+            <w:vAlign w:val="center"/>
+            <w:shd w:fill="FFFFFF"/>
+            <w:tcBorders>
+              <w:top w:val="single" w:sz="4" w:color="D9D9D9"/>
+              <w:left w:val="single" w:sz="4" w:color="D9D9D9"/>
+              <w:bottom w:val="single" w:sz="4" w:color="D9D9D9"/>
+              <w:right w:val="single" w:sz="4" w:color="D9D9D9"/>
+            </w:tcBorders>
+            <w:tcMar>
+              <w:top w:w="70" w:type="dxa"/>
+              <w:left w:w="70" w:type="dxa"/>
+              <w:bottom w:w="70" w:type="dxa"/>
+              <w:right w:w="70" w:type="dxa"/>
+            </w:tcMar>
+          </w:tcPr>
+          <w:p>
+            <w:pPr>
+              <w:spacing w:after="40" w:before="40" w:line="240" w:lineRule="auto"/>
+            </w:pPr>
+            <w:r>
+              <w:rPr>
+                <w:b w:val="0"/>
+                <w:color w:val="000000"/>
+                <w:sz w:val="18"/>
+              </w:rPr>
+              <w:t>50 / 27 / 60; CASE 11; wait &gt;8 s offline</w:t>
+            </w:r>
+          </w:p>
+        </w:tc>
+        <w:tc>
+          <w:tcPr>
+            <w:tcW w:type="dxa" w:w="3888"/>
+            <w:vAlign w:val="center"/>
+            <w:shd w:fill="FFFFFF"/>
+            <w:tcBorders>
+              <w:top w:val="single" w:sz="4" w:color="D9D9D9"/>
+              <w:left w:val="single" w:sz="4" w:color="D9D9D9"/>
+              <w:bottom w:val="single" w:sz="4" w:color="D9D9D9"/>
+              <w:right w:val="single" w:sz="4" w:color="D9D9D9"/>
+            </w:tcBorders>
+            <w:tcMar>
+              <w:top w:w="70" w:type="dxa"/>
+              <w:left w:w="70" w:type="dxa"/>
+              <w:bottom w:w="70" w:type="dxa"/>
+              <w:right w:w="70" w:type="dxa"/>
+            </w:tcMar>
+          </w:tcPr>
+          <w:p>
+            <w:pPr>
+              <w:spacing w:after="40" w:before="40" w:line="240" w:lineRule="auto"/>
+            </w:pPr>
+            <w:r>
+              <w:rPr>
+                <w:b w:val="0"/>
+                <w:color w:val="000000"/>
+                <w:sz w:val="18"/>
+              </w:rPr>
+              <w:t>8-second local dose completes; LOW; MQTT OFF</w:t>
+            </w:r>
+          </w:p>
+        </w:tc>
+        <w:tc>
+          <w:tcPr>
+            <w:tcW w:type="dxa" w:w="1296"/>
+            <w:vAlign w:val="center"/>
+            <w:shd w:fill="FFFFFF"/>
+            <w:tcBorders>
+              <w:top w:val="single" w:sz="4" w:color="D9D9D9"/>
+              <w:left w:val="single" w:sz="4" w:color="D9D9D9"/>
+              <w:bottom w:val="single" w:sz="4" w:color="D9D9D9"/>
+              <w:right w:val="single" w:sz="4" w:color="D9D9D9"/>
+            </w:tcBorders>
+            <w:tcMar>
+              <w:top w:w="70" w:type="dxa"/>
+              <w:left w:w="70" w:type="dxa"/>
+              <w:bottom w:w="70" w:type="dxa"/>
+              <w:right w:w="70" w:type="dxa"/>
+            </w:tcMar>
+          </w:tcPr>
+          <w:p>
+            <w:pPr>
+              <w:spacing w:after="40" w:before="40" w:line="240" w:lineRule="auto"/>
+            </w:pPr>
+            <w:r>
+              <w:rPr>
+                <w:b w:val="0"/>
+                <w:color w:val="000000"/>
+                <w:sz w:val="18"/>
+              </w:rPr>
+              <w:t>PASS; Fig. 25</w:t>
+            </w:r>
+          </w:p>
+        </w:tc>
+      </w:tr>
+      <w:tr>
+        <w:trPr>
+          <w:cantSplit/>
+        </w:trPr>
+        <w:tc>
+          <w:tcPr>
+            <w:tcW w:type="dxa" w:w="1224"/>
+            <w:vAlign w:val="center"/>
+            <w:shd w:fill="FFFFFF"/>
+            <w:tcBorders>
+              <w:top w:val="single" w:sz="4" w:color="D9D9D9"/>
+              <w:left w:val="single" w:sz="4" w:color="D9D9D9"/>
+              <w:bottom w:val="single" w:sz="4" w:color="D9D9D9"/>
+              <w:right w:val="single" w:sz="4" w:color="D9D9D9"/>
+            </w:tcBorders>
+            <w:tcMar>
+              <w:top w:w="70" w:type="dxa"/>
+              <w:left w:w="70" w:type="dxa"/>
+              <w:bottom w:w="70" w:type="dxa"/>
+              <w:right w:w="70" w:type="dxa"/>
+            </w:tcMar>
+          </w:tcPr>
+          <w:p>
+            <w:pPr>
+              <w:spacing w:after="40" w:before="40" w:line="240" w:lineRule="auto"/>
+            </w:pPr>
+            <w:r>
+              <w:rPr>
+                <w:b w:val="0"/>
+                <w:color w:val="000000"/>
+                <w:sz w:val="18"/>
+              </w:rPr>
+              <w:t>W-12 / TC12</w:t>
+            </w:r>
+          </w:p>
+        </w:tc>
+        <w:tc>
+          <w:tcPr>
+            <w:tcW w:type="dxa" w:w="2952"/>
+            <w:vAlign w:val="center"/>
+            <w:shd w:fill="FFFFFF"/>
+            <w:tcBorders>
+              <w:top w:val="single" w:sz="4" w:color="D9D9D9"/>
+              <w:left w:val="single" w:sz="4" w:color="D9D9D9"/>
+              <w:bottom w:val="single" w:sz="4" w:color="D9D9D9"/>
+              <w:right w:val="single" w:sz="4" w:color="D9D9D9"/>
+            </w:tcBorders>
+            <w:tcMar>
+              <w:top w:w="70" w:type="dxa"/>
+              <w:left w:w="70" w:type="dxa"/>
+              <w:bottom w:w="70" w:type="dxa"/>
+              <w:right w:w="70" w:type="dxa"/>
+            </w:tcMar>
+          </w:tcPr>
+          <w:p>
+            <w:pPr>
+              <w:spacing w:after="40" w:before="40" w:line="240" w:lineRule="auto"/>
+            </w:pPr>
+            <w:r>
+              <w:rPr>
+                <w:b w:val="0"/>
+                <w:color w:val="000000"/>
+                <w:sz w:val="18"/>
+              </w:rPr>
+              <w:t>50 / 27 / 60; CASE 12; wait for reconnect</w:t>
+            </w:r>
+          </w:p>
+        </w:tc>
+        <w:tc>
+          <w:tcPr>
+            <w:tcW w:type="dxa" w:w="3888"/>
+            <w:vAlign w:val="center"/>
+            <w:shd w:fill="FFFFFF"/>
+            <w:tcBorders>
+              <w:top w:val="single" w:sz="4" w:color="D9D9D9"/>
+              <w:left w:val="single" w:sz="4" w:color="D9D9D9"/>
+              <w:bottom w:val="single" w:sz="4" w:color="D9D9D9"/>
+              <w:right w:val="single" w:sz="4" w:color="D9D9D9"/>
+            </w:tcBorders>
+            <w:tcMar>
+              <w:top w:w="70" w:type="dxa"/>
+              <w:left w:w="70" w:type="dxa"/>
+              <w:bottom w:w="70" w:type="dxa"/>
+              <w:right w:w="70" w:type="dxa"/>
+            </w:tcMar>
+          </w:tcPr>
+          <w:p>
+            <w:pPr>
+              <w:spacing w:after="40" w:before="40" w:line="240" w:lineRule="auto"/>
+            </w:pPr>
+            <w:r>
+              <w:rPr>
+                <w:b w:val="0"/>
+                <w:color w:val="000000"/>
+                <w:sz w:val="18"/>
+              </w:rPr>
+              <w:t>MQTT ON; actual receiver resumes at seq 52</w:t>
+            </w:r>
+          </w:p>
+        </w:tc>
+        <w:tc>
+          <w:tcPr>
+            <w:tcW w:type="dxa" w:w="1296"/>
+            <w:vAlign w:val="center"/>
+            <w:shd w:fill="FFFFFF"/>
+            <w:tcBorders>
+              <w:top w:val="single" w:sz="4" w:color="D9D9D9"/>
+              <w:left w:val="single" w:sz="4" w:color="D9D9D9"/>
+              <w:bottom w:val="single" w:sz="4" w:color="D9D9D9"/>
+              <w:right w:val="single" w:sz="4" w:color="D9D9D9"/>
+            </w:tcBorders>
+            <w:tcMar>
+              <w:top w:w="70" w:type="dxa"/>
+              <w:left w:w="70" w:type="dxa"/>
+              <w:bottom w:w="70" w:type="dxa"/>
+              <w:right w:w="70" w:type="dxa"/>
+            </w:tcMar>
+          </w:tcPr>
+          <w:p>
+            <w:pPr>
+              <w:spacing w:after="40" w:before="40" w:line="240" w:lineRule="auto"/>
+            </w:pPr>
+            <w:r>
+              <w:rPr>
+                <w:b w:val="0"/>
+                <w:color w:val="000000"/>
+                <w:sz w:val="18"/>
+              </w:rPr>
+              <w:t>PASS; Fig. 26</w:t>
+            </w:r>
+          </w:p>
+        </w:tc>
+      </w:tr>
+      <w:tr>
+        <w:trPr>
+          <w:cantSplit/>
+        </w:trPr>
+        <w:tc>
+          <w:tcPr>
+            <w:tcW w:type="dxa" w:w="1224"/>
+            <w:vAlign w:val="center"/>
+            <w:shd w:fill="FFFFFF"/>
+            <w:tcBorders>
+              <w:top w:val="single" w:sz="4" w:color="D9D9D9"/>
+              <w:left w:val="single" w:sz="4" w:color="D9D9D9"/>
+              <w:bottom w:val="single" w:sz="4" w:color="D9D9D9"/>
+              <w:right w:val="single" w:sz="4" w:color="D9D9D9"/>
+            </w:tcBorders>
+            <w:tcMar>
+              <w:top w:w="70" w:type="dxa"/>
+              <w:left w:w="70" w:type="dxa"/>
+              <w:bottom w:w="70" w:type="dxa"/>
+              <w:right w:w="70" w:type="dxa"/>
+            </w:tcMar>
+          </w:tcPr>
+          <w:p>
+            <w:pPr>
+              <w:spacing w:after="40" w:before="40" w:line="240" w:lineRule="auto"/>
+            </w:pPr>
+            <w:r>
+              <w:rPr>
+                <w:b w:val="0"/>
+                <w:color w:val="000000"/>
+                <w:sz w:val="18"/>
+              </w:rPr>
+              <w:t>W-13 / TC13</w:t>
+            </w:r>
+          </w:p>
+        </w:tc>
+        <w:tc>
+          <w:tcPr>
+            <w:tcW w:type="dxa" w:w="2952"/>
+            <w:vAlign w:val="center"/>
+            <w:shd w:fill="FFFFFF"/>
+            <w:tcBorders>
+              <w:top w:val="single" w:sz="4" w:color="D9D9D9"/>
+              <w:left w:val="single" w:sz="4" w:color="D9D9D9"/>
+              <w:bottom w:val="single" w:sz="4" w:color="D9D9D9"/>
+              <w:right w:val="single" w:sz="4" w:color="D9D9D9"/>
+            </w:tcBorders>
+            <w:tcMar>
+              <w:top w:w="70" w:type="dxa"/>
+              <w:left w:w="70" w:type="dxa"/>
+              <w:bottom w:w="70" w:type="dxa"/>
+              <w:right w:w="70" w:type="dxa"/>
+            </w:tcMar>
+          </w:tcPr>
+          <w:p>
+            <w:pPr>
+              <w:spacing w:after="40" w:before="40" w:line="240" w:lineRule="auto"/>
+            </w:pPr>
+            <w:r>
+              <w:rPr>
+                <w:b w:val="0"/>
+                <w:color w:val="000000"/>
+                <w:sz w:val="18"/>
+              </w:rPr>
+              <w:t>29 / 27 / 60; CASE 13 (reference)</w:t>
+            </w:r>
+          </w:p>
+        </w:tc>
+        <w:tc>
+          <w:tcPr>
+            <w:tcW w:type="dxa" w:w="3888"/>
+            <w:vAlign w:val="center"/>
+            <w:shd w:fill="FFFFFF"/>
+            <w:tcBorders>
+              <w:top w:val="single" w:sz="4" w:color="D9D9D9"/>
+              <w:left w:val="single" w:sz="4" w:color="D9D9D9"/>
+              <w:bottom w:val="single" w:sz="4" w:color="D9D9D9"/>
+              <w:right w:val="single" w:sz="4" w:color="D9D9D9"/>
+            </w:tcBorders>
+            <w:tcMar>
+              <w:top w:w="70" w:type="dxa"/>
+              <w:left w:w="70" w:type="dxa"/>
+              <w:bottom w:w="70" w:type="dxa"/>
+              <w:right w:w="70" w:type="dxa"/>
+            </w:tcMar>
+          </w:tcPr>
+          <w:p>
+            <w:pPr>
+              <w:spacing w:after="40" w:before="40" w:line="240" w:lineRule="auto"/>
+            </w:pPr>
+            <w:r>
+              <w:rPr>
+                <w:b w:val="0"/>
+                <w:color w:val="000000"/>
+                <w:sz w:val="18"/>
+              </w:rPr>
+              <w:t>10.00 min; ON/HIGH below strict threshold</w:t>
+            </w:r>
+          </w:p>
+        </w:tc>
+        <w:tc>
+          <w:tcPr>
+            <w:tcW w:type="dxa" w:w="1296"/>
+            <w:vAlign w:val="center"/>
+            <w:shd w:fill="FFFFFF"/>
+            <w:tcBorders>
+              <w:top w:val="single" w:sz="4" w:color="D9D9D9"/>
+              <w:left w:val="single" w:sz="4" w:color="D9D9D9"/>
+              <w:bottom w:val="single" w:sz="4" w:color="D9D9D9"/>
+              <w:right w:val="single" w:sz="4" w:color="D9D9D9"/>
+            </w:tcBorders>
+            <w:tcMar>
+              <w:top w:w="70" w:type="dxa"/>
+              <w:left w:w="70" w:type="dxa"/>
+              <w:bottom w:w="70" w:type="dxa"/>
+              <w:right w:w="70" w:type="dxa"/>
+            </w:tcMar>
+          </w:tcPr>
+          <w:p>
+            <w:pPr>
+              <w:spacing w:after="40" w:before="40" w:line="240" w:lineRule="auto"/>
+            </w:pPr>
+            <w:r>
+              <w:rPr>
+                <w:b w:val="0"/>
+                <w:color w:val="000000"/>
+                <w:sz w:val="18"/>
+              </w:rPr>
+              <w:t>PASS; Fig. 27</w:t>
+            </w:r>
+          </w:p>
+        </w:tc>
+      </w:tr>
+      <w:tr>
+        <w:trPr>
+          <w:cantSplit/>
+        </w:trPr>
+        <w:tc>
+          <w:tcPr>
+            <w:tcW w:type="dxa" w:w="1224"/>
+            <w:vAlign w:val="center"/>
+            <w:shd w:fill="FFFFFF"/>
+            <w:tcBorders>
+              <w:top w:val="single" w:sz="4" w:color="D9D9D9"/>
+              <w:left w:val="single" w:sz="4" w:color="D9D9D9"/>
+              <w:bottom w:val="single" w:sz="4" w:color="D9D9D9"/>
+              <w:right w:val="single" w:sz="4" w:color="D9D9D9"/>
+            </w:tcBorders>
+            <w:tcMar>
+              <w:top w:w="70" w:type="dxa"/>
+              <w:left w:w="70" w:type="dxa"/>
+              <w:bottom w:w="70" w:type="dxa"/>
+              <w:right w:w="70" w:type="dxa"/>
+            </w:tcMar>
+          </w:tcPr>
+          <w:p>
+            <w:pPr>
+              <w:spacing w:after="40" w:before="40" w:line="240" w:lineRule="auto"/>
+            </w:pPr>
+            <w:r>
+              <w:rPr>
+                <w:b w:val="0"/>
+                <w:color w:val="000000"/>
+                <w:sz w:val="18"/>
+              </w:rPr>
+              <w:t>W-14 / TC14</w:t>
+            </w:r>
+          </w:p>
+        </w:tc>
+        <w:tc>
+          <w:tcPr>
+            <w:tcW w:type="dxa" w:w="2952"/>
+            <w:vAlign w:val="center"/>
+            <w:shd w:fill="FFFFFF"/>
+            <w:tcBorders>
+              <w:top w:val="single" w:sz="4" w:color="D9D9D9"/>
+              <w:left w:val="single" w:sz="4" w:color="D9D9D9"/>
+              <w:bottom w:val="single" w:sz="4" w:color="D9D9D9"/>
+              <w:right w:val="single" w:sz="4" w:color="D9D9D9"/>
+            </w:tcBorders>
+            <w:tcMar>
+              <w:top w:w="70" w:type="dxa"/>
+              <w:left w:w="70" w:type="dxa"/>
+              <w:bottom w:w="70" w:type="dxa"/>
+              <w:right w:w="70" w:type="dxa"/>
+            </w:tcMar>
+          </w:tcPr>
+          <w:p>
+            <w:pPr>
+              <w:spacing w:after="40" w:before="40" w:line="240" w:lineRule="auto"/>
+            </w:pPr>
+            <w:r>
+              <w:rPr>
+                <w:b w:val="0"/>
+                <w:color w:val="000000"/>
+                <w:sz w:val="18"/>
+              </w:rPr>
+              <w:t>30 / 27 / 60; CASE 14 (reference)</w:t>
+            </w:r>
+          </w:p>
+        </w:tc>
+        <w:tc>
+          <w:tcPr>
+            <w:tcW w:type="dxa" w:w="3888"/>
+            <w:vAlign w:val="center"/>
+            <w:shd w:fill="FFFFFF"/>
+            <w:tcBorders>
+              <w:top w:val="single" w:sz="4" w:color="D9D9D9"/>
+              <w:left w:val="single" w:sz="4" w:color="D9D9D9"/>
+              <w:bottom w:val="single" w:sz="4" w:color="D9D9D9"/>
+              <w:right w:val="single" w:sz="4" w:color="D9D9D9"/>
+            </w:tcBorders>
+            <w:tcMar>
+              <w:top w:w="70" w:type="dxa"/>
+              <w:left w:w="70" w:type="dxa"/>
+              <w:bottom w:w="70" w:type="dxa"/>
+              <w:right w:w="70" w:type="dxa"/>
+            </w:tcMar>
+          </w:tcPr>
+          <w:p>
+            <w:pPr>
+              <w:spacing w:after="40" w:before="40" w:line="240" w:lineRule="auto"/>
+            </w:pPr>
+            <w:r>
+              <w:rPr>
+                <w:b w:val="0"/>
+                <w:color w:val="000000"/>
+                <w:sz w:val="18"/>
+              </w:rPr>
+              <w:t>0 min; OFF/LOW; alert still YES</w:t>
+            </w:r>
+          </w:p>
+        </w:tc>
+        <w:tc>
+          <w:tcPr>
+            <w:tcW w:type="dxa" w:w="1296"/>
+            <w:vAlign w:val="center"/>
+            <w:shd w:fill="FFFFFF"/>
+            <w:tcBorders>
+              <w:top w:val="single" w:sz="4" w:color="D9D9D9"/>
+              <w:left w:val="single" w:sz="4" w:color="D9D9D9"/>
+              <w:bottom w:val="single" w:sz="4" w:color="D9D9D9"/>
+              <w:right w:val="single" w:sz="4" w:color="D9D9D9"/>
+            </w:tcBorders>
+            <w:tcMar>
+              <w:top w:w="70" w:type="dxa"/>
+              <w:left w:w="70" w:type="dxa"/>
+              <w:bottom w:w="70" w:type="dxa"/>
+              <w:right w:w="70" w:type="dxa"/>
+            </w:tcMar>
+          </w:tcPr>
+          <w:p>
+            <w:pPr>
+              <w:spacing w:after="40" w:before="40" w:line="240" w:lineRule="auto"/>
+            </w:pPr>
+            <w:r>
+              <w:rPr>
+                <w:b w:val="0"/>
+                <w:color w:val="000000"/>
+                <w:sz w:val="18"/>
+              </w:rPr>
+              <w:t>PASS; Fig. 28</w:t>
+            </w:r>
+          </w:p>
+        </w:tc>
+      </w:tr>
+      <w:tr>
+        <w:trPr>
+          <w:cantSplit/>
+        </w:trPr>
+        <w:tc>
+          <w:tcPr>
+            <w:tcW w:type="dxa" w:w="1224"/>
+            <w:vAlign w:val="center"/>
+            <w:shd w:fill="FFFFFF"/>
+            <w:tcBorders>
+              <w:top w:val="single" w:sz="4" w:color="D9D9D9"/>
+              <w:left w:val="single" w:sz="4" w:color="D9D9D9"/>
+              <w:bottom w:val="single" w:sz="4" w:color="D9D9D9"/>
+              <w:right w:val="single" w:sz="4" w:color="D9D9D9"/>
+            </w:tcBorders>
+            <w:tcMar>
+              <w:top w:w="70" w:type="dxa"/>
+              <w:left w:w="70" w:type="dxa"/>
+              <w:bottom w:w="70" w:type="dxa"/>
+              <w:right w:w="70" w:type="dxa"/>
+            </w:tcMar>
+          </w:tcPr>
+          <w:p>
+            <w:pPr>
+              <w:spacing w:after="40" w:before="40" w:line="240" w:lineRule="auto"/>
+            </w:pPr>
+            <w:r>
+              <w:rPr>
+                <w:b w:val="0"/>
+                <w:color w:val="000000"/>
+                <w:sz w:val="18"/>
+              </w:rPr>
+              <w:t>W-15 / TC15</w:t>
+            </w:r>
+          </w:p>
+        </w:tc>
+        <w:tc>
+          <w:tcPr>
+            <w:tcW w:type="dxa" w:w="2952"/>
+            <w:vAlign w:val="center"/>
+            <w:shd w:fill="FFFFFF"/>
+            <w:tcBorders>
+              <w:top w:val="single" w:sz="4" w:color="D9D9D9"/>
+              <w:left w:val="single" w:sz="4" w:color="D9D9D9"/>
+              <w:bottom w:val="single" w:sz="4" w:color="D9D9D9"/>
+              <w:right w:val="single" w:sz="4" w:color="D9D9D9"/>
+            </w:tcBorders>
+            <w:tcMar>
+              <w:top w:w="70" w:type="dxa"/>
+              <w:left w:w="70" w:type="dxa"/>
+              <w:bottom w:w="70" w:type="dxa"/>
+              <w:right w:w="70" w:type="dxa"/>
+            </w:tcMar>
+          </w:tcPr>
+          <w:p>
+            <w:pPr>
+              <w:spacing w:after="40" w:before="40" w:line="240" w:lineRule="auto"/>
+            </w:pPr>
+            <w:r>
+              <w:rPr>
+                <w:b w:val="0"/>
+                <w:color w:val="000000"/>
+                <w:sz w:val="18"/>
+              </w:rPr>
+              <w:t>50 / 27 / 60; CASE 15; wait &gt;8 and &lt;60 s</w:t>
+            </w:r>
+          </w:p>
+        </w:tc>
+        <w:tc>
+          <w:tcPr>
+            <w:tcW w:type="dxa" w:w="3888"/>
+            <w:vAlign w:val="center"/>
+            <w:shd w:fill="FFFFFF"/>
+            <w:tcBorders>
+              <w:top w:val="single" w:sz="4" w:color="D9D9D9"/>
+              <w:left w:val="single" w:sz="4" w:color="D9D9D9"/>
+              <w:bottom w:val="single" w:sz="4" w:color="D9D9D9"/>
+              <w:right w:val="single" w:sz="4" w:color="D9D9D9"/>
+            </w:tcBorders>
+            <w:tcMar>
+              <w:top w:w="70" w:type="dxa"/>
+              <w:left w:w="70" w:type="dxa"/>
+              <w:bottom w:w="70" w:type="dxa"/>
+              <w:right w:w="70" w:type="dxa"/>
+            </w:tcMar>
+          </w:tcPr>
+          <w:p>
+            <w:pPr>
+              <w:spacing w:after="40" w:before="40" w:line="240" w:lineRule="auto"/>
+            </w:pPr>
+            <w:r>
+              <w:rPr>
+                <w:b w:val="0"/>
+                <w:color w:val="000000"/>
+                <w:sz w:val="18"/>
+              </w:rPr>
+              <w:t>8-second dose expires; later samples stay OFF</w:t>
+            </w:r>
+          </w:p>
+        </w:tc>
+        <w:tc>
+          <w:tcPr>
+            <w:tcW w:type="dxa" w:w="1296"/>
+            <w:vAlign w:val="center"/>
+            <w:shd w:fill="FFFFFF"/>
+            <w:tcBorders>
+              <w:top w:val="single" w:sz="4" w:color="D9D9D9"/>
+              <w:left w:val="single" w:sz="4" w:color="D9D9D9"/>
+              <w:bottom w:val="single" w:sz="4" w:color="D9D9D9"/>
+              <w:right w:val="single" w:sz="4" w:color="D9D9D9"/>
+            </w:tcBorders>
+            <w:tcMar>
+              <w:top w:w="70" w:type="dxa"/>
+              <w:left w:w="70" w:type="dxa"/>
+              <w:bottom w:w="70" w:type="dxa"/>
+              <w:right w:w="70" w:type="dxa"/>
+            </w:tcMar>
+          </w:tcPr>
+          <w:p>
+            <w:pPr>
+              <w:spacing w:after="40" w:before="40" w:line="240" w:lineRule="auto"/>
+            </w:pPr>
+            <w:r>
+              <w:rPr>
+                <w:b w:val="0"/>
+                <w:color w:val="000000"/>
+                <w:sz w:val="18"/>
+              </w:rPr>
+              <w:t>PASS; Fig. 29</w:t>
+            </w:r>
+          </w:p>
+        </w:tc>
+      </w:tr>
+      <w:tr>
+        <w:trPr>
+          <w:cantSplit/>
+        </w:trPr>
+        <w:tc>
+          <w:tcPr>
+            <w:tcW w:type="dxa" w:w="1224"/>
+            <w:vAlign w:val="center"/>
+            <w:shd w:fill="FFFFFF"/>
+            <w:tcBorders>
+              <w:top w:val="single" w:sz="4" w:color="D9D9D9"/>
+              <w:left w:val="single" w:sz="4" w:color="D9D9D9"/>
+              <w:bottom w:val="single" w:sz="4" w:color="D9D9D9"/>
+              <w:right w:val="single" w:sz="4" w:color="D9D9D9"/>
+            </w:tcBorders>
+            <w:tcMar>
+              <w:top w:w="70" w:type="dxa"/>
+              <w:left w:w="70" w:type="dxa"/>
+              <w:bottom w:w="70" w:type="dxa"/>
+              <w:right w:w="70" w:type="dxa"/>
+            </w:tcMar>
+          </w:tcPr>
+          <w:p>
+            <w:pPr>
+              <w:spacing w:after="40" w:before="40" w:line="240" w:lineRule="auto"/>
+            </w:pPr>
+            <w:r>
+              <w:rPr>
+                <w:b w:val="0"/>
+                <w:color w:val="000000"/>
+                <w:sz w:val="18"/>
+              </w:rPr>
+              <w:t>W-16 / TC16</w:t>
+            </w:r>
+          </w:p>
+        </w:tc>
+        <w:tc>
+          <w:tcPr>
+            <w:tcW w:type="dxa" w:w="2952"/>
+            <w:vAlign w:val="center"/>
+            <w:shd w:fill="FFFFFF"/>
+            <w:tcBorders>
+              <w:top w:val="single" w:sz="4" w:color="D9D9D9"/>
+              <w:left w:val="single" w:sz="4" w:color="D9D9D9"/>
+              <w:bottom w:val="single" w:sz="4" w:color="D9D9D9"/>
+              <w:right w:val="single" w:sz="4" w:color="D9D9D9"/>
+            </w:tcBorders>
+            <w:tcMar>
+              <w:top w:w="70" w:type="dxa"/>
+              <w:left w:w="70" w:type="dxa"/>
+              <w:bottom w:w="70" w:type="dxa"/>
+              <w:right w:w="70" w:type="dxa"/>
+            </w:tcMar>
+          </w:tcPr>
+          <w:p>
+            <w:pPr>
+              <w:spacing w:after="40" w:before="40" w:line="240" w:lineRule="auto"/>
+            </w:pPr>
+            <w:r>
+              <w:rPr>
+                <w:b w:val="0"/>
+                <w:color w:val="000000"/>
+                <w:sz w:val="18"/>
+              </w:rPr>
+              <w:t>CASE 16; SET 101 27 60; STATUS</w:t>
+            </w:r>
+          </w:p>
+        </w:tc>
+        <w:tc>
+          <w:tcPr>
+            <w:tcW w:type="dxa" w:w="3888"/>
+            <w:vAlign w:val="center"/>
+            <w:shd w:fill="FFFFFF"/>
+            <w:tcBorders>
+              <w:top w:val="single" w:sz="4" w:color="D9D9D9"/>
+              <w:left w:val="single" w:sz="4" w:color="D9D9D9"/>
+              <w:bottom w:val="single" w:sz="4" w:color="D9D9D9"/>
+              <w:right w:val="single" w:sz="4" w:color="D9D9D9"/>
+            </w:tcBorders>
+            <w:tcMar>
+              <w:top w:w="70" w:type="dxa"/>
+              <w:left w:w="70" w:type="dxa"/>
+              <w:bottom w:w="70" w:type="dxa"/>
+              <w:right w:w="70" w:type="dxa"/>
+            </w:tcMar>
+          </w:tcPr>
+          <w:p>
+            <w:pPr>
+              <w:spacing w:after="40" w:before="40" w:line="240" w:lineRule="auto"/>
+            </w:pPr>
+            <w:r>
+              <w:rPr>
+                <w:b w:val="0"/>
+                <w:color w:val="000000"/>
+                <w:sz w:val="18"/>
+              </w:rPr>
+              <w:t>SET rejected; valid 50/27/60 and 8.00 min retained</w:t>
+            </w:r>
+          </w:p>
+        </w:tc>
+        <w:tc>
+          <w:tcPr>
+            <w:tcW w:type="dxa" w:w="1296"/>
+            <w:vAlign w:val="center"/>
+            <w:shd w:fill="FFFFFF"/>
+            <w:tcBorders>
+              <w:top w:val="single" w:sz="4" w:color="D9D9D9"/>
+              <w:left w:val="single" w:sz="4" w:color="D9D9D9"/>
+              <w:bottom w:val="single" w:sz="4" w:color="D9D9D9"/>
+              <w:right w:val="single" w:sz="4" w:color="D9D9D9"/>
+            </w:tcBorders>
+            <w:tcMar>
+              <w:top w:w="70" w:type="dxa"/>
+              <w:left w:w="70" w:type="dxa"/>
+              <w:bottom w:w="70" w:type="dxa"/>
+              <w:right w:w="70" w:type="dxa"/>
+            </w:tcMar>
+          </w:tcPr>
+          <w:p>
+            <w:pPr>
+              <w:spacing w:after="40" w:before="40" w:line="240" w:lineRule="auto"/>
+            </w:pPr>
+            <w:r>
+              <w:rPr>
+                <w:b w:val="0"/>
+                <w:color w:val="000000"/>
+                <w:sz w:val="18"/>
+              </w:rPr>
+              <w:t>PASS; Fig. 30</w:t>
+            </w:r>
+          </w:p>
+        </w:tc>
+      </w:tr>
+      <w:tr>
+        <w:trPr>
+          <w:cantSplit/>
+        </w:trPr>
+        <w:tc>
+          <w:tcPr>
+            <w:tcW w:type="dxa" w:w="1224"/>
+            <w:vAlign w:val="center"/>
+            <w:shd w:fill="FFFFFF"/>
+            <w:tcBorders>
+              <w:top w:val="single" w:sz="4" w:color="D9D9D9"/>
+              <w:left w:val="single" w:sz="4" w:color="D9D9D9"/>
+              <w:bottom w:val="single" w:sz="4" w:color="D9D9D9"/>
+              <w:right w:val="single" w:sz="4" w:color="D9D9D9"/>
+            </w:tcBorders>
+            <w:tcMar>
+              <w:top w:w="70" w:type="dxa"/>
+              <w:left w:w="70" w:type="dxa"/>
+              <w:bottom w:w="70" w:type="dxa"/>
+              <w:right w:w="70" w:type="dxa"/>
+            </w:tcMar>
+          </w:tcPr>
+          <w:p>
+            <w:pPr>
+              <w:spacing w:after="40" w:before="40" w:line="240" w:lineRule="auto"/>
+            </w:pPr>
+            <w:r>
+              <w:rPr>
+                <w:b w:val="0"/>
+                <w:color w:val="000000"/>
+                <w:sz w:val="18"/>
+              </w:rPr>
+              <w:t>W-17 / TC17</w:t>
+            </w:r>
+          </w:p>
+        </w:tc>
+        <w:tc>
+          <w:tcPr>
+            <w:tcW w:type="dxa" w:w="2952"/>
+            <w:vAlign w:val="center"/>
+            <w:shd w:fill="FFFFFF"/>
+            <w:tcBorders>
+              <w:top w:val="single" w:sz="4" w:color="D9D9D9"/>
+              <w:left w:val="single" w:sz="4" w:color="D9D9D9"/>
+              <w:bottom w:val="single" w:sz="4" w:color="D9D9D9"/>
+              <w:right w:val="single" w:sz="4" w:color="D9D9D9"/>
+            </w:tcBorders>
+            <w:tcMar>
+              <w:top w:w="70" w:type="dxa"/>
+              <w:left w:w="70" w:type="dxa"/>
+              <w:bottom w:w="70" w:type="dxa"/>
+              <w:right w:w="70" w:type="dxa"/>
+            </w:tcMar>
+          </w:tcPr>
+          <w:p>
+            <w:pPr>
+              <w:spacing w:after="40" w:before="40" w:line="240" w:lineRule="auto"/>
+            </w:pPr>
+            <w:r>
+              <w:rPr>
+                <w:b w:val="0"/>
+                <w:color w:val="000000"/>
+                <w:sz w:val="18"/>
+              </w:rPr>
+              <w:t>CASE 17; STEP 90 45 20 while ON</w:t>
+            </w:r>
+          </w:p>
+        </w:tc>
+        <w:tc>
+          <w:tcPr>
+            <w:tcW w:type="dxa" w:w="3888"/>
+            <w:vAlign w:val="center"/>
+            <w:shd w:fill="FFFFFF"/>
+            <w:tcBorders>
+              <w:top w:val="single" w:sz="4" w:color="D9D9D9"/>
+              <w:left w:val="single" w:sz="4" w:color="D9D9D9"/>
+              <w:bottom w:val="single" w:sz="4" w:color="D9D9D9"/>
+              <w:right w:val="single" w:sz="4" w:color="D9D9D9"/>
+            </w:tcBorders>
+            <w:tcMar>
+              <w:top w:w="70" w:type="dxa"/>
+              <w:left w:w="70" w:type="dxa"/>
+              <w:bottom w:w="70" w:type="dxa"/>
+              <w:right w:w="70" w:type="dxa"/>
+            </w:tcMar>
+          </w:tcPr>
+          <w:p>
+            <w:pPr>
+              <w:spacing w:after="40" w:before="40" w:line="240" w:lineRule="auto"/>
+            </w:pPr>
+            <w:r>
+              <w:rPr>
+                <w:b w:val="0"/>
+                <w:color w:val="000000"/>
+                <w:sz w:val="18"/>
+              </w:rPr>
+              <w:t>Raw 90%; average &lt;80%; nonzero command but LOW</w:t>
+            </w:r>
+          </w:p>
+        </w:tc>
+        <w:tc>
+          <w:tcPr>
+            <w:tcW w:type="dxa" w:w="1296"/>
+            <w:vAlign w:val="center"/>
+            <w:shd w:fill="FFFFFF"/>
+            <w:tcBorders>
+              <w:top w:val="single" w:sz="4" w:color="D9D9D9"/>
+              <w:left w:val="single" w:sz="4" w:color="D9D9D9"/>
+              <w:bottom w:val="single" w:sz="4" w:color="D9D9D9"/>
+              <w:right w:val="single" w:sz="4" w:color="D9D9D9"/>
+            </w:tcBorders>
+            <w:tcMar>
+              <w:top w:w="70" w:type="dxa"/>
+              <w:left w:w="70" w:type="dxa"/>
+              <w:bottom w:w="70" w:type="dxa"/>
+              <w:right w:w="70" w:type="dxa"/>
+            </w:tcMar>
+          </w:tcPr>
+          <w:p>
+            <w:pPr>
+              <w:spacing w:after="40" w:before="40" w:line="240" w:lineRule="auto"/>
+            </w:pPr>
+            <w:r>
+              <w:rPr>
+                <w:b w:val="0"/>
+                <w:color w:val="000000"/>
+                <w:sz w:val="18"/>
+              </w:rPr>
+              <w:t>PASS; Fig. 31</w:t>
+            </w:r>
+          </w:p>
+        </w:tc>
+      </w:tr>
+      <w:tr>
+        <w:trPr>
+          <w:cantSplit/>
+        </w:trPr>
+        <w:tc>
+          <w:tcPr>
+            <w:tcW w:type="dxa" w:w="1224"/>
+            <w:vAlign w:val="center"/>
+            <w:shd w:fill="FFFFFF"/>
+            <w:tcBorders>
+              <w:top w:val="single" w:sz="4" w:color="D9D9D9"/>
+              <w:left w:val="single" w:sz="4" w:color="D9D9D9"/>
+              <w:bottom w:val="single" w:sz="4" w:color="D9D9D9"/>
+              <w:right w:val="single" w:sz="4" w:color="D9D9D9"/>
+            </w:tcBorders>
+            <w:tcMar>
+              <w:top w:w="70" w:type="dxa"/>
+              <w:left w:w="70" w:type="dxa"/>
+              <w:bottom w:w="70" w:type="dxa"/>
+              <w:right w:w="70" w:type="dxa"/>
+            </w:tcMar>
+          </w:tcPr>
+          <w:p>
+            <w:pPr>
+              <w:spacing w:after="40" w:before="40" w:line="240" w:lineRule="auto"/>
+            </w:pPr>
+            <w:r>
+              <w:rPr>
+                <w:b w:val="0"/>
+                <w:color w:val="000000"/>
+                <w:sz w:val="18"/>
+              </w:rPr>
+              <w:t>W-18 / TC18</w:t>
+            </w:r>
+          </w:p>
+        </w:tc>
+        <w:tc>
+          <w:tcPr>
+            <w:tcW w:type="dxa" w:w="2952"/>
+            <w:vAlign w:val="center"/>
+            <w:shd w:fill="FFFFFF"/>
+            <w:tcBorders>
+              <w:top w:val="single" w:sz="4" w:color="D9D9D9"/>
+              <w:left w:val="single" w:sz="4" w:color="D9D9D9"/>
+              <w:bottom w:val="single" w:sz="4" w:color="D9D9D9"/>
+              <w:right w:val="single" w:sz="4" w:color="D9D9D9"/>
+            </w:tcBorders>
+            <w:tcMar>
+              <w:top w:w="70" w:type="dxa"/>
+              <w:left w:w="70" w:type="dxa"/>
+              <w:bottom w:w="70" w:type="dxa"/>
+              <w:right w:w="70" w:type="dxa"/>
+            </w:tcMar>
+          </w:tcPr>
+          <w:p>
+            <w:pPr>
+              <w:spacing w:after="40" w:before="40" w:line="240" w:lineRule="auto"/>
+            </w:pPr>
+            <w:r>
+              <w:rPr>
+                <w:b w:val="0"/>
+                <w:color w:val="000000"/>
+                <w:sz w:val="18"/>
+              </w:rPr>
+              <w:t>CASE 18; fill window at 100%; STEP 0 27 60</w:t>
+            </w:r>
+          </w:p>
+        </w:tc>
+        <w:tc>
+          <w:tcPr>
+            <w:tcW w:type="dxa" w:w="3888"/>
+            <w:vAlign w:val="center"/>
+            <w:shd w:fill="FFFFFF"/>
+            <w:tcBorders>
+              <w:top w:val="single" w:sz="4" w:color="D9D9D9"/>
+              <w:left w:val="single" w:sz="4" w:color="D9D9D9"/>
+              <w:bottom w:val="single" w:sz="4" w:color="D9D9D9"/>
+              <w:right w:val="single" w:sz="4" w:color="D9D9D9"/>
+            </w:tcBorders>
+            <w:tcMar>
+              <w:top w:w="70" w:type="dxa"/>
+              <w:left w:w="70" w:type="dxa"/>
+              <w:bottom w:w="70" w:type="dxa"/>
+              <w:right w:w="70" w:type="dxa"/>
+            </w:tcMar>
+          </w:tcPr>
+          <w:p>
+            <w:pPr>
+              <w:spacing w:after="40" w:before="40" w:line="240" w:lineRule="auto"/>
+            </w:pPr>
+            <w:r>
+              <w:rPr>
+                <w:b w:val="0"/>
+                <w:color w:val="000000"/>
+                <w:sz w:val="18"/>
+              </w:rPr>
+              <w:t>Averages 80,60,40,20,0%; settled 26.00 min</w:t>
+            </w:r>
+          </w:p>
+        </w:tc>
+        <w:tc>
+          <w:tcPr>
+            <w:tcW w:type="dxa" w:w="1296"/>
+            <w:vAlign w:val="center"/>
+            <w:shd w:fill="FFFFFF"/>
+            <w:tcBorders>
+              <w:top w:val="single" w:sz="4" w:color="D9D9D9"/>
+              <w:left w:val="single" w:sz="4" w:color="D9D9D9"/>
+              <w:bottom w:val="single" w:sz="4" w:color="D9D9D9"/>
+              <w:right w:val="single" w:sz="4" w:color="D9D9D9"/>
+            </w:tcBorders>
+            <w:tcMar>
+              <w:top w:w="70" w:type="dxa"/>
+              <w:left w:w="70" w:type="dxa"/>
+              <w:bottom w:w="70" w:type="dxa"/>
+              <w:right w:w="70" w:type="dxa"/>
+            </w:tcMar>
+          </w:tcPr>
+          <w:p>
+            <w:pPr>
+              <w:spacing w:after="40" w:before="40" w:line="240" w:lineRule="auto"/>
+            </w:pPr>
+            <w:r>
+              <w:rPr>
+                <w:b w:val="0"/>
+                <w:color w:val="000000"/>
+                <w:sz w:val="18"/>
+              </w:rPr>
+              <w:t>PASS; Fig. 32</w:t>
+            </w:r>
+          </w:p>
+        </w:tc>
+      </w:tr>
+    </w:tbl>
+    <w:p>
+      <w:pPr>
+        <w:keepNext w:val="0"/>
+        <w:spacing w:after="120"/>
+      </w:pPr>
+      <w:r>
+        <w:rPr>
+          <w:b w:val="0"/>
+          <w:sz w:val="20"/>
+        </w:rPr>
+        <w:t>W-04/W-05 demonstrate the inclusive alert boundary, while W-13/W-14 test the strict reference threshold. W-09 is a deliberate software fault injection, not a disconnected or damaged physical sensor. W-17 preserves filter history; W-18 fills the window before the step. Per-case resets, simulator pauses and later framing repeats prevent interpreting these observations as an independent repeated-trial dataset.</w:t>
       </w:r>
     </w:p>
     <w:p>
@@ -7747,7 +10272,7 @@
         <w:rPr>
           <w:b/>
           <w:bCs/>
-          <w:color w:val="000000" w:themeColor="text1"/>
+          <w:color w:val="000000"/>
           <w:sz w:val="24"/>
           <w:szCs w:val="24"/>
         </w:rPr>
@@ -9249,7 +11774,7 @@
         <w:rPr>
           <w:b/>
           <w:bCs/>
-          <w:color w:val="000000" w:themeColor="text1"/>
+          <w:color w:val="000000"/>
           <w:sz w:val="24"/>
           <w:szCs w:val="24"/>
         </w:rPr>
@@ -9273,7 +11798,7 @@
           <w:sz w:val="22"/>
           <w:szCs w:val="22"/>
         </w:rPr>
-        <w:t>The browser transport is explicitly simulated in process. A generated snapshot contains sequence, sample time, filtered readings, command and output state. The collector receives it while online and retains the previous record while offline. A one-snapshot pending queue overwrites older unsent records. Staleness is the software-clock difference between the current time and the saved sample time, with a stale label above 15 seconds. These checks establish this local program behaviour only; no network packets, broker latency, packet-delivery ratio, QoS or TLS property is measured. The separate repository collector/dashboard path remains a deployment integration task [15].</w:t>
+        <w:t>The browser transport is simulated in process: generated snapshots contain sequence, sample time, filtered readings, command and output state; a one-entry pending queue overwrites older unsent snapshots during an outage. Its stale label appears above 15 software seconds. In contrast, Wokwi uses a real external broker and a dedicated Python receiver. The archived receiver contains 95 received records, with device sequences 25–127 and gaps. Fault sequences 41–42 report SENSOR_FAULT with output OFF; no receiver records have sequences 44–51 during the intended outage, and receipt resumes at sequence 52. This documents synthetic publication and reconnection, not a delivery ratio, replay guarantee or latency distribution. Pauses, selected capture intervals and unsynchronized clocks prevent such estimates.</w:t>
       </w:r>
     </w:p>
     <w:p>
@@ -9294,7 +11819,7 @@
         <w:rPr>
           <w:b/>
           <w:bCs/>
-          <w:color w:val="000000" w:themeColor="text1"/>
+          <w:color w:val="000000"/>
           <w:sz w:val="24"/>
           <w:szCs w:val="24"/>
         </w:rPr>
@@ -9624,7 +12149,7 @@
                 <w:color w:val="000000"/>
                 <w:sz w:val="18"/>
               </w:rPr>
-              <w:t>17/17 built-in checks; 8 automated tests pass; C++ agreement at 1,150 tested points</w:t>
+              <w:t>17 browser checks; 8 automated tests; 1,150 C++ comparisons; 18 Wokwi cases; separate integer-grid sweep</w:t>
             </w:r>
           </w:p>
         </w:tc>
@@ -9984,7 +12509,7 @@
                 <w:color w:val="000000"/>
                 <w:sz w:val="18"/>
               </w:rPr>
-              <w:t>Run JSON, trace CSV, suite JSON/CSV, source hashes and screenshot run IDs</w:t>
+              <w:t>Browser JSON/CSV/run IDs; Wokwi Serial, circuit screenshots, MQTT receipts and source SHA256</w:t>
             </w:r>
           </w:p>
         </w:tc>
@@ -10056,7 +12581,7 @@
                 <w:color w:val="000000"/>
                 <w:sz w:val="18"/>
               </w:rPr>
-              <w:t>Usability, field crop suitability, water volume, energy, yield, physical latency and real MQTT performance</w:t>
+              <w:t>Field crop suitability, water volume, energy, yield, physical latency, statistical network reliability and usability</w:t>
             </w:r>
           </w:p>
         </w:tc>
@@ -10071,7 +12596,7 @@
         <w:rPr>
           <w:sz w:val="22"/>
         </w:rPr>
-        <w:t>The local browser exposes four views: field replay, signals and rules, the test bench and crop evaluation. The separate Streamlit application provides accounts, history, alerts, a deterministic helper and reports. Neither interface has undergone a user study. The new Random Forest holdout experiment gives accuracy 94.32%, macro F1 0.943 and top-three accuracy 100.00% on 440 held-out records. Proxy normalization uses only the 1,760 training rows. The dataset and library versions are archived with the model. No cross-validation, probability calibration, physical sensor transfer test or SHAP output is claimed.</w:t>
+        <w:t>The browser simulator exposes field replay, signals and rules, the test bench and crop evaluation; the separate Streamlit application provides login/signup, history, alerts, a deterministic keyword helper and reports. Neither interface has undergone a user study, and the helper is not an LLM or SHAP explainer. The separate Random Forest holdout gives 415/440 correct top-one labels (94.32%), macro F1 0.943 and top-three accuracy 440/440 (100.00%). Proxy normalization and the scaler are fitted on the 1,760 training rows only. These are dataset classification results with an engineered rainfall–humidity moisture proxy. They do not measure manual soil-inspection agreement, physical sensor transfer or field crop suitability. No cross-validation, probability calibration or SHAP output is claimed.</w:t>
       </w:r>
     </w:p>
     <w:p>
@@ -10092,7 +12617,7 @@
         <w:rPr>
           <w:b/>
           <w:bCs/>
-          <w:color w:val="000000" w:themeColor="text1"/>
+          <w:color w:val="000000"/>
           <w:sz w:val="24"/>
           <w:szCs w:val="24"/>
         </w:rPr>
@@ -10132,7 +12657,7 @@
           <w:sz w:val="22"/>
           <w:szCs w:val="22"/>
         </w:rPr>
-        <w:t>A separate C++ bridge compiles the actual controller.h and compares its fuzzy and reference output against Python at 1,150 input points. Eight automated tests pass, including that comparison, run configuration validation, seed changes, dose scheduling, safe wet-input shutdown, export round-trips and HTTP request checks. These counts describe the software test suite and are not independent experimental replications.</w:t>
+        <w:t>The C++ bridge compares fuzzy and reference decisions with Python at 1,150 input points; eight automated tests pass. A separate C++ host sweep passes 520,251 integer-domain coverage/bounded-output points and specific rule, invalid-input, filter, timer and wrap checks. Wokwi passes 18/18 prescribed functional scenarios, whose selected numeric commands and GPIO states match the expectations in Table 6a. These distinct counts must not be combined into one experimental sample size or interpreted as statistical reliability.</w:t>
       </w:r>
     </w:p>
     <w:p>
@@ -10150,7 +12675,7 @@
           <w:sz w:val="22"/>
           <w:szCs w:val="22"/>
         </w:rPr>
-        <w:t>For a filled five-sample filter, a 100-to-0% step yields averages of 80, 60, 40, 20 and 0%. This verifies the implemented arithmetic response. Fault recovery clears the window before accepting new input. Such checks do not measure physical DHT response, probe calibration or real actuator stop latency.</w:t>
+        <w:t>A filled five-sample filter subjected to a 100-to-0% input step gives 80, 60, 40, 20 and 0% in both arithmetic checks and the Wokwi step record. W-17 separately demonstrates raw-wet shutdown: at raw moisture 90%, the average is still below 80% and the nonzero fuzzy command is not applied. W-09 produces an explicit invalid/null state, command zero and GPIO2 LOW; W-10 accepts a fresh valid sample after reset. These are software safety checks, not measured physical sensor or actuator response times.</w:t>
       </w:r>
     </w:p>
     <w:p>
@@ -10170,7 +12695,7 @@
           <w:sz w:val="22"/>
           <w:szCs w:val="22"/>
         </w:rPr>
-        <w:t>The new implementation therefore demonstrates specified software safety and replay behaviour beyond the earlier skipped-cycle observations. It still does not establish safe electrical pump driving, durable offline storage, real network autonomy or sustained fault tolerance in a farm deployment.</w:t>
+        <w:t>The combined evidence demonstrates selected replay, firmware gating, accelerated timer and broker-reconnection functions. It does not establish electrical pump-driver safety, durable offline storage, real water delivery or sustained fault tolerance. No comparison of fuzzy-versus-threshold processor latency is reported; command duration, device uptime and receiver wall-clock time are different quantities.</w:t>
       </w:r>
     </w:p>
     <w:p>
@@ -10191,7 +12716,7 @@
         <w:rPr>
           <w:b/>
           <w:bCs/>
-          <w:color w:val="000000" w:themeColor="text1"/>
+          <w:color w:val="000000"/>
           <w:sz w:val="24"/>
           <w:szCs w:val="24"/>
         </w:rPr>
@@ -10478,7 +13003,7 @@
                 <w:color w:val="000000"/>
                 <w:sz w:val="18"/>
               </w:rPr>
-              <w:t>27 peaks and 1,150 C++ comparisons pass</w:t>
+              <w:t>27 peaks; 1,150 comparisons; integer-grid coverage; selected firmware decisions</w:t>
             </w:r>
           </w:p>
         </w:tc>
@@ -10616,7 +13141,7 @@
                 <w:color w:val="000000"/>
                 <w:sz w:val="18"/>
               </w:rPr>
-              <w:t>Zero command and OFF during injected fault</w:t>
+              <w:t>Browser gate and Wokwi FAULT ON stop logical outputs</w:t>
             </w:r>
           </w:p>
         </w:tc>
@@ -10754,7 +13279,7 @@
                 <w:color w:val="000000"/>
                 <w:sz w:val="18"/>
               </w:rPr>
-              <w:t>Local ON while collector snapshot becomes stale</w:t>
+              <w:t>Browser stale snapshot; Wokwi offline dose completes and MQTT receipt resumes</w:t>
             </w:r>
           </w:p>
         </w:tc>
@@ -10787,7 +13312,7 @@
                 <w:color w:val="000000"/>
                 <w:sz w:val="18"/>
               </w:rPr>
-              <w:t>Transport surrogate, not a broker benchmark</w:t>
+              <w:t>One brief injected outage; no farm network coverage or reliability estimate</w:t>
             </w:r>
           </w:p>
         </w:tc>
@@ -11107,7 +13632,7 @@
         <w:rPr>
           <w:b/>
           <w:bCs/>
-          <w:color w:val="000000" w:themeColor="text1"/>
+          <w:color w:val="000000"/>
           <w:sz w:val="24"/>
           <w:szCs w:val="24"/>
         </w:rPr>
@@ -11130,7 +13655,7 @@
           <w:sz w:val="22"/>
           <w:szCs w:val="22"/>
         </w:rPr>
-        <w:t>Internal validity is bounded by deterministic scripted inputs and selected software checks. The C++ comparison establishes agreement at the tested points, not an exhaustive proof or cycle-accurate ESP32 execution. Construct validity is limited because the moisture signal is prescribed, the pump is a logical output, command minutes are accelerated, and the transport is an in-process surrogate. External validity is limited by the absence of soil, plants, hydraulic hardware, seasonal conditions and multi-device field tests. A moving average changes response delay; simulated noise does not reproduce probe drift or electrical faults. The crop model uses a rainfall-humidity proxy and a single stratified holdout; collection provenance, geographical transfer, calibration and physical-input equivalence remain unresolved. No confidence interval or statistical significance is inferred from these deterministic scenarios.</w:t>
+        <w:t>Internal validity is bounded by prescribed inputs, selected assertions and case resets. Python/C++ agreement and the integer-grid sweep are numerical checks, not exhaustive real-valued proofs. Wokwi executes firmware against component models, but is not physical ESP32 timing or a field sensor-noise experiment. Construct validity is limited by potentiometer/serial moisture, LED actuation, accelerated command time and absence of hydraulic feedback. The browser transport is a surrogate; Wokwi receiver records establish selected actual receipts but provide no controlled network benchmark. Paused screenshots are selected states, and TC18 framing repeats do not increase the number of independent cases. External validity is limited by no soil, plants, seasons, calibrated sensors or multi-device field trials. The crop model has a public-dataset proxy and one holdout; geographical transfer and physical-input equivalence remain unresolved. No significance, confidence interval or reliability percentage follows from these tests.</w:t>
       </w:r>
     </w:p>
     <w:p>
@@ -11151,7 +13676,7 @@
         <w:rPr>
           <w:b/>
           <w:bCs/>
-          <w:color w:val="000000" w:themeColor="text1"/>
+          <w:color w:val="000000"/>
           <w:sz w:val="28"/>
           <w:szCs w:val="28"/>
         </w:rPr>
@@ -11175,7 +13700,7 @@
           <w:sz w:val="22"/>
           <w:szCs w:val="22"/>
         </w:rPr>
-        <w:t>The contribution is a documented prototype architecture and a reproducible software experiment. Source-defined rules, archived traces, paired controller inputs and an untouched dataset holdout improve reproducibility, while physical measurement and deployment limitations remain substantial.</w:t>
+        <w:t>The contribution is a documented prototype architecture with reproducible browser and Wokwi functional evidence. Source-defined rules, same-input browser comparisons, archived firmware traces and a separate untouched dataset holdout improve inspectability. These activities address software consistency and evidence presentation; they do not replace physical measurement or agronomic evaluation.</w:t>
       </w:r>
     </w:p>
     <w:p>
@@ -11273,7 +13798,7 @@
           <w:sz w:val="22"/>
           <w:szCs w:val="22"/>
         </w:rPr>
-        <w:t>Finally, actual WiFi coverage, broker outages, weather-service delays, persistent-file concurrency and sensor-domain integration require separate tests. The revised dashboard accepts moisture aliases and uses hashed local accounts, but its prototype authentication and thresholds are not production identity management or validated agronomic limits. Collector TLS and the browser transport surrogate establish no publisher-side security result.</w:t>
+        <w:t>Finally, actual farm WiFi coverage, prolonged broker failures, weather-service delays, concurrent persistence and sensor-domain integration require dedicated experiments. The brief Wokwi outage verifies local dosing and subsequent synthetic publication under the tested conditions only. The revised dashboard accepts moisture aliases and hashed local accounts, but prototype accounts are not production identity management. The plain-MQTT public-broker demonstration establishes no publisher-side confidentiality or authentication result.</w:t>
       </w:r>
     </w:p>
     <w:p>
@@ -11432,7 +13957,7 @@
         <w:rPr>
           <w:b/>
           <w:bCs/>
-          <w:color w:val="000000" w:themeColor="text1"/>
+          <w:color w:val="000000"/>
           <w:sz w:val="28"/>
           <w:szCs w:val="28"/>
         </w:rPr>
@@ -11456,7 +13981,7 @@
           <w:sz w:val="22"/>
           <w:szCs w:val="22"/>
         </w:rPr>
-        <w:t>This study combines an ESP32 smart-agriculture architecture with a fully specified 27-rule software controller, a threshold comparator, synthetic sensor replay, fault injection and a separate exploratory Random Forest model. Nine same-input scenarios, 17 built-in checks, eight automated tests and a 1,150-point C++ comparison establish selected functional behaviours. Screenshots and raw JSON/CSV traces preserve the observed results and the timing assumptions needed to interpret them.</w:t>
+        <w:t>This study specifies and evaluates a 27-rule smart-agriculture controller through nine same-input browser scenarios and 18 Wokwi firmware functional scenarios. Seventeen browser checks, eight automated tests, a 1,150-point Python/C++ comparison and a separate 520,251-point integer-domain sweep provide reproducible software evidence. Circuit-and-Serial screenshots show normal and boundary decisions, fault shutdown/recovery, accelerated timer expiry, offline operation, reconnection and filter response. Actual subscriber records support the communication observations without implying network reliability or lossless buffering.</w:t>
       </w:r>
     </w:p>
     <w:p>
@@ -11476,7 +14001,7 @@
           <w:sz w:val="22"/>
           <w:szCs w:val="22"/>
         </w:rPr>
-        <w:t>The held-out crop dataset result is 94.32% top-one accuracy and 0.943 macro F1, with the rainfall-humidity proxy limitation explicit. Neither this result nor accelerated logical pump time establishes agronomic accuracy, water savings, improved yield, physical latency or field readiness. Calibrated sensors, measured hydraulic delivery, labeled physical data and controlled field trials remain necessary.</w:t>
+        <w:t>The independent crop experiment achieves 94.32% top-one accuracy and 0.943 macro F1 on 440 held-out public-dataset records, with the rainfall–humidity proxy limitation explicit. This result and the simulated pump commands establish neither manual irrigation-decision accuracy nor water savings, yield improvement, physical latency or field readiness. Calibrated sensors, measured hydraulic delivery, labeled physical observations and replicated controlled trials remain necessary.</w:t>
       </w:r>
     </w:p>
     <w:p>
@@ -13279,6 +15804,7 @@
       <w:r>
         <w:rPr>
           <w:b/>
+          <w:color w:val="000000"/>
           <w:sz w:val="32"/>
         </w:rPr>
         <w:t>Appendix B Recorded Simulation Conditions</w:t>
@@ -13292,7 +15818,7 @@
         <w:rPr>
           <w:sz w:val="22"/>
         </w:rPr>
-        <w:t>Figures 5-15 are actual captures of the evaluated browser simulator. All sensor values are synthetic. Command minutes are accelerated at one software second per minute; no physical water volume or network performance is inferred. A compact figure layout hides editing controls while retaining calculated values, scenario identity and replay context.</w:t>
+        <w:t>Figures 5–15 are captures of the evaluated browser simulator; Figure 4 and Figures 16–34 show the tested Wokwi circuit with Serial output. Sensor observations are synthetic, command minutes are accelerated at one simulation second per minute, and the output is a pump surrogate. Browser run IDs and firmware case labels identify their separate sources. Captions report selected states; complete transitions and source hashes are retained in the accompanying archives.</w:t>
       </w:r>
     </w:p>
     <w:p>
@@ -14034,9 +16560,1795 @@
     </w:p>
     <w:p>
       <w:pPr>
+        <w:keepNext w:val="0"/>
+        <w:spacing w:after="0" w:before="0"/>
+        <w:sectPr>
+          <w:type w:val="nextPage"/>
+          <w:pgSz w:w="12240" w:h="15840"/>
+          <w:pgMar w:top="1440" w:right="1440" w:bottom="1440" w:left="1440" w:header="708" w:footer="708" w:gutter="0"/>
+          <w:cols w:space="720"/>
+          <w:docGrid w:linePitch="360"/>
+        </w:sectPr>
+      </w:pPr>
+    </w:p>
+    <w:p>
+      <w:pPr>
+        <w:keepNext w:val="0"/>
+        <w:pageBreakBefore w:val="0"/>
+        <w:spacing w:after="120"/>
+      </w:pPr>
+      <w:r>
+        <w:rPr>
+          <w:b/>
+          <w:sz w:val="24"/>
+        </w:rPr>
+        <w:t>W-02  Wet soil no dose</w:t>
+      </w:r>
+    </w:p>
+    <w:p>
+      <w:pPr>
+        <w:keepNext w:val="0"/>
+        <w:spacing w:after="120"/>
+      </w:pPr>
+      <w:r>
+        <w:rPr>
+          <w:b w:val="0"/>
+          <w:sz w:val="20"/>
+        </w:rPr>
+        <w:t>Commands: CASE 2. Conditions: M=85%, T=27 C, RH=60%.</w:t>
+      </w:r>
+    </w:p>
+    <w:p>
+      <w:pPr>
+        <w:keepNext/>
+        <w:spacing w:after="120"/>
+        <w:jc w:val="center"/>
+      </w:pPr>
+      <w:r>
+        <w:drawing>
+          <wp:inline xmlns:a="http://schemas.openxmlformats.org/drawingml/2006/main" xmlns:pic="http://schemas.openxmlformats.org/drawingml/2006/picture">
+            <wp:extent cx="8229600" cy="3936460"/>
+            <wp:docPr id="1570744402" name="Picture 1570744402" descr="Figure 16, W-02: Wet soil: zero command; pump OFF/LOW."/>
+            <wp:cNvGraphicFramePr>
+              <a:graphicFrameLocks noChangeAspect="1"/>
+            </wp:cNvGraphicFramePr>
+            <a:graphic>
+              <a:graphicData uri="http://schemas.openxmlformats.org/drawingml/2006/picture">
+                <pic:pic>
+                  <pic:nvPicPr>
+                    <pic:cNvPr id="0" name="TC02-wet-soil-no-dose.jpg"/>
+                    <pic:cNvPicPr/>
+                  </pic:nvPicPr>
+                  <pic:blipFill>
+                    <a:blip r:embed="rId28"/>
+                    <a:stretch>
+                      <a:fillRect/>
+                    </a:stretch>
+                  </pic:blipFill>
+                  <pic:spPr>
+                    <a:xfrm>
+                      <a:off x="0" y="0"/>
+                      <a:ext cx="8229600" cy="3936460"/>
+                    </a:xfrm>
+                    <a:prstGeom prst="rect"/>
+                  </pic:spPr>
+                </pic:pic>
+              </a:graphicData>
+            </a:graphic>
+          </wp:inline>
+        </w:drawing>
+      </w:r>
+    </w:p>
+    <w:p>
+      <w:pPr>
+        <w:keepNext w:val="0"/>
+        <w:spacing w:after="120"/>
+      </w:pPr>
+      <w:r>
+        <w:rPr>
+          <w:b w:val="0"/>
+          <w:sz w:val="18"/>
+        </w:rPr>
+        <w:t>Figure 16: Wet soil: zero command; pump OFF/LOW. Captured command 0 min; output OFF/GPIO2 LOW; sensor VALID; alert NO; MQTT ON. Result: PASS.</w:t>
+      </w:r>
+    </w:p>
+    <w:p>
+      <w:pPr>
+        <w:keepNext w:val="0"/>
+        <w:spacing w:after="120"/>
+      </w:pPr>
+      <w:r>
+        <w:rPr>
+          <w:b w:val="0"/>
+          <w:sz w:val="18"/>
+        </w:rPr>
+        <w:t>Source: serial/TC02-wet-soil-no-dose.txt; device uptime 103548 ms. Paused OLED refresh may appear dithered.</w:t>
+      </w:r>
+    </w:p>
+    <w:p>
+      <w:pPr>
+        <w:keepNext w:val="0"/>
+        <w:pageBreakBefore/>
+        <w:spacing w:after="120"/>
+      </w:pPr>
+      <w:r>
+        <w:rPr>
+          <w:b/>
+          <w:sz w:val="24"/>
+        </w:rPr>
+        <w:t>W-03  Hot dry maximum command</w:t>
+      </w:r>
+    </w:p>
+    <w:p>
+      <w:pPr>
+        <w:keepNext w:val="0"/>
+        <w:spacing w:after="120"/>
+      </w:pPr>
+      <w:r>
+        <w:rPr>
+          <w:b w:val="0"/>
+          <w:sz w:val="20"/>
+        </w:rPr>
+        <w:t>Commands: CASE 3. Conditions: M=10%, T=45 C, RH=20%.</w:t>
+      </w:r>
+    </w:p>
+    <w:p>
+      <w:pPr>
+        <w:keepNext/>
+        <w:spacing w:after="120"/>
+        <w:jc w:val="center"/>
+      </w:pPr>
+      <w:r>
+        <w:drawing>
+          <wp:inline xmlns:a="http://schemas.openxmlformats.org/drawingml/2006/main" xmlns:pic="http://schemas.openxmlformats.org/drawingml/2006/picture">
+            <wp:extent cx="8229600" cy="3936460"/>
+            <wp:docPr id="1570744403" name="Picture 1570744403" descr="Figure 17, W-03: Hot, dry soil: maximum 40 min command; alert and pump ON."/>
+            <wp:cNvGraphicFramePr>
+              <a:graphicFrameLocks noChangeAspect="1"/>
+            </wp:cNvGraphicFramePr>
+            <a:graphic>
+              <a:graphicData uri="http://schemas.openxmlformats.org/drawingml/2006/picture">
+                <pic:pic>
+                  <pic:nvPicPr>
+                    <pic:cNvPr id="0" name="TC03-hot-dry-maximum-command.jpg"/>
+                    <pic:cNvPicPr/>
+                  </pic:nvPicPr>
+                  <pic:blipFill>
+                    <a:blip r:embed="rId29"/>
+                    <a:stretch>
+                      <a:fillRect/>
+                    </a:stretch>
+                  </pic:blipFill>
+                  <pic:spPr>
+                    <a:xfrm>
+                      <a:off x="0" y="0"/>
+                      <a:ext cx="8229600" cy="3936460"/>
+                    </a:xfrm>
+                    <a:prstGeom prst="rect"/>
+                  </pic:spPr>
+                </pic:pic>
+              </a:graphicData>
+            </a:graphic>
+          </wp:inline>
+        </w:drawing>
+      </w:r>
+    </w:p>
+    <w:p>
+      <w:pPr>
+        <w:keepNext w:val="0"/>
+        <w:spacing w:after="120"/>
+      </w:pPr>
+      <w:r>
+        <w:rPr>
+          <w:b w:val="0"/>
+          <w:sz w:val="18"/>
+        </w:rPr>
+        <w:t>Figure 17: Hot, dry soil: maximum 40 min command; alert and pump ON. Captured command 40 min; output ON/GPIO2 HIGH; sensor VALID; alert YES; MQTT ON. Result: PASS.</w:t>
+      </w:r>
+    </w:p>
+    <w:p>
+      <w:pPr>
+        <w:keepNext w:val="0"/>
+        <w:spacing w:after="120"/>
+      </w:pPr>
+      <w:r>
+        <w:rPr>
+          <w:b w:val="0"/>
+          <w:sz w:val="18"/>
+        </w:rPr>
+        <w:t>Source: serial/TC03-hot-dry-maximum-command.txt; device uptime 103651 ms. Paused OLED refresh may appear dithered.</w:t>
+      </w:r>
+    </w:p>
+    <w:p>
+      <w:pPr>
+        <w:keepNext w:val="0"/>
+        <w:pageBreakBefore/>
+        <w:spacing w:after="120"/>
+      </w:pPr>
+      <w:r>
+        <w:rPr>
+          <w:b/>
+          <w:sz w:val="24"/>
+        </w:rPr>
+        <w:t>W-04  Inclusive alert at thirty percent</w:t>
+      </w:r>
+    </w:p>
+    <w:p>
+      <w:pPr>
+        <w:keepNext w:val="0"/>
+        <w:spacing w:after="120"/>
+      </w:pPr>
+      <w:r>
+        <w:rPr>
+          <w:b w:val="0"/>
+          <w:sz w:val="20"/>
+        </w:rPr>
+        <w:t>Commands: CASE 4. Conditions: M=30%, T=27 C, RH=60%.</w:t>
+      </w:r>
+    </w:p>
+    <w:p>
+      <w:pPr>
+        <w:keepNext/>
+        <w:spacing w:after="120"/>
+        <w:jc w:val="center"/>
+      </w:pPr>
+      <w:r>
+        <w:drawing>
+          <wp:inline xmlns:a="http://schemas.openxmlformats.org/drawingml/2006/main" xmlns:pic="http://schemas.openxmlformats.org/drawingml/2006/picture">
+            <wp:extent cx="8229600" cy="3936460"/>
+            <wp:docPr id="1570744404" name="Picture 1570744404" descr="Figure 18, W-04: Inclusive low-moisture alert boundary: alert YES; command 20 min."/>
+            <wp:cNvGraphicFramePr>
+              <a:graphicFrameLocks noChangeAspect="1"/>
+            </wp:cNvGraphicFramePr>
+            <a:graphic>
+              <a:graphicData uri="http://schemas.openxmlformats.org/drawingml/2006/picture">
+                <pic:pic>
+                  <pic:nvPicPr>
+                    <pic:cNvPr id="0" name="TC04-inclusive-alert-at-thirty-percent.jpg"/>
+                    <pic:cNvPicPr/>
+                  </pic:nvPicPr>
+                  <pic:blipFill>
+                    <a:blip r:embed="rId30"/>
+                    <a:stretch>
+                      <a:fillRect/>
+                    </a:stretch>
+                  </pic:blipFill>
+                  <pic:spPr>
+                    <a:xfrm>
+                      <a:off x="0" y="0"/>
+                      <a:ext cx="8229600" cy="3936460"/>
+                    </a:xfrm>
+                    <a:prstGeom prst="rect"/>
+                  </pic:spPr>
+                </pic:pic>
+              </a:graphicData>
+            </a:graphic>
+          </wp:inline>
+        </w:drawing>
+      </w:r>
+    </w:p>
+    <w:p>
+      <w:pPr>
+        <w:keepNext w:val="0"/>
+        <w:spacing w:after="120"/>
+      </w:pPr>
+      <w:r>
+        <w:rPr>
+          <w:b w:val="0"/>
+          <w:sz w:val="18"/>
+        </w:rPr>
+        <w:t>Figure 18: Inclusive low-moisture alert boundary: alert YES; command 20 min. Captured command 20 min; output ON/GPIO2 HIGH; sensor VALID; alert YES; MQTT ON. Result: PASS.</w:t>
+      </w:r>
+    </w:p>
+    <w:p>
+      <w:pPr>
+        <w:keepNext w:val="0"/>
+        <w:spacing w:after="120"/>
+      </w:pPr>
+      <w:r>
+        <w:rPr>
+          <w:b w:val="0"/>
+          <w:sz w:val="18"/>
+        </w:rPr>
+        <w:t>Source: serial/TC04-inclusive-alert-at-thirty-percent.txt; device uptime 104485 ms. Paused OLED refresh may appear dithered.</w:t>
+      </w:r>
+    </w:p>
+    <w:p>
+      <w:pPr>
+        <w:keepNext w:val="0"/>
+        <w:pageBreakBefore/>
+        <w:spacing w:after="120"/>
+      </w:pPr>
+      <w:r>
+        <w:rPr>
+          <w:b/>
+          <w:sz w:val="24"/>
+        </w:rPr>
+        <w:t>W-05  Above threshold at thirty one percent</w:t>
+      </w:r>
+    </w:p>
+    <w:p>
+      <w:pPr>
+        <w:keepNext w:val="0"/>
+        <w:spacing w:after="120"/>
+      </w:pPr>
+      <w:r>
+        <w:rPr>
+          <w:b w:val="0"/>
+          <w:sz w:val="20"/>
+        </w:rPr>
+        <w:t>Commands: CASE 5. Conditions: M=31%, T=27 C, RH=60%.</w:t>
+      </w:r>
+    </w:p>
+    <w:p>
+      <w:pPr>
+        <w:keepNext/>
+        <w:spacing w:after="120"/>
+        <w:jc w:val="center"/>
+      </w:pPr>
+      <w:r>
+        <w:drawing>
+          <wp:inline xmlns:a="http://schemas.openxmlformats.org/drawingml/2006/main" xmlns:pic="http://schemas.openxmlformats.org/drawingml/2006/picture">
+            <wp:extent cx="8229600" cy="3936460"/>
+            <wp:docPr id="1570744405" name="Picture 1570744405" descr="Figure 19, W-05: Above alert boundary: alert NO; command 19.4 min."/>
+            <wp:cNvGraphicFramePr>
+              <a:graphicFrameLocks noChangeAspect="1"/>
+            </wp:cNvGraphicFramePr>
+            <a:graphic>
+              <a:graphicData uri="http://schemas.openxmlformats.org/drawingml/2006/picture">
+                <pic:pic>
+                  <pic:nvPicPr>
+                    <pic:cNvPr id="0" name="TC05-above-threshold-at-thirty-one-percent.jpg"/>
+                    <pic:cNvPicPr/>
+                  </pic:nvPicPr>
+                  <pic:blipFill>
+                    <a:blip r:embed="rId31"/>
+                    <a:stretch>
+                      <a:fillRect/>
+                    </a:stretch>
+                  </pic:blipFill>
+                  <pic:spPr>
+                    <a:xfrm>
+                      <a:off x="0" y="0"/>
+                      <a:ext cx="8229600" cy="3936460"/>
+                    </a:xfrm>
+                    <a:prstGeom prst="rect"/>
+                  </pic:spPr>
+                </pic:pic>
+              </a:graphicData>
+            </a:graphic>
+          </wp:inline>
+        </w:drawing>
+      </w:r>
+    </w:p>
+    <w:p>
+      <w:pPr>
+        <w:keepNext w:val="0"/>
+        <w:spacing w:after="120"/>
+      </w:pPr>
+      <w:r>
+        <w:rPr>
+          <w:b w:val="0"/>
+          <w:sz w:val="18"/>
+        </w:rPr>
+        <w:t>Figure 19: Above alert boundary: alert NO; command 19.4 min. Captured command 19.4 min; output ON/GPIO2 HIGH; sensor VALID; alert NO; MQTT ON. Result: PASS.</w:t>
+      </w:r>
+    </w:p>
+    <w:p>
+      <w:pPr>
+        <w:keepNext w:val="0"/>
+        <w:spacing w:after="120"/>
+      </w:pPr>
+      <w:r>
+        <w:rPr>
+          <w:b w:val="0"/>
+          <w:sz w:val="18"/>
+        </w:rPr>
+        <w:t>Source: serial/TC05-above-threshold-at-thirty-one-percent.txt; device uptime 104653 ms. Paused OLED refresh may appear dithered.</w:t>
+      </w:r>
+    </w:p>
+    <w:p>
+      <w:pPr>
+        <w:keepNext w:val="0"/>
+        <w:pageBreakBefore/>
+        <w:spacing w:after="120"/>
+      </w:pPr>
+      <w:r>
+        <w:rPr>
+          <w:b/>
+          <w:sz w:val="24"/>
+        </w:rPr>
+        <w:t>W-06  Cold dry rule coverage</w:t>
+      </w:r>
+    </w:p>
+    <w:p>
+      <w:pPr>
+        <w:keepNext w:val="0"/>
+        <w:spacing w:after="120"/>
+      </w:pPr>
+      <w:r>
+        <w:rPr>
+          <w:b w:val="0"/>
+          <w:sz w:val="20"/>
+        </w:rPr>
+        <w:t>Commands: CASE 6. Conditions: M=10%, T=10 C, RH=20%.</w:t>
+      </w:r>
+    </w:p>
+    <w:p>
+      <w:pPr>
+        <w:keepNext/>
+        <w:spacing w:after="120"/>
+        <w:jc w:val="center"/>
+      </w:pPr>
+      <w:r>
+        <w:drawing>
+          <wp:inline xmlns:a="http://schemas.openxmlformats.org/drawingml/2006/main" xmlns:pic="http://schemas.openxmlformats.org/drawingml/2006/picture">
+            <wp:extent cx="8229600" cy="3936460"/>
+            <wp:docPr id="1570744406" name="Picture 1570744406" descr="Figure 20, W-06: Cold, dry soil remains covered: command 22 min."/>
+            <wp:cNvGraphicFramePr>
+              <a:graphicFrameLocks noChangeAspect="1"/>
+            </wp:cNvGraphicFramePr>
+            <a:graphic>
+              <a:graphicData uri="http://schemas.openxmlformats.org/drawingml/2006/picture">
+                <pic:pic>
+                  <pic:nvPicPr>
+                    <pic:cNvPr id="0" name="TC06-cold-dry-rule-coverage.jpg"/>
+                    <pic:cNvPicPr/>
+                  </pic:nvPicPr>
+                  <pic:blipFill>
+                    <a:blip r:embed="rId32"/>
+                    <a:stretch>
+                      <a:fillRect/>
+                    </a:stretch>
+                  </pic:blipFill>
+                  <pic:spPr>
+                    <a:xfrm>
+                      <a:off x="0" y="0"/>
+                      <a:ext cx="8229600" cy="3936460"/>
+                    </a:xfrm>
+                    <a:prstGeom prst="rect"/>
+                  </pic:spPr>
+                </pic:pic>
+              </a:graphicData>
+            </a:graphic>
+          </wp:inline>
+        </w:drawing>
+      </w:r>
+    </w:p>
+    <w:p>
+      <w:pPr>
+        <w:keepNext w:val="0"/>
+        <w:spacing w:after="120"/>
+      </w:pPr>
+      <w:r>
+        <w:rPr>
+          <w:b w:val="0"/>
+          <w:sz w:val="18"/>
+        </w:rPr>
+        <w:t>Figure 20: Cold, dry soil remains covered: command 22 min. Captured command 22 min; output ON/GPIO2 HIGH; sensor VALID; alert YES; MQTT ON. Result: PASS.</w:t>
+      </w:r>
+    </w:p>
+    <w:p>
+      <w:pPr>
+        <w:keepNext w:val="0"/>
+        <w:spacing w:after="120"/>
+      </w:pPr>
+      <w:r>
+        <w:rPr>
+          <w:b w:val="0"/>
+          <w:sz w:val="18"/>
+        </w:rPr>
+        <w:t>Source: serial/TC06-cold-dry-rule-coverage.txt; device uptime 115031 ms. Paused OLED refresh may appear dithered.</w:t>
+      </w:r>
+    </w:p>
+    <w:p>
+      <w:pPr>
+        <w:keepNext w:val="0"/>
+        <w:pageBreakBefore/>
+        <w:spacing w:after="120"/>
+      </w:pPr>
+      <w:r>
+        <w:rPr>
+          <w:b/>
+          <w:sz w:val="24"/>
+        </w:rPr>
+        <w:t>W-07  Valid minimum domain endpoint</w:t>
+      </w:r>
+    </w:p>
+    <w:p>
+      <w:pPr>
+        <w:keepNext w:val="0"/>
+        <w:spacing w:after="120"/>
+      </w:pPr>
+      <w:r>
+        <w:rPr>
+          <w:b w:val="0"/>
+          <w:sz w:val="20"/>
+        </w:rPr>
+        <w:t>Commands: CASE 7. Conditions: M=0%, T=0 C, RH=0%.</w:t>
+      </w:r>
+    </w:p>
+    <w:p>
+      <w:pPr>
+        <w:keepNext/>
+        <w:spacing w:after="120"/>
+        <w:jc w:val="center"/>
+      </w:pPr>
+      <w:r>
+        <w:drawing>
+          <wp:inline xmlns:a="http://schemas.openxmlformats.org/drawingml/2006/main" xmlns:pic="http://schemas.openxmlformats.org/drawingml/2006/picture">
+            <wp:extent cx="8229600" cy="3936460"/>
+            <wp:docPr id="1570744407" name="Picture 1570744407" descr="Figure 21, W-07: Lower valid domain endpoint: command 22 min; valid sensor state."/>
+            <wp:cNvGraphicFramePr>
+              <a:graphicFrameLocks noChangeAspect="1"/>
+            </wp:cNvGraphicFramePr>
+            <a:graphic>
+              <a:graphicData uri="http://schemas.openxmlformats.org/drawingml/2006/picture">
+                <pic:pic>
+                  <pic:nvPicPr>
+                    <pic:cNvPr id="0" name="TC07-valid-minimum-domain-endpoint.jpg"/>
+                    <pic:cNvPicPr/>
+                  </pic:nvPicPr>
+                  <pic:blipFill>
+                    <a:blip r:embed="rId33"/>
+                    <a:stretch>
+                      <a:fillRect/>
+                    </a:stretch>
+                  </pic:blipFill>
+                  <pic:spPr>
+                    <a:xfrm>
+                      <a:off x="0" y="0"/>
+                      <a:ext cx="8229600" cy="3936460"/>
+                    </a:xfrm>
+                    <a:prstGeom prst="rect"/>
+                  </pic:spPr>
+                </pic:pic>
+              </a:graphicData>
+            </a:graphic>
+          </wp:inline>
+        </w:drawing>
+      </w:r>
+    </w:p>
+    <w:p>
+      <w:pPr>
+        <w:keepNext w:val="0"/>
+        <w:spacing w:after="120"/>
+      </w:pPr>
+      <w:r>
+        <w:rPr>
+          <w:b w:val="0"/>
+          <w:sz w:val="18"/>
+        </w:rPr>
+        <w:t>Figure 21: Lower valid domain endpoint: command 22 min; valid sensor state. Captured command 22 min; output ON/GPIO2 HIGH; sensor VALID; alert YES; MQTT ON. Result: PASS.</w:t>
+      </w:r>
+    </w:p>
+    <w:p>
+      <w:pPr>
+        <w:keepNext w:val="0"/>
+        <w:spacing w:after="120"/>
+      </w:pPr>
+      <w:r>
+        <w:rPr>
+          <w:b w:val="0"/>
+          <w:sz w:val="18"/>
+        </w:rPr>
+        <w:t>Source: serial/TC07-valid-minimum-domain-endpoint.txt; device uptime 125141 ms. Paused OLED refresh may appear dithered.</w:t>
+      </w:r>
+    </w:p>
+    <w:p>
+      <w:pPr>
+        <w:keepNext w:val="0"/>
+        <w:pageBreakBefore/>
+        <w:spacing w:after="120"/>
+      </w:pPr>
+      <w:r>
+        <w:rPr>
+          <w:b/>
+          <w:sz w:val="24"/>
+        </w:rPr>
+        <w:t>W-08  Valid maximum domain endpoint</w:t>
+      </w:r>
+    </w:p>
+    <w:p>
+      <w:pPr>
+        <w:keepNext w:val="0"/>
+        <w:spacing w:after="120"/>
+      </w:pPr>
+      <w:r>
+        <w:rPr>
+          <w:b w:val="0"/>
+          <w:sz w:val="20"/>
+        </w:rPr>
+        <w:t>Commands: CASE 8. Conditions: M=100%, T=50 C, RH=100%.</w:t>
+      </w:r>
+    </w:p>
+    <w:p>
+      <w:pPr>
+        <w:keepNext/>
+        <w:spacing w:after="120"/>
+        <w:jc w:val="center"/>
+      </w:pPr>
+      <w:r>
+        <w:drawing>
+          <wp:inline xmlns:a="http://schemas.openxmlformats.org/drawingml/2006/main" xmlns:pic="http://schemas.openxmlformats.org/drawingml/2006/picture">
+            <wp:extent cx="8229600" cy="3936460"/>
+            <wp:docPr id="1570744408" name="Picture 1570744408" descr="Figure 22, W-08: Upper valid endpoint: command zero; pump OFF."/>
+            <wp:cNvGraphicFramePr>
+              <a:graphicFrameLocks noChangeAspect="1"/>
+            </wp:cNvGraphicFramePr>
+            <a:graphic>
+              <a:graphicData uri="http://schemas.openxmlformats.org/drawingml/2006/picture">
+                <pic:pic>
+                  <pic:nvPicPr>
+                    <pic:cNvPr id="0" name="TC08-valid-maximum-domain-endpoint.jpg"/>
+                    <pic:cNvPicPr/>
+                  </pic:nvPicPr>
+                  <pic:blipFill>
+                    <a:blip r:embed="rId34"/>
+                    <a:stretch>
+                      <a:fillRect/>
+                    </a:stretch>
+                  </pic:blipFill>
+                  <pic:spPr>
+                    <a:xfrm>
+                      <a:off x="0" y="0"/>
+                      <a:ext cx="8229600" cy="3936460"/>
+                    </a:xfrm>
+                    <a:prstGeom prst="rect"/>
+                  </pic:spPr>
+                </pic:pic>
+              </a:graphicData>
+            </a:graphic>
+          </wp:inline>
+        </w:drawing>
+      </w:r>
+    </w:p>
+    <w:p>
+      <w:pPr>
+        <w:keepNext w:val="0"/>
+        <w:spacing w:after="120"/>
+      </w:pPr>
+      <w:r>
+        <w:rPr>
+          <w:b w:val="0"/>
+          <w:sz w:val="18"/>
+        </w:rPr>
+        <w:t>Figure 22: Upper valid endpoint: command zero; pump OFF. Captured command 0 min; output OFF/GPIO2 LOW; sensor VALID; alert NO; MQTT ON. Result: PASS.</w:t>
+      </w:r>
+    </w:p>
+    <w:p>
+      <w:pPr>
+        <w:keepNext w:val="0"/>
+        <w:spacing w:after="120"/>
+      </w:pPr>
+      <w:r>
+        <w:rPr>
+          <w:b w:val="0"/>
+          <w:sz w:val="18"/>
+        </w:rPr>
+        <w:t>Source: serial/TC08-valid-maximum-domain-endpoint.txt; device uptime 127804 ms. Paused OLED refresh may appear dithered.</w:t>
+      </w:r>
+    </w:p>
+    <w:p>
+      <w:pPr>
+        <w:keepNext w:val="0"/>
+        <w:pageBreakBefore/>
+        <w:spacing w:after="120"/>
+      </w:pPr>
+      <w:r>
+        <w:rPr>
+          <w:b/>
+          <w:sz w:val="24"/>
+        </w:rPr>
+        <w:t>W-09  Fault during active dose stops gpio</w:t>
+      </w:r>
+    </w:p>
+    <w:p>
+      <w:pPr>
+        <w:keepNext w:val="0"/>
+        <w:spacing w:after="120"/>
+      </w:pPr>
+      <w:r>
+        <w:rPr>
+          <w:b w:val="0"/>
+          <w:sz w:val="20"/>
+        </w:rPr>
+        <w:t>Commands: CASE 9; then FAULT ON while pump is ON. Conditions: Start at 10%,45 C,20%.</w:t>
+      </w:r>
+    </w:p>
+    <w:p>
+      <w:pPr>
+        <w:keepNext/>
+        <w:spacing w:after="120"/>
+        <w:jc w:val="center"/>
+      </w:pPr>
+      <w:r>
+        <w:drawing>
+          <wp:inline xmlns:a="http://schemas.openxmlformats.org/drawingml/2006/main" xmlns:pic="http://schemas.openxmlformats.org/drawingml/2006/picture">
+            <wp:extent cx="8229600" cy="3936460"/>
+            <wp:docPr id="1570744409" name="Picture 1570744409" descr="Figure 23, W-09: Injected sensor fault stops the active pump; sensor FAULT; command zero."/>
+            <wp:cNvGraphicFramePr>
+              <a:graphicFrameLocks noChangeAspect="1"/>
+            </wp:cNvGraphicFramePr>
+            <a:graphic>
+              <a:graphicData uri="http://schemas.openxmlformats.org/drawingml/2006/picture">
+                <pic:pic>
+                  <pic:nvPicPr>
+                    <pic:cNvPr id="0" name="TC09-fault-during-active-dose-stops-gpio.jpg"/>
+                    <pic:cNvPicPr/>
+                  </pic:nvPicPr>
+                  <pic:blipFill>
+                    <a:blip r:embed="rId35"/>
+                    <a:stretch>
+                      <a:fillRect/>
+                    </a:stretch>
+                  </pic:blipFill>
+                  <pic:spPr>
+                    <a:xfrm>
+                      <a:off x="0" y="0"/>
+                      <a:ext cx="8229600" cy="3936460"/>
+                    </a:xfrm>
+                    <a:prstGeom prst="rect"/>
+                  </pic:spPr>
+                </pic:pic>
+              </a:graphicData>
+            </a:graphic>
+          </wp:inline>
+        </w:drawing>
+      </w:r>
+    </w:p>
+    <w:p>
+      <w:pPr>
+        <w:keepNext w:val="0"/>
+        <w:spacing w:after="120"/>
+      </w:pPr>
+      <w:r>
+        <w:rPr>
+          <w:b w:val="0"/>
+          <w:sz w:val="18"/>
+        </w:rPr>
+        <w:t>Figure 23: Injected sensor fault stops the active pump; sensor FAULT; command zero. Captured command 0 min; output OFF/GPIO2 LOW; sensor FAULT; alert NO; MQTT ON. Result: PASS.</w:t>
+      </w:r>
+    </w:p>
+    <w:p>
+      <w:pPr>
+        <w:keepNext w:val="0"/>
+        <w:spacing w:after="120"/>
+      </w:pPr>
+      <w:r>
+        <w:rPr>
+          <w:b w:val="0"/>
+          <w:sz w:val="18"/>
+        </w:rPr>
+        <w:t>Source: serial/TC09-fault-during-active-dose-stops-gpio.txt; device uptime 141661 ms. Paused OLED refresh may appear dithered.</w:t>
+      </w:r>
+    </w:p>
+    <w:p>
+      <w:pPr>
+        <w:keepNext w:val="0"/>
+        <w:pageBreakBefore/>
+        <w:spacing w:after="120"/>
+      </w:pPr>
+      <w:r>
+        <w:rPr>
+          <w:b/>
+          <w:sz w:val="24"/>
+        </w:rPr>
+        <w:t>W-10  Valid recovery resets filter</w:t>
+      </w:r>
+    </w:p>
+    <w:p>
+      <w:pPr>
+        <w:keepNext w:val="0"/>
+        <w:spacing w:after="120"/>
+      </w:pPr>
+      <w:r>
+        <w:rPr>
+          <w:b w:val="0"/>
+          <w:sz w:val="20"/>
+        </w:rPr>
+        <w:t>Commands: CASE 10. Conditions: M=50%, T=27 C, RH=60%.</w:t>
+      </w:r>
+    </w:p>
+    <w:p>
+      <w:pPr>
+        <w:keepNext/>
+        <w:spacing w:after="120"/>
+        <w:jc w:val="center"/>
+      </w:pPr>
+      <w:r>
+        <w:drawing>
+          <wp:inline xmlns:a="http://schemas.openxmlformats.org/drawingml/2006/main" xmlns:pic="http://schemas.openxmlformats.org/drawingml/2006/picture">
+            <wp:extent cx="8229600" cy="3936460"/>
+            <wp:docPr id="1570744410" name="Picture 1570744410" descr="Figure 24, W-10: Recovery clears injected fault and produces valid 8 min command."/>
+            <wp:cNvGraphicFramePr>
+              <a:graphicFrameLocks noChangeAspect="1"/>
+            </wp:cNvGraphicFramePr>
+            <a:graphic>
+              <a:graphicData uri="http://schemas.openxmlformats.org/drawingml/2006/picture">
+                <pic:pic>
+                  <pic:nvPicPr>
+                    <pic:cNvPr id="0" name="TC10-valid-recovery-resets-filter.jpg"/>
+                    <pic:cNvPicPr/>
+                  </pic:nvPicPr>
+                  <pic:blipFill>
+                    <a:blip r:embed="rId36"/>
+                    <a:stretch>
+                      <a:fillRect/>
+                    </a:stretch>
+                  </pic:blipFill>
+                  <pic:spPr>
+                    <a:xfrm>
+                      <a:off x="0" y="0"/>
+                      <a:ext cx="8229600" cy="3936460"/>
+                    </a:xfrm>
+                    <a:prstGeom prst="rect"/>
+                  </pic:spPr>
+                </pic:pic>
+              </a:graphicData>
+            </a:graphic>
+          </wp:inline>
+        </w:drawing>
+      </w:r>
+    </w:p>
+    <w:p>
+      <w:pPr>
+        <w:keepNext w:val="0"/>
+        <w:spacing w:after="120"/>
+      </w:pPr>
+      <w:r>
+        <w:rPr>
+          <w:b w:val="0"/>
+          <w:sz w:val="18"/>
+        </w:rPr>
+        <w:t>Figure 24: Recovery clears injected fault and produces valid 8 min command. Captured command 8 min; output ON/GPIO2 HIGH; sensor VALID; alert NO; MQTT ON. Result: PASS.</w:t>
+      </w:r>
+    </w:p>
+    <w:p>
+      <w:pPr>
+        <w:keepNext w:val="0"/>
+        <w:spacing w:after="120"/>
+      </w:pPr>
+      <w:r>
+        <w:rPr>
+          <w:b w:val="0"/>
+          <w:sz w:val="18"/>
+        </w:rPr>
+        <w:t>Source: serial/TC10-valid-recovery-resets-filter.txt; device uptime 142133 ms. Paused OLED refresh may appear dithered.</w:t>
+      </w:r>
+    </w:p>
+    <w:p>
+      <w:pPr>
+        <w:keepNext w:val="0"/>
+        <w:pageBreakBefore/>
+        <w:spacing w:after="120"/>
+      </w:pPr>
+      <w:r>
+        <w:rPr>
+          <w:b/>
+          <w:sz w:val="24"/>
+        </w:rPr>
+        <w:t>W-11  Offline timer completes without broker</w:t>
+      </w:r>
+    </w:p>
+    <w:p>
+      <w:pPr>
+        <w:keepNext w:val="0"/>
+        <w:spacing w:after="120"/>
+      </w:pPr>
+      <w:r>
+        <w:rPr>
+          <w:b w:val="0"/>
+          <w:sz w:val="20"/>
+        </w:rPr>
+        <w:t>Commands: CASE 11; wait &gt;8 simulator seconds. Conditions: M=50%, T=27 C, RH=60%; networking disabled.</w:t>
+      </w:r>
+    </w:p>
+    <w:p>
+      <w:pPr>
+        <w:keepNext/>
+        <w:spacing w:after="120"/>
+        <w:jc w:val="center"/>
+      </w:pPr>
+      <w:r>
+        <w:drawing>
+          <wp:inline xmlns:a="http://schemas.openxmlformats.org/drawingml/2006/main" xmlns:pic="http://schemas.openxmlformats.org/drawingml/2006/picture">
+            <wp:extent cx="8229600" cy="3936460"/>
+            <wp:docPr id="1570744411" name="Picture 1570744411" descr="Figure 25, W-11: Local 8-second accelerated dose completes while MQTT is OFF."/>
+            <wp:cNvGraphicFramePr>
+              <a:graphicFrameLocks noChangeAspect="1"/>
+            </wp:cNvGraphicFramePr>
+            <a:graphic>
+              <a:graphicData uri="http://schemas.openxmlformats.org/drawingml/2006/picture">
+                <pic:pic>
+                  <pic:nvPicPr>
+                    <pic:cNvPr id="0" name="TC11-offline-timer-completes-without-broker.jpg"/>
+                    <pic:cNvPicPr/>
+                  </pic:nvPicPr>
+                  <pic:blipFill>
+                    <a:blip r:embed="rId37"/>
+                    <a:stretch>
+                      <a:fillRect/>
+                    </a:stretch>
+                  </pic:blipFill>
+                  <pic:spPr>
+                    <a:xfrm>
+                      <a:off x="0" y="0"/>
+                      <a:ext cx="8229600" cy="3936460"/>
+                    </a:xfrm>
+                    <a:prstGeom prst="rect"/>
+                  </pic:spPr>
+                </pic:pic>
+              </a:graphicData>
+            </a:graphic>
+          </wp:inline>
+        </w:drawing>
+      </w:r>
+    </w:p>
+    <w:p>
+      <w:pPr>
+        <w:keepNext w:val="0"/>
+        <w:spacing w:after="120"/>
+      </w:pPr>
+      <w:r>
+        <w:rPr>
+          <w:b w:val="0"/>
+          <w:sz w:val="18"/>
+        </w:rPr>
+        <w:t>Figure 25: Local 8-second accelerated dose completes while MQTT is OFF. Captured command 8 min; output OFF/GPIO2 LOW; sensor VALID; alert NO; MQTT OFF. Result: PASS.</w:t>
+      </w:r>
+    </w:p>
+    <w:p>
+      <w:pPr>
+        <w:keepNext w:val="0"/>
+        <w:spacing w:after="120"/>
+      </w:pPr>
+      <w:r>
+        <w:rPr>
+          <w:b w:val="0"/>
+          <w:sz w:val="18"/>
+        </w:rPr>
+        <w:t>Source: serial/TC11-offline-timer-completes-without-broker.txt; device uptime 172029 ms. Paused OLED refresh may appear dithered.</w:t>
+      </w:r>
+    </w:p>
+    <w:p>
+      <w:pPr>
+        <w:keepNext w:val="0"/>
+        <w:pageBreakBefore/>
+        <w:spacing w:after="120"/>
+      </w:pPr>
+      <w:r>
+        <w:rPr>
+          <w:b/>
+          <w:sz w:val="24"/>
+        </w:rPr>
+        <w:t>W-12  Mqtt reconnect and receiver resumes</w:t>
+      </w:r>
+    </w:p>
+    <w:p>
+      <w:pPr>
+        <w:keepNext w:val="0"/>
+        <w:spacing w:after="120"/>
+      </w:pPr>
+      <w:r>
+        <w:rPr>
+          <w:b w:val="0"/>
+          <w:sz w:val="20"/>
+        </w:rPr>
+        <w:t>Commands: CASE 12; wait for MQTT=ON. Conditions: M=50%, T=27 C, RH=60%; networking enabled.</w:t>
+      </w:r>
+    </w:p>
+    <w:p>
+      <w:pPr>
+        <w:keepNext/>
+        <w:spacing w:after="120"/>
+        <w:jc w:val="center"/>
+      </w:pPr>
+      <w:r>
+        <w:drawing>
+          <wp:inline xmlns:a="http://schemas.openxmlformats.org/drawingml/2006/main" xmlns:pic="http://schemas.openxmlformats.org/drawingml/2006/picture">
+            <wp:extent cx="8229600" cy="3936460"/>
+            <wp:docPr id="1570744412" name="Picture 1570744412" descr="Figure 26, W-12: Broker reconnects; receiver resumes receiving snapshots."/>
+            <wp:cNvGraphicFramePr>
+              <a:graphicFrameLocks noChangeAspect="1"/>
+            </wp:cNvGraphicFramePr>
+            <a:graphic>
+              <a:graphicData uri="http://schemas.openxmlformats.org/drawingml/2006/picture">
+                <pic:pic>
+                  <pic:nvPicPr>
+                    <pic:cNvPr id="0" name="TC12-mqtt-reconnect-and-receiver-resumes.jpg"/>
+                    <pic:cNvPicPr/>
+                  </pic:nvPicPr>
+                  <pic:blipFill>
+                    <a:blip r:embed="rId38"/>
+                    <a:stretch>
+                      <a:fillRect/>
+                    </a:stretch>
+                  </pic:blipFill>
+                  <pic:spPr>
+                    <a:xfrm>
+                      <a:off x="0" y="0"/>
+                      <a:ext cx="8229600" cy="3936460"/>
+                    </a:xfrm>
+                    <a:prstGeom prst="rect"/>
+                  </pic:spPr>
+                </pic:pic>
+              </a:graphicData>
+            </a:graphic>
+          </wp:inline>
+        </w:drawing>
+      </w:r>
+    </w:p>
+    <w:p>
+      <w:pPr>
+        <w:keepNext w:val="0"/>
+        <w:spacing w:after="120"/>
+      </w:pPr>
+      <w:r>
+        <w:rPr>
+          <w:b w:val="0"/>
+          <w:sz w:val="18"/>
+        </w:rPr>
+        <w:t>Figure 26: Broker reconnects; receiver resumes receiving snapshots. Captured command 8 min; output OFF/GPIO2 LOW; sensor VALID; alert NO; MQTT ON. Result: PASS.</w:t>
+      </w:r>
+    </w:p>
+    <w:p>
+      <w:pPr>
+        <w:keepNext w:val="0"/>
+        <w:spacing w:after="120"/>
+      </w:pPr>
+      <w:r>
+        <w:rPr>
+          <w:b w:val="0"/>
+          <w:sz w:val="18"/>
+        </w:rPr>
+        <w:t>Source: serial/TC12-mqtt-reconnect-and-receiver-resumes.txt; device uptime 182309 ms. Paused OLED refresh may appear dithered.</w:t>
+      </w:r>
+    </w:p>
+    <w:p>
+      <w:pPr>
+        <w:keepNext w:val="0"/>
+        <w:pageBreakBefore/>
+        <w:spacing w:after="120"/>
+      </w:pPr>
+      <w:r>
+        <w:rPr>
+          <w:b/>
+          <w:sz w:val="24"/>
+        </w:rPr>
+        <w:t>W-13  Baseline below thirty percent</w:t>
+      </w:r>
+    </w:p>
+    <w:p>
+      <w:pPr>
+        <w:keepNext w:val="0"/>
+        <w:spacing w:after="120"/>
+      </w:pPr>
+      <w:r>
+        <w:rPr>
+          <w:b w:val="0"/>
+          <w:sz w:val="20"/>
+        </w:rPr>
+        <w:t>Commands: CASE 13. Conditions: Baseline policy; M=29%, T=27 C, RH=60%.</w:t>
+      </w:r>
+    </w:p>
+    <w:p>
+      <w:pPr>
+        <w:keepNext/>
+        <w:spacing w:after="120"/>
+        <w:jc w:val="center"/>
+      </w:pPr>
+      <w:r>
+        <w:drawing>
+          <wp:inline xmlns:a="http://schemas.openxmlformats.org/drawingml/2006/main" xmlns:pic="http://schemas.openxmlformats.org/drawingml/2006/picture">
+            <wp:extent cx="8229600" cy="3936460"/>
+            <wp:docPr id="1570744413" name="Picture 1570744413" descr="Figure 27, W-13: Threshold reference turns pump ON with 10 min command below 30%."/>
+            <wp:cNvGraphicFramePr>
+              <a:graphicFrameLocks noChangeAspect="1"/>
+            </wp:cNvGraphicFramePr>
+            <a:graphic>
+              <a:graphicData uri="http://schemas.openxmlformats.org/drawingml/2006/picture">
+                <pic:pic>
+                  <pic:nvPicPr>
+                    <pic:cNvPr id="0" name="TC13-baseline-below-thirty-percent.jpg"/>
+                    <pic:cNvPicPr/>
+                  </pic:nvPicPr>
+                  <pic:blipFill>
+                    <a:blip r:embed="rId39"/>
+                    <a:stretch>
+                      <a:fillRect/>
+                    </a:stretch>
+                  </pic:blipFill>
+                  <pic:spPr>
+                    <a:xfrm>
+                      <a:off x="0" y="0"/>
+                      <a:ext cx="8229600" cy="3936460"/>
+                    </a:xfrm>
+                    <a:prstGeom prst="rect"/>
+                  </pic:spPr>
+                </pic:pic>
+              </a:graphicData>
+            </a:graphic>
+          </wp:inline>
+        </w:drawing>
+      </w:r>
+    </w:p>
+    <w:p>
+      <w:pPr>
+        <w:keepNext w:val="0"/>
+        <w:spacing w:after="120"/>
+      </w:pPr>
+      <w:r>
+        <w:rPr>
+          <w:b w:val="0"/>
+          <w:sz w:val="18"/>
+        </w:rPr>
+        <w:t>Figure 27: Threshold reference turns pump ON with 10 min command below 30%. Captured command 10 min; output ON/GPIO2 HIGH; sensor VALID; alert YES; MQTT ON. Result: PASS.</w:t>
+      </w:r>
+    </w:p>
+    <w:p>
+      <w:pPr>
+        <w:keepNext w:val="0"/>
+        <w:spacing w:after="120"/>
+      </w:pPr>
+      <w:r>
+        <w:rPr>
+          <w:b w:val="0"/>
+          <w:sz w:val="18"/>
+        </w:rPr>
+        <w:t>Source: serial/TC13-baseline-below-thirty-percent.txt; device uptime 184593 ms. Paused OLED refresh may appear dithered.</w:t>
+      </w:r>
+    </w:p>
+    <w:p>
+      <w:pPr>
+        <w:keepNext w:val="0"/>
+        <w:pageBreakBefore/>
+        <w:spacing w:after="120"/>
+      </w:pPr>
+      <w:r>
+        <w:rPr>
+          <w:b/>
+          <w:sz w:val="24"/>
+        </w:rPr>
+        <w:t>W-14  Baseline strict boundary at thirty</w:t>
+      </w:r>
+    </w:p>
+    <w:p>
+      <w:pPr>
+        <w:keepNext w:val="0"/>
+        <w:spacing w:after="120"/>
+      </w:pPr>
+      <w:r>
+        <w:rPr>
+          <w:b w:val="0"/>
+          <w:sz w:val="20"/>
+        </w:rPr>
+        <w:t>Commands: CASE 14. Conditions: Baseline policy; M=30%, T=27 C, RH=60%.</w:t>
+      </w:r>
+    </w:p>
+    <w:p>
+      <w:pPr>
+        <w:keepNext/>
+        <w:spacing w:after="120"/>
+        <w:jc w:val="center"/>
+      </w:pPr>
+      <w:r>
+        <w:drawing>
+          <wp:inline xmlns:a="http://schemas.openxmlformats.org/drawingml/2006/main" xmlns:pic="http://schemas.openxmlformats.org/drawingml/2006/picture">
+            <wp:extent cx="8229600" cy="3936460"/>
+            <wp:docPr id="1570744414" name="Picture 1570744414" descr="Figure 28, W-14: Reference pump OFF at exactly 30%; alert remains YES (alert uses &lt;=30)."/>
+            <wp:cNvGraphicFramePr>
+              <a:graphicFrameLocks noChangeAspect="1"/>
+            </wp:cNvGraphicFramePr>
+            <a:graphic>
+              <a:graphicData uri="http://schemas.openxmlformats.org/drawingml/2006/picture">
+                <pic:pic>
+                  <pic:nvPicPr>
+                    <pic:cNvPr id="0" name="TC14-baseline-strict-boundary-at-thirty.jpg"/>
+                    <pic:cNvPicPr/>
+                  </pic:nvPicPr>
+                  <pic:blipFill>
+                    <a:blip r:embed="rId40"/>
+                    <a:stretch>
+                      <a:fillRect/>
+                    </a:stretch>
+                  </pic:blipFill>
+                  <pic:spPr>
+                    <a:xfrm>
+                      <a:off x="0" y="0"/>
+                      <a:ext cx="8229600" cy="3936460"/>
+                    </a:xfrm>
+                    <a:prstGeom prst="rect"/>
+                  </pic:spPr>
+                </pic:pic>
+              </a:graphicData>
+            </a:graphic>
+          </wp:inline>
+        </w:drawing>
+      </w:r>
+    </w:p>
+    <w:p>
+      <w:pPr>
+        <w:keepNext w:val="0"/>
+        <w:spacing w:after="120"/>
+      </w:pPr>
+      <w:r>
+        <w:rPr>
+          <w:b w:val="0"/>
+          <w:sz w:val="18"/>
+        </w:rPr>
+        <w:t>Figure 28: Reference pump OFF at exactly 30%; alert remains YES (alert uses &lt;=30). Captured command 0 min; output OFF/GPIO2 LOW; sensor VALID; alert YES; MQTT ON. Result: PASS.</w:t>
+      </w:r>
+    </w:p>
+    <w:p>
+      <w:pPr>
+        <w:keepNext w:val="0"/>
+        <w:spacing w:after="120"/>
+      </w:pPr>
+      <w:r>
+        <w:rPr>
+          <w:b w:val="0"/>
+          <w:sz w:val="18"/>
+        </w:rPr>
+        <w:t>Source: serial/TC14-baseline-strict-boundary-at-thirty.txt; device uptime 207479 ms. Paused OLED refresh may appear dithered.</w:t>
+      </w:r>
+    </w:p>
+    <w:p>
+      <w:pPr>
+        <w:keepNext w:val="0"/>
+        <w:pageBreakBefore/>
+        <w:spacing w:after="120"/>
+      </w:pPr>
+      <w:r>
+        <w:rPr>
+          <w:b/>
+          <w:sz w:val="24"/>
+        </w:rPr>
+        <w:t>W-15  Timer expiry no repeated sample restart</w:t>
+      </w:r>
+    </w:p>
+    <w:p>
+      <w:pPr>
+        <w:keepNext w:val="0"/>
+        <w:spacing w:after="120"/>
+      </w:pPr>
+      <w:r>
+        <w:rPr>
+          <w:b w:val="0"/>
+          <w:sz w:val="20"/>
+        </w:rPr>
+        <w:t>Commands: CASE 15; wait &gt;8 and &lt;60 simulator seconds. Conditions: M=50%, T=27 C, RH=60%.</w:t>
+      </w:r>
+    </w:p>
+    <w:p>
+      <w:pPr>
+        <w:keepNext/>
+        <w:spacing w:after="120"/>
+        <w:jc w:val="center"/>
+      </w:pPr>
+      <w:r>
+        <w:drawing>
+          <wp:inline xmlns:a="http://schemas.openxmlformats.org/drawingml/2006/main" xmlns:pic="http://schemas.openxmlformats.org/drawingml/2006/picture">
+            <wp:extent cx="8229600" cy="3936460"/>
+            <wp:docPr id="1570744415" name="Picture 1570744415" descr="Figure 29, W-15: 8-second dose expires; subsequent 5-second samples do not restart it."/>
+            <wp:cNvGraphicFramePr>
+              <a:graphicFrameLocks noChangeAspect="1"/>
+            </wp:cNvGraphicFramePr>
+            <a:graphic>
+              <a:graphicData uri="http://schemas.openxmlformats.org/drawingml/2006/picture">
+                <pic:pic>
+                  <pic:nvPicPr>
+                    <pic:cNvPr id="0" name="TC15-timer-expiry-no-repeated-sample-restar.jpg"/>
+                    <pic:cNvPicPr/>
+                  </pic:nvPicPr>
+                  <pic:blipFill>
+                    <a:blip r:embed="rId41"/>
+                    <a:stretch>
+                      <a:fillRect/>
+                    </a:stretch>
+                  </pic:blipFill>
+                  <pic:spPr>
+                    <a:xfrm>
+                      <a:off x="0" y="0"/>
+                      <a:ext cx="8229600" cy="3936460"/>
+                    </a:xfrm>
+                    <a:prstGeom prst="rect"/>
+                  </pic:spPr>
+                </pic:pic>
+              </a:graphicData>
+            </a:graphic>
+          </wp:inline>
+        </w:drawing>
+      </w:r>
+    </w:p>
+    <w:p>
+      <w:pPr>
+        <w:keepNext w:val="0"/>
+        <w:spacing w:after="120"/>
+      </w:pPr>
+      <w:r>
+        <w:rPr>
+          <w:b w:val="0"/>
+          <w:sz w:val="18"/>
+        </w:rPr>
+        <w:t>Figure 29: 8-second dose expires; subsequent 5-second samples do not restart it. Captured command 8 min; output OFF/GPIO2 LOW; sensor VALID; alert NO; MQTT ON. Result: PASS.</w:t>
+      </w:r>
+    </w:p>
+    <w:p>
+      <w:pPr>
+        <w:keepNext w:val="0"/>
+        <w:spacing w:after="120"/>
+      </w:pPr>
+      <w:r>
+        <w:rPr>
+          <w:b w:val="0"/>
+          <w:sz w:val="18"/>
+        </w:rPr>
+        <w:t>Source: serial/TC15-timer-expiry-no-repeated-sample-restar.txt; device uptime 232597 ms. Paused OLED refresh may appear dithered.</w:t>
+      </w:r>
+    </w:p>
+    <w:p>
+      <w:pPr>
+        <w:keepNext w:val="0"/>
+        <w:pageBreakBefore/>
+        <w:spacing w:after="120"/>
+      </w:pPr>
+      <w:r>
+        <w:rPr>
+          <w:b/>
+          <w:sz w:val="24"/>
+        </w:rPr>
+        <w:t>W-16  Out of range input rejected</w:t>
+      </w:r>
+    </w:p>
+    <w:p>
+      <w:pPr>
+        <w:keepNext w:val="0"/>
+        <w:spacing w:after="120"/>
+      </w:pPr>
+      <w:r>
+        <w:rPr>
+          <w:b w:val="0"/>
+          <w:sz w:val="20"/>
+        </w:rPr>
+        <w:t>Commands: CASE 16; SET 101 27 60; STATUS. Conditions: Start at M=50%, T=27 C, RH=60%.</w:t>
+      </w:r>
+    </w:p>
+    <w:p>
+      <w:pPr>
+        <w:keepNext/>
+        <w:spacing w:after="120"/>
+        <w:jc w:val="center"/>
+      </w:pPr>
+      <w:r>
+        <w:drawing>
+          <wp:inline xmlns:a="http://schemas.openxmlformats.org/drawingml/2006/main" xmlns:pic="http://schemas.openxmlformats.org/drawingml/2006/picture">
+            <wp:extent cx="8229600" cy="3936460"/>
+            <wp:docPr id="1570744416" name="Picture 1570744416" descr="Figure 30, W-16: Out-of-domain SET is rejected; previous valid input and command remain."/>
+            <wp:cNvGraphicFramePr>
+              <a:graphicFrameLocks noChangeAspect="1"/>
+            </wp:cNvGraphicFramePr>
+            <a:graphic>
+              <a:graphicData uri="http://schemas.openxmlformats.org/drawingml/2006/picture">
+                <pic:pic>
+                  <pic:nvPicPr>
+                    <pic:cNvPr id="0" name="TC16-out-of-range-input-rejected.jpg"/>
+                    <pic:cNvPicPr/>
+                  </pic:nvPicPr>
+                  <pic:blipFill>
+                    <a:blip r:embed="rId42"/>
+                    <a:stretch>
+                      <a:fillRect/>
+                    </a:stretch>
+                  </pic:blipFill>
+                  <pic:spPr>
+                    <a:xfrm>
+                      <a:off x="0" y="0"/>
+                      <a:ext cx="8229600" cy="3936460"/>
+                    </a:xfrm>
+                    <a:prstGeom prst="rect"/>
+                  </pic:spPr>
+                </pic:pic>
+              </a:graphicData>
+            </a:graphic>
+          </wp:inline>
+        </w:drawing>
+      </w:r>
+    </w:p>
+    <w:p>
+      <w:pPr>
+        <w:keepNext w:val="0"/>
+        <w:spacing w:after="120"/>
+      </w:pPr>
+      <w:r>
+        <w:rPr>
+          <w:b w:val="0"/>
+          <w:sz w:val="18"/>
+        </w:rPr>
+        <w:t>Figure 30: Out-of-domain SET is rejected; previous valid input and command remain. Captured command 8 min; output ON/GPIO2 HIGH; sensor VALID; alert NO; MQTT ON. Result: PASS. The raw record also contains: “REJECTED use moisture 0..100, temp 0..50, humidity 0..100”.</w:t>
+      </w:r>
+    </w:p>
+    <w:p>
+      <w:pPr>
+        <w:keepNext w:val="0"/>
+        <w:spacing w:after="120"/>
+      </w:pPr>
+      <w:r>
+        <w:rPr>
+          <w:b w:val="0"/>
+          <w:sz w:val="18"/>
+        </w:rPr>
+        <w:t>Source: serial/TC16-out-of-range-input-rejected.txt; device uptime 232776 ms. Paused OLED refresh may appear dithered.</w:t>
+      </w:r>
+    </w:p>
+    <w:p>
+      <w:pPr>
+        <w:keepNext w:val="0"/>
+        <w:pageBreakBefore/>
+        <w:spacing w:after="120"/>
+      </w:pPr>
+      <w:r>
+        <w:rPr>
+          <w:b/>
+          <w:sz w:val="24"/>
+        </w:rPr>
+        <w:t>W-17  Raw wet step stops active dose</w:t>
+      </w:r>
+    </w:p>
+    <w:p>
+      <w:pPr>
+        <w:keepNext w:val="0"/>
+        <w:spacing w:after="120"/>
+      </w:pPr>
+      <w:r>
+        <w:rPr>
+          <w:b w:val="0"/>
+          <w:sz w:val="20"/>
+        </w:rPr>
+        <w:t>Commands: CASE 17; STEP 90 45 20 while pump is ON. Conditions: Initial M=10%, T=45 C, RH=20%.</w:t>
+      </w:r>
+    </w:p>
+    <w:p>
+      <w:pPr>
+        <w:keepNext/>
+        <w:spacing w:after="120"/>
+        <w:jc w:val="center"/>
+      </w:pPr>
+      <w:r>
+        <w:drawing>
+          <wp:inline xmlns:a="http://schemas.openxmlformats.org/drawingml/2006/main" xmlns:pic="http://schemas.openxmlformats.org/drawingml/2006/picture">
+            <wp:extent cx="8229600" cy="3936460"/>
+            <wp:docPr id="1570744417" name="Picture 1570744417" descr="Figure 31, W-17: Raw wet reading stops output even while filtered moisture remains below 80%."/>
+            <wp:cNvGraphicFramePr>
+              <a:graphicFrameLocks noChangeAspect="1"/>
+            </wp:cNvGraphicFramePr>
+            <a:graphic>
+              <a:graphicData uri="http://schemas.openxmlformats.org/drawingml/2006/picture">
+                <pic:pic>
+                  <pic:nvPicPr>
+                    <pic:cNvPr id="0" name="TC17-raw-wet-step-stops-active-dose.jpg"/>
+                    <pic:cNvPicPr/>
+                  </pic:nvPicPr>
+                  <pic:blipFill>
+                    <a:blip r:embed="rId43"/>
+                    <a:stretch>
+                      <a:fillRect/>
+                    </a:stretch>
+                  </pic:blipFill>
+                  <pic:spPr>
+                    <a:xfrm>
+                      <a:off x="0" y="0"/>
+                      <a:ext cx="8229600" cy="3936460"/>
+                    </a:xfrm>
+                    <a:prstGeom prst="rect"/>
+                  </pic:spPr>
+                </pic:pic>
+              </a:graphicData>
+            </a:graphic>
+          </wp:inline>
+        </w:drawing>
+      </w:r>
+    </w:p>
+    <w:p>
+      <w:pPr>
+        <w:keepNext w:val="0"/>
+        <w:spacing w:after="120"/>
+      </w:pPr>
+      <w:r>
+        <w:rPr>
+          <w:b w:val="0"/>
+          <w:sz w:val="18"/>
+        </w:rPr>
+        <w:t>Figure 31: Raw wet reading stops output even while filtered moisture remains below 80%. Captured command 7.3333 min; output OFF/GPIO2 LOW; sensor VALID; alert NO; MQTT ON. Result: PASS.</w:t>
+      </w:r>
+    </w:p>
+    <w:p>
+      <w:pPr>
+        <w:keepNext w:val="0"/>
+        <w:spacing w:after="120"/>
+      </w:pPr>
+      <w:r>
+        <w:rPr>
+          <w:b w:val="0"/>
+          <w:sz w:val="18"/>
+        </w:rPr>
+        <w:t>Source: serial/TC17-raw-wet-step-stops-active-dose.txt; device uptime 251418 ms. Paused OLED refresh may appear dithered.</w:t>
+      </w:r>
+    </w:p>
+    <w:p>
+      <w:pPr>
+        <w:keepNext w:val="0"/>
+        <w:pageBreakBefore/>
+        <w:spacing w:after="120"/>
+      </w:pPr>
+      <w:r>
+        <w:rPr>
+          <w:b/>
+          <w:sz w:val="24"/>
+        </w:rPr>
+        <w:t>W-18  Filter settles after five samples</w:t>
+      </w:r>
+    </w:p>
+    <w:p>
+      <w:pPr>
+        <w:keepNext w:val="0"/>
+        <w:spacing w:after="120"/>
+      </w:pPr>
+      <w:r>
+        <w:rPr>
+          <w:b w:val="0"/>
+          <w:sz w:val="20"/>
+        </w:rPr>
+        <w:t>Commands: CASE 18; wait &gt;=5 samples; STEP 0 27 60. Conditions: Initial M=100%, T=27 C, RH=60%.</w:t>
+      </w:r>
+    </w:p>
+    <w:p>
+      <w:pPr>
+        <w:keepNext/>
+        <w:spacing w:after="120"/>
+        <w:jc w:val="center"/>
+      </w:pPr>
+      <w:r>
+        <w:drawing>
+          <wp:inline xmlns:a="http://schemas.openxmlformats.org/drawingml/2006/main" xmlns:pic="http://schemas.openxmlformats.org/drawingml/2006/picture">
+            <wp:extent cx="8229600" cy="3936460"/>
+            <wp:docPr id="1570744418" name="Picture 1570744418" descr="Figure 32, W-18: Five-sample response: 80, 60, 40, 20, 0%; settled command 26 min. Pump remains OFF until a new dose window."/>
+            <wp:cNvGraphicFramePr>
+              <a:graphicFrameLocks noChangeAspect="1"/>
+            </wp:cNvGraphicFramePr>
+            <a:graphic>
+              <a:graphicData uri="http://schemas.openxmlformats.org/drawingml/2006/picture">
+                <pic:pic>
+                  <pic:nvPicPr>
+                    <pic:cNvPr id="0" name="TC18-filter-settles-after-five-samples.jpg"/>
+                    <pic:cNvPicPr/>
+                  </pic:nvPicPr>
+                  <pic:blipFill>
+                    <a:blip r:embed="rId44"/>
+                    <a:stretch>
+                      <a:fillRect/>
+                    </a:stretch>
+                  </pic:blipFill>
+                  <pic:spPr>
+                    <a:xfrm>
+                      <a:off x="0" y="0"/>
+                      <a:ext cx="8229600" cy="3936460"/>
+                    </a:xfrm>
+                    <a:prstGeom prst="rect"/>
+                  </pic:spPr>
+                </pic:pic>
+              </a:graphicData>
+            </a:graphic>
+          </wp:inline>
+        </w:drawing>
+      </w:r>
+    </w:p>
+    <w:p>
+      <w:pPr>
+        <w:keepNext w:val="0"/>
+        <w:spacing w:after="120"/>
+      </w:pPr>
+      <w:r>
+        <w:rPr>
+          <w:b w:val="0"/>
+          <w:sz w:val="18"/>
+        </w:rPr>
+        <w:t>Figure 32: Five-sample response: 80, 60, 40, 20, 0%; settled command 26 min. Pump remains OFF until a new dose window. Captured command 26 min; output OFF/GPIO2 LOW; sensor VALID; alert YES; MQTT ON. Result: PASS. The captured output is OFF after an accelerated dose; a nonzero command is not an immediate pump-start request.</w:t>
+      </w:r>
+    </w:p>
+    <w:p>
+      <w:pPr>
+        <w:keepNext w:val="0"/>
+        <w:spacing w:after="120"/>
+      </w:pPr>
+      <w:r>
+        <w:rPr>
+          <w:b w:val="0"/>
+          <w:sz w:val="18"/>
+        </w:rPr>
+        <w:t>Source: serial/TC18-filter-settles-after-five-samples.txt; device uptime 427772 ms. Paused OLED refresh may appear dithered.</w:t>
+      </w:r>
+    </w:p>
+    <w:p>
+      <w:pPr>
+        <w:keepNext w:val="0"/>
+        <w:pageBreakBefore/>
+        <w:spacing w:after="120"/>
+      </w:pPr>
+      <w:r>
+        <w:rPr>
+          <w:b/>
+          <w:sz w:val="24"/>
+        </w:rPr>
+        <w:t>W-18 intermediate filter response</w:t>
+      </w:r>
+    </w:p>
+    <w:p>
+      <w:pPr>
+        <w:keepNext/>
+        <w:spacing w:after="120"/>
+        <w:jc w:val="center"/>
+      </w:pPr>
+      <w:r>
+        <w:drawing>
+          <wp:inline xmlns:a="http://schemas.openxmlformats.org/drawingml/2006/main" xmlns:pic="http://schemas.openxmlformats.org/drawingml/2006/picture">
+            <wp:extent cx="8229600" cy="3936460"/>
+            <wp:docPr id="1570744419" name="Picture 1570744419" descr="After a filled 100% window, STEP 0 27 60 gives raw moisture 0% and an initial average of 80%. This frame is from a separate framing repeat counted once within W-18. The settled-case record preserves the full 80, 60, 40, 20, 0% sequence."/>
+            <wp:cNvGraphicFramePr>
+              <a:graphicFrameLocks noChangeAspect="1"/>
+            </wp:cNvGraphicFramePr>
+            <a:graphic>
+              <a:graphicData uri="http://schemas.openxmlformats.org/drawingml/2006/picture">
+                <pic:pic>
+                  <pic:nvPicPr>
+                    <pic:cNvPr id="0" name="TC18-filter-intermediate.jpg"/>
+                    <pic:cNvPicPr/>
+                  </pic:nvPicPr>
+                  <pic:blipFill>
+                    <a:blip r:embed="rId45"/>
+                    <a:stretch>
+                      <a:fillRect/>
+                    </a:stretch>
+                  </pic:blipFill>
+                  <pic:spPr>
+                    <a:xfrm>
+                      <a:off x="0" y="0"/>
+                      <a:ext cx="8229600" cy="3936460"/>
+                    </a:xfrm>
+                    <a:prstGeom prst="rect"/>
+                  </pic:spPr>
+                </pic:pic>
+              </a:graphicData>
+            </a:graphic>
+          </wp:inline>
+        </w:drawing>
+      </w:r>
+    </w:p>
+    <w:p>
+      <w:pPr>
+        <w:keepNext w:val="0"/>
+        <w:spacing w:after="120"/>
+      </w:pPr>
+      <w:r>
+        <w:rPr>
+          <w:b w:val="0"/>
+          <w:sz w:val="20"/>
+        </w:rPr>
+        <w:t>Figure 33: After a filled 100% window, STEP 0 27 60 gives raw moisture 0% and an initial average of 80%. This frame is from a separate framing repeat counted once within W-18. The settled-case record preserves the full 80, 60, 40, 20, 0% sequence.</w:t>
+      </w:r>
+    </w:p>
+    <w:p>
+      <w:pPr>
+        <w:keepNext w:val="0"/>
+        <w:spacing w:after="120"/>
+      </w:pPr>
+      <w:r>
+        <w:rPr>
+          <w:b w:val="0"/>
+          <w:sz w:val="18"/>
+        </w:rPr>
+        <w:t>Source: serial/TC18-filter-intermediate.txt.</w:t>
+      </w:r>
+    </w:p>
+    <w:p>
+      <w:pPr>
+        <w:keepNext w:val="0"/>
+        <w:pageBreakBefore/>
+        <w:spacing w:after="120"/>
+      </w:pPr>
+      <w:r>
+        <w:rPr>
+          <w:b/>
+          <w:sz w:val="24"/>
+        </w:rPr>
+        <w:t>LIVE DHT22 and ADC model readings</w:t>
+      </w:r>
+    </w:p>
+    <w:p>
+      <w:pPr>
+        <w:keepNext/>
+        <w:spacing w:after="120"/>
+        <w:jc w:val="center"/>
+      </w:pPr>
+      <w:r>
+        <w:drawing>
+          <wp:inline xmlns:a="http://schemas.openxmlformats.org/drawingml/2006/main" xmlns:pic="http://schemas.openxmlformats.org/drawingml/2006/picture">
+            <wp:extent cx="8229600" cy="3936460"/>
+            <wp:docPr id="1570744420" name="Picture 1570744420" descr="LIVE uses Wokwi DHT22 and potentiometer readings: 27°C, 60% RH and approximately 50.06% moisture, yielding 7.9837 command min. The preceding TC18 label persists; FUZZY / LIVE identifies the input source. The pump is OFF after the accelerated dose. These are virtual component readings, not field measurements."/>
+            <wp:cNvGraphicFramePr>
+              <a:graphicFrameLocks noChangeAspect="1"/>
+            </wp:cNvGraphicFramePr>
+            <a:graphic>
+              <a:graphicData uri="http://schemas.openxmlformats.org/drawingml/2006/picture">
+                <pic:pic>
+                  <pic:nvPicPr>
+                    <pic:cNvPr id="0" name="HW01-live-model-inputs.jpg"/>
+                    <pic:cNvPicPr/>
+                  </pic:nvPicPr>
+                  <pic:blipFill>
+                    <a:blip r:embed="rId46"/>
+                    <a:stretch>
+                      <a:fillRect/>
+                    </a:stretch>
+                  </pic:blipFill>
+                  <pic:spPr>
+                    <a:xfrm>
+                      <a:off x="0" y="0"/>
+                      <a:ext cx="8229600" cy="3936460"/>
+                    </a:xfrm>
+                    <a:prstGeom prst="rect"/>
+                  </pic:spPr>
+                </pic:pic>
+              </a:graphicData>
+            </a:graphic>
+          </wp:inline>
+        </w:drawing>
+      </w:r>
+    </w:p>
+    <w:p>
+      <w:pPr>
+        <w:keepNext w:val="0"/>
+        <w:spacing w:after="120"/>
+      </w:pPr>
+      <w:r>
+        <w:rPr>
+          <w:b w:val="0"/>
+          <w:sz w:val="20"/>
+        </w:rPr>
+        <w:t>Figure 34: LIVE uses Wokwi DHT22 and potentiometer readings: 27°C, 60% RH and approximately 50.06% moisture, yielding 7.9837 command min. The preceding TC18 label persists; FUZZY / LIVE identifies the input source. The pump is OFF after the accelerated dose. These are virtual component readings, not field measurements.</w:t>
+      </w:r>
+    </w:p>
+    <w:p>
+      <w:pPr>
+        <w:keepNext w:val="0"/>
+        <w:spacing w:after="120"/>
+      </w:pPr>
+      <w:r>
+        <w:rPr>
+          <w:b w:val="0"/>
+          <w:sz w:val="18"/>
+        </w:rPr>
+        <w:t>Source: serial/HW01-live-model-inputs.txt.</w:t>
+      </w:r>
+    </w:p>
+    <w:p>
+      <w:pPr>
+        <w:keepNext w:val="0"/>
+        <w:spacing w:after="0" w:before="0"/>
+        <w:sectPr>
+          <w:type w:val="nextPage"/>
+          <w:pgSz w:w="15840" w:h="12240" w:orient="landscape"/>
+          <w:pgMar w:top="1440" w:right="1440" w:bottom="1440" w:left="1440" w:header="708" w:footer="708" w:gutter="0"/>
+          <w:cols w:space="720"/>
+          <w:docGrid w:linePitch="360"/>
+        </w:sectPr>
+      </w:pPr>
+    </w:p>
+    <w:p>
+      <w:pPr>
         <w:pStyle w:val="Heading1"/>
         <w:keepNext/>
-        <w:pageBreakBefore/>
+        <w:pageBreakBefore w:val="0"/>
         <w:widowControl/>
         <w:spacing w:before="240" w:after="120"/>
         <w:rPr>
@@ -14051,7 +18363,7 @@
         <w:rPr>
           <w:b/>
           <w:bCs/>
-          <w:color w:val="000000" w:themeColor="text1"/>
+          <w:color w:val="000000"/>
           <w:sz w:val="28"/>
           <w:szCs w:val="28"/>
         </w:rPr>
@@ -14061,7 +18373,7 @@
         <w:rPr>
           <w:b/>
           <w:bCs/>
-          <w:color w:val="000000" w:themeColor="text1"/>
+          <w:color w:val="000000"/>
           <w:sz w:val="28"/>
           <w:szCs w:val="28"/>
         </w:rPr>
@@ -14071,7 +18383,7 @@
         <w:rPr>
           <w:b/>
           <w:bCs/>
-          <w:color w:val="000000" w:themeColor="text1"/>
+          <w:color w:val="000000"/>
           <w:sz w:val="28"/>
           <w:szCs w:val="28"/>
         </w:rPr>
@@ -14081,7 +18393,7 @@
         <w:rPr>
           <w:b/>
           <w:bCs/>
-          <w:color w:val="000000" w:themeColor="text1"/>
+          <w:color w:val="000000"/>
           <w:sz w:val="28"/>
           <w:szCs w:val="28"/>
         </w:rPr>
@@ -14091,7 +18403,7 @@
         <w:rPr>
           <w:b/>
           <w:bCs/>
-          <w:color w:val="000000" w:themeColor="text1"/>
+          <w:color w:val="000000"/>
           <w:sz w:val="28"/>
           <w:szCs w:val="28"/>
         </w:rPr>
@@ -14176,7 +18488,7 @@
         <w:rPr>
           <w:b/>
           <w:bCs/>
-          <w:color w:val="000000" w:themeColor="text1"/>
+          <w:color w:val="000000"/>
           <w:sz w:val="28"/>
           <w:szCs w:val="28"/>
         </w:rPr>
@@ -14221,7 +18533,7 @@
         <w:rPr>
           <w:b/>
           <w:bCs/>
-          <w:color w:val="000000" w:themeColor="text1"/>
+          <w:color w:val="000000"/>
           <w:sz w:val="28"/>
           <w:szCs w:val="28"/>
         </w:rPr>
@@ -14266,7 +18578,7 @@
         <w:rPr>
           <w:b/>
           <w:bCs/>
-          <w:color w:val="000000" w:themeColor="text1"/>
+          <w:color w:val="000000"/>
           <w:sz w:val="28"/>
           <w:szCs w:val="28"/>
         </w:rPr>
@@ -14289,7 +18601,7 @@
           <w:sz w:val="22"/>
           <w:szCs w:val="22"/>
         </w:rPr>
-        <w:t>The original application, dataset and legacy training scripts are available in the SmartAgri repository [15]. The dashboard revision is on branch codex/dashboard-design at commit c7f417ce9babd6409cf40ea0ba0ec6f664ba8819. The new simulator, firmware counterpart, source hashes, dataset hash, optional model metadata, nine scenario JSON/CSV traces, test outcomes and screenshot manifest accompany this paper in SmartAgri-Complete-Simulation.zip. The new simulator source and results in that package should be archived with any future publication; they are not represented as part of the earlier cited commit.</w:t>
+        <w:t>The SmartAgri application and browser experiment are archived on branch codex/dashboard-design at commit c74c049e1c3bd35b2e8d45fa087b26839b8c3107 [15]. The browser package SmartAgri-Complete-Simulation.zip contains source, model metadata, dataset hash, nine JSON/CSV traces and screenshot manifest. The separate SmartAgri-Wokwi-Test-Evidence.zip contains the tested four Wokwi files, all 18 case records, 20 unaltered screenshots, MQTT JSONL/CSV, source hashes and reproduction commands. These local Wokwi artifacts accompany the paper; they are not represented as part of the cited Git commit. All reported operational evidence is simulated; no physical breadboard or hydraulic dataset is included.</w:t>
       </w:r>
     </w:p>
     <w:p>
@@ -14320,12 +18632,18 @@
         </w:rPr>
       </w:pPr>
       <w:r>
-        <w:rPr>
-          <w:color w:val="000000" w:themeColor="text1"/>
-          <w:sz w:val="22"/>
-          <w:szCs w:val="22"/>
-        </w:rPr>
-        <w:t>The earlier Wokwi project is https://wokwi.com/projects/473619945395342337. It is a separate circuit counterpart; the browser screenshots and new numerical results originate from the accompanying Python simulation. No physical breadboard measurements or hydraulic dataset are included.</w:t>
+        <w:t xml:space="preserve">Tested Wokwi project [16]: </w:t>
+      </w:r>
+      <w:hyperlink r:id="rId24">
+        <w:r>
+          <w:rPr>
+            <w:rStyle w:val="Hyperlink"/>
+          </w:rPr>
+          <w:t>https://wokwi.com/projects/478323582523545601</w:t>
+        </w:r>
+      </w:hyperlink>
+      <w:r>
+        <w:t>. The saved project and its sketch/diagram were reopened and checked after the test session on October 25, 2026. Case protocols and selected results are given in Table 6a and Appendix B.</w:t>
       </w:r>
     </w:p>
     <w:p>
@@ -14346,7 +18664,7 @@
         <w:rPr>
           <w:b/>
           <w:bCs/>
-          <w:color w:val="000000" w:themeColor="text1"/>
+          <w:color w:val="000000"/>
           <w:sz w:val="28"/>
           <w:szCs w:val="28"/>
         </w:rPr>
@@ -14666,7 +18984,29 @@
           <w:sz w:val="20"/>
           <w:szCs w:val="22"/>
         </w:rPr>
-        <w:t>[15] R. Chaudhary, SmartAgri, source repository, commit b1a2e3347ac4946798d9b213fda327a9c03aaf42, 2026. https://github.com/rizzit17/SmartAgri/tree/b1a2e3347ac4946798d9b213fda327a9c03aaf42 (accessed October 19, 2026).</w:t>
+        <w:t>[15] R. Chaudhary, SmartAgri, source repository, branch codex/dashboard-design, commit c74c049e1c3bd35b2e8d45fa087b26839b8c3107, 2026. https://github.com/rizzit17/SmartAgri/tree/c74c049e1c3bd35b2e8d45fa087b26839b8c3107 (accessed October 25, 2026).</w:t>
+      </w:r>
+    </w:p>
+    <w:p>
+      <w:r>
+        <w:rPr>
+          <w:sz w:val="20"/>
+        </w:rPr>
+        <w:t xml:space="preserve">[16] R. Chaudhary, “Prog IoT Project Rishit 23BCT0157,” SmartAgri ESP32 Arduino simulation, Wokwi project 478323582523545601, 2026. </w:t>
+      </w:r>
+      <w:hyperlink r:id="rId24">
+        <w:r>
+          <w:rPr>
+            <w:rStyle w:val="Hyperlink"/>
+          </w:rPr>
+          <w:t>https://wokwi.com/projects/478323582523545601</w:t>
+        </w:r>
+      </w:hyperlink>
+      <w:r>
+        <w:rPr>
+          <w:sz w:val="20"/>
+        </w:rPr>
+        <w:t xml:space="preserve"> (tested and accessed October 25, 2026).</w:t>
       </w:r>
     </w:p>
     <w:sectPr>

--- a/research/ProgIoT DA-7 Research Paper Rishit 23BCT0157.docx
+++ b/research/ProgIoT DA-7 Research Paper Rishit 23BCT0157.docx
@@ -1719,7 +1719,7 @@
           <w:sz w:val="22"/>
           <w:szCs w:val="22"/>
         </w:rPr>
-        <w:t>The architecture comprises an ESP32 sensing design, an MQTT collector and a Streamlit application, evaluated through two complementary simulation paths. The browser engine runs in Python and renders calculated state; Wokwi compiles and executes the Arduino ESP32 firmware against virtual circuit components. Figure 3 shows a physical DHT11/capacitive-probe assembly that did not supply the reported results. Figure 4 shows the tested Wokwi DHT22/potentiometer configuration. Both simulations use a five-second sample period and a five-sample moving average. The LED and GPIO output represent a pump command without hydraulic feedback.</w:t>
+        <w:t>The architecture comprises an ESP32 sensing design, an MQTT collector and a Streamlit application, evaluated through two complementary simulation paths. The browser engine runs in Python and renders calculated state; Wokwi compiles and executes the Arduino ESP32 firmware against virtual circuit components. A physical DHT11/capacitive-probe assembly was built but did not supply the reported results. Figure 3 shows the tested Wokwi DHT22/potentiometer configuration. Both simulations use a five-second sample period and a five-sample moving average. The LED and GPIO output represent a pump command without hydraulic feedback.</w:t>
       </w:r>
     </w:p>
     <w:p>
@@ -2339,20 +2339,11 @@
             <w:tcW w:w="2304" w:type="dxa"/>
           </w:tcPr>
           <w:p>
-            <w:pPr>
-              <w:keepNext/>
-              <w:spacing w:after="60" w:before="60"/>
-              <w:jc w:val="center"/>
-              <w:rPr>
-                <w:color w:val="000000" w:themeColor="text1"/>
-              </w:rPr>
-            </w:pPr>
-            <w:r>
-              <w:rPr>
-                <w:color w:val="000000" w:themeColor="text1"/>
-                <w:sz w:val="18"/>
-              </w:rPr>
-              <w:t>I²C in Figure 4</w:t>
+            <w:r>
+              <w:rPr>
+                <w:sz w:val="18"/>
+              </w:rPr>
+              <w:t>I²C in Figure 3</w:t>
             </w:r>
           </w:p>
         </w:tc>
@@ -2586,97 +2577,6 @@
           <w:szCs w:val="22"/>
         </w:rPr>
         <w:t>The tested Wokwi circuit uses an SSD1306 I2C display at address 0x3C, with SDA GPIO 21 and SCL GPIO 22, consistent with the documented interface [11]. Its four project files are sketch.ino, controller.h, diagram.json and libraries.txt. The sketch compiled and ran successfully in Wokwi; a fresh project view after saving matched the tested sketch and diagram. OLED refresh can appear dithered in paused screenshots, so numerical decisions are reported using Serial and archived telemetry.</w:t>
-      </w:r>
-    </w:p>
-    <w:p>
-      <w:pPr>
-        <w:keepNext/>
-        <w:widowControl/>
-        <w:spacing w:after="160" w:line="276" w:lineRule="auto"/>
-        <w:jc w:val="center"/>
-        <w:rPr>
-          <w:color w:val="000000" w:themeColor="text1"/>
-        </w:rPr>
-      </w:pPr>
-      <w:r>
-        <w:rPr>
-          <w:noProof/>
-        </w:rPr>
-        <w:lastRenderedPageBreak/>
-        <w:drawing>
-          <wp:inline distT="0" distB="0" distL="0" distR="0" wp14:anchorId="44C8D76B" wp14:editId="7CF55522">
-            <wp:extent cx="4023360" cy="4622481"/>
-            <wp:effectExtent l="0" t="0" r="0" b="0"/>
-            <wp:docPr id="895964509" name="Picture 15">
-              <a:extLst xmlns:a="http://schemas.openxmlformats.org/drawingml/2006/main">
-                <a:ext uri="{FF2B5EF4-FFF2-40B4-BE49-F238E27FC236}">
-                  <a16:creationId xmlns:a16="http://schemas.microsoft.com/office/drawing/2014/main" id="{F91CEF13-64AC-B614-37CF-1EDAF954BF3D}"/>
-                </a:ext>
-              </a:extLst>
-            </wp:docPr>
-            <wp:cNvGraphicFramePr>
-              <a:graphicFrameLocks xmlns:a="http://schemas.openxmlformats.org/drawingml/2006/main" noChangeAspect="1"/>
-            </wp:cNvGraphicFramePr>
-            <a:graphic xmlns:a="http://schemas.openxmlformats.org/drawingml/2006/main">
-              <a:graphicData uri="http://schemas.openxmlformats.org/drawingml/2006/picture">
-                <pic:pic xmlns:pic="http://schemas.openxmlformats.org/drawingml/2006/picture">
-                  <pic:nvPicPr>
-                    <pic:cNvPr id="16" name="Picture 15">
-                      <a:extLst>
-                        <a:ext uri="{FF2B5EF4-FFF2-40B4-BE49-F238E27FC236}">
-                          <a16:creationId xmlns:a16="http://schemas.microsoft.com/office/drawing/2014/main" id="{F91CEF13-64AC-B614-37CF-1EDAF954BF3D}"/>
-                        </a:ext>
-                      </a:extLst>
-                    </pic:cNvPr>
-                    <pic:cNvPicPr>
-                      <a:picLocks noChangeAspect="1"/>
-                    </pic:cNvPicPr>
-                  </pic:nvPicPr>
-                  <pic:blipFill>
-                    <a:blip r:embed="rId7"/>
-                    <a:stretch>
-                      <a:fillRect/>
-                    </a:stretch>
-                  </pic:blipFill>
-                  <pic:spPr>
-                    <a:xfrm>
-                      <a:off x="0" y="0"/>
-                      <a:ext cx="4023360" cy="4622481"/>
-                    </a:xfrm>
-                    <a:prstGeom prst="rect">
-                      <a:avLst/>
-                    </a:prstGeom>
-                  </pic:spPr>
-                </pic:pic>
-              </a:graphicData>
-            </a:graphic>
-          </wp:inline>
-        </w:drawing>
-      </w:r>
-    </w:p>
-    <w:p>
-      <w:pPr>
-        <w:keepNext w:val="0"/>
-        <w:widowControl/>
-        <w:spacing w:after="160" w:line="276" w:lineRule="auto"/>
-        <w:jc w:val="center"/>
-        <w:rPr>
-          <w:i/>
-          <w:iCs/>
-          <w:color w:val="000000" w:themeColor="text1"/>
-          <w:sz w:val="21"/>
-          <w:szCs w:val="21"/>
-        </w:rPr>
-      </w:pPr>
-      <w:r>
-        <w:rPr>
-          <w:i/>
-          <w:iCs/>
-          <w:color w:val="000000" w:themeColor="text1"/>
-          <w:sz w:val="20"/>
-          <w:szCs w:val="21"/>
-        </w:rPr>
-        <w:t>Figure 3: Physical DHT11 Breadboard Assembly Not Used for the Reported Test Cases</w:t>
       </w:r>
     </w:p>
     <w:p>
@@ -5656,7 +5556,7 @@
           <w:sz w:val="22"/>
           <w:szCs w:val="22"/>
         </w:rPr>
-        <w:t>Two experiments are distinguished. The browser experiment executes nine deterministic scenarios, each for 120 software seconds with seed 7, five-second samples and one-second state/fault ticks. Wokwi executes 18 prescribed functional scenarios through the saved ESP32 firmware [16]. CASE commands reset the filter and pending dose; STEP preserves existing filter and dose history. The original firmware suite shares one boot, with later TC18 framing repeats counted once. The LIVE demonstration reads the Wokwi sensor models. These are functional observations, not independent field replications. Browser screenshots are in Figures 5–15; Figure 4 and Figures 16–34 preserve Wokwi circuit-and-Serial views.</w:t>
+        <w:t>Two experiments are distinguished. The browser experiment executes nine deterministic scenarios, each for 120 software seconds with seed 7, five-second samples and one-second state/fault ticks. Wokwi executes 18 prescribed functional scenarios through the saved ESP32 firmware [16]. CASE commands reset the filter and pending dose; STEP preserves existing filter and dose history. The original firmware suite shares one boot, with later TC18 framing repeats counted once. The LIVE demonstration reads the Wokwi sensor models. These are functional observations, not independent field replications. Figure 3 shows a representative Wokwi circuit-and-Serial state; Appendix B retains two browser views. The companion supplementary document provides the complete screenshot evidence and per-case reproduction commands.</w:t>
       </w:r>
     </w:p>
     <w:p>
@@ -5726,7 +5626,7 @@
           <w:sz w:val="20"/>
           <w:szCs w:val="21"/>
         </w:rPr>
-        <w:t>Figure 4: Tested Wokwi Circuit and Serial Monitor at Normal Input with an 8-Minute Command and GPIO2 HIGH</w:t>
+        <w:t>Figure 3: Tested Wokwi Circuit and Serial Monitor at Normal Input with an 8-Minute Command and GPIO2 HIGH</w:t>
       </w:r>
     </w:p>
     <w:p>
@@ -5955,17 +5855,11 @@
             </w:tcMar>
           </w:tcPr>
           <w:p>
-            <w:pPr>
-              <w:keepNext w:val="0"/>
-              <w:spacing w:after="60" w:before="60" w:line="240" w:lineRule="auto"/>
-            </w:pPr>
-            <w:r>
-              <w:rPr>
-                <w:b/>
-                <w:color w:val="000000"/>
-                <w:sz w:val="18"/>
-              </w:rPr>
-              <w:t>Figure</w:t>
+            <w:r>
+              <w:rPr>
+                <w:sz w:val="18"/>
+              </w:rPr>
+              <w:t>Evidence</w:t>
             </w:r>
           </w:p>
         </w:tc>
@@ -6127,17 +6021,11 @@
             </w:tcMar>
           </w:tcPr>
           <w:p>
-            <w:pPr>
-              <w:keepNext w:val="0"/>
-              <w:spacing w:after="60" w:before="60" w:line="240" w:lineRule="auto"/>
-            </w:pPr>
-            <w:r>
-              <w:rPr>
-                <w:b w:val="0"/>
-                <w:color w:val="000000"/>
-                <w:sz w:val="18"/>
-              </w:rPr>
-              <w:t>5</w:t>
+            <w:r>
+              <w:rPr>
+                <w:sz w:val="18"/>
+              </w:rPr>
+              <w:t>S-B01</w:t>
             </w:r>
           </w:p>
         </w:tc>
@@ -6299,17 +6187,11 @@
             </w:tcMar>
           </w:tcPr>
           <w:p>
-            <w:pPr>
-              <w:keepNext w:val="0"/>
-              <w:spacing w:after="60" w:before="60" w:line="240" w:lineRule="auto"/>
-            </w:pPr>
-            <w:r>
-              <w:rPr>
-                <w:b w:val="0"/>
-                <w:color w:val="000000"/>
-                <w:sz w:val="18"/>
-              </w:rPr>
-              <w:t>6</w:t>
+            <w:r>
+              <w:rPr>
+                <w:sz w:val="18"/>
+              </w:rPr>
+              <w:t>S-B02</w:t>
             </w:r>
           </w:p>
         </w:tc>
@@ -6471,17 +6353,11 @@
             </w:tcMar>
           </w:tcPr>
           <w:p>
-            <w:pPr>
-              <w:keepNext w:val="0"/>
-              <w:spacing w:after="60" w:before="60" w:line="240" w:lineRule="auto"/>
-            </w:pPr>
-            <w:r>
-              <w:rPr>
-                <w:b w:val="0"/>
-                <w:color w:val="000000"/>
-                <w:sz w:val="18"/>
-              </w:rPr>
-              <w:t>7</w:t>
+            <w:r>
+              <w:rPr>
+                <w:sz w:val="18"/>
+              </w:rPr>
+              <w:t>S-B03</w:t>
             </w:r>
           </w:p>
         </w:tc>
@@ -6643,17 +6519,11 @@
             </w:tcMar>
           </w:tcPr>
           <w:p>
-            <w:pPr>
-              <w:keepNext w:val="0"/>
-              <w:spacing w:after="60" w:before="60" w:line="240" w:lineRule="auto"/>
-            </w:pPr>
-            <w:r>
-              <w:rPr>
-                <w:b w:val="0"/>
-                <w:color w:val="000000"/>
-                <w:sz w:val="18"/>
-              </w:rPr>
-              <w:t>8</w:t>
+            <w:r>
+              <w:rPr>
+                <w:sz w:val="18"/>
+              </w:rPr>
+              <w:t>S-B04</w:t>
             </w:r>
           </w:p>
         </w:tc>
@@ -6815,17 +6685,11 @@
             </w:tcMar>
           </w:tcPr>
           <w:p>
-            <w:pPr>
-              <w:keepNext w:val="0"/>
-              <w:spacing w:after="60" w:before="60" w:line="240" w:lineRule="auto"/>
-            </w:pPr>
-            <w:r>
-              <w:rPr>
-                <w:b w:val="0"/>
-                <w:color w:val="000000"/>
-                <w:sz w:val="18"/>
-              </w:rPr>
-              <w:t>9</w:t>
+            <w:r>
+              <w:rPr>
+                <w:sz w:val="18"/>
+              </w:rPr>
+              <w:t>S-B05</w:t>
             </w:r>
           </w:p>
         </w:tc>
@@ -6987,17 +6851,11 @@
             </w:tcMar>
           </w:tcPr>
           <w:p>
-            <w:pPr>
-              <w:keepNext w:val="0"/>
-              <w:spacing w:after="60" w:before="60" w:line="240" w:lineRule="auto"/>
-            </w:pPr>
-            <w:r>
-              <w:rPr>
-                <w:b w:val="0"/>
-                <w:color w:val="000000"/>
-                <w:sz w:val="18"/>
-              </w:rPr>
-              <w:t>10</w:t>
+            <w:r>
+              <w:rPr>
+                <w:sz w:val="18"/>
+              </w:rPr>
+              <w:t>S-B06</w:t>
             </w:r>
           </w:p>
         </w:tc>
@@ -7159,17 +7017,11 @@
             </w:tcMar>
           </w:tcPr>
           <w:p>
-            <w:pPr>
-              <w:keepNext w:val="0"/>
-              <w:spacing w:after="60" w:before="60" w:line="240" w:lineRule="auto"/>
-            </w:pPr>
-            <w:r>
-              <w:rPr>
-                <w:b w:val="0"/>
-                <w:color w:val="000000"/>
-                <w:sz w:val="18"/>
-              </w:rPr>
-              <w:t>11</w:t>
+            <w:r>
+              <w:rPr>
+                <w:sz w:val="18"/>
+              </w:rPr>
+              <w:t>S-B07</w:t>
             </w:r>
           </w:p>
         </w:tc>
@@ -7331,17 +7183,11 @@
             </w:tcMar>
           </w:tcPr>
           <w:p>
-            <w:pPr>
-              <w:keepNext w:val="0"/>
-              <w:spacing w:after="60" w:before="60" w:line="240" w:lineRule="auto"/>
-            </w:pPr>
-            <w:r>
-              <w:rPr>
-                <w:b w:val="0"/>
-                <w:color w:val="000000"/>
-                <w:sz w:val="18"/>
-              </w:rPr>
-              <w:t>12</w:t>
+            <w:r>
+              <w:rPr>
+                <w:sz w:val="18"/>
+              </w:rPr>
+              <w:t>S-B08</w:t>
             </w:r>
           </w:p>
         </w:tc>
@@ -7503,17 +7349,11 @@
             </w:tcMar>
           </w:tcPr>
           <w:p>
-            <w:pPr>
-              <w:keepNext w:val="0"/>
-              <w:spacing w:after="60" w:before="60" w:line="240" w:lineRule="auto"/>
-            </w:pPr>
-            <w:r>
-              <w:rPr>
-                <w:b w:val="0"/>
-                <w:color w:val="000000"/>
-                <w:sz w:val="18"/>
-              </w:rPr>
-              <w:t>13</w:t>
+            <w:r>
+              <w:rPr>
+                <w:sz w:val="18"/>
+              </w:rPr>
+              <w:t>S-B09</w:t>
             </w:r>
           </w:p>
         </w:tc>
@@ -7536,7 +7376,7 @@
           <w:sz w:val="22"/>
           <w:szCs w:val="22"/>
         </w:rPr>
-        <w:t>Table 6 records the browser conditions and selected states, with identical observations driving both policies. Table 6a separately records all 18 Wokwi conditions. Browser IDs TC-01–TC-09 and paper firmware IDs W-01–W-18 belong to different experiments; firmware Serial labels TC01–TC18 map directly to W-01–W-18. These source-defined outputs replace the undocumented legacy 8.1- and 38.7-minute values.</w:t>
+        <w:t>Table 6 records the browser conditions and selected states, with identical observations driving both policies. Table 6a separately records all 18 Wokwi conditions. Browser IDs TC-01–TC-09 and paper firmware IDs W-01–W-18 belong to different experiments; firmware Serial labels TC01–TC18 map directly to W-01–W-18.</w:t>
       </w:r>
     </w:p>
     <w:p>
@@ -7683,7 +7523,7 @@
           <w:b w:val="0"/>
           <w:sz w:val="20"/>
         </w:rPr>
-        <w:t>Table 6a uses M/T/RH in percent/°C/percent. All cases passed against source-defined expectations. An 8-minute command is an 8-second accelerated dose, not eight measured irrigation minutes. Commands separated by a semicolon below are entered sequentially in Serial. A complete case record is required before evaluation; STATUS reports existing state rather than taking a fresh sample.</w:t>
+        <w:t>Table 6a uses M/T/RH in percent/°C/percent. All cases passed against source-defined expectations. An 8-minute command is an 8-second accelerated dose, not eight measured irrigation minutes. Supplementary case IDs S-W01–S-W18 identify the corresponding commands, circuit-and-Serial captures and raw records in the companion document.</w:t>
       </w:r>
     </w:p>
     <w:p>
@@ -7965,16 +7805,11 @@
             </w:tcMar>
           </w:tcPr>
           <w:p>
-            <w:pPr>
-              <w:spacing w:after="40" w:before="40" w:line="240" w:lineRule="auto"/>
-            </w:pPr>
-            <w:r>
-              <w:rPr>
-                <w:b w:val="0"/>
-                <w:color w:val="000000"/>
-                <w:sz w:val="18"/>
-              </w:rPr>
-              <w:t>PASS; Fig. 4</w:t>
+            <w:r>
+              <w:rPr>
+                <w:sz w:val="18"/>
+              </w:rPr>
+              <w:t>PASS; S-W01</w:t>
             </w:r>
           </w:p>
         </w:tc>
@@ -8098,16 +7933,11 @@
             </w:tcMar>
           </w:tcPr>
           <w:p>
-            <w:pPr>
-              <w:spacing w:after="40" w:before="40" w:line="240" w:lineRule="auto"/>
-            </w:pPr>
-            <w:r>
-              <w:rPr>
-                <w:b w:val="0"/>
-                <w:color w:val="000000"/>
-                <w:sz w:val="18"/>
-              </w:rPr>
-              <w:t>PASS; Fig. 16</w:t>
+            <w:r>
+              <w:rPr>
+                <w:sz w:val="18"/>
+              </w:rPr>
+              <w:t>PASS; S-W02</w:t>
             </w:r>
           </w:p>
         </w:tc>
@@ -8231,16 +8061,11 @@
             </w:tcMar>
           </w:tcPr>
           <w:p>
-            <w:pPr>
-              <w:spacing w:after="40" w:before="40" w:line="240" w:lineRule="auto"/>
-            </w:pPr>
-            <w:r>
-              <w:rPr>
-                <w:b w:val="0"/>
-                <w:color w:val="000000"/>
-                <w:sz w:val="18"/>
-              </w:rPr>
-              <w:t>PASS; Fig. 17</w:t>
+            <w:r>
+              <w:rPr>
+                <w:sz w:val="18"/>
+              </w:rPr>
+              <w:t>PASS; S-W03</w:t>
             </w:r>
           </w:p>
         </w:tc>
@@ -8364,16 +8189,11 @@
             </w:tcMar>
           </w:tcPr>
           <w:p>
-            <w:pPr>
-              <w:spacing w:after="40" w:before="40" w:line="240" w:lineRule="auto"/>
-            </w:pPr>
-            <w:r>
-              <w:rPr>
-                <w:b w:val="0"/>
-                <w:color w:val="000000"/>
-                <w:sz w:val="18"/>
-              </w:rPr>
-              <w:t>PASS; Fig. 18</w:t>
+            <w:r>
+              <w:rPr>
+                <w:sz w:val="18"/>
+              </w:rPr>
+              <w:t>PASS; S-W04</w:t>
             </w:r>
           </w:p>
         </w:tc>
@@ -8497,16 +8317,11 @@
             </w:tcMar>
           </w:tcPr>
           <w:p>
-            <w:pPr>
-              <w:spacing w:after="40" w:before="40" w:line="240" w:lineRule="auto"/>
-            </w:pPr>
-            <w:r>
-              <w:rPr>
-                <w:b w:val="0"/>
-                <w:color w:val="000000"/>
-                <w:sz w:val="18"/>
-              </w:rPr>
-              <w:t>PASS; Fig. 19</w:t>
+            <w:r>
+              <w:rPr>
+                <w:sz w:val="18"/>
+              </w:rPr>
+              <w:t>PASS; S-W05</w:t>
             </w:r>
           </w:p>
         </w:tc>
@@ -8630,16 +8445,11 @@
             </w:tcMar>
           </w:tcPr>
           <w:p>
-            <w:pPr>
-              <w:spacing w:after="40" w:before="40" w:line="240" w:lineRule="auto"/>
-            </w:pPr>
-            <w:r>
-              <w:rPr>
-                <w:b w:val="0"/>
-                <w:color w:val="000000"/>
-                <w:sz w:val="18"/>
-              </w:rPr>
-              <w:t>PASS; Fig. 20</w:t>
+            <w:r>
+              <w:rPr>
+                <w:sz w:val="18"/>
+              </w:rPr>
+              <w:t>PASS; S-W06</w:t>
             </w:r>
           </w:p>
         </w:tc>
@@ -8763,16 +8573,11 @@
             </w:tcMar>
           </w:tcPr>
           <w:p>
-            <w:pPr>
-              <w:spacing w:after="40" w:before="40" w:line="240" w:lineRule="auto"/>
-            </w:pPr>
-            <w:r>
-              <w:rPr>
-                <w:b w:val="0"/>
-                <w:color w:val="000000"/>
-                <w:sz w:val="18"/>
-              </w:rPr>
-              <w:t>PASS; Fig. 21</w:t>
+            <w:r>
+              <w:rPr>
+                <w:sz w:val="18"/>
+              </w:rPr>
+              <w:t>PASS; S-W07</w:t>
             </w:r>
           </w:p>
         </w:tc>
@@ -8896,16 +8701,11 @@
             </w:tcMar>
           </w:tcPr>
           <w:p>
-            <w:pPr>
-              <w:spacing w:after="40" w:before="40" w:line="240" w:lineRule="auto"/>
-            </w:pPr>
-            <w:r>
-              <w:rPr>
-                <w:b w:val="0"/>
-                <w:color w:val="000000"/>
-                <w:sz w:val="18"/>
-              </w:rPr>
-              <w:t>PASS; Fig. 22</w:t>
+            <w:r>
+              <w:rPr>
+                <w:sz w:val="18"/>
+              </w:rPr>
+              <w:t>PASS; S-W08</w:t>
             </w:r>
           </w:p>
         </w:tc>
@@ -9029,16 +8829,11 @@
             </w:tcMar>
           </w:tcPr>
           <w:p>
-            <w:pPr>
-              <w:spacing w:after="40" w:before="40" w:line="240" w:lineRule="auto"/>
-            </w:pPr>
-            <w:r>
-              <w:rPr>
-                <w:b w:val="0"/>
-                <w:color w:val="000000"/>
-                <w:sz w:val="18"/>
-              </w:rPr>
-              <w:t>PASS; Fig. 23</w:t>
+            <w:r>
+              <w:rPr>
+                <w:sz w:val="18"/>
+              </w:rPr>
+              <w:t>PASS; S-W09</w:t>
             </w:r>
           </w:p>
         </w:tc>
@@ -9162,16 +8957,11 @@
             </w:tcMar>
           </w:tcPr>
           <w:p>
-            <w:pPr>
-              <w:spacing w:after="40" w:before="40" w:line="240" w:lineRule="auto"/>
-            </w:pPr>
-            <w:r>
-              <w:rPr>
-                <w:b w:val="0"/>
-                <w:color w:val="000000"/>
-                <w:sz w:val="18"/>
-              </w:rPr>
-              <w:t>PASS; Fig. 24</w:t>
+            <w:r>
+              <w:rPr>
+                <w:sz w:val="18"/>
+              </w:rPr>
+              <w:t>PASS; S-W10</w:t>
             </w:r>
           </w:p>
         </w:tc>
@@ -9295,16 +9085,11 @@
             </w:tcMar>
           </w:tcPr>
           <w:p>
-            <w:pPr>
-              <w:spacing w:after="40" w:before="40" w:line="240" w:lineRule="auto"/>
-            </w:pPr>
-            <w:r>
-              <w:rPr>
-                <w:b w:val="0"/>
-                <w:color w:val="000000"/>
-                <w:sz w:val="18"/>
-              </w:rPr>
-              <w:t>PASS; Fig. 25</w:t>
+            <w:r>
+              <w:rPr>
+                <w:sz w:val="18"/>
+              </w:rPr>
+              <w:t>PASS; S-W11</w:t>
             </w:r>
           </w:p>
         </w:tc>
@@ -9428,16 +9213,11 @@
             </w:tcMar>
           </w:tcPr>
           <w:p>
-            <w:pPr>
-              <w:spacing w:after="40" w:before="40" w:line="240" w:lineRule="auto"/>
-            </w:pPr>
-            <w:r>
-              <w:rPr>
-                <w:b w:val="0"/>
-                <w:color w:val="000000"/>
-                <w:sz w:val="18"/>
-              </w:rPr>
-              <w:t>PASS; Fig. 26</w:t>
+            <w:r>
+              <w:rPr>
+                <w:sz w:val="18"/>
+              </w:rPr>
+              <w:t>PASS; S-W12</w:t>
             </w:r>
           </w:p>
         </w:tc>
@@ -9561,16 +9341,11 @@
             </w:tcMar>
           </w:tcPr>
           <w:p>
-            <w:pPr>
-              <w:spacing w:after="40" w:before="40" w:line="240" w:lineRule="auto"/>
-            </w:pPr>
-            <w:r>
-              <w:rPr>
-                <w:b w:val="0"/>
-                <w:color w:val="000000"/>
-                <w:sz w:val="18"/>
-              </w:rPr>
-              <w:t>PASS; Fig. 27</w:t>
+            <w:r>
+              <w:rPr>
+                <w:sz w:val="18"/>
+              </w:rPr>
+              <w:t>PASS; S-W13</w:t>
             </w:r>
           </w:p>
         </w:tc>
@@ -9694,16 +9469,11 @@
             </w:tcMar>
           </w:tcPr>
           <w:p>
-            <w:pPr>
-              <w:spacing w:after="40" w:before="40" w:line="240" w:lineRule="auto"/>
-            </w:pPr>
-            <w:r>
-              <w:rPr>
-                <w:b w:val="0"/>
-                <w:color w:val="000000"/>
-                <w:sz w:val="18"/>
-              </w:rPr>
-              <w:t>PASS; Fig. 28</w:t>
+            <w:r>
+              <w:rPr>
+                <w:sz w:val="18"/>
+              </w:rPr>
+              <w:t>PASS; S-W14</w:t>
             </w:r>
           </w:p>
         </w:tc>
@@ -9827,16 +9597,11 @@
             </w:tcMar>
           </w:tcPr>
           <w:p>
-            <w:pPr>
-              <w:spacing w:after="40" w:before="40" w:line="240" w:lineRule="auto"/>
-            </w:pPr>
-            <w:r>
-              <w:rPr>
-                <w:b w:val="0"/>
-                <w:color w:val="000000"/>
-                <w:sz w:val="18"/>
-              </w:rPr>
-              <w:t>PASS; Fig. 29</w:t>
+            <w:r>
+              <w:rPr>
+                <w:sz w:val="18"/>
+              </w:rPr>
+              <w:t>PASS; S-W15</w:t>
             </w:r>
           </w:p>
         </w:tc>
@@ -9960,16 +9725,11 @@
             </w:tcMar>
           </w:tcPr>
           <w:p>
-            <w:pPr>
-              <w:spacing w:after="40" w:before="40" w:line="240" w:lineRule="auto"/>
-            </w:pPr>
-            <w:r>
-              <w:rPr>
-                <w:b w:val="0"/>
-                <w:color w:val="000000"/>
-                <w:sz w:val="18"/>
-              </w:rPr>
-              <w:t>PASS; Fig. 30</w:t>
+            <w:r>
+              <w:rPr>
+                <w:sz w:val="18"/>
+              </w:rPr>
+              <w:t>PASS; S-W16</w:t>
             </w:r>
           </w:p>
         </w:tc>
@@ -10093,16 +9853,11 @@
             </w:tcMar>
           </w:tcPr>
           <w:p>
-            <w:pPr>
-              <w:spacing w:after="40" w:before="40" w:line="240" w:lineRule="auto"/>
-            </w:pPr>
-            <w:r>
-              <w:rPr>
-                <w:b w:val="0"/>
-                <w:color w:val="000000"/>
-                <w:sz w:val="18"/>
-              </w:rPr>
-              <w:t>PASS; Fig. 31</w:t>
+            <w:r>
+              <w:rPr>
+                <w:sz w:val="18"/>
+              </w:rPr>
+              <w:t>PASS; S-W17</w:t>
             </w:r>
           </w:p>
         </w:tc>
@@ -10226,16 +9981,11 @@
             </w:tcMar>
           </w:tcPr>
           <w:p>
-            <w:pPr>
-              <w:spacing w:after="40" w:before="40" w:line="240" w:lineRule="auto"/>
-            </w:pPr>
-            <w:r>
-              <w:rPr>
-                <w:b w:val="0"/>
-                <w:color w:val="000000"/>
-                <w:sz w:val="18"/>
-              </w:rPr>
-              <w:t>PASS; Fig. 32</w:t>
+            <w:r>
+              <w:rPr>
+                <w:sz w:val="18"/>
+              </w:rPr>
+              <w:t>PASS; S-W18</w:t>
             </w:r>
           </w:p>
         </w:tc>
@@ -15812,88 +15562,18 @@
     </w:p>
     <w:p>
       <w:pPr>
-        <w:spacing w:after="140"/>
-      </w:pPr>
-      <w:r>
-        <w:rPr>
-          <w:sz w:val="22"/>
-        </w:rPr>
-        <w:t>Figures 5–15 are captures of the evaluated browser simulator; Figure 4 and Figures 16–34 show the tested Wokwi circuit with Serial output. Sensor observations are synthetic, command minutes are accelerated at one simulation second per minute, and the output is a pump surrogate. Browser run IDs and firmware case labels identify their separate sources. Captions report selected states; complete transitions and source hashes are retained in the accompanying archives.</w:t>
+        <w:spacing w:after="100"/>
+      </w:pPr>
+      <w:r>
+        <w:t>Figures 4 and 5 illustrate a controller-policy difference and the distinction between a nonzero fuzzy command and gated pump output. Inputs are prescribed, timers are accelerated and the LED represents logical actuation. Complete browser screenshots and all Wokwi case captures are supplied in the companion supplementary document, SmartAgri Wokwi Simulation Test Cases. Tables 6 and 6a retain the full numeric case summaries in this paper.</w:t>
       </w:r>
     </w:p>
     <w:p>
       <w:pPr>
         <w:keepNext/>
-        <w:pageBreakBefore w:val="0"/>
         <w:spacing w:after="140"/>
         <w:jc w:val="center"/>
-      </w:pPr>
-      <w:r>
-        <w:drawing>
-          <wp:inline xmlns:a="http://schemas.openxmlformats.org/drawingml/2006/main" xmlns:pic="http://schemas.openxmlformats.org/drawingml/2006/picture">
-            <wp:extent cx="5943600" cy="4285053"/>
-            <wp:docPr id="1570744388" name="Picture 1570744388" descr="Normal synthetic input at 50% moisture, 27 °C and 60% RH produces an 8-minute fuzzy command and zero reference command."/>
-            <wp:cNvGraphicFramePr>
-              <a:graphicFrameLocks noChangeAspect="1"/>
-            </wp:cNvGraphicFramePr>
-            <a:graphic>
-              <a:graphicData uri="http://schemas.openxmlformats.org/drawingml/2006/picture">
-                <pic:pic>
-                  <pic:nvPicPr>
-                    <pic:cNvPr id="0" name="paper-normal.jpg"/>
-                    <pic:cNvPicPr/>
-                  </pic:nvPicPr>
-                  <pic:blipFill>
-                    <a:blip r:embed="rId13"/>
-                    <a:stretch>
-                      <a:fillRect/>
-                    </a:stretch>
-                  </pic:blipFill>
-                  <pic:spPr>
-                    <a:xfrm>
-                      <a:off x="0" y="0"/>
-                      <a:ext cx="5943600" cy="4285053"/>
-                    </a:xfrm>
-                    <a:prstGeom prst="rect"/>
-                  </pic:spPr>
-                </pic:pic>
-              </a:graphicData>
-            </a:graphic>
-          </wp:inline>
-        </w:drawing>
-      </w:r>
-    </w:p>
-    <w:p>
-      <w:pPr>
         <w:keepNext/>
-        <w:spacing w:after="140"/>
-        <w:jc w:val="left"/>
-      </w:pPr>
-      <w:r>
-        <w:rPr>
-          <w:i/>
-          <w:sz w:val="20"/>
-        </w:rPr>
-        <w:t>Figure 5: Normal synthetic input at 50% moisture, 27 °C and 60% RH produces an 8-minute fuzzy command and zero reference command.</w:t>
-      </w:r>
-    </w:p>
-    <w:p>
-      <w:pPr>
-        <w:spacing w:after="140"/>
-      </w:pPr>
-      <w:r>
-        <w:rPr>
-          <w:sz w:val="18"/>
-        </w:rPr>
-        <w:t>Replay context: 0 / 120 s. Saved run: 20261024T190126038644Z-870a58f4. Raw trace and settings accompany the paper.</w:t>
-      </w:r>
-    </w:p>
-    <w:p>
-      <w:pPr>
-        <w:keepNext/>
-        <w:pageBreakBefore/>
-        <w:spacing w:after="140"/>
-        <w:jc w:val="center"/>
       </w:pPr>
       <w:r>
         <w:drawing>
@@ -15933,168 +15613,32 @@
     <w:p>
       <w:pPr>
         <w:keepNext/>
-        <w:spacing w:after="140"/>
-        <w:jc w:val="left"/>
-      </w:pPr>
-      <w:r>
-        <w:rPr>
-          <w:i/>
-          <w:sz w:val="20"/>
-        </w:rPr>
-        <w:t>Figure 6: Dry and hot synthetic inputs produce a 40-minute fuzzy command and a 10-minute threshold-reference command.</w:t>
-      </w:r>
-    </w:p>
-    <w:p>
-      <w:pPr>
-        <w:spacing w:after="140"/>
+        <w:spacing w:after="100"/>
       </w:pPr>
       <w:r>
         <w:rPr>
           <w:sz w:val="18"/>
         </w:rPr>
+        <w:t>Figure 4: Dry and hot synthetic inputs produce a 40-minute fuzzy command and a 10-minute threshold-reference command.</w:t>
+      </w:r>
+    </w:p>
+    <w:p>
+      <w:pPr>
+        <w:spacing w:after="100"/>
+      </w:pPr>
+      <w:r>
+        <w:rPr>
+          <w:sz w:val="18"/>
+        </w:rPr>
         <w:t>Replay context: 0 / 120 s. Saved run: 20261024T190206689673Z-9a66375e. Raw trace and settings accompany the paper.</w:t>
       </w:r>
     </w:p>
     <w:p>
       <w:pPr>
         <w:keepNext/>
-        <w:pageBreakBefore/>
         <w:spacing w:after="140"/>
         <w:jc w:val="center"/>
-      </w:pPr>
-      <w:r>
-        <w:drawing>
-          <wp:inline xmlns:a="http://schemas.openxmlformats.org/drawingml/2006/main" xmlns:pic="http://schemas.openxmlformats.org/drawingml/2006/picture">
-            <wp:extent cx="5943600" cy="4285053"/>
-            <wp:docPr id="1570744390" name="Picture 1570744390" descr="At 85% moisture both controllers issue zero and both logical pump outputs remain off."/>
-            <wp:cNvGraphicFramePr>
-              <a:graphicFrameLocks noChangeAspect="1"/>
-            </wp:cNvGraphicFramePr>
-            <a:graphic>
-              <a:graphicData uri="http://schemas.openxmlformats.org/drawingml/2006/picture">
-                <pic:pic>
-                  <pic:nvPicPr>
-                    <pic:cNvPr id="0" name="paper-wet.jpg"/>
-                    <pic:cNvPicPr/>
-                  </pic:nvPicPr>
-                  <pic:blipFill>
-                    <a:blip r:embed="rId15"/>
-                    <a:stretch>
-                      <a:fillRect/>
-                    </a:stretch>
-                  </pic:blipFill>
-                  <pic:spPr>
-                    <a:xfrm>
-                      <a:off x="0" y="0"/>
-                      <a:ext cx="5943600" cy="4285053"/>
-                    </a:xfrm>
-                    <a:prstGeom prst="rect"/>
-                  </pic:spPr>
-                </pic:pic>
-              </a:graphicData>
-            </a:graphic>
-          </wp:inline>
-        </w:drawing>
-      </w:r>
-    </w:p>
-    <w:p>
-      <w:pPr>
         <w:keepNext/>
-        <w:spacing w:after="140"/>
-        <w:jc w:val="left"/>
-      </w:pPr>
-      <w:r>
-        <w:rPr>
-          <w:i/>
-          <w:sz w:val="20"/>
-        </w:rPr>
-        <w:t>Figure 7: At 85% moisture both controllers issue zero and both logical pump outputs remain off.</w:t>
-      </w:r>
-    </w:p>
-    <w:p>
-      <w:pPr>
-        <w:spacing w:after="140"/>
-      </w:pPr>
-      <w:r>
-        <w:rPr>
-          <w:sz w:val="18"/>
-        </w:rPr>
-        <w:t>Replay context: 0 / 120 s. Saved run: 20261024T190209514836Z-3f3b5a77. Raw trace and settings accompany the paper.</w:t>
-      </w:r>
-    </w:p>
-    <w:p>
-      <w:pPr>
-        <w:keepNext/>
-        <w:pageBreakBefore/>
-        <w:spacing w:after="140"/>
-        <w:jc w:val="center"/>
-      </w:pPr>
-      <w:r>
-        <w:drawing>
-          <wp:inline xmlns:a="http://schemas.openxmlformats.org/drawingml/2006/main" xmlns:pic="http://schemas.openxmlformats.org/drawingml/2006/picture">
-            <wp:extent cx="5943600" cy="4285053"/>
-            <wp:docPr id="1570744391" name="Picture 1570744391" descr="At exactly 30% moisture the inclusive low-moisture alert is active; the fuzzy command is 20 minutes while the strict threshold reference is zero."/>
-            <wp:cNvGraphicFramePr>
-              <a:graphicFrameLocks noChangeAspect="1"/>
-            </wp:cNvGraphicFramePr>
-            <a:graphic>
-              <a:graphicData uri="http://schemas.openxmlformats.org/drawingml/2006/picture">
-                <pic:pic>
-                  <pic:nvPicPr>
-                    <pic:cNvPr id="0" name="paper-boundary.jpg"/>
-                    <pic:cNvPicPr/>
-                  </pic:nvPicPr>
-                  <pic:blipFill>
-                    <a:blip r:embed="rId16"/>
-                    <a:stretch>
-                      <a:fillRect/>
-                    </a:stretch>
-                  </pic:blipFill>
-                  <pic:spPr>
-                    <a:xfrm>
-                      <a:off x="0" y="0"/>
-                      <a:ext cx="5943600" cy="4285053"/>
-                    </a:xfrm>
-                    <a:prstGeom prst="rect"/>
-                  </pic:spPr>
-                </pic:pic>
-              </a:graphicData>
-            </a:graphic>
-          </wp:inline>
-        </w:drawing>
-      </w:r>
-    </w:p>
-    <w:p>
-      <w:pPr>
-        <w:keepNext/>
-        <w:spacing w:after="140"/>
-        <w:jc w:val="left"/>
-      </w:pPr>
-      <w:r>
-        <w:rPr>
-          <w:i/>
-          <w:sz w:val="20"/>
-        </w:rPr>
-        <w:t>Figure 8: At exactly 30% moisture the inclusive low-moisture alert is active; the fuzzy command is 20 minutes while the strict threshold reference is zero.</w:t>
-      </w:r>
-    </w:p>
-    <w:p>
-      <w:pPr>
-        <w:spacing w:after="140"/>
-      </w:pPr>
-      <w:r>
-        <w:rPr>
-          <w:sz w:val="18"/>
-        </w:rPr>
-        <w:t>Replay context: 0 / 120 s. Saved run: 20261024T190212418524Z-d9cae169. Raw trace and settings accompany the paper.</w:t>
-      </w:r>
-    </w:p>
-    <w:p>
-      <w:pPr>
-        <w:keepNext/>
-        <w:pageBreakBefore/>
-        <w:spacing w:after="140"/>
-        <w:jc w:val="center"/>
       </w:pPr>
       <w:r>
         <w:drawing>
@@ -16134,2215 +15678,25 @@
     <w:p>
       <w:pPr>
         <w:keepNext/>
-        <w:spacing w:after="140"/>
-        <w:jc w:val="left"/>
-      </w:pPr>
-      <w:r>
-        <w:rPr>
-          <w:i/>
-          <w:sz w:val="20"/>
-        </w:rPr>
-        <w:t>Figure 9: At 15 s raw moisture rises to 90%, while the moving average is 30%. The safety gate stops the pump despite a nonzero 34-minute fuzzy command.</w:t>
-      </w:r>
-    </w:p>
-    <w:p>
-      <w:pPr>
-        <w:spacing w:after="140"/>
+        <w:spacing w:after="100"/>
       </w:pPr>
       <w:r>
         <w:rPr>
           <w:sz w:val="18"/>
         </w:rPr>
+        <w:t>Figure 5: At 15 s raw moisture rises to 90%, while the moving average is 30%. The safety gate stops the pump despite a nonzero 34-minute fuzzy command.</w:t>
+      </w:r>
+    </w:p>
+    <w:p>
+      <w:pPr>
+        <w:spacing w:after="100"/>
+      </w:pPr>
+      <w:r>
+        <w:rPr>
+          <w:sz w:val="18"/>
+        </w:rPr>
         <w:t>Replay context: 15 / 120 s. Saved run: 20261024T190224597554Z-1e1fe932. Raw trace and settings accompany the paper.</w:t>
       </w:r>
-    </w:p>
-    <w:p>
-      <w:pPr>
-        <w:keepNext/>
-        <w:pageBreakBefore/>
-        <w:spacing w:after="140"/>
-        <w:jc w:val="center"/>
-      </w:pPr>
-      <w:r>
-        <w:drawing>
-          <wp:inline xmlns:a="http://schemas.openxmlformats.org/drawingml/2006/main" xmlns:pic="http://schemas.openxmlformats.org/drawingml/2006/picture">
-            <wp:extent cx="5943600" cy="4285053"/>
-            <wp:docPr id="1570744393" name="Picture 1570744393" descr="An injected fault produces unavailable sensor values, zero commands and both outputs off at 15 s."/>
-            <wp:cNvGraphicFramePr>
-              <a:graphicFrameLocks noChangeAspect="1"/>
-            </wp:cNvGraphicFramePr>
-            <a:graphic>
-              <a:graphicData uri="http://schemas.openxmlformats.org/drawingml/2006/picture">
-                <pic:pic>
-                  <pic:nvPicPr>
-                    <pic:cNvPr id="0" name="paper-fault.jpg"/>
-                    <pic:cNvPicPr/>
-                  </pic:nvPicPr>
-                  <pic:blipFill>
-                    <a:blip r:embed="rId18"/>
-                    <a:stretch>
-                      <a:fillRect/>
-                    </a:stretch>
-                  </pic:blipFill>
-                  <pic:spPr>
-                    <a:xfrm>
-                      <a:off x="0" y="0"/>
-                      <a:ext cx="5943600" cy="4285053"/>
-                    </a:xfrm>
-                    <a:prstGeom prst="rect"/>
-                  </pic:spPr>
-                </pic:pic>
-              </a:graphicData>
-            </a:graphic>
-          </wp:inline>
-        </w:drawing>
-      </w:r>
-    </w:p>
-    <w:p>
-      <w:pPr>
-        <w:keepNext/>
-        <w:spacing w:after="140"/>
-        <w:jc w:val="left"/>
-      </w:pPr>
-      <w:r>
-        <w:rPr>
-          <w:i/>
-          <w:sz w:val="20"/>
-        </w:rPr>
-        <w:t>Figure 10: An injected fault produces unavailable sensor values, zero commands and both outputs off at 15 s.</w:t>
-      </w:r>
-    </w:p>
-    <w:p>
-      <w:pPr>
-        <w:spacing w:after="140"/>
-      </w:pPr>
-      <w:r>
-        <w:rPr>
-          <w:sz w:val="18"/>
-        </w:rPr>
-        <w:t>Replay context: 15 / 120 s. Saved run: 20261024T190227823951Z-410c5b7b. Raw trace and settings accompany the paper.</w:t>
-      </w:r>
-    </w:p>
-    <w:p>
-      <w:pPr>
-        <w:keepNext/>
-        <w:pageBreakBefore/>
-        <w:spacing w:after="140"/>
-        <w:jc w:val="center"/>
-      </w:pPr>
-      <w:r>
-        <w:drawing>
-          <wp:inline xmlns:a="http://schemas.openxmlformats.org/drawingml/2006/main" xmlns:pic="http://schemas.openxmlformats.org/drawingml/2006/picture">
-            <wp:extent cx="5943600" cy="4285053"/>
-            <wp:docPr id="1570744394" name="Picture 1570744394" descr="During the 10–40 s transport outage, local control remains active at 35 s while the collector holds its stale 5 s snapshot."/>
-            <wp:cNvGraphicFramePr>
-              <a:graphicFrameLocks noChangeAspect="1"/>
-            </wp:cNvGraphicFramePr>
-            <a:graphic>
-              <a:graphicData uri="http://schemas.openxmlformats.org/drawingml/2006/picture">
-                <pic:pic>
-                  <pic:nvPicPr>
-                    <pic:cNvPr id="0" name="paper-offline.jpg"/>
-                    <pic:cNvPicPr/>
-                  </pic:nvPicPr>
-                  <pic:blipFill>
-                    <a:blip r:embed="rId19"/>
-                    <a:stretch>
-                      <a:fillRect/>
-                    </a:stretch>
-                  </pic:blipFill>
-                  <pic:spPr>
-                    <a:xfrm>
-                      <a:off x="0" y="0"/>
-                      <a:ext cx="5943600" cy="4285053"/>
-                    </a:xfrm>
-                    <a:prstGeom prst="rect"/>
-                  </pic:spPr>
-                </pic:pic>
-              </a:graphicData>
-            </a:graphic>
-          </wp:inline>
-        </w:drawing>
-      </w:r>
-    </w:p>
-    <w:p>
-      <w:pPr>
-        <w:keepNext/>
-        <w:spacing w:after="140"/>
-        <w:jc w:val="left"/>
-      </w:pPr>
-      <w:r>
-        <w:rPr>
-          <w:i/>
-          <w:sz w:val="20"/>
-        </w:rPr>
-        <w:t>Figure 11: During the 10–40 s transport outage, local control remains active at 35 s while the collector holds its stale 5 s snapshot.</w:t>
-      </w:r>
-    </w:p>
-    <w:p>
-      <w:pPr>
-        <w:spacing w:after="140"/>
-      </w:pPr>
-      <w:r>
-        <w:rPr>
-          <w:sz w:val="18"/>
-        </w:rPr>
-        <w:t>Replay context: 35 / 120 s. Saved run: 20261024T190230939923Z-d75c0339. Raw trace and settings accompany the paper.</w:t>
-      </w:r>
-    </w:p>
-    <w:p>
-      <w:pPr>
-        <w:keepNext/>
-        <w:pageBreakBefore/>
-        <w:spacing w:after="140"/>
-        <w:jc w:val="center"/>
-      </w:pPr>
-      <w:r>
-        <w:drawing>
-          <wp:inline xmlns:a="http://schemas.openxmlformats.org/drawingml/2006/main" xmlns:pic="http://schemas.openxmlformats.org/drawingml/2006/picture">
-            <wp:extent cx="5943600" cy="6000206"/>
-            <wp:docPr id="1570744395" name="Picture 1570744395" descr="Seed-7 moisture noise and the five-sample average are plotted against the same simulation clock, with separate fuzzy and reference pump intervals."/>
-            <wp:cNvGraphicFramePr>
-              <a:graphicFrameLocks noChangeAspect="1"/>
-            </wp:cNvGraphicFramePr>
-            <a:graphic>
-              <a:graphicData uri="http://schemas.openxmlformats.org/drawingml/2006/picture">
-                <pic:pic>
-                  <pic:nvPicPr>
-                    <pic:cNvPr id="0" name="paper-noise.jpg"/>
-                    <pic:cNvPicPr/>
-                  </pic:nvPicPr>
-                  <pic:blipFill>
-                    <a:blip r:embed="rId20"/>
-                    <a:stretch>
-                      <a:fillRect/>
-                    </a:stretch>
-                  </pic:blipFill>
-                  <pic:spPr>
-                    <a:xfrm>
-                      <a:off x="0" y="0"/>
-                      <a:ext cx="5943600" cy="6000206"/>
-                    </a:xfrm>
-                    <a:prstGeom prst="rect"/>
-                  </pic:spPr>
-                </pic:pic>
-              </a:graphicData>
-            </a:graphic>
-          </wp:inline>
-        </w:drawing>
-      </w:r>
-    </w:p>
-    <w:p>
-      <w:pPr>
-        <w:keepNext/>
-        <w:spacing w:after="140"/>
-        <w:jc w:val="left"/>
-      </w:pPr>
-      <w:r>
-        <w:rPr>
-          <w:i/>
-          <w:sz w:val="20"/>
-        </w:rPr>
-        <w:t>Figure 12: Seed-7 moisture noise and the five-sample average are plotted against the same simulation clock, with separate fuzzy and reference pump intervals.</w:t>
-      </w:r>
-    </w:p>
-    <w:p>
-      <w:pPr>
-        <w:spacing w:after="140"/>
-      </w:pPr>
-      <w:r>
-        <w:rPr>
-          <w:sz w:val="18"/>
-        </w:rPr>
-        <w:t>Replay context: 0 / 120 s. Saved run: 20261024T190247956135Z-4d6f6805. Raw trace and settings accompany the paper.</w:t>
-      </w:r>
-    </w:p>
-    <w:p>
-      <w:pPr>
-        <w:keepNext/>
-        <w:pageBreakBefore/>
-        <w:spacing w:after="140"/>
-        <w:jc w:val="center"/>
-      </w:pPr>
-      <w:r>
-        <w:drawing>
-          <wp:inline xmlns:a="http://schemas.openxmlformats.org/drawingml/2006/main" xmlns:pic="http://schemas.openxmlformats.org/drawingml/2006/picture">
-            <wp:extent cx="5943600" cy="6119078"/>
-            <wp:docPr id="1570744396" name="Picture 1570744396" descr="A prescribed moisture ramp from 65% to 10% drives both controllers; the plotted moisture is not affected by pump output."/>
-            <wp:cNvGraphicFramePr>
-              <a:graphicFrameLocks noChangeAspect="1"/>
-            </wp:cNvGraphicFramePr>
-            <a:graphic>
-              <a:graphicData uri="http://schemas.openxmlformats.org/drawingml/2006/picture">
-                <pic:pic>
-                  <pic:nvPicPr>
-                    <pic:cNvPr id="0" name="paper-drying.jpg"/>
-                    <pic:cNvPicPr/>
-                  </pic:nvPicPr>
-                  <pic:blipFill>
-                    <a:blip r:embed="rId21"/>
-                    <a:stretch>
-                      <a:fillRect/>
-                    </a:stretch>
-                  </pic:blipFill>
-                  <pic:spPr>
-                    <a:xfrm>
-                      <a:off x="0" y="0"/>
-                      <a:ext cx="5943600" cy="6119078"/>
-                    </a:xfrm>
-                    <a:prstGeom prst="rect"/>
-                  </pic:spPr>
-                </pic:pic>
-              </a:graphicData>
-            </a:graphic>
-          </wp:inline>
-        </w:drawing>
-      </w:r>
-    </w:p>
-    <w:p>
-      <w:pPr>
-        <w:keepNext/>
-        <w:spacing w:after="140"/>
-        <w:jc w:val="left"/>
-      </w:pPr>
-      <w:r>
-        <w:rPr>
-          <w:i/>
-          <w:sz w:val="20"/>
-        </w:rPr>
-        <w:t>Figure 13: A prescribed moisture ramp from 65% to 10% drives both controllers; the plotted moisture is not affected by pump output.</w:t>
-      </w:r>
-    </w:p>
-    <w:p>
-      <w:pPr>
-        <w:spacing w:after="140"/>
-      </w:pPr>
-      <w:r>
-        <w:rPr>
-          <w:sz w:val="18"/>
-        </w:rPr>
-        <w:t>Replay context: 60 / 120 s. Saved run: 20261024T190251842011Z-b53cba5d. Raw trace and settings accompany the paper.</w:t>
-      </w:r>
-    </w:p>
-    <w:p>
-      <w:pPr>
-        <w:keepNext/>
-        <w:pageBreakBefore/>
-        <w:spacing w:after="140"/>
-        <w:jc w:val="center"/>
-      </w:pPr>
-      <w:r>
-        <w:drawing>
-          <wp:inline xmlns:a="http://schemas.openxmlformats.org/drawingml/2006/main" xmlns:pic="http://schemas.openxmlformats.org/drawingml/2006/picture">
-            <wp:extent cx="5943600" cy="5343579"/>
-            <wp:docPr id="1570744397" name="Picture 1570744397" descr="The Python test bench reports 17 of 17 executed checks passed, covering selected commands, rule peaks, boundaries, timer, filtering, faults and transport-surrogate behaviour."/>
-            <wp:cNvGraphicFramePr>
-              <a:graphicFrameLocks noChangeAspect="1"/>
-            </wp:cNvGraphicFramePr>
-            <a:graphic>
-              <a:graphicData uri="http://schemas.openxmlformats.org/drawingml/2006/picture">
-                <pic:pic>
-                  <pic:nvPicPr>
-                    <pic:cNvPr id="0" name="paper-checks.jpg"/>
-                    <pic:cNvPicPr/>
-                  </pic:nvPicPr>
-                  <pic:blipFill>
-                    <a:blip r:embed="rId22"/>
-                    <a:stretch>
-                      <a:fillRect/>
-                    </a:stretch>
-                  </pic:blipFill>
-                  <pic:spPr>
-                    <a:xfrm>
-                      <a:off x="0" y="0"/>
-                      <a:ext cx="5943600" cy="5343579"/>
-                    </a:xfrm>
-                    <a:prstGeom prst="rect"/>
-                  </pic:spPr>
-                </pic:pic>
-              </a:graphicData>
-            </a:graphic>
-          </wp:inline>
-        </w:drawing>
-      </w:r>
-    </w:p>
-    <w:p>
-      <w:pPr>
-        <w:keepNext/>
-        <w:spacing w:after="140"/>
-        <w:jc w:val="left"/>
-      </w:pPr>
-      <w:r>
-        <w:rPr>
-          <w:i/>
-          <w:sz w:val="20"/>
-        </w:rPr>
-        <w:t>Figure 14: The Python test bench reports 17 of 17 executed checks passed, covering selected commands, rule peaks, boundaries, timer, filtering, faults and transport-surrogate behaviour.</w:t>
-      </w:r>
-    </w:p>
-    <w:p>
-      <w:pPr>
-        <w:spacing w:after="140"/>
-      </w:pPr>
-      <w:r>
-        <w:rPr>
-          <w:sz w:val="18"/>
-        </w:rPr>
-        <w:t>Software regression bench: 17/17 checks passed. The screenshot shows executed checks; it is not a field-trial accuracy test.</w:t>
-      </w:r>
-    </w:p>
-    <w:p>
-      <w:pPr>
-        <w:keepNext/>
-        <w:pageBreakBefore/>
-        <w:spacing w:after="140"/>
-        <w:jc w:val="center"/>
-      </w:pPr>
-      <w:r>
-        <w:drawing>
-          <wp:inline xmlns:a="http://schemas.openxmlformats.org/drawingml/2006/main" xmlns:pic="http://schemas.openxmlformats.org/drawingml/2006/picture">
-            <wp:extent cx="5943600" cy="3503893"/>
-            <wp:docPr id="1570744398" name="Picture 1570744398" descr="The separate crop experiment reports held-out dataset metrics from 1,760 training and 440 test records; this does not validate physical soil-moisture inputs."/>
-            <wp:cNvGraphicFramePr>
-              <a:graphicFrameLocks noChangeAspect="1"/>
-            </wp:cNvGraphicFramePr>
-            <a:graphic>
-              <a:graphicData uri="http://schemas.openxmlformats.org/drawingml/2006/picture">
-                <pic:pic>
-                  <pic:nvPicPr>
-                    <pic:cNvPr id="0" name="paper-crops.jpg"/>
-                    <pic:cNvPicPr/>
-                  </pic:nvPicPr>
-                  <pic:blipFill>
-                    <a:blip r:embed="rId23"/>
-                    <a:stretch>
-                      <a:fillRect/>
-                    </a:stretch>
-                  </pic:blipFill>
-                  <pic:spPr>
-                    <a:xfrm>
-                      <a:off x="0" y="0"/>
-                      <a:ext cx="5943600" cy="3503893"/>
-                    </a:xfrm>
-                    <a:prstGeom prst="rect"/>
-                  </pic:spPr>
-                </pic:pic>
-              </a:graphicData>
-            </a:graphic>
-          </wp:inline>
-        </w:drawing>
-      </w:r>
-    </w:p>
-    <w:p>
-      <w:pPr>
-        <w:keepNext/>
-        <w:spacing w:after="140"/>
-        <w:jc w:val="left"/>
-      </w:pPr>
-      <w:r>
-        <w:rPr>
-          <w:i/>
-          <w:sz w:val="20"/>
-        </w:rPr>
-        <w:t>Figure 15: The separate crop experiment reports held-out dataset metrics from 1,760 training and 440 test records; this does not validate physical soil-moisture inputs.</w:t>
-      </w:r>
-    </w:p>
-    <w:p>
-      <w:pPr>
-        <w:spacing w:after="140"/>
-      </w:pPr>
-      <w:r>
-        <w:rPr>
-          <w:sz w:val="18"/>
-        </w:rPr>
-        <w:t>Replay context: 60 / 120 s. Saved run: 20261024T190251842011Z-b53cba5d. Input conditions are listed in Table 6; the crop view uses initial inputs independently of replay.</w:t>
-      </w:r>
-    </w:p>
-    <w:p>
-      <w:pPr>
-        <w:keepNext w:val="0"/>
-        <w:spacing w:after="0" w:before="0"/>
-        <w:sectPr>
-          <w:type w:val="nextPage"/>
-          <w:pgSz w:w="12240" w:h="15840"/>
-          <w:pgMar w:top="1440" w:right="1440" w:bottom="1440" w:left="1440" w:header="708" w:footer="708" w:gutter="0"/>
-          <w:cols w:space="720"/>
-          <w:docGrid w:linePitch="360"/>
-        </w:sectPr>
-      </w:pPr>
-    </w:p>
-    <w:p>
-      <w:pPr>
-        <w:keepNext w:val="0"/>
-        <w:pageBreakBefore w:val="0"/>
-        <w:spacing w:after="120"/>
-      </w:pPr>
-      <w:r>
-        <w:rPr>
-          <w:b/>
-          <w:sz w:val="24"/>
-        </w:rPr>
-        <w:t>W-02  Wet soil no dose</w:t>
-      </w:r>
-    </w:p>
-    <w:p>
-      <w:pPr>
-        <w:keepNext w:val="0"/>
-        <w:spacing w:after="120"/>
-      </w:pPr>
-      <w:r>
-        <w:rPr>
-          <w:b w:val="0"/>
-          <w:sz w:val="20"/>
-        </w:rPr>
-        <w:t>Commands: CASE 2. Conditions: M=85%, T=27 C, RH=60%.</w:t>
-      </w:r>
-    </w:p>
-    <w:p>
-      <w:pPr>
-        <w:keepNext/>
-        <w:spacing w:after="120"/>
-        <w:jc w:val="center"/>
-      </w:pPr>
-      <w:r>
-        <w:drawing>
-          <wp:inline xmlns:a="http://schemas.openxmlformats.org/drawingml/2006/main" xmlns:pic="http://schemas.openxmlformats.org/drawingml/2006/picture">
-            <wp:extent cx="8229600" cy="3936460"/>
-            <wp:docPr id="1570744402" name="Picture 1570744402" descr="Figure 16, W-02: Wet soil: zero command; pump OFF/LOW."/>
-            <wp:cNvGraphicFramePr>
-              <a:graphicFrameLocks noChangeAspect="1"/>
-            </wp:cNvGraphicFramePr>
-            <a:graphic>
-              <a:graphicData uri="http://schemas.openxmlformats.org/drawingml/2006/picture">
-                <pic:pic>
-                  <pic:nvPicPr>
-                    <pic:cNvPr id="0" name="TC02-wet-soil-no-dose.jpg"/>
-                    <pic:cNvPicPr/>
-                  </pic:nvPicPr>
-                  <pic:blipFill>
-                    <a:blip r:embed="rId28"/>
-                    <a:stretch>
-                      <a:fillRect/>
-                    </a:stretch>
-                  </pic:blipFill>
-                  <pic:spPr>
-                    <a:xfrm>
-                      <a:off x="0" y="0"/>
-                      <a:ext cx="8229600" cy="3936460"/>
-                    </a:xfrm>
-                    <a:prstGeom prst="rect"/>
-                  </pic:spPr>
-                </pic:pic>
-              </a:graphicData>
-            </a:graphic>
-          </wp:inline>
-        </w:drawing>
-      </w:r>
-    </w:p>
-    <w:p>
-      <w:pPr>
-        <w:keepNext w:val="0"/>
-        <w:spacing w:after="120"/>
-      </w:pPr>
-      <w:r>
-        <w:rPr>
-          <w:b w:val="0"/>
-          <w:sz w:val="18"/>
-        </w:rPr>
-        <w:t>Figure 16: Wet soil: zero command; pump OFF/LOW. Captured command 0 min; output OFF/GPIO2 LOW; sensor VALID; alert NO; MQTT ON. Result: PASS.</w:t>
-      </w:r>
-    </w:p>
-    <w:p>
-      <w:pPr>
-        <w:keepNext w:val="0"/>
-        <w:spacing w:after="120"/>
-      </w:pPr>
-      <w:r>
-        <w:rPr>
-          <w:b w:val="0"/>
-          <w:sz w:val="18"/>
-        </w:rPr>
-        <w:t>Source: serial/TC02-wet-soil-no-dose.txt; device uptime 103548 ms. Paused OLED refresh may appear dithered.</w:t>
-      </w:r>
-    </w:p>
-    <w:p>
-      <w:pPr>
-        <w:keepNext w:val="0"/>
-        <w:pageBreakBefore/>
-        <w:spacing w:after="120"/>
-      </w:pPr>
-      <w:r>
-        <w:rPr>
-          <w:b/>
-          <w:sz w:val="24"/>
-        </w:rPr>
-        <w:t>W-03  Hot dry maximum command</w:t>
-      </w:r>
-    </w:p>
-    <w:p>
-      <w:pPr>
-        <w:keepNext w:val="0"/>
-        <w:spacing w:after="120"/>
-      </w:pPr>
-      <w:r>
-        <w:rPr>
-          <w:b w:val="0"/>
-          <w:sz w:val="20"/>
-        </w:rPr>
-        <w:t>Commands: CASE 3. Conditions: M=10%, T=45 C, RH=20%.</w:t>
-      </w:r>
-    </w:p>
-    <w:p>
-      <w:pPr>
-        <w:keepNext/>
-        <w:spacing w:after="120"/>
-        <w:jc w:val="center"/>
-      </w:pPr>
-      <w:r>
-        <w:drawing>
-          <wp:inline xmlns:a="http://schemas.openxmlformats.org/drawingml/2006/main" xmlns:pic="http://schemas.openxmlformats.org/drawingml/2006/picture">
-            <wp:extent cx="8229600" cy="3936460"/>
-            <wp:docPr id="1570744403" name="Picture 1570744403" descr="Figure 17, W-03: Hot, dry soil: maximum 40 min command; alert and pump ON."/>
-            <wp:cNvGraphicFramePr>
-              <a:graphicFrameLocks noChangeAspect="1"/>
-            </wp:cNvGraphicFramePr>
-            <a:graphic>
-              <a:graphicData uri="http://schemas.openxmlformats.org/drawingml/2006/picture">
-                <pic:pic>
-                  <pic:nvPicPr>
-                    <pic:cNvPr id="0" name="TC03-hot-dry-maximum-command.jpg"/>
-                    <pic:cNvPicPr/>
-                  </pic:nvPicPr>
-                  <pic:blipFill>
-                    <a:blip r:embed="rId29"/>
-                    <a:stretch>
-                      <a:fillRect/>
-                    </a:stretch>
-                  </pic:blipFill>
-                  <pic:spPr>
-                    <a:xfrm>
-                      <a:off x="0" y="0"/>
-                      <a:ext cx="8229600" cy="3936460"/>
-                    </a:xfrm>
-                    <a:prstGeom prst="rect"/>
-                  </pic:spPr>
-                </pic:pic>
-              </a:graphicData>
-            </a:graphic>
-          </wp:inline>
-        </w:drawing>
-      </w:r>
-    </w:p>
-    <w:p>
-      <w:pPr>
-        <w:keepNext w:val="0"/>
-        <w:spacing w:after="120"/>
-      </w:pPr>
-      <w:r>
-        <w:rPr>
-          <w:b w:val="0"/>
-          <w:sz w:val="18"/>
-        </w:rPr>
-        <w:t>Figure 17: Hot, dry soil: maximum 40 min command; alert and pump ON. Captured command 40 min; output ON/GPIO2 HIGH; sensor VALID; alert YES; MQTT ON. Result: PASS.</w:t>
-      </w:r>
-    </w:p>
-    <w:p>
-      <w:pPr>
-        <w:keepNext w:val="0"/>
-        <w:spacing w:after="120"/>
-      </w:pPr>
-      <w:r>
-        <w:rPr>
-          <w:b w:val="0"/>
-          <w:sz w:val="18"/>
-        </w:rPr>
-        <w:t>Source: serial/TC03-hot-dry-maximum-command.txt; device uptime 103651 ms. Paused OLED refresh may appear dithered.</w:t>
-      </w:r>
-    </w:p>
-    <w:p>
-      <w:pPr>
-        <w:keepNext w:val="0"/>
-        <w:pageBreakBefore/>
-        <w:spacing w:after="120"/>
-      </w:pPr>
-      <w:r>
-        <w:rPr>
-          <w:b/>
-          <w:sz w:val="24"/>
-        </w:rPr>
-        <w:t>W-04  Inclusive alert at thirty percent</w:t>
-      </w:r>
-    </w:p>
-    <w:p>
-      <w:pPr>
-        <w:keepNext w:val="0"/>
-        <w:spacing w:after="120"/>
-      </w:pPr>
-      <w:r>
-        <w:rPr>
-          <w:b w:val="0"/>
-          <w:sz w:val="20"/>
-        </w:rPr>
-        <w:t>Commands: CASE 4. Conditions: M=30%, T=27 C, RH=60%.</w:t>
-      </w:r>
-    </w:p>
-    <w:p>
-      <w:pPr>
-        <w:keepNext/>
-        <w:spacing w:after="120"/>
-        <w:jc w:val="center"/>
-      </w:pPr>
-      <w:r>
-        <w:drawing>
-          <wp:inline xmlns:a="http://schemas.openxmlformats.org/drawingml/2006/main" xmlns:pic="http://schemas.openxmlformats.org/drawingml/2006/picture">
-            <wp:extent cx="8229600" cy="3936460"/>
-            <wp:docPr id="1570744404" name="Picture 1570744404" descr="Figure 18, W-04: Inclusive low-moisture alert boundary: alert YES; command 20 min."/>
-            <wp:cNvGraphicFramePr>
-              <a:graphicFrameLocks noChangeAspect="1"/>
-            </wp:cNvGraphicFramePr>
-            <a:graphic>
-              <a:graphicData uri="http://schemas.openxmlformats.org/drawingml/2006/picture">
-                <pic:pic>
-                  <pic:nvPicPr>
-                    <pic:cNvPr id="0" name="TC04-inclusive-alert-at-thirty-percent.jpg"/>
-                    <pic:cNvPicPr/>
-                  </pic:nvPicPr>
-                  <pic:blipFill>
-                    <a:blip r:embed="rId30"/>
-                    <a:stretch>
-                      <a:fillRect/>
-                    </a:stretch>
-                  </pic:blipFill>
-                  <pic:spPr>
-                    <a:xfrm>
-                      <a:off x="0" y="0"/>
-                      <a:ext cx="8229600" cy="3936460"/>
-                    </a:xfrm>
-                    <a:prstGeom prst="rect"/>
-                  </pic:spPr>
-                </pic:pic>
-              </a:graphicData>
-            </a:graphic>
-          </wp:inline>
-        </w:drawing>
-      </w:r>
-    </w:p>
-    <w:p>
-      <w:pPr>
-        <w:keepNext w:val="0"/>
-        <w:spacing w:after="120"/>
-      </w:pPr>
-      <w:r>
-        <w:rPr>
-          <w:b w:val="0"/>
-          <w:sz w:val="18"/>
-        </w:rPr>
-        <w:t>Figure 18: Inclusive low-moisture alert boundary: alert YES; command 20 min. Captured command 20 min; output ON/GPIO2 HIGH; sensor VALID; alert YES; MQTT ON. Result: PASS.</w:t>
-      </w:r>
-    </w:p>
-    <w:p>
-      <w:pPr>
-        <w:keepNext w:val="0"/>
-        <w:spacing w:after="120"/>
-      </w:pPr>
-      <w:r>
-        <w:rPr>
-          <w:b w:val="0"/>
-          <w:sz w:val="18"/>
-        </w:rPr>
-        <w:t>Source: serial/TC04-inclusive-alert-at-thirty-percent.txt; device uptime 104485 ms. Paused OLED refresh may appear dithered.</w:t>
-      </w:r>
-    </w:p>
-    <w:p>
-      <w:pPr>
-        <w:keepNext w:val="0"/>
-        <w:pageBreakBefore/>
-        <w:spacing w:after="120"/>
-      </w:pPr>
-      <w:r>
-        <w:rPr>
-          <w:b/>
-          <w:sz w:val="24"/>
-        </w:rPr>
-        <w:t>W-05  Above threshold at thirty one percent</w:t>
-      </w:r>
-    </w:p>
-    <w:p>
-      <w:pPr>
-        <w:keepNext w:val="0"/>
-        <w:spacing w:after="120"/>
-      </w:pPr>
-      <w:r>
-        <w:rPr>
-          <w:b w:val="0"/>
-          <w:sz w:val="20"/>
-        </w:rPr>
-        <w:t>Commands: CASE 5. Conditions: M=31%, T=27 C, RH=60%.</w:t>
-      </w:r>
-    </w:p>
-    <w:p>
-      <w:pPr>
-        <w:keepNext/>
-        <w:spacing w:after="120"/>
-        <w:jc w:val="center"/>
-      </w:pPr>
-      <w:r>
-        <w:drawing>
-          <wp:inline xmlns:a="http://schemas.openxmlformats.org/drawingml/2006/main" xmlns:pic="http://schemas.openxmlformats.org/drawingml/2006/picture">
-            <wp:extent cx="8229600" cy="3936460"/>
-            <wp:docPr id="1570744405" name="Picture 1570744405" descr="Figure 19, W-05: Above alert boundary: alert NO; command 19.4 min."/>
-            <wp:cNvGraphicFramePr>
-              <a:graphicFrameLocks noChangeAspect="1"/>
-            </wp:cNvGraphicFramePr>
-            <a:graphic>
-              <a:graphicData uri="http://schemas.openxmlformats.org/drawingml/2006/picture">
-                <pic:pic>
-                  <pic:nvPicPr>
-                    <pic:cNvPr id="0" name="TC05-above-threshold-at-thirty-one-percent.jpg"/>
-                    <pic:cNvPicPr/>
-                  </pic:nvPicPr>
-                  <pic:blipFill>
-                    <a:blip r:embed="rId31"/>
-                    <a:stretch>
-                      <a:fillRect/>
-                    </a:stretch>
-                  </pic:blipFill>
-                  <pic:spPr>
-                    <a:xfrm>
-                      <a:off x="0" y="0"/>
-                      <a:ext cx="8229600" cy="3936460"/>
-                    </a:xfrm>
-                    <a:prstGeom prst="rect"/>
-                  </pic:spPr>
-                </pic:pic>
-              </a:graphicData>
-            </a:graphic>
-          </wp:inline>
-        </w:drawing>
-      </w:r>
-    </w:p>
-    <w:p>
-      <w:pPr>
-        <w:keepNext w:val="0"/>
-        <w:spacing w:after="120"/>
-      </w:pPr>
-      <w:r>
-        <w:rPr>
-          <w:b w:val="0"/>
-          <w:sz w:val="18"/>
-        </w:rPr>
-        <w:t>Figure 19: Above alert boundary: alert NO; command 19.4 min. Captured command 19.4 min; output ON/GPIO2 HIGH; sensor VALID; alert NO; MQTT ON. Result: PASS.</w:t>
-      </w:r>
-    </w:p>
-    <w:p>
-      <w:pPr>
-        <w:keepNext w:val="0"/>
-        <w:spacing w:after="120"/>
-      </w:pPr>
-      <w:r>
-        <w:rPr>
-          <w:b w:val="0"/>
-          <w:sz w:val="18"/>
-        </w:rPr>
-        <w:t>Source: serial/TC05-above-threshold-at-thirty-one-percent.txt; device uptime 104653 ms. Paused OLED refresh may appear dithered.</w:t>
-      </w:r>
-    </w:p>
-    <w:p>
-      <w:pPr>
-        <w:keepNext w:val="0"/>
-        <w:pageBreakBefore/>
-        <w:spacing w:after="120"/>
-      </w:pPr>
-      <w:r>
-        <w:rPr>
-          <w:b/>
-          <w:sz w:val="24"/>
-        </w:rPr>
-        <w:t>W-06  Cold dry rule coverage</w:t>
-      </w:r>
-    </w:p>
-    <w:p>
-      <w:pPr>
-        <w:keepNext w:val="0"/>
-        <w:spacing w:after="120"/>
-      </w:pPr>
-      <w:r>
-        <w:rPr>
-          <w:b w:val="0"/>
-          <w:sz w:val="20"/>
-        </w:rPr>
-        <w:t>Commands: CASE 6. Conditions: M=10%, T=10 C, RH=20%.</w:t>
-      </w:r>
-    </w:p>
-    <w:p>
-      <w:pPr>
-        <w:keepNext/>
-        <w:spacing w:after="120"/>
-        <w:jc w:val="center"/>
-      </w:pPr>
-      <w:r>
-        <w:drawing>
-          <wp:inline xmlns:a="http://schemas.openxmlformats.org/drawingml/2006/main" xmlns:pic="http://schemas.openxmlformats.org/drawingml/2006/picture">
-            <wp:extent cx="8229600" cy="3936460"/>
-            <wp:docPr id="1570744406" name="Picture 1570744406" descr="Figure 20, W-06: Cold, dry soil remains covered: command 22 min."/>
-            <wp:cNvGraphicFramePr>
-              <a:graphicFrameLocks noChangeAspect="1"/>
-            </wp:cNvGraphicFramePr>
-            <a:graphic>
-              <a:graphicData uri="http://schemas.openxmlformats.org/drawingml/2006/picture">
-                <pic:pic>
-                  <pic:nvPicPr>
-                    <pic:cNvPr id="0" name="TC06-cold-dry-rule-coverage.jpg"/>
-                    <pic:cNvPicPr/>
-                  </pic:nvPicPr>
-                  <pic:blipFill>
-                    <a:blip r:embed="rId32"/>
-                    <a:stretch>
-                      <a:fillRect/>
-                    </a:stretch>
-                  </pic:blipFill>
-                  <pic:spPr>
-                    <a:xfrm>
-                      <a:off x="0" y="0"/>
-                      <a:ext cx="8229600" cy="3936460"/>
-                    </a:xfrm>
-                    <a:prstGeom prst="rect"/>
-                  </pic:spPr>
-                </pic:pic>
-              </a:graphicData>
-            </a:graphic>
-          </wp:inline>
-        </w:drawing>
-      </w:r>
-    </w:p>
-    <w:p>
-      <w:pPr>
-        <w:keepNext w:val="0"/>
-        <w:spacing w:after="120"/>
-      </w:pPr>
-      <w:r>
-        <w:rPr>
-          <w:b w:val="0"/>
-          <w:sz w:val="18"/>
-        </w:rPr>
-        <w:t>Figure 20: Cold, dry soil remains covered: command 22 min. Captured command 22 min; output ON/GPIO2 HIGH; sensor VALID; alert YES; MQTT ON. Result: PASS.</w:t>
-      </w:r>
-    </w:p>
-    <w:p>
-      <w:pPr>
-        <w:keepNext w:val="0"/>
-        <w:spacing w:after="120"/>
-      </w:pPr>
-      <w:r>
-        <w:rPr>
-          <w:b w:val="0"/>
-          <w:sz w:val="18"/>
-        </w:rPr>
-        <w:t>Source: serial/TC06-cold-dry-rule-coverage.txt; device uptime 115031 ms. Paused OLED refresh may appear dithered.</w:t>
-      </w:r>
-    </w:p>
-    <w:p>
-      <w:pPr>
-        <w:keepNext w:val="0"/>
-        <w:pageBreakBefore/>
-        <w:spacing w:after="120"/>
-      </w:pPr>
-      <w:r>
-        <w:rPr>
-          <w:b/>
-          <w:sz w:val="24"/>
-        </w:rPr>
-        <w:t>W-07  Valid minimum domain endpoint</w:t>
-      </w:r>
-    </w:p>
-    <w:p>
-      <w:pPr>
-        <w:keepNext w:val="0"/>
-        <w:spacing w:after="120"/>
-      </w:pPr>
-      <w:r>
-        <w:rPr>
-          <w:b w:val="0"/>
-          <w:sz w:val="20"/>
-        </w:rPr>
-        <w:t>Commands: CASE 7. Conditions: M=0%, T=0 C, RH=0%.</w:t>
-      </w:r>
-    </w:p>
-    <w:p>
-      <w:pPr>
-        <w:keepNext/>
-        <w:spacing w:after="120"/>
-        <w:jc w:val="center"/>
-      </w:pPr>
-      <w:r>
-        <w:drawing>
-          <wp:inline xmlns:a="http://schemas.openxmlformats.org/drawingml/2006/main" xmlns:pic="http://schemas.openxmlformats.org/drawingml/2006/picture">
-            <wp:extent cx="8229600" cy="3936460"/>
-            <wp:docPr id="1570744407" name="Picture 1570744407" descr="Figure 21, W-07: Lower valid domain endpoint: command 22 min; valid sensor state."/>
-            <wp:cNvGraphicFramePr>
-              <a:graphicFrameLocks noChangeAspect="1"/>
-            </wp:cNvGraphicFramePr>
-            <a:graphic>
-              <a:graphicData uri="http://schemas.openxmlformats.org/drawingml/2006/picture">
-                <pic:pic>
-                  <pic:nvPicPr>
-                    <pic:cNvPr id="0" name="TC07-valid-minimum-domain-endpoint.jpg"/>
-                    <pic:cNvPicPr/>
-                  </pic:nvPicPr>
-                  <pic:blipFill>
-                    <a:blip r:embed="rId33"/>
-                    <a:stretch>
-                      <a:fillRect/>
-                    </a:stretch>
-                  </pic:blipFill>
-                  <pic:spPr>
-                    <a:xfrm>
-                      <a:off x="0" y="0"/>
-                      <a:ext cx="8229600" cy="3936460"/>
-                    </a:xfrm>
-                    <a:prstGeom prst="rect"/>
-                  </pic:spPr>
-                </pic:pic>
-              </a:graphicData>
-            </a:graphic>
-          </wp:inline>
-        </w:drawing>
-      </w:r>
-    </w:p>
-    <w:p>
-      <w:pPr>
-        <w:keepNext w:val="0"/>
-        <w:spacing w:after="120"/>
-      </w:pPr>
-      <w:r>
-        <w:rPr>
-          <w:b w:val="0"/>
-          <w:sz w:val="18"/>
-        </w:rPr>
-        <w:t>Figure 21: Lower valid domain endpoint: command 22 min; valid sensor state. Captured command 22 min; output ON/GPIO2 HIGH; sensor VALID; alert YES; MQTT ON. Result: PASS.</w:t>
-      </w:r>
-    </w:p>
-    <w:p>
-      <w:pPr>
-        <w:keepNext w:val="0"/>
-        <w:spacing w:after="120"/>
-      </w:pPr>
-      <w:r>
-        <w:rPr>
-          <w:b w:val="0"/>
-          <w:sz w:val="18"/>
-        </w:rPr>
-        <w:t>Source: serial/TC07-valid-minimum-domain-endpoint.txt; device uptime 125141 ms. Paused OLED refresh may appear dithered.</w:t>
-      </w:r>
-    </w:p>
-    <w:p>
-      <w:pPr>
-        <w:keepNext w:val="0"/>
-        <w:pageBreakBefore/>
-        <w:spacing w:after="120"/>
-      </w:pPr>
-      <w:r>
-        <w:rPr>
-          <w:b/>
-          <w:sz w:val="24"/>
-        </w:rPr>
-        <w:t>W-08  Valid maximum domain endpoint</w:t>
-      </w:r>
-    </w:p>
-    <w:p>
-      <w:pPr>
-        <w:keepNext w:val="0"/>
-        <w:spacing w:after="120"/>
-      </w:pPr>
-      <w:r>
-        <w:rPr>
-          <w:b w:val="0"/>
-          <w:sz w:val="20"/>
-        </w:rPr>
-        <w:t>Commands: CASE 8. Conditions: M=100%, T=50 C, RH=100%.</w:t>
-      </w:r>
-    </w:p>
-    <w:p>
-      <w:pPr>
-        <w:keepNext/>
-        <w:spacing w:after="120"/>
-        <w:jc w:val="center"/>
-      </w:pPr>
-      <w:r>
-        <w:drawing>
-          <wp:inline xmlns:a="http://schemas.openxmlformats.org/drawingml/2006/main" xmlns:pic="http://schemas.openxmlformats.org/drawingml/2006/picture">
-            <wp:extent cx="8229600" cy="3936460"/>
-            <wp:docPr id="1570744408" name="Picture 1570744408" descr="Figure 22, W-08: Upper valid endpoint: command zero; pump OFF."/>
-            <wp:cNvGraphicFramePr>
-              <a:graphicFrameLocks noChangeAspect="1"/>
-            </wp:cNvGraphicFramePr>
-            <a:graphic>
-              <a:graphicData uri="http://schemas.openxmlformats.org/drawingml/2006/picture">
-                <pic:pic>
-                  <pic:nvPicPr>
-                    <pic:cNvPr id="0" name="TC08-valid-maximum-domain-endpoint.jpg"/>
-                    <pic:cNvPicPr/>
-                  </pic:nvPicPr>
-                  <pic:blipFill>
-                    <a:blip r:embed="rId34"/>
-                    <a:stretch>
-                      <a:fillRect/>
-                    </a:stretch>
-                  </pic:blipFill>
-                  <pic:spPr>
-                    <a:xfrm>
-                      <a:off x="0" y="0"/>
-                      <a:ext cx="8229600" cy="3936460"/>
-                    </a:xfrm>
-                    <a:prstGeom prst="rect"/>
-                  </pic:spPr>
-                </pic:pic>
-              </a:graphicData>
-            </a:graphic>
-          </wp:inline>
-        </w:drawing>
-      </w:r>
-    </w:p>
-    <w:p>
-      <w:pPr>
-        <w:keepNext w:val="0"/>
-        <w:spacing w:after="120"/>
-      </w:pPr>
-      <w:r>
-        <w:rPr>
-          <w:b w:val="0"/>
-          <w:sz w:val="18"/>
-        </w:rPr>
-        <w:t>Figure 22: Upper valid endpoint: command zero; pump OFF. Captured command 0 min; output OFF/GPIO2 LOW; sensor VALID; alert NO; MQTT ON. Result: PASS.</w:t>
-      </w:r>
-    </w:p>
-    <w:p>
-      <w:pPr>
-        <w:keepNext w:val="0"/>
-        <w:spacing w:after="120"/>
-      </w:pPr>
-      <w:r>
-        <w:rPr>
-          <w:b w:val="0"/>
-          <w:sz w:val="18"/>
-        </w:rPr>
-        <w:t>Source: serial/TC08-valid-maximum-domain-endpoint.txt; device uptime 127804 ms. Paused OLED refresh may appear dithered.</w:t>
-      </w:r>
-    </w:p>
-    <w:p>
-      <w:pPr>
-        <w:keepNext w:val="0"/>
-        <w:pageBreakBefore/>
-        <w:spacing w:after="120"/>
-      </w:pPr>
-      <w:r>
-        <w:rPr>
-          <w:b/>
-          <w:sz w:val="24"/>
-        </w:rPr>
-        <w:t>W-09  Fault during active dose stops gpio</w:t>
-      </w:r>
-    </w:p>
-    <w:p>
-      <w:pPr>
-        <w:keepNext w:val="0"/>
-        <w:spacing w:after="120"/>
-      </w:pPr>
-      <w:r>
-        <w:rPr>
-          <w:b w:val="0"/>
-          <w:sz w:val="20"/>
-        </w:rPr>
-        <w:t>Commands: CASE 9; then FAULT ON while pump is ON. Conditions: Start at 10%,45 C,20%.</w:t>
-      </w:r>
-    </w:p>
-    <w:p>
-      <w:pPr>
-        <w:keepNext/>
-        <w:spacing w:after="120"/>
-        <w:jc w:val="center"/>
-      </w:pPr>
-      <w:r>
-        <w:drawing>
-          <wp:inline xmlns:a="http://schemas.openxmlformats.org/drawingml/2006/main" xmlns:pic="http://schemas.openxmlformats.org/drawingml/2006/picture">
-            <wp:extent cx="8229600" cy="3936460"/>
-            <wp:docPr id="1570744409" name="Picture 1570744409" descr="Figure 23, W-09: Injected sensor fault stops the active pump; sensor FAULT; command zero."/>
-            <wp:cNvGraphicFramePr>
-              <a:graphicFrameLocks noChangeAspect="1"/>
-            </wp:cNvGraphicFramePr>
-            <a:graphic>
-              <a:graphicData uri="http://schemas.openxmlformats.org/drawingml/2006/picture">
-                <pic:pic>
-                  <pic:nvPicPr>
-                    <pic:cNvPr id="0" name="TC09-fault-during-active-dose-stops-gpio.jpg"/>
-                    <pic:cNvPicPr/>
-                  </pic:nvPicPr>
-                  <pic:blipFill>
-                    <a:blip r:embed="rId35"/>
-                    <a:stretch>
-                      <a:fillRect/>
-                    </a:stretch>
-                  </pic:blipFill>
-                  <pic:spPr>
-                    <a:xfrm>
-                      <a:off x="0" y="0"/>
-                      <a:ext cx="8229600" cy="3936460"/>
-                    </a:xfrm>
-                    <a:prstGeom prst="rect"/>
-                  </pic:spPr>
-                </pic:pic>
-              </a:graphicData>
-            </a:graphic>
-          </wp:inline>
-        </w:drawing>
-      </w:r>
-    </w:p>
-    <w:p>
-      <w:pPr>
-        <w:keepNext w:val="0"/>
-        <w:spacing w:after="120"/>
-      </w:pPr>
-      <w:r>
-        <w:rPr>
-          <w:b w:val="0"/>
-          <w:sz w:val="18"/>
-        </w:rPr>
-        <w:t>Figure 23: Injected sensor fault stops the active pump; sensor FAULT; command zero. Captured command 0 min; output OFF/GPIO2 LOW; sensor FAULT; alert NO; MQTT ON. Result: PASS.</w:t>
-      </w:r>
-    </w:p>
-    <w:p>
-      <w:pPr>
-        <w:keepNext w:val="0"/>
-        <w:spacing w:after="120"/>
-      </w:pPr>
-      <w:r>
-        <w:rPr>
-          <w:b w:val="0"/>
-          <w:sz w:val="18"/>
-        </w:rPr>
-        <w:t>Source: serial/TC09-fault-during-active-dose-stops-gpio.txt; device uptime 141661 ms. Paused OLED refresh may appear dithered.</w:t>
-      </w:r>
-    </w:p>
-    <w:p>
-      <w:pPr>
-        <w:keepNext w:val="0"/>
-        <w:pageBreakBefore/>
-        <w:spacing w:after="120"/>
-      </w:pPr>
-      <w:r>
-        <w:rPr>
-          <w:b/>
-          <w:sz w:val="24"/>
-        </w:rPr>
-        <w:t>W-10  Valid recovery resets filter</w:t>
-      </w:r>
-    </w:p>
-    <w:p>
-      <w:pPr>
-        <w:keepNext w:val="0"/>
-        <w:spacing w:after="120"/>
-      </w:pPr>
-      <w:r>
-        <w:rPr>
-          <w:b w:val="0"/>
-          <w:sz w:val="20"/>
-        </w:rPr>
-        <w:t>Commands: CASE 10. Conditions: M=50%, T=27 C, RH=60%.</w:t>
-      </w:r>
-    </w:p>
-    <w:p>
-      <w:pPr>
-        <w:keepNext/>
-        <w:spacing w:after="120"/>
-        <w:jc w:val="center"/>
-      </w:pPr>
-      <w:r>
-        <w:drawing>
-          <wp:inline xmlns:a="http://schemas.openxmlformats.org/drawingml/2006/main" xmlns:pic="http://schemas.openxmlformats.org/drawingml/2006/picture">
-            <wp:extent cx="8229600" cy="3936460"/>
-            <wp:docPr id="1570744410" name="Picture 1570744410" descr="Figure 24, W-10: Recovery clears injected fault and produces valid 8 min command."/>
-            <wp:cNvGraphicFramePr>
-              <a:graphicFrameLocks noChangeAspect="1"/>
-            </wp:cNvGraphicFramePr>
-            <a:graphic>
-              <a:graphicData uri="http://schemas.openxmlformats.org/drawingml/2006/picture">
-                <pic:pic>
-                  <pic:nvPicPr>
-                    <pic:cNvPr id="0" name="TC10-valid-recovery-resets-filter.jpg"/>
-                    <pic:cNvPicPr/>
-                  </pic:nvPicPr>
-                  <pic:blipFill>
-                    <a:blip r:embed="rId36"/>
-                    <a:stretch>
-                      <a:fillRect/>
-                    </a:stretch>
-                  </pic:blipFill>
-                  <pic:spPr>
-                    <a:xfrm>
-                      <a:off x="0" y="0"/>
-                      <a:ext cx="8229600" cy="3936460"/>
-                    </a:xfrm>
-                    <a:prstGeom prst="rect"/>
-                  </pic:spPr>
-                </pic:pic>
-              </a:graphicData>
-            </a:graphic>
-          </wp:inline>
-        </w:drawing>
-      </w:r>
-    </w:p>
-    <w:p>
-      <w:pPr>
-        <w:keepNext w:val="0"/>
-        <w:spacing w:after="120"/>
-      </w:pPr>
-      <w:r>
-        <w:rPr>
-          <w:b w:val="0"/>
-          <w:sz w:val="18"/>
-        </w:rPr>
-        <w:t>Figure 24: Recovery clears injected fault and produces valid 8 min command. Captured command 8 min; output ON/GPIO2 HIGH; sensor VALID; alert NO; MQTT ON. Result: PASS.</w:t>
-      </w:r>
-    </w:p>
-    <w:p>
-      <w:pPr>
-        <w:keepNext w:val="0"/>
-        <w:spacing w:after="120"/>
-      </w:pPr>
-      <w:r>
-        <w:rPr>
-          <w:b w:val="0"/>
-          <w:sz w:val="18"/>
-        </w:rPr>
-        <w:t>Source: serial/TC10-valid-recovery-resets-filter.txt; device uptime 142133 ms. Paused OLED refresh may appear dithered.</w:t>
-      </w:r>
-    </w:p>
-    <w:p>
-      <w:pPr>
-        <w:keepNext w:val="0"/>
-        <w:pageBreakBefore/>
-        <w:spacing w:after="120"/>
-      </w:pPr>
-      <w:r>
-        <w:rPr>
-          <w:b/>
-          <w:sz w:val="24"/>
-        </w:rPr>
-        <w:t>W-11  Offline timer completes without broker</w:t>
-      </w:r>
-    </w:p>
-    <w:p>
-      <w:pPr>
-        <w:keepNext w:val="0"/>
-        <w:spacing w:after="120"/>
-      </w:pPr>
-      <w:r>
-        <w:rPr>
-          <w:b w:val="0"/>
-          <w:sz w:val="20"/>
-        </w:rPr>
-        <w:t>Commands: CASE 11; wait &gt;8 simulator seconds. Conditions: M=50%, T=27 C, RH=60%; networking disabled.</w:t>
-      </w:r>
-    </w:p>
-    <w:p>
-      <w:pPr>
-        <w:keepNext/>
-        <w:spacing w:after="120"/>
-        <w:jc w:val="center"/>
-      </w:pPr>
-      <w:r>
-        <w:drawing>
-          <wp:inline xmlns:a="http://schemas.openxmlformats.org/drawingml/2006/main" xmlns:pic="http://schemas.openxmlformats.org/drawingml/2006/picture">
-            <wp:extent cx="8229600" cy="3936460"/>
-            <wp:docPr id="1570744411" name="Picture 1570744411" descr="Figure 25, W-11: Local 8-second accelerated dose completes while MQTT is OFF."/>
-            <wp:cNvGraphicFramePr>
-              <a:graphicFrameLocks noChangeAspect="1"/>
-            </wp:cNvGraphicFramePr>
-            <a:graphic>
-              <a:graphicData uri="http://schemas.openxmlformats.org/drawingml/2006/picture">
-                <pic:pic>
-                  <pic:nvPicPr>
-                    <pic:cNvPr id="0" name="TC11-offline-timer-completes-without-broker.jpg"/>
-                    <pic:cNvPicPr/>
-                  </pic:nvPicPr>
-                  <pic:blipFill>
-                    <a:blip r:embed="rId37"/>
-                    <a:stretch>
-                      <a:fillRect/>
-                    </a:stretch>
-                  </pic:blipFill>
-                  <pic:spPr>
-                    <a:xfrm>
-                      <a:off x="0" y="0"/>
-                      <a:ext cx="8229600" cy="3936460"/>
-                    </a:xfrm>
-                    <a:prstGeom prst="rect"/>
-                  </pic:spPr>
-                </pic:pic>
-              </a:graphicData>
-            </a:graphic>
-          </wp:inline>
-        </w:drawing>
-      </w:r>
-    </w:p>
-    <w:p>
-      <w:pPr>
-        <w:keepNext w:val="0"/>
-        <w:spacing w:after="120"/>
-      </w:pPr>
-      <w:r>
-        <w:rPr>
-          <w:b w:val="0"/>
-          <w:sz w:val="18"/>
-        </w:rPr>
-        <w:t>Figure 25: Local 8-second accelerated dose completes while MQTT is OFF. Captured command 8 min; output OFF/GPIO2 LOW; sensor VALID; alert NO; MQTT OFF. Result: PASS.</w:t>
-      </w:r>
-    </w:p>
-    <w:p>
-      <w:pPr>
-        <w:keepNext w:val="0"/>
-        <w:spacing w:after="120"/>
-      </w:pPr>
-      <w:r>
-        <w:rPr>
-          <w:b w:val="0"/>
-          <w:sz w:val="18"/>
-        </w:rPr>
-        <w:t>Source: serial/TC11-offline-timer-completes-without-broker.txt; device uptime 172029 ms. Paused OLED refresh may appear dithered.</w:t>
-      </w:r>
-    </w:p>
-    <w:p>
-      <w:pPr>
-        <w:keepNext w:val="0"/>
-        <w:pageBreakBefore/>
-        <w:spacing w:after="120"/>
-      </w:pPr>
-      <w:r>
-        <w:rPr>
-          <w:b/>
-          <w:sz w:val="24"/>
-        </w:rPr>
-        <w:t>W-12  Mqtt reconnect and receiver resumes</w:t>
-      </w:r>
-    </w:p>
-    <w:p>
-      <w:pPr>
-        <w:keepNext w:val="0"/>
-        <w:spacing w:after="120"/>
-      </w:pPr>
-      <w:r>
-        <w:rPr>
-          <w:b w:val="0"/>
-          <w:sz w:val="20"/>
-        </w:rPr>
-        <w:t>Commands: CASE 12; wait for MQTT=ON. Conditions: M=50%, T=27 C, RH=60%; networking enabled.</w:t>
-      </w:r>
-    </w:p>
-    <w:p>
-      <w:pPr>
-        <w:keepNext/>
-        <w:spacing w:after="120"/>
-        <w:jc w:val="center"/>
-      </w:pPr>
-      <w:r>
-        <w:drawing>
-          <wp:inline xmlns:a="http://schemas.openxmlformats.org/drawingml/2006/main" xmlns:pic="http://schemas.openxmlformats.org/drawingml/2006/picture">
-            <wp:extent cx="8229600" cy="3936460"/>
-            <wp:docPr id="1570744412" name="Picture 1570744412" descr="Figure 26, W-12: Broker reconnects; receiver resumes receiving snapshots."/>
-            <wp:cNvGraphicFramePr>
-              <a:graphicFrameLocks noChangeAspect="1"/>
-            </wp:cNvGraphicFramePr>
-            <a:graphic>
-              <a:graphicData uri="http://schemas.openxmlformats.org/drawingml/2006/picture">
-                <pic:pic>
-                  <pic:nvPicPr>
-                    <pic:cNvPr id="0" name="TC12-mqtt-reconnect-and-receiver-resumes.jpg"/>
-                    <pic:cNvPicPr/>
-                  </pic:nvPicPr>
-                  <pic:blipFill>
-                    <a:blip r:embed="rId38"/>
-                    <a:stretch>
-                      <a:fillRect/>
-                    </a:stretch>
-                  </pic:blipFill>
-                  <pic:spPr>
-                    <a:xfrm>
-                      <a:off x="0" y="0"/>
-                      <a:ext cx="8229600" cy="3936460"/>
-                    </a:xfrm>
-                    <a:prstGeom prst="rect"/>
-                  </pic:spPr>
-                </pic:pic>
-              </a:graphicData>
-            </a:graphic>
-          </wp:inline>
-        </w:drawing>
-      </w:r>
-    </w:p>
-    <w:p>
-      <w:pPr>
-        <w:keepNext w:val="0"/>
-        <w:spacing w:after="120"/>
-      </w:pPr>
-      <w:r>
-        <w:rPr>
-          <w:b w:val="0"/>
-          <w:sz w:val="18"/>
-        </w:rPr>
-        <w:t>Figure 26: Broker reconnects; receiver resumes receiving snapshots. Captured command 8 min; output OFF/GPIO2 LOW; sensor VALID; alert NO; MQTT ON. Result: PASS.</w:t>
-      </w:r>
-    </w:p>
-    <w:p>
-      <w:pPr>
-        <w:keepNext w:val="0"/>
-        <w:spacing w:after="120"/>
-      </w:pPr>
-      <w:r>
-        <w:rPr>
-          <w:b w:val="0"/>
-          <w:sz w:val="18"/>
-        </w:rPr>
-        <w:t>Source: serial/TC12-mqtt-reconnect-and-receiver-resumes.txt; device uptime 182309 ms. Paused OLED refresh may appear dithered.</w:t>
-      </w:r>
-    </w:p>
-    <w:p>
-      <w:pPr>
-        <w:keepNext w:val="0"/>
-        <w:pageBreakBefore/>
-        <w:spacing w:after="120"/>
-      </w:pPr>
-      <w:r>
-        <w:rPr>
-          <w:b/>
-          <w:sz w:val="24"/>
-        </w:rPr>
-        <w:t>W-13  Baseline below thirty percent</w:t>
-      </w:r>
-    </w:p>
-    <w:p>
-      <w:pPr>
-        <w:keepNext w:val="0"/>
-        <w:spacing w:after="120"/>
-      </w:pPr>
-      <w:r>
-        <w:rPr>
-          <w:b w:val="0"/>
-          <w:sz w:val="20"/>
-        </w:rPr>
-        <w:t>Commands: CASE 13. Conditions: Baseline policy; M=29%, T=27 C, RH=60%.</w:t>
-      </w:r>
-    </w:p>
-    <w:p>
-      <w:pPr>
-        <w:keepNext/>
-        <w:spacing w:after="120"/>
-        <w:jc w:val="center"/>
-      </w:pPr>
-      <w:r>
-        <w:drawing>
-          <wp:inline xmlns:a="http://schemas.openxmlformats.org/drawingml/2006/main" xmlns:pic="http://schemas.openxmlformats.org/drawingml/2006/picture">
-            <wp:extent cx="8229600" cy="3936460"/>
-            <wp:docPr id="1570744413" name="Picture 1570744413" descr="Figure 27, W-13: Threshold reference turns pump ON with 10 min command below 30%."/>
-            <wp:cNvGraphicFramePr>
-              <a:graphicFrameLocks noChangeAspect="1"/>
-            </wp:cNvGraphicFramePr>
-            <a:graphic>
-              <a:graphicData uri="http://schemas.openxmlformats.org/drawingml/2006/picture">
-                <pic:pic>
-                  <pic:nvPicPr>
-                    <pic:cNvPr id="0" name="TC13-baseline-below-thirty-percent.jpg"/>
-                    <pic:cNvPicPr/>
-                  </pic:nvPicPr>
-                  <pic:blipFill>
-                    <a:blip r:embed="rId39"/>
-                    <a:stretch>
-                      <a:fillRect/>
-                    </a:stretch>
-                  </pic:blipFill>
-                  <pic:spPr>
-                    <a:xfrm>
-                      <a:off x="0" y="0"/>
-                      <a:ext cx="8229600" cy="3936460"/>
-                    </a:xfrm>
-                    <a:prstGeom prst="rect"/>
-                  </pic:spPr>
-                </pic:pic>
-              </a:graphicData>
-            </a:graphic>
-          </wp:inline>
-        </w:drawing>
-      </w:r>
-    </w:p>
-    <w:p>
-      <w:pPr>
-        <w:keepNext w:val="0"/>
-        <w:spacing w:after="120"/>
-      </w:pPr>
-      <w:r>
-        <w:rPr>
-          <w:b w:val="0"/>
-          <w:sz w:val="18"/>
-        </w:rPr>
-        <w:t>Figure 27: Threshold reference turns pump ON with 10 min command below 30%. Captured command 10 min; output ON/GPIO2 HIGH; sensor VALID; alert YES; MQTT ON. Result: PASS.</w:t>
-      </w:r>
-    </w:p>
-    <w:p>
-      <w:pPr>
-        <w:keepNext w:val="0"/>
-        <w:spacing w:after="120"/>
-      </w:pPr>
-      <w:r>
-        <w:rPr>
-          <w:b w:val="0"/>
-          <w:sz w:val="18"/>
-        </w:rPr>
-        <w:t>Source: serial/TC13-baseline-below-thirty-percent.txt; device uptime 184593 ms. Paused OLED refresh may appear dithered.</w:t>
-      </w:r>
-    </w:p>
-    <w:p>
-      <w:pPr>
-        <w:keepNext w:val="0"/>
-        <w:pageBreakBefore/>
-        <w:spacing w:after="120"/>
-      </w:pPr>
-      <w:r>
-        <w:rPr>
-          <w:b/>
-          <w:sz w:val="24"/>
-        </w:rPr>
-        <w:t>W-14  Baseline strict boundary at thirty</w:t>
-      </w:r>
-    </w:p>
-    <w:p>
-      <w:pPr>
-        <w:keepNext w:val="0"/>
-        <w:spacing w:after="120"/>
-      </w:pPr>
-      <w:r>
-        <w:rPr>
-          <w:b w:val="0"/>
-          <w:sz w:val="20"/>
-        </w:rPr>
-        <w:t>Commands: CASE 14. Conditions: Baseline policy; M=30%, T=27 C, RH=60%.</w:t>
-      </w:r>
-    </w:p>
-    <w:p>
-      <w:pPr>
-        <w:keepNext/>
-        <w:spacing w:after="120"/>
-        <w:jc w:val="center"/>
-      </w:pPr>
-      <w:r>
-        <w:drawing>
-          <wp:inline xmlns:a="http://schemas.openxmlformats.org/drawingml/2006/main" xmlns:pic="http://schemas.openxmlformats.org/drawingml/2006/picture">
-            <wp:extent cx="8229600" cy="3936460"/>
-            <wp:docPr id="1570744414" name="Picture 1570744414" descr="Figure 28, W-14: Reference pump OFF at exactly 30%; alert remains YES (alert uses &lt;=30)."/>
-            <wp:cNvGraphicFramePr>
-              <a:graphicFrameLocks noChangeAspect="1"/>
-            </wp:cNvGraphicFramePr>
-            <a:graphic>
-              <a:graphicData uri="http://schemas.openxmlformats.org/drawingml/2006/picture">
-                <pic:pic>
-                  <pic:nvPicPr>
-                    <pic:cNvPr id="0" name="TC14-baseline-strict-boundary-at-thirty.jpg"/>
-                    <pic:cNvPicPr/>
-                  </pic:nvPicPr>
-                  <pic:blipFill>
-                    <a:blip r:embed="rId40"/>
-                    <a:stretch>
-                      <a:fillRect/>
-                    </a:stretch>
-                  </pic:blipFill>
-                  <pic:spPr>
-                    <a:xfrm>
-                      <a:off x="0" y="0"/>
-                      <a:ext cx="8229600" cy="3936460"/>
-                    </a:xfrm>
-                    <a:prstGeom prst="rect"/>
-                  </pic:spPr>
-                </pic:pic>
-              </a:graphicData>
-            </a:graphic>
-          </wp:inline>
-        </w:drawing>
-      </w:r>
-    </w:p>
-    <w:p>
-      <w:pPr>
-        <w:keepNext w:val="0"/>
-        <w:spacing w:after="120"/>
-      </w:pPr>
-      <w:r>
-        <w:rPr>
-          <w:b w:val="0"/>
-          <w:sz w:val="18"/>
-        </w:rPr>
-        <w:t>Figure 28: Reference pump OFF at exactly 30%; alert remains YES (alert uses &lt;=30). Captured command 0 min; output OFF/GPIO2 LOW; sensor VALID; alert YES; MQTT ON. Result: PASS.</w:t>
-      </w:r>
-    </w:p>
-    <w:p>
-      <w:pPr>
-        <w:keepNext w:val="0"/>
-        <w:spacing w:after="120"/>
-      </w:pPr>
-      <w:r>
-        <w:rPr>
-          <w:b w:val="0"/>
-          <w:sz w:val="18"/>
-        </w:rPr>
-        <w:t>Source: serial/TC14-baseline-strict-boundary-at-thirty.txt; device uptime 207479 ms. Paused OLED refresh may appear dithered.</w:t>
-      </w:r>
-    </w:p>
-    <w:p>
-      <w:pPr>
-        <w:keepNext w:val="0"/>
-        <w:pageBreakBefore/>
-        <w:spacing w:after="120"/>
-      </w:pPr>
-      <w:r>
-        <w:rPr>
-          <w:b/>
-          <w:sz w:val="24"/>
-        </w:rPr>
-        <w:t>W-15  Timer expiry no repeated sample restart</w:t>
-      </w:r>
-    </w:p>
-    <w:p>
-      <w:pPr>
-        <w:keepNext w:val="0"/>
-        <w:spacing w:after="120"/>
-      </w:pPr>
-      <w:r>
-        <w:rPr>
-          <w:b w:val="0"/>
-          <w:sz w:val="20"/>
-        </w:rPr>
-        <w:t>Commands: CASE 15; wait &gt;8 and &lt;60 simulator seconds. Conditions: M=50%, T=27 C, RH=60%.</w:t>
-      </w:r>
-    </w:p>
-    <w:p>
-      <w:pPr>
-        <w:keepNext/>
-        <w:spacing w:after="120"/>
-        <w:jc w:val="center"/>
-      </w:pPr>
-      <w:r>
-        <w:drawing>
-          <wp:inline xmlns:a="http://schemas.openxmlformats.org/drawingml/2006/main" xmlns:pic="http://schemas.openxmlformats.org/drawingml/2006/picture">
-            <wp:extent cx="8229600" cy="3936460"/>
-            <wp:docPr id="1570744415" name="Picture 1570744415" descr="Figure 29, W-15: 8-second dose expires; subsequent 5-second samples do not restart it."/>
-            <wp:cNvGraphicFramePr>
-              <a:graphicFrameLocks noChangeAspect="1"/>
-            </wp:cNvGraphicFramePr>
-            <a:graphic>
-              <a:graphicData uri="http://schemas.openxmlformats.org/drawingml/2006/picture">
-                <pic:pic>
-                  <pic:nvPicPr>
-                    <pic:cNvPr id="0" name="TC15-timer-expiry-no-repeated-sample-restar.jpg"/>
-                    <pic:cNvPicPr/>
-                  </pic:nvPicPr>
-                  <pic:blipFill>
-                    <a:blip r:embed="rId41"/>
-                    <a:stretch>
-                      <a:fillRect/>
-                    </a:stretch>
-                  </pic:blipFill>
-                  <pic:spPr>
-                    <a:xfrm>
-                      <a:off x="0" y="0"/>
-                      <a:ext cx="8229600" cy="3936460"/>
-                    </a:xfrm>
-                    <a:prstGeom prst="rect"/>
-                  </pic:spPr>
-                </pic:pic>
-              </a:graphicData>
-            </a:graphic>
-          </wp:inline>
-        </w:drawing>
-      </w:r>
-    </w:p>
-    <w:p>
-      <w:pPr>
-        <w:keepNext w:val="0"/>
-        <w:spacing w:after="120"/>
-      </w:pPr>
-      <w:r>
-        <w:rPr>
-          <w:b w:val="0"/>
-          <w:sz w:val="18"/>
-        </w:rPr>
-        <w:t>Figure 29: 8-second dose expires; subsequent 5-second samples do not restart it. Captured command 8 min; output OFF/GPIO2 LOW; sensor VALID; alert NO; MQTT ON. Result: PASS.</w:t>
-      </w:r>
-    </w:p>
-    <w:p>
-      <w:pPr>
-        <w:keepNext w:val="0"/>
-        <w:spacing w:after="120"/>
-      </w:pPr>
-      <w:r>
-        <w:rPr>
-          <w:b w:val="0"/>
-          <w:sz w:val="18"/>
-        </w:rPr>
-        <w:t>Source: serial/TC15-timer-expiry-no-repeated-sample-restar.txt; device uptime 232597 ms. Paused OLED refresh may appear dithered.</w:t>
-      </w:r>
-    </w:p>
-    <w:p>
-      <w:pPr>
-        <w:keepNext w:val="0"/>
-        <w:pageBreakBefore/>
-        <w:spacing w:after="120"/>
-      </w:pPr>
-      <w:r>
-        <w:rPr>
-          <w:b/>
-          <w:sz w:val="24"/>
-        </w:rPr>
-        <w:t>W-16  Out of range input rejected</w:t>
-      </w:r>
-    </w:p>
-    <w:p>
-      <w:pPr>
-        <w:keepNext w:val="0"/>
-        <w:spacing w:after="120"/>
-      </w:pPr>
-      <w:r>
-        <w:rPr>
-          <w:b w:val="0"/>
-          <w:sz w:val="20"/>
-        </w:rPr>
-        <w:t>Commands: CASE 16; SET 101 27 60; STATUS. Conditions: Start at M=50%, T=27 C, RH=60%.</w:t>
-      </w:r>
-    </w:p>
-    <w:p>
-      <w:pPr>
-        <w:keepNext/>
-        <w:spacing w:after="120"/>
-        <w:jc w:val="center"/>
-      </w:pPr>
-      <w:r>
-        <w:drawing>
-          <wp:inline xmlns:a="http://schemas.openxmlformats.org/drawingml/2006/main" xmlns:pic="http://schemas.openxmlformats.org/drawingml/2006/picture">
-            <wp:extent cx="8229600" cy="3936460"/>
-            <wp:docPr id="1570744416" name="Picture 1570744416" descr="Figure 30, W-16: Out-of-domain SET is rejected; previous valid input and command remain."/>
-            <wp:cNvGraphicFramePr>
-              <a:graphicFrameLocks noChangeAspect="1"/>
-            </wp:cNvGraphicFramePr>
-            <a:graphic>
-              <a:graphicData uri="http://schemas.openxmlformats.org/drawingml/2006/picture">
-                <pic:pic>
-                  <pic:nvPicPr>
-                    <pic:cNvPr id="0" name="TC16-out-of-range-input-rejected.jpg"/>
-                    <pic:cNvPicPr/>
-                  </pic:nvPicPr>
-                  <pic:blipFill>
-                    <a:blip r:embed="rId42"/>
-                    <a:stretch>
-                      <a:fillRect/>
-                    </a:stretch>
-                  </pic:blipFill>
-                  <pic:spPr>
-                    <a:xfrm>
-                      <a:off x="0" y="0"/>
-                      <a:ext cx="8229600" cy="3936460"/>
-                    </a:xfrm>
-                    <a:prstGeom prst="rect"/>
-                  </pic:spPr>
-                </pic:pic>
-              </a:graphicData>
-            </a:graphic>
-          </wp:inline>
-        </w:drawing>
-      </w:r>
-    </w:p>
-    <w:p>
-      <w:pPr>
-        <w:keepNext w:val="0"/>
-        <w:spacing w:after="120"/>
-      </w:pPr>
-      <w:r>
-        <w:rPr>
-          <w:b w:val="0"/>
-          <w:sz w:val="18"/>
-        </w:rPr>
-        <w:t>Figure 30: Out-of-domain SET is rejected; previous valid input and command remain. Captured command 8 min; output ON/GPIO2 HIGH; sensor VALID; alert NO; MQTT ON. Result: PASS. The raw record also contains: “REJECTED use moisture 0..100, temp 0..50, humidity 0..100”.</w:t>
-      </w:r>
-    </w:p>
-    <w:p>
-      <w:pPr>
-        <w:keepNext w:val="0"/>
-        <w:spacing w:after="120"/>
-      </w:pPr>
-      <w:r>
-        <w:rPr>
-          <w:b w:val="0"/>
-          <w:sz w:val="18"/>
-        </w:rPr>
-        <w:t>Source: serial/TC16-out-of-range-input-rejected.txt; device uptime 232776 ms. Paused OLED refresh may appear dithered.</w:t>
-      </w:r>
-    </w:p>
-    <w:p>
-      <w:pPr>
-        <w:keepNext w:val="0"/>
-        <w:pageBreakBefore/>
-        <w:spacing w:after="120"/>
-      </w:pPr>
-      <w:r>
-        <w:rPr>
-          <w:b/>
-          <w:sz w:val="24"/>
-        </w:rPr>
-        <w:t>W-17  Raw wet step stops active dose</w:t>
-      </w:r>
-    </w:p>
-    <w:p>
-      <w:pPr>
-        <w:keepNext w:val="0"/>
-        <w:spacing w:after="120"/>
-      </w:pPr>
-      <w:r>
-        <w:rPr>
-          <w:b w:val="0"/>
-          <w:sz w:val="20"/>
-        </w:rPr>
-        <w:t>Commands: CASE 17; STEP 90 45 20 while pump is ON. Conditions: Initial M=10%, T=45 C, RH=20%.</w:t>
-      </w:r>
-    </w:p>
-    <w:p>
-      <w:pPr>
-        <w:keepNext/>
-        <w:spacing w:after="120"/>
-        <w:jc w:val="center"/>
-      </w:pPr>
-      <w:r>
-        <w:drawing>
-          <wp:inline xmlns:a="http://schemas.openxmlformats.org/drawingml/2006/main" xmlns:pic="http://schemas.openxmlformats.org/drawingml/2006/picture">
-            <wp:extent cx="8229600" cy="3936460"/>
-            <wp:docPr id="1570744417" name="Picture 1570744417" descr="Figure 31, W-17: Raw wet reading stops output even while filtered moisture remains below 80%."/>
-            <wp:cNvGraphicFramePr>
-              <a:graphicFrameLocks noChangeAspect="1"/>
-            </wp:cNvGraphicFramePr>
-            <a:graphic>
-              <a:graphicData uri="http://schemas.openxmlformats.org/drawingml/2006/picture">
-                <pic:pic>
-                  <pic:nvPicPr>
-                    <pic:cNvPr id="0" name="TC17-raw-wet-step-stops-active-dose.jpg"/>
-                    <pic:cNvPicPr/>
-                  </pic:nvPicPr>
-                  <pic:blipFill>
-                    <a:blip r:embed="rId43"/>
-                    <a:stretch>
-                      <a:fillRect/>
-                    </a:stretch>
-                  </pic:blipFill>
-                  <pic:spPr>
-                    <a:xfrm>
-                      <a:off x="0" y="0"/>
-                      <a:ext cx="8229600" cy="3936460"/>
-                    </a:xfrm>
-                    <a:prstGeom prst="rect"/>
-                  </pic:spPr>
-                </pic:pic>
-              </a:graphicData>
-            </a:graphic>
-          </wp:inline>
-        </w:drawing>
-      </w:r>
-    </w:p>
-    <w:p>
-      <w:pPr>
-        <w:keepNext w:val="0"/>
-        <w:spacing w:after="120"/>
-      </w:pPr>
-      <w:r>
-        <w:rPr>
-          <w:b w:val="0"/>
-          <w:sz w:val="18"/>
-        </w:rPr>
-        <w:t>Figure 31: Raw wet reading stops output even while filtered moisture remains below 80%. Captured command 7.3333 min; output OFF/GPIO2 LOW; sensor VALID; alert NO; MQTT ON. Result: PASS.</w:t>
-      </w:r>
-    </w:p>
-    <w:p>
-      <w:pPr>
-        <w:keepNext w:val="0"/>
-        <w:spacing w:after="120"/>
-      </w:pPr>
-      <w:r>
-        <w:rPr>
-          <w:b w:val="0"/>
-          <w:sz w:val="18"/>
-        </w:rPr>
-        <w:t>Source: serial/TC17-raw-wet-step-stops-active-dose.txt; device uptime 251418 ms. Paused OLED refresh may appear dithered.</w:t>
-      </w:r>
-    </w:p>
-    <w:p>
-      <w:pPr>
-        <w:keepNext w:val="0"/>
-        <w:pageBreakBefore/>
-        <w:spacing w:after="120"/>
-      </w:pPr>
-      <w:r>
-        <w:rPr>
-          <w:b/>
-          <w:sz w:val="24"/>
-        </w:rPr>
-        <w:t>W-18  Filter settles after five samples</w:t>
-      </w:r>
-    </w:p>
-    <w:p>
-      <w:pPr>
-        <w:keepNext w:val="0"/>
-        <w:spacing w:after="120"/>
-      </w:pPr>
-      <w:r>
-        <w:rPr>
-          <w:b w:val="0"/>
-          <w:sz w:val="20"/>
-        </w:rPr>
-        <w:t>Commands: CASE 18; wait &gt;=5 samples; STEP 0 27 60. Conditions: Initial M=100%, T=27 C, RH=60%.</w:t>
-      </w:r>
-    </w:p>
-    <w:p>
-      <w:pPr>
-        <w:keepNext/>
-        <w:spacing w:after="120"/>
-        <w:jc w:val="center"/>
-      </w:pPr>
-      <w:r>
-        <w:drawing>
-          <wp:inline xmlns:a="http://schemas.openxmlformats.org/drawingml/2006/main" xmlns:pic="http://schemas.openxmlformats.org/drawingml/2006/picture">
-            <wp:extent cx="8229600" cy="3936460"/>
-            <wp:docPr id="1570744418" name="Picture 1570744418" descr="Figure 32, W-18: Five-sample response: 80, 60, 40, 20, 0%; settled command 26 min. Pump remains OFF until a new dose window."/>
-            <wp:cNvGraphicFramePr>
-              <a:graphicFrameLocks noChangeAspect="1"/>
-            </wp:cNvGraphicFramePr>
-            <a:graphic>
-              <a:graphicData uri="http://schemas.openxmlformats.org/drawingml/2006/picture">
-                <pic:pic>
-                  <pic:nvPicPr>
-                    <pic:cNvPr id="0" name="TC18-filter-settles-after-five-samples.jpg"/>
-                    <pic:cNvPicPr/>
-                  </pic:nvPicPr>
-                  <pic:blipFill>
-                    <a:blip r:embed="rId44"/>
-                    <a:stretch>
-                      <a:fillRect/>
-                    </a:stretch>
-                  </pic:blipFill>
-                  <pic:spPr>
-                    <a:xfrm>
-                      <a:off x="0" y="0"/>
-                      <a:ext cx="8229600" cy="3936460"/>
-                    </a:xfrm>
-                    <a:prstGeom prst="rect"/>
-                  </pic:spPr>
-                </pic:pic>
-              </a:graphicData>
-            </a:graphic>
-          </wp:inline>
-        </w:drawing>
-      </w:r>
-    </w:p>
-    <w:p>
-      <w:pPr>
-        <w:keepNext w:val="0"/>
-        <w:spacing w:after="120"/>
-      </w:pPr>
-      <w:r>
-        <w:rPr>
-          <w:b w:val="0"/>
-          <w:sz w:val="18"/>
-        </w:rPr>
-        <w:t>Figure 32: Five-sample response: 80, 60, 40, 20, 0%; settled command 26 min. Pump remains OFF until a new dose window. Captured command 26 min; output OFF/GPIO2 LOW; sensor VALID; alert YES; MQTT ON. Result: PASS. The captured output is OFF after an accelerated dose; a nonzero command is not an immediate pump-start request.</w:t>
-      </w:r>
-    </w:p>
-    <w:p>
-      <w:pPr>
-        <w:keepNext w:val="0"/>
-        <w:spacing w:after="120"/>
-      </w:pPr>
-      <w:r>
-        <w:rPr>
-          <w:b w:val="0"/>
-          <w:sz w:val="18"/>
-        </w:rPr>
-        <w:t>Source: serial/TC18-filter-settles-after-five-samples.txt; device uptime 427772 ms. Paused OLED refresh may appear dithered.</w:t>
-      </w:r>
-    </w:p>
-    <w:p>
-      <w:pPr>
-        <w:keepNext w:val="0"/>
-        <w:pageBreakBefore/>
-        <w:spacing w:after="120"/>
-      </w:pPr>
-      <w:r>
-        <w:rPr>
-          <w:b/>
-          <w:sz w:val="24"/>
-        </w:rPr>
-        <w:t>W-18 intermediate filter response</w:t>
-      </w:r>
-    </w:p>
-    <w:p>
-      <w:pPr>
-        <w:keepNext/>
-        <w:spacing w:after="120"/>
-        <w:jc w:val="center"/>
-      </w:pPr>
-      <w:r>
-        <w:drawing>
-          <wp:inline xmlns:a="http://schemas.openxmlformats.org/drawingml/2006/main" xmlns:pic="http://schemas.openxmlformats.org/drawingml/2006/picture">
-            <wp:extent cx="8229600" cy="3936460"/>
-            <wp:docPr id="1570744419" name="Picture 1570744419" descr="After a filled 100% window, STEP 0 27 60 gives raw moisture 0% and an initial average of 80%. This frame is from a separate framing repeat counted once within W-18. The settled-case record preserves the full 80, 60, 40, 20, 0% sequence."/>
-            <wp:cNvGraphicFramePr>
-              <a:graphicFrameLocks noChangeAspect="1"/>
-            </wp:cNvGraphicFramePr>
-            <a:graphic>
-              <a:graphicData uri="http://schemas.openxmlformats.org/drawingml/2006/picture">
-                <pic:pic>
-                  <pic:nvPicPr>
-                    <pic:cNvPr id="0" name="TC18-filter-intermediate.jpg"/>
-                    <pic:cNvPicPr/>
-                  </pic:nvPicPr>
-                  <pic:blipFill>
-                    <a:blip r:embed="rId45"/>
-                    <a:stretch>
-                      <a:fillRect/>
-                    </a:stretch>
-                  </pic:blipFill>
-                  <pic:spPr>
-                    <a:xfrm>
-                      <a:off x="0" y="0"/>
-                      <a:ext cx="8229600" cy="3936460"/>
-                    </a:xfrm>
-                    <a:prstGeom prst="rect"/>
-                  </pic:spPr>
-                </pic:pic>
-              </a:graphicData>
-            </a:graphic>
-          </wp:inline>
-        </w:drawing>
-      </w:r>
-    </w:p>
-    <w:p>
-      <w:pPr>
-        <w:keepNext w:val="0"/>
-        <w:spacing w:after="120"/>
-      </w:pPr>
-      <w:r>
-        <w:rPr>
-          <w:b w:val="0"/>
-          <w:sz w:val="20"/>
-        </w:rPr>
-        <w:t>Figure 33: After a filled 100% window, STEP 0 27 60 gives raw moisture 0% and an initial average of 80%. This frame is from a separate framing repeat counted once within W-18. The settled-case record preserves the full 80, 60, 40, 20, 0% sequence.</w:t>
-      </w:r>
-    </w:p>
-    <w:p>
-      <w:pPr>
-        <w:keepNext w:val="0"/>
-        <w:spacing w:after="120"/>
-      </w:pPr>
-      <w:r>
-        <w:rPr>
-          <w:b w:val="0"/>
-          <w:sz w:val="18"/>
-        </w:rPr>
-        <w:t>Source: serial/TC18-filter-intermediate.txt.</w:t>
-      </w:r>
-    </w:p>
-    <w:p>
-      <w:pPr>
-        <w:keepNext w:val="0"/>
-        <w:pageBreakBefore/>
-        <w:spacing w:after="120"/>
-      </w:pPr>
-      <w:r>
-        <w:rPr>
-          <w:b/>
-          <w:sz w:val="24"/>
-        </w:rPr>
-        <w:t>LIVE DHT22 and ADC model readings</w:t>
-      </w:r>
-    </w:p>
-    <w:p>
-      <w:pPr>
-        <w:keepNext/>
-        <w:spacing w:after="120"/>
-        <w:jc w:val="center"/>
-      </w:pPr>
-      <w:r>
-        <w:drawing>
-          <wp:inline xmlns:a="http://schemas.openxmlformats.org/drawingml/2006/main" xmlns:pic="http://schemas.openxmlformats.org/drawingml/2006/picture">
-            <wp:extent cx="8229600" cy="3936460"/>
-            <wp:docPr id="1570744420" name="Picture 1570744420" descr="LIVE uses Wokwi DHT22 and potentiometer readings: 27°C, 60% RH and approximately 50.06% moisture, yielding 7.9837 command min. The preceding TC18 label persists; FUZZY / LIVE identifies the input source. The pump is OFF after the accelerated dose. These are virtual component readings, not field measurements."/>
-            <wp:cNvGraphicFramePr>
-              <a:graphicFrameLocks noChangeAspect="1"/>
-            </wp:cNvGraphicFramePr>
-            <a:graphic>
-              <a:graphicData uri="http://schemas.openxmlformats.org/drawingml/2006/picture">
-                <pic:pic>
-                  <pic:nvPicPr>
-                    <pic:cNvPr id="0" name="HW01-live-model-inputs.jpg"/>
-                    <pic:cNvPicPr/>
-                  </pic:nvPicPr>
-                  <pic:blipFill>
-                    <a:blip r:embed="rId46"/>
-                    <a:stretch>
-                      <a:fillRect/>
-                    </a:stretch>
-                  </pic:blipFill>
-                  <pic:spPr>
-                    <a:xfrm>
-                      <a:off x="0" y="0"/>
-                      <a:ext cx="8229600" cy="3936460"/>
-                    </a:xfrm>
-                    <a:prstGeom prst="rect"/>
-                  </pic:spPr>
-                </pic:pic>
-              </a:graphicData>
-            </a:graphic>
-          </wp:inline>
-        </w:drawing>
-      </w:r>
-    </w:p>
-    <w:p>
-      <w:pPr>
-        <w:keepNext w:val="0"/>
-        <w:spacing w:after="120"/>
-      </w:pPr>
-      <w:r>
-        <w:rPr>
-          <w:b w:val="0"/>
-          <w:sz w:val="20"/>
-        </w:rPr>
-        <w:t>Figure 34: LIVE uses Wokwi DHT22 and potentiometer readings: 27°C, 60% RH and approximately 50.06% moisture, yielding 7.9837 command min. The preceding TC18 label persists; FUZZY / LIVE identifies the input source. The pump is OFF after the accelerated dose. These are virtual component readings, not field measurements.</w:t>
-      </w:r>
-    </w:p>
-    <w:p>
-      <w:pPr>
-        <w:keepNext w:val="0"/>
-        <w:spacing w:after="120"/>
-      </w:pPr>
-      <w:r>
-        <w:rPr>
-          <w:b w:val="0"/>
-          <w:sz w:val="18"/>
-        </w:rPr>
-        <w:t>Source: serial/HW01-live-model-inputs.txt.</w:t>
-      </w:r>
-    </w:p>
-    <w:p>
-      <w:pPr>
-        <w:keepNext w:val="0"/>
-        <w:spacing w:after="0" w:before="0"/>
-        <w:sectPr>
-          <w:type w:val="nextPage"/>
-          <w:pgSz w:w="15840" w:h="12240" w:orient="landscape"/>
-          <w:pgMar w:top="1440" w:right="1440" w:bottom="1440" w:left="1440" w:header="708" w:footer="708" w:gutter="0"/>
-          <w:cols w:space="720"/>
-          <w:docGrid w:linePitch="360"/>
-        </w:sectPr>
-      </w:pPr>
     </w:p>
     <w:p>
       <w:pPr>
@@ -18601,7 +15955,7 @@
           <w:sz w:val="22"/>
           <w:szCs w:val="22"/>
         </w:rPr>
-        <w:t>The SmartAgri application and browser experiment are archived on branch codex/dashboard-design at commit c74c049e1c3bd35b2e8d45fa087b26839b8c3107 [15]. The browser package SmartAgri-Complete-Simulation.zip contains source, model metadata, dataset hash, nine JSON/CSV traces and screenshot manifest. The separate SmartAgri-Wokwi-Test-Evidence.zip contains the tested four Wokwi files, all 18 case records, 20 unaltered screenshots, MQTT JSONL/CSV, source hashes and reproduction commands. These local Wokwi artifacts accompany the paper; they are not represented as part of the cited Git commit. All reported operational evidence is simulated; no physical breadboard or hydraulic dataset is included.</w:t>
+        <w:t>The complete implementation and experimental evidence are publicly archived in the SmartAgri repository at commit 42bb940a0102c4b141964a97dc49e9ccb60d3eb1 [15]. The simulator folders contain source, model metadata, dataset hash, nine browser JSON/CSV traces and screenshot manifests. The wokwi and docs/wokwi-evidence folders contain the tested firmware, circuit, 18 case records, 20 unaltered circuit-and-Serial screenshots, MQTT JSONL/CSV, source hashes and reproduction commands. The companion supplementary Word document presents the full screenshot evidence. All reported operational evidence is simulated; no physical breadboard or hydraulic dataset is included.</w:t>
       </w:r>
     </w:p>
     <w:p>
@@ -18632,7 +15986,356 @@
         </w:rPr>
       </w:pPr>
       <w:r>
-        <w:t xml:space="preserve">Tested Wokwi project [16]: </w:t>
+        <w:t>Tested Wokwi project [16]: https://wokwi.com/projects/478323582523545601. The saved project and its sketch/diagram were reopened and checked after the test session on October 25, 2026. Case protocols and selected results are given in Table 6a and the supplementary test-case document.</w:t>
+      </w:r>
+    </w:p>
+    <w:p>
+      <w:pPr>
+        <w:pStyle w:val="Heading1"/>
+        <w:keepNext/>
+        <w:widowControl/>
+        <w:spacing w:before="240" w:after="120"/>
+        <w:rPr>
+          <w:b/>
+          <w:bCs/>
+          <w:color w:val="000000" w:themeColor="text1"/>
+          <w:sz w:val="28"/>
+          <w:szCs w:val="28"/>
+        </w:rPr>
+      </w:pPr>
+      <w:r>
+        <w:rPr>
+          <w:b/>
+          <w:bCs/>
+          <w:color w:val="000000"/>
+          <w:sz w:val="28"/>
+          <w:szCs w:val="28"/>
+        </w:rPr>
+        <w:lastRenderedPageBreak/>
+        <w:t>References</w:t>
+      </w:r>
+    </w:p>
+    <w:p>
+      <w:pPr>
+        <w:keepNext w:val="0"/>
+        <w:widowControl/>
+        <w:spacing w:before="240" w:after="140"/>
+        <w:rPr>
+          <w:color w:val="000000" w:themeColor="text1"/>
+          <w:sz w:val="22"/>
+          <w:szCs w:val="22"/>
+        </w:rPr>
+      </w:pPr>
+      <w:r>
+        <w:rPr>
+          <w:b w:val="0"/>
+          <w:color w:val="000000" w:themeColor="text1"/>
+          <w:sz w:val="20"/>
+          <w:szCs w:val="22"/>
+        </w:rPr>
+        <w:t>[1] K. G. Liakos, P. Busato, D. Moshou, S. Pearson, and D. Bochtis, “Machine Learning in Agriculture: A Review,” Sensors, vol. 18, no. 8, art. 2674, 2018. https://doi.org/10.3390/s18082674</w:t>
+      </w:r>
+    </w:p>
+    <w:p>
+      <w:pPr>
+        <w:keepNext w:val="0"/>
+        <w:widowControl/>
+        <w:spacing w:before="240" w:after="140"/>
+        <w:rPr>
+          <w:color w:val="000000" w:themeColor="text1"/>
+          <w:sz w:val="22"/>
+          <w:szCs w:val="22"/>
+        </w:rPr>
+      </w:pPr>
+      <w:r>
+        <w:rPr>
+          <w:b w:val="0"/>
+          <w:color w:val="000000" w:themeColor="text1"/>
+          <w:sz w:val="20"/>
+          <w:szCs w:val="22"/>
+        </w:rPr>
+        <w:t>[2] G. P. Pereira, M. Z. Chaari, and F. Daroge, “IoT-Enabled Smart Drip Irrigation System Using ESP32,” IoT, vol. 4, no. 3, pp. 221–243, 2023. https://doi.org/10.3390/iot4030012</w:t>
+      </w:r>
+    </w:p>
+    <w:p>
+      <w:pPr>
+        <w:keepNext w:val="0"/>
+        <w:widowControl/>
+        <w:spacing w:before="240" w:after="140"/>
+        <w:rPr>
+          <w:color w:val="000000" w:themeColor="text1"/>
+          <w:sz w:val="22"/>
+          <w:szCs w:val="22"/>
+        </w:rPr>
+      </w:pPr>
+      <w:r>
+        <w:rPr>
+          <w:b w:val="0"/>
+          <w:color w:val="000000" w:themeColor="text1"/>
+          <w:sz w:val="20"/>
+          <w:szCs w:val="22"/>
+        </w:rPr>
+        <w:t>[3] M. K. Senapaty, A. Ray, and N. Padhy, “A Decision Support System for Crop Recommendation Using Machine Learning Classification Algorithms,” Agriculture, vol. 14, no. 8, art. 1256, 2024. https://doi.org/10.3390/agriculture14081256</w:t>
+      </w:r>
+    </w:p>
+    <w:p>
+      <w:pPr>
+        <w:keepNext w:val="0"/>
+        <w:widowControl/>
+        <w:spacing w:before="240" w:after="140"/>
+        <w:rPr>
+          <w:color w:val="000000" w:themeColor="text1"/>
+          <w:sz w:val="22"/>
+          <w:szCs w:val="22"/>
+        </w:rPr>
+      </w:pPr>
+      <w:r>
+        <w:rPr>
+          <w:b w:val="0"/>
+          <w:color w:val="000000" w:themeColor="text1"/>
+          <w:sz w:val="20"/>
+          <w:szCs w:val="22"/>
+        </w:rPr>
+        <w:t>[4] P. Wijayakusuma, G. P. N. Hakim, and B. Li, “TerraGrow: Integrated platform for real time plant monitoring and automated watering system with IoT and fuzzy Sugeno Algorithm,” HardwareX, vol. 24, art. e00724, 2025. https://doi.org/10.1016/j.ohx.2025.e00724</w:t>
+      </w:r>
+    </w:p>
+    <w:p>
+      <w:pPr>
+        <w:keepNext w:val="0"/>
+        <w:widowControl/>
+        <w:spacing w:before="240" w:after="140"/>
+        <w:rPr>
+          <w:color w:val="000000" w:themeColor="text1"/>
+          <w:sz w:val="22"/>
+          <w:szCs w:val="22"/>
+        </w:rPr>
+      </w:pPr>
+      <w:r>
+        <w:rPr>
+          <w:b w:val="0"/>
+          <w:color w:val="000000" w:themeColor="text1"/>
+          <w:sz w:val="20"/>
+          <w:szCs w:val="22"/>
+        </w:rPr>
+        <w:t>[5] A. Cartolano, A. Cuzzocrea, and G. Pilato, “Analyzing and assessing explainable AI models for smart agriculture environments,” Multimedia Tools and Applications, vol. 83, no. 12, pp. 37225–37246, 2024. https://doi.org/10.1007/s11042-023-17978-z</w:t>
+      </w:r>
+    </w:p>
+    <w:p>
+      <w:pPr>
+        <w:keepNext w:val="0"/>
+        <w:widowControl/>
+        <w:spacing w:before="240" w:after="140"/>
+        <w:rPr>
+          <w:color w:val="000000" w:themeColor="text1"/>
+          <w:sz w:val="22"/>
+          <w:szCs w:val="22"/>
+        </w:rPr>
+      </w:pPr>
+      <w:r>
+        <w:rPr>
+          <w:b w:val="0"/>
+          <w:color w:val="000000" w:themeColor="text1"/>
+          <w:sz w:val="20"/>
+          <w:szCs w:val="22"/>
+        </w:rPr>
+        <w:t>[6] L. Breiman, “Random Forests,” Machine Learning, vol. 45, no. 1, pp. 5–32, 2001. https://doi.org/10.1023/A:1010933404324</w:t>
+      </w:r>
+    </w:p>
+    <w:p>
+      <w:pPr>
+        <w:keepNext w:val="0"/>
+        <w:widowControl/>
+        <w:spacing w:before="240" w:after="140"/>
+        <w:rPr>
+          <w:color w:val="000000" w:themeColor="text1"/>
+          <w:sz w:val="22"/>
+          <w:szCs w:val="22"/>
+        </w:rPr>
+      </w:pPr>
+      <w:r>
+        <w:rPr>
+          <w:b w:val="0"/>
+          <w:color w:val="000000" w:themeColor="text1"/>
+          <w:sz w:val="20"/>
+          <w:szCs w:val="22"/>
+        </w:rPr>
+        <w:t>[7] S. M. Lundberg and S.-I. Lee, “A Unified Approach to Interpreting Model Predictions,” Advances in Neural Information Processing Systems, vol. 30, pp. 4765–4774, 2017. https://proceedings.neurips.cc/paper/2017/hash/8a20a8621978632d76c43dfd28b67767-Abstract.html</w:t>
+      </w:r>
+    </w:p>
+    <w:p>
+      <w:pPr>
+        <w:keepNext w:val="0"/>
+        <w:widowControl/>
+        <w:spacing w:before="240" w:after="140"/>
+        <w:rPr>
+          <w:color w:val="000000" w:themeColor="text1"/>
+          <w:sz w:val="22"/>
+          <w:szCs w:val="22"/>
+        </w:rPr>
+      </w:pPr>
+      <w:r>
+        <w:rPr>
+          <w:b w:val="0"/>
+          <w:color w:val="000000" w:themeColor="text1"/>
+          <w:sz w:val="20"/>
+          <w:szCs w:val="22"/>
+        </w:rPr>
+        <w:t>[8] MathWorks, “Mamdani and Sugeno Fuzzy Inference Systems,” Fuzzy Logic Toolbox documentation. https://www.mathworks.com/help/fuzzy/types-of-fuzzy-inference-systems.html (accessed October 19, 2026).</w:t>
+      </w:r>
+    </w:p>
+    <w:p>
+      <w:pPr>
+        <w:keepNext w:val="0"/>
+        <w:widowControl/>
+        <w:spacing w:before="240" w:after="140"/>
+        <w:rPr>
+          <w:color w:val="000000" w:themeColor="text1"/>
+          <w:sz w:val="22"/>
+          <w:szCs w:val="22"/>
+        </w:rPr>
+      </w:pPr>
+      <w:r>
+        <w:rPr>
+          <w:b w:val="0"/>
+          <w:color w:val="000000" w:themeColor="text1"/>
+          <w:sz w:val="20"/>
+          <w:szCs w:val="22"/>
+        </w:rPr>
+        <w:t>[9] A. Banks and R. Gupta, Eds., MQTT Version 3.1.1, OASIS Standard, October 29, 2014. https://docs.oasis-open.org/mqtt/mqtt/v3.1.1/os/mqtt-v3.1.1-os.html</w:t>
+      </w:r>
+    </w:p>
+    <w:p>
+      <w:pPr>
+        <w:keepNext w:val="0"/>
+        <w:widowControl/>
+        <w:spacing w:before="240" w:after="140"/>
+        <w:rPr>
+          <w:color w:val="000000" w:themeColor="text1"/>
+          <w:sz w:val="22"/>
+          <w:szCs w:val="22"/>
+        </w:rPr>
+      </w:pPr>
+      <w:r>
+        <w:rPr>
+          <w:b w:val="0"/>
+          <w:color w:val="000000" w:themeColor="text1"/>
+          <w:sz w:val="20"/>
+          <w:szCs w:val="22"/>
+        </w:rPr>
+        <w:t>[10] Wokwi, “wokwi-dht22 Reference,” Wokwi Docs. https://docs.wokwi.com/parts/wokwi-dht22 (accessed October 19, 2026).</w:t>
+      </w:r>
+    </w:p>
+    <w:p>
+      <w:pPr>
+        <w:keepNext w:val="0"/>
+        <w:widowControl/>
+        <w:spacing w:before="240" w:after="140"/>
+        <w:rPr>
+          <w:color w:val="000000" w:themeColor="text1"/>
+          <w:sz w:val="22"/>
+          <w:szCs w:val="22"/>
+        </w:rPr>
+      </w:pPr>
+      <w:r>
+        <w:rPr>
+          <w:b w:val="0"/>
+          <w:color w:val="000000" w:themeColor="text1"/>
+          <w:sz w:val="20"/>
+          <w:szCs w:val="22"/>
+        </w:rPr>
+        <w:t>[11] Wokwi, “wokwi-ssd1306 Reference,” Wokwi Docs. https://docs.wokwi.com/parts/wokwi-ssd1306 (accessed October 19, 2026).</w:t>
+      </w:r>
+    </w:p>
+    <w:p>
+      <w:pPr>
+        <w:keepNext w:val="0"/>
+        <w:widowControl/>
+        <w:spacing w:before="240" w:after="140"/>
+        <w:rPr>
+          <w:color w:val="000000" w:themeColor="text1"/>
+          <w:sz w:val="22"/>
+          <w:szCs w:val="22"/>
+        </w:rPr>
+      </w:pPr>
+      <w:r>
+        <w:rPr>
+          <w:b w:val="0"/>
+          <w:color w:val="000000" w:themeColor="text1"/>
+          <w:sz w:val="20"/>
+          <w:szCs w:val="22"/>
+        </w:rPr>
+        <w:t>[12] Adafruit, “DHT11, DHT22 and AM2302 Sensors: Overview,” Adafruit Learning System. https://learn.adafruit.com/dht/overview (accessed October 19, 2026).</w:t>
+      </w:r>
+    </w:p>
+    <w:p>
+      <w:pPr>
+        <w:keepNext w:val="0"/>
+        <w:widowControl/>
+        <w:spacing w:before="240" w:after="140"/>
+        <w:rPr>
+          <w:color w:val="000000" w:themeColor="text1"/>
+          <w:sz w:val="22"/>
+          <w:szCs w:val="22"/>
+        </w:rPr>
+      </w:pPr>
+      <w:r>
+        <w:rPr>
+          <w:b w:val="0"/>
+          <w:color w:val="000000" w:themeColor="text1"/>
+          <w:sz w:val="20"/>
+          <w:szCs w:val="22"/>
+        </w:rPr>
+        <w:t>[13] scikit-learn developers, “Cross-validation: evaluating estimator performance,” scikit-learn User Guide. https://scikit-learn.org/stable/modules/cross_validation.html (accessed October 19, 2026).</w:t>
+      </w:r>
+    </w:p>
+    <w:p>
+      <w:pPr>
+        <w:keepNext w:val="0"/>
+        <w:widowControl/>
+        <w:spacing w:before="240" w:after="140"/>
+        <w:rPr>
+          <w:color w:val="000000" w:themeColor="text1"/>
+          <w:sz w:val="22"/>
+          <w:szCs w:val="22"/>
+        </w:rPr>
+      </w:pPr>
+      <w:r>
+        <w:rPr>
+          <w:b w:val="0"/>
+          <w:color w:val="000000" w:themeColor="text1"/>
+          <w:sz w:val="20"/>
+          <w:szCs w:val="22"/>
+        </w:rPr>
+        <w:t>[14] A. Ingle, “Crop Recommendation Dataset,” Kaggle, dataset landing page. https://www.kaggle.com/datasets/atharvaingle/crop-recommendation-dataset (accessed October 19, 2026).</w:t>
+      </w:r>
+    </w:p>
+    <w:p>
+      <w:pPr>
+        <w:keepNext w:val="0"/>
+        <w:widowControl/>
+        <w:spacing w:before="240" w:after="140"/>
+        <w:rPr>
+          <w:color w:val="000000" w:themeColor="text1"/>
+          <w:sz w:val="22"/>
+          <w:szCs w:val="22"/>
+        </w:rPr>
+      </w:pPr>
+      <w:r>
+        <w:rPr>
+          <w:b w:val="0"/>
+          <w:color w:val="000000" w:themeColor="text1"/>
+          <w:sz w:val="20"/>
+          <w:szCs w:val="22"/>
+        </w:rPr>
+        <w:t>[15] R. Chaudhary, SmartAgri, source repository, branch codex/dashboard-design, commit 42bb940a0102c4b141964a97dc49e9ccb60d3eb1, 2026. https://github.com/rizzit17/SmartAgri/tree/42bb940a0102c4b141964a97dc49e9ccb60d3eb1 (accessed October 25, 2026).</w:t>
+      </w:r>
+    </w:p>
+    <w:p>
+      <w:r>
+        <w:rPr>
+          <w:sz w:val="20"/>
+        </w:rPr>
+        <w:t xml:space="preserve">[16] R. Chaudhary, “Prog IoT Project Rishit 23BCT0157,” SmartAgri ESP32 Arduino simulation, Wokwi project 478323582523545601, 2026. </w:t>
       </w:r>
       <w:hyperlink r:id="rId24">
         <w:r>
@@ -18643,373 +16346,14 @@
         </w:r>
       </w:hyperlink>
       <w:r>
-        <w:t>. The saved project and its sketch/diagram were reopened and checked after the test session on October 25, 2026. Case protocols and selected results are given in Table 6a and Appendix B.</w:t>
-      </w:r>
-    </w:p>
-    <w:p>
-      <w:pPr>
-        <w:pStyle w:val="Heading1"/>
-        <w:keepNext/>
-        <w:widowControl/>
-        <w:spacing w:before="240" w:after="120"/>
-        <w:rPr>
-          <w:b/>
-          <w:bCs/>
-          <w:color w:val="000000" w:themeColor="text1"/>
-          <w:sz w:val="28"/>
-          <w:szCs w:val="28"/>
-        </w:rPr>
-      </w:pPr>
-      <w:r>
-        <w:rPr>
-          <w:b/>
-          <w:bCs/>
-          <w:color w:val="000000"/>
-          <w:sz w:val="28"/>
-          <w:szCs w:val="28"/>
-        </w:rPr>
-        <w:lastRenderedPageBreak/>
-        <w:t>References</w:t>
-      </w:r>
-    </w:p>
-    <w:p>
-      <w:pPr>
-        <w:keepNext w:val="0"/>
-        <w:widowControl/>
-        <w:spacing w:before="240" w:after="140"/>
-        <w:rPr>
-          <w:color w:val="000000" w:themeColor="text1"/>
-          <w:sz w:val="22"/>
-          <w:szCs w:val="22"/>
-        </w:rPr>
-      </w:pPr>
-      <w:r>
-        <w:rPr>
-          <w:b w:val="0"/>
-          <w:color w:val="000000" w:themeColor="text1"/>
+        <w:rPr>
           <w:sz w:val="20"/>
-          <w:szCs w:val="22"/>
-        </w:rPr>
-        <w:t>[1] K. G. Liakos, P. Busato, D. Moshou, S. Pearson, and D. Bochtis, “Machine Learning in Agriculture: A Review,” Sensors, vol. 18, no. 8, art. 2674, 2018. https://doi.org/10.3390/s18082674</w:t>
-      </w:r>
-    </w:p>
-    <w:p>
-      <w:pPr>
-        <w:keepNext w:val="0"/>
-        <w:widowControl/>
-        <w:spacing w:before="240" w:after="140"/>
-        <w:rPr>
-          <w:color w:val="000000" w:themeColor="text1"/>
-          <w:sz w:val="22"/>
-          <w:szCs w:val="22"/>
-        </w:rPr>
-      </w:pPr>
-      <w:r>
-        <w:rPr>
-          <w:b w:val="0"/>
-          <w:color w:val="000000" w:themeColor="text1"/>
-          <w:sz w:val="20"/>
-          <w:szCs w:val="22"/>
-        </w:rPr>
-        <w:t>[2] G. P. Pereira, M. Z. Chaari, and F. Daroge, “IoT-Enabled Smart Drip Irrigation System Using ESP32,” IoT, vol. 4, no. 3, pp. 221–243, 2023. https://doi.org/10.3390/iot4030012</w:t>
-      </w:r>
-    </w:p>
-    <w:p>
-      <w:pPr>
-        <w:keepNext w:val="0"/>
-        <w:widowControl/>
-        <w:spacing w:before="240" w:after="140"/>
-        <w:rPr>
-          <w:color w:val="000000" w:themeColor="text1"/>
-          <w:sz w:val="22"/>
-          <w:szCs w:val="22"/>
-        </w:rPr>
-      </w:pPr>
-      <w:r>
-        <w:rPr>
-          <w:b w:val="0"/>
-          <w:color w:val="000000" w:themeColor="text1"/>
-          <w:sz w:val="20"/>
-          <w:szCs w:val="22"/>
-        </w:rPr>
-        <w:t>[3] M. K. Senapaty, A. Ray, and N. Padhy, “A Decision Support System for Crop Recommendation Using Machine Learning Classification Algorithms,” Agriculture, vol. 14, no. 8, art. 1256, 2024. https://doi.org/10.3390/agriculture14081256</w:t>
-      </w:r>
-    </w:p>
-    <w:p>
-      <w:pPr>
-        <w:keepNext w:val="0"/>
-        <w:widowControl/>
-        <w:spacing w:before="240" w:after="140"/>
-        <w:rPr>
-          <w:color w:val="000000" w:themeColor="text1"/>
-          <w:sz w:val="22"/>
-          <w:szCs w:val="22"/>
-        </w:rPr>
-      </w:pPr>
-      <w:r>
-        <w:rPr>
-          <w:b w:val="0"/>
-          <w:color w:val="000000" w:themeColor="text1"/>
-          <w:sz w:val="20"/>
-          <w:szCs w:val="22"/>
-        </w:rPr>
-        <w:t>[4] P. Wijayakusuma, G. P. N. Hakim, and B. Li, “TerraGrow: Integrated platform for real time plant monitoring and automated watering system with IoT and fuzzy Sugeno Algorithm,” HardwareX, vol. 24, art. e00724, 2025. https://doi.org/10.1016/j.ohx.2025.e00724</w:t>
-      </w:r>
-    </w:p>
-    <w:p>
-      <w:pPr>
-        <w:keepNext w:val="0"/>
-        <w:widowControl/>
-        <w:spacing w:before="240" w:after="140"/>
-        <w:rPr>
-          <w:color w:val="000000" w:themeColor="text1"/>
-          <w:sz w:val="22"/>
-          <w:szCs w:val="22"/>
-        </w:rPr>
-      </w:pPr>
-      <w:r>
-        <w:rPr>
-          <w:b w:val="0"/>
-          <w:color w:val="000000" w:themeColor="text1"/>
-          <w:sz w:val="20"/>
-          <w:szCs w:val="22"/>
-        </w:rPr>
-        <w:t>[5] A. Cartolano, A. Cuzzocrea, and G. Pilato, “Analyzing and assessing explainable AI models for smart agriculture environments,” Multimedia Tools and Applications, vol. 83, no. 12, pp. 37225–37246, 2024. https://doi.org/10.1007/s11042-023-17978-z</w:t>
-      </w:r>
-    </w:p>
-    <w:p>
-      <w:pPr>
-        <w:keepNext w:val="0"/>
-        <w:widowControl/>
-        <w:spacing w:before="240" w:after="140"/>
-        <w:rPr>
-          <w:color w:val="000000" w:themeColor="text1"/>
-          <w:sz w:val="22"/>
-          <w:szCs w:val="22"/>
-        </w:rPr>
-      </w:pPr>
-      <w:r>
-        <w:rPr>
-          <w:b w:val="0"/>
-          <w:color w:val="000000" w:themeColor="text1"/>
-          <w:sz w:val="20"/>
-          <w:szCs w:val="22"/>
-        </w:rPr>
-        <w:t>[6] L. Breiman, “Random Forests,” Machine Learning, vol. 45, no. 1, pp. 5–32, 2001. https://doi.org/10.1023/A:1010933404324</w:t>
-      </w:r>
-    </w:p>
-    <w:p>
-      <w:pPr>
-        <w:keepNext w:val="0"/>
-        <w:widowControl/>
-        <w:spacing w:before="240" w:after="140"/>
-        <w:rPr>
-          <w:color w:val="000000" w:themeColor="text1"/>
-          <w:sz w:val="22"/>
-          <w:szCs w:val="22"/>
-        </w:rPr>
-      </w:pPr>
-      <w:r>
-        <w:rPr>
-          <w:b w:val="0"/>
-          <w:color w:val="000000" w:themeColor="text1"/>
-          <w:sz w:val="20"/>
-          <w:szCs w:val="22"/>
-        </w:rPr>
-        <w:t>[7] S. M. Lundberg and S.-I. Lee, “A Unified Approach to Interpreting Model Predictions,” Advances in Neural Information Processing Systems, vol. 30, pp. 4765–4774, 2017. https://proceedings.neurips.cc/paper/2017/hash/8a20a8621978632d76c43dfd28b67767-Abstract.html</w:t>
-      </w:r>
-    </w:p>
-    <w:p>
-      <w:pPr>
-        <w:keepNext w:val="0"/>
-        <w:widowControl/>
-        <w:spacing w:before="240" w:after="140"/>
-        <w:rPr>
-          <w:color w:val="000000" w:themeColor="text1"/>
-          <w:sz w:val="22"/>
-          <w:szCs w:val="22"/>
-        </w:rPr>
-      </w:pPr>
-      <w:r>
-        <w:rPr>
-          <w:b w:val="0"/>
-          <w:color w:val="000000" w:themeColor="text1"/>
-          <w:sz w:val="20"/>
-          <w:szCs w:val="22"/>
-        </w:rPr>
-        <w:t>[8] MathWorks, “Mamdani and Sugeno Fuzzy Inference Systems,” Fuzzy Logic Toolbox documentation. https://www.mathworks.com/help/fuzzy/types-of-fuzzy-inference-systems.html (accessed October 19, 2026).</w:t>
-      </w:r>
-    </w:p>
-    <w:p>
-      <w:pPr>
-        <w:keepNext w:val="0"/>
-        <w:widowControl/>
-        <w:spacing w:before="240" w:after="140"/>
-        <w:rPr>
-          <w:color w:val="000000" w:themeColor="text1"/>
-          <w:sz w:val="22"/>
-          <w:szCs w:val="22"/>
-        </w:rPr>
-      </w:pPr>
-      <w:r>
-        <w:rPr>
-          <w:b w:val="0"/>
-          <w:color w:val="000000" w:themeColor="text1"/>
-          <w:sz w:val="20"/>
-          <w:szCs w:val="22"/>
-        </w:rPr>
-        <w:t>[9] A. Banks and R. Gupta, Eds., MQTT Version 3.1.1, OASIS Standard, October 29, 2014. https://docs.oasis-open.org/mqtt/mqtt/v3.1.1/os/mqtt-v3.1.1-os.html</w:t>
-      </w:r>
-    </w:p>
-    <w:p>
-      <w:pPr>
-        <w:keepNext w:val="0"/>
-        <w:widowControl/>
-        <w:spacing w:before="240" w:after="140"/>
-        <w:rPr>
-          <w:color w:val="000000" w:themeColor="text1"/>
-          <w:sz w:val="22"/>
-          <w:szCs w:val="22"/>
-        </w:rPr>
-      </w:pPr>
-      <w:r>
-        <w:rPr>
-          <w:b w:val="0"/>
-          <w:color w:val="000000" w:themeColor="text1"/>
-          <w:sz w:val="20"/>
-          <w:szCs w:val="22"/>
-        </w:rPr>
-        <w:t>[10] Wokwi, “wokwi-dht22 Reference,” Wokwi Docs. https://docs.wokwi.com/parts/wokwi-dht22 (accessed October 19, 2026).</w:t>
-      </w:r>
-    </w:p>
-    <w:p>
-      <w:pPr>
-        <w:keepNext w:val="0"/>
-        <w:widowControl/>
-        <w:spacing w:before="240" w:after="140"/>
-        <w:rPr>
-          <w:color w:val="000000" w:themeColor="text1"/>
-          <w:sz w:val="22"/>
-          <w:szCs w:val="22"/>
-        </w:rPr>
-      </w:pPr>
-      <w:r>
-        <w:rPr>
-          <w:b w:val="0"/>
-          <w:color w:val="000000" w:themeColor="text1"/>
-          <w:sz w:val="20"/>
-          <w:szCs w:val="22"/>
-        </w:rPr>
-        <w:t>[11] Wokwi, “wokwi-ssd1306 Reference,” Wokwi Docs. https://docs.wokwi.com/parts/wokwi-ssd1306 (accessed October 19, 2026).</w:t>
-      </w:r>
-    </w:p>
-    <w:p>
-      <w:pPr>
-        <w:keepNext w:val="0"/>
-        <w:widowControl/>
-        <w:spacing w:before="240" w:after="140"/>
-        <w:rPr>
-          <w:color w:val="000000" w:themeColor="text1"/>
-          <w:sz w:val="22"/>
-          <w:szCs w:val="22"/>
-        </w:rPr>
-      </w:pPr>
-      <w:r>
-        <w:rPr>
-          <w:b w:val="0"/>
-          <w:color w:val="000000" w:themeColor="text1"/>
-          <w:sz w:val="20"/>
-          <w:szCs w:val="22"/>
-        </w:rPr>
-        <w:t>[12] Adafruit, “DHT11, DHT22 and AM2302 Sensors: Overview,” Adafruit Learning System. https://learn.adafruit.com/dht/overview (accessed October 19, 2026).</w:t>
-      </w:r>
-    </w:p>
-    <w:p>
-      <w:pPr>
-        <w:keepNext w:val="0"/>
-        <w:widowControl/>
-        <w:spacing w:before="240" w:after="140"/>
-        <w:rPr>
-          <w:color w:val="000000" w:themeColor="text1"/>
-          <w:sz w:val="22"/>
-          <w:szCs w:val="22"/>
-        </w:rPr>
-      </w:pPr>
-      <w:r>
-        <w:rPr>
-          <w:b w:val="0"/>
-          <w:color w:val="000000" w:themeColor="text1"/>
-          <w:sz w:val="20"/>
-          <w:szCs w:val="22"/>
-        </w:rPr>
-        <w:t>[13] scikit-learn developers, “Cross-validation: evaluating estimator performance,” scikit-learn User Guide. https://scikit-learn.org/stable/modules/cross_validation.html (accessed October 19, 2026).</w:t>
-      </w:r>
-    </w:p>
-    <w:p>
-      <w:pPr>
-        <w:keepNext w:val="0"/>
-        <w:widowControl/>
-        <w:spacing w:before="240" w:after="140"/>
-        <w:rPr>
-          <w:color w:val="000000" w:themeColor="text1"/>
-          <w:sz w:val="22"/>
-          <w:szCs w:val="22"/>
-        </w:rPr>
-      </w:pPr>
-      <w:r>
-        <w:rPr>
-          <w:b w:val="0"/>
-          <w:color w:val="000000" w:themeColor="text1"/>
-          <w:sz w:val="20"/>
-          <w:szCs w:val="22"/>
-        </w:rPr>
-        <w:t>[14] A. Ingle, “Crop Recommendation Dataset,” Kaggle, dataset landing page. https://www.kaggle.com/datasets/atharvaingle/crop-recommendation-dataset (accessed October 19, 2026).</w:t>
-      </w:r>
-    </w:p>
-    <w:p>
-      <w:pPr>
-        <w:keepNext w:val="0"/>
-        <w:widowControl/>
-        <w:spacing w:before="240" w:after="140"/>
-        <w:rPr>
-          <w:color w:val="000000" w:themeColor="text1"/>
-          <w:sz w:val="22"/>
-          <w:szCs w:val="22"/>
-        </w:rPr>
-      </w:pPr>
-      <w:r>
-        <w:rPr>
-          <w:b w:val="0"/>
-          <w:color w:val="000000" w:themeColor="text1"/>
-          <w:sz w:val="20"/>
-          <w:szCs w:val="22"/>
-        </w:rPr>
-        <w:t>[15] R. Chaudhary, SmartAgri, source repository, branch codex/dashboard-design, commit c74c049e1c3bd35b2e8d45fa087b26839b8c3107, 2026. https://github.com/rizzit17/SmartAgri/tree/c74c049e1c3bd35b2e8d45fa087b26839b8c3107 (accessed October 25, 2026).</w:t>
-      </w:r>
-    </w:p>
-    <w:p>
-      <w:r>
-        <w:rPr>
-          <w:sz w:val="20"/>
-        </w:rPr>
-        <w:t xml:space="preserve">[16] R. Chaudhary, “Prog IoT Project Rishit 23BCT0157,” SmartAgri ESP32 Arduino simulation, Wokwi project 478323582523545601, 2026. </w:t>
-      </w:r>
-      <w:hyperlink r:id="rId24">
-        <w:r>
-          <w:rPr>
-            <w:rStyle w:val="Hyperlink"/>
-          </w:rPr>
-          <w:t>https://wokwi.com/projects/478323582523545601</w:t>
-        </w:r>
-      </w:hyperlink>
-      <w:r>
-        <w:rPr>
-          <w:sz w:val="20"/>
         </w:rPr>
         <w:t xml:space="preserve"> (tested and accessed October 25, 2026).</w:t>
       </w:r>
     </w:p>
     <w:sectPr>
+      <w:type w:val="nextPage"/>
       <w:pgSz w:w="12240" w:h="15840"/>
       <w:pgMar w:top="1440" w:right="1440" w:bottom="1440" w:left="1440" w:header="708" w:footer="708" w:gutter="0"/>
       <w:cols w:space="720"/>

--- a/research/ProgIoT DA-7 Research Paper Rishit 23BCT0157.docx
+++ b/research/ProgIoT DA-7 Research Paper Rishit 23BCT0157.docx
@@ -1719,7 +1719,7 @@
           <w:sz w:val="22"/>
           <w:szCs w:val="22"/>
         </w:rPr>
-        <w:t>The architecture comprises an ESP32 sensing design, an MQTT collector and a Streamlit application, evaluated through two complementary simulation paths. The browser engine runs in Python and renders calculated state; Wokwi compiles and executes the Arduino ESP32 firmware against virtual circuit components. A physical DHT11/capacitive-probe assembly was built but did not supply the reported results. Figure 3 shows the tested Wokwi DHT22/potentiometer configuration. Both simulations use a five-second sample period and a five-sample moving average. The LED and GPIO output represent a pump command without hydraulic feedback.</w:t>
+        <w:t>The architecture comprises an ESP32 sensing design, an MQTT collector and a Streamlit application, evaluated through two complementary simulation paths. The browser engine runs in Python and renders calculated state; Wokwi compiles and executes the Arduino ESP32 firmware against virtual circuit components. A physical DHT11/capacitive-probe assembly was built but did not supply the reported results. Figure 3 documents the physical assembly; Figure 4 shows the tested Wokwi DHT22/potentiometer configuration. Both simulations use a five-second sample period and a five-sample moving average. The LED and GPIO output represent a pump command without hydraulic feedback.</w:t>
       </w:r>
     </w:p>
     <w:p>
@@ -2343,7 +2343,7 @@
               <w:rPr>
                 <w:sz w:val="18"/>
               </w:rPr>
-              <w:t>I²C in Figure 3</w:t>
+              <w:t>I²C in Figure 4</w:t>
             </w:r>
           </w:p>
         </w:tc>
@@ -2577,6 +2577,59 @@
           <w:szCs w:val="22"/>
         </w:rPr>
         <w:t>The tested Wokwi circuit uses an SSD1306 I2C display at address 0x3C, with SDA GPIO 21 and SCL GPIO 22, consistent with the documented interface [11]. Its four project files are sketch.ino, controller.h, diagram.json and libraries.txt. The sketch compiled and ran successfully in Wokwi; a fresh project view after saving matched the tested sketch and diagram. OLED refresh can appear dithered in paused screenshots, so numerical decisions are reported using Serial and archived telemetry.</w:t>
+      </w:r>
+    </w:p>
+    <w:p>
+      <w:pPr>
+        <w:keepNext/>
+        <w:spacing w:after="60" w:before="0" w:line="240" w:lineRule="auto"/>
+        <w:jc w:val="center"/>
+      </w:pPr>
+      <w:r>
+        <w:drawing>
+          <wp:inline xmlns:a="http://schemas.openxmlformats.org/drawingml/2006/main" xmlns:pic="http://schemas.openxmlformats.org/drawingml/2006/picture">
+            <wp:extent cx="2666102" cy="3063240"/>
+            <wp:docPr id="1570744402" name="Picture 1570744402"/>
+            <wp:cNvGraphicFramePr>
+              <a:graphicFrameLocks noChangeAspect="1"/>
+            </wp:cNvGraphicFramePr>
+            <a:graphic>
+              <a:graphicData uri="http://schemas.openxmlformats.org/drawingml/2006/picture">
+                <pic:pic>
+                  <pic:nvPicPr>
+                    <pic:cNvPr id="0" name="image3.jpeg"/>
+                    <pic:cNvPicPr/>
+                  </pic:nvPicPr>
+                  <pic:blipFill>
+                    <a:blip r:embed="rId5"/>
+                    <a:stretch>
+                      <a:fillRect/>
+                    </a:stretch>
+                  </pic:blipFill>
+                  <pic:spPr>
+                    <a:xfrm>
+                      <a:off x="0" y="0"/>
+                      <a:ext cx="2666102" cy="3063240"/>
+                    </a:xfrm>
+                    <a:prstGeom prst="rect"/>
+                  </pic:spPr>
+                </pic:pic>
+              </a:graphicData>
+            </a:graphic>
+          </wp:inline>
+        </w:drawing>
+      </w:r>
+    </w:p>
+    <w:p>
+      <w:pPr>
+        <w:spacing w:after="60" w:before="0" w:line="240" w:lineRule="auto"/>
+        <w:jc w:val="center"/>
+      </w:pPr>
+      <w:r>
+        <w:rPr>
+          <w:sz w:val="18"/>
+        </w:rPr>
+        <w:t>Figure 3: Physical DHT11 and capacitive-probe breadboard prototype. This assembly was built for the project but did not supply the reported experimental results.</w:t>
       </w:r>
     </w:p>
     <w:p>
@@ -5556,7 +5609,7 @@
           <w:sz w:val="22"/>
           <w:szCs w:val="22"/>
         </w:rPr>
-        <w:t>Two experiments are distinguished. The browser experiment executes nine deterministic scenarios, each for 120 software seconds with seed 7, five-second samples and one-second state/fault ticks. Wokwi executes 18 prescribed functional scenarios through the saved ESP32 firmware [16]. CASE commands reset the filter and pending dose; STEP preserves existing filter and dose history. The original firmware suite shares one boot, with later TC18 framing repeats counted once. The LIVE demonstration reads the Wokwi sensor models. These are functional observations, not independent field replications. Figure 3 shows a representative Wokwi circuit-and-Serial state; Appendix B retains two browser views. The companion supplementary document provides the complete screenshot evidence and per-case reproduction commands.</w:t>
+        <w:t>Two experiments are distinguished. The browser experiment executes nine deterministic scenarios, each for 120 software seconds with seed 7, five-second samples and one-second state/fault ticks. Wokwi executes 18 prescribed functional scenarios through the saved ESP32 firmware [16]. CASE commands reset the filter and pending dose; STEP preserves existing filter and dose history. The original firmware suite shares one boot, with later TC18 framing repeats counted once. The LIVE demonstration reads the Wokwi sensor models. These are functional observations, not independent field replications. Figure 4 shows a representative Wokwi state; Appendix B contains browser examples and six paired Wokwi captures. The companion supplement provides all screenshot evidence and reproduction commands.</w:t>
       </w:r>
     </w:p>
     <w:p>
@@ -5626,7 +5679,7 @@
           <w:sz w:val="20"/>
           <w:szCs w:val="21"/>
         </w:rPr>
-        <w:t>Figure 3: Tested Wokwi Circuit and Serial Monitor at Normal Input with an 8-Minute Command and GPIO2 HIGH</w:t>
+        <w:t>Figure 4: Tested Wokwi Circuit and Serial Monitor at Normal Input with an 8-Minute Command and GPIO2 HIGH</w:t>
       </w:r>
     </w:p>
     <w:p>
@@ -15562,24 +15615,26 @@
     </w:p>
     <w:p>
       <w:pPr>
-        <w:spacing w:after="100"/>
-      </w:pPr>
-      <w:r>
-        <w:t>Figures 4 and 5 illustrate a controller-policy difference and the distinction between a nonzero fuzzy command and gated pump output. Inputs are prescribed, timers are accelerated and the LED represents logical actuation. Complete browser screenshots and all Wokwi case captures are supplied in the companion supplementary document, SmartAgri Wokwi Simulation Test Cases. Tables 6 and 6a retain the full numeric case summaries in this paper.</w:t>
+        <w:spacing w:after="60" w:before="0" w:line="240" w:lineRule="auto"/>
+      </w:pPr>
+      <w:r>
+        <w:rPr>
+          <w:sz w:val="18"/>
+        </w:rPr>
+        <w:t>Figures 5–6 retain the browser policy and safety examples. Figures 7–12 provide six representative Wokwi circuit-and-Serial captures across three pages, with two captures per page. All inputs are synthetic and output timers are accelerated. Complete case records remain in the companion simulation supplement.</w:t>
       </w:r>
     </w:p>
     <w:p>
       <w:pPr>
         <w:keepNext/>
-        <w:spacing w:after="140"/>
+        <w:spacing w:after="60" w:before="0" w:line="240" w:lineRule="auto"/>
         <w:jc w:val="center"/>
-        <w:keepNext/>
       </w:pPr>
       <w:r>
         <w:drawing>
           <wp:inline xmlns:a="http://schemas.openxmlformats.org/drawingml/2006/main" xmlns:pic="http://schemas.openxmlformats.org/drawingml/2006/picture">
-            <wp:extent cx="5943600" cy="4285053"/>
-            <wp:docPr id="1570744389" name="Picture 1570744389" descr="Dry and hot synthetic inputs produce a 40-minute fuzzy command and a 10-minute threshold-reference command."/>
+            <wp:extent cx="4480560" cy="3230270"/>
+            <wp:docPr id="1570744403" name="Picture 1570744403"/>
             <wp:cNvGraphicFramePr>
               <a:graphicFrameLocks noChangeAspect="1"/>
             </wp:cNvGraphicFramePr>
@@ -15587,7 +15642,7 @@
               <a:graphicData uri="http://schemas.openxmlformats.org/drawingml/2006/picture">
                 <pic:pic>
                   <pic:nvPicPr>
-                    <pic:cNvPr id="0" name="paper-dry-hot.jpg"/>
+                    <pic:cNvPr id="0" name="image.jpg"/>
                     <pic:cNvPicPr/>
                   </pic:nvPicPr>
                   <pic:blipFill>
@@ -15599,7 +15654,7 @@
                   <pic:spPr>
                     <a:xfrm>
                       <a:off x="0" y="0"/>
-                      <a:ext cx="5943600" cy="4285053"/>
+                      <a:ext cx="4480560" cy="3230270"/>
                     </a:xfrm>
                     <a:prstGeom prst="rect"/>
                   </pic:spPr>
@@ -15612,39 +15667,27 @@
     </w:p>
     <w:p>
       <w:pPr>
+        <w:spacing w:after="60" w:before="0" w:line="240" w:lineRule="auto"/>
+        <w:jc w:val="center"/>
+      </w:pPr>
+      <w:r>
+        <w:rPr>
+          <w:sz w:val="18"/>
+        </w:rPr>
+        <w:t>Figure 5: Hot and dry browser input: fuzzy command 40 min versus reference 10 min.</w:t>
+      </w:r>
+    </w:p>
+    <w:p>
+      <w:pPr>
         <w:keepNext/>
-        <w:spacing w:after="100"/>
-      </w:pPr>
-      <w:r>
-        <w:rPr>
-          <w:sz w:val="18"/>
-        </w:rPr>
-        <w:t>Figure 4: Dry and hot synthetic inputs produce a 40-minute fuzzy command and a 10-minute threshold-reference command.</w:t>
-      </w:r>
-    </w:p>
-    <w:p>
-      <w:pPr>
-        <w:spacing w:after="100"/>
-      </w:pPr>
-      <w:r>
-        <w:rPr>
-          <w:sz w:val="18"/>
-        </w:rPr>
-        <w:t>Replay context: 0 / 120 s. Saved run: 20261024T190206689673Z-9a66375e. Raw trace and settings accompany the paper.</w:t>
-      </w:r>
-    </w:p>
-    <w:p>
-      <w:pPr>
-        <w:keepNext/>
-        <w:spacing w:after="140"/>
+        <w:spacing w:after="60" w:before="0" w:line="240" w:lineRule="auto"/>
         <w:jc w:val="center"/>
-        <w:keepNext/>
       </w:pPr>
       <w:r>
         <w:drawing>
           <wp:inline xmlns:a="http://schemas.openxmlformats.org/drawingml/2006/main" xmlns:pic="http://schemas.openxmlformats.org/drawingml/2006/picture">
-            <wp:extent cx="5943600" cy="4285053"/>
-            <wp:docPr id="1570744392" name="Picture 1570744392" descr="At 15 s raw moisture rises to 90%, while the moving average is 30%. The safety gate stops the pump despite a nonzero 34-minute fuzzy command."/>
+            <wp:extent cx="4480560" cy="3230270"/>
+            <wp:docPr id="1570744404" name="Picture 1570744404"/>
             <wp:cNvGraphicFramePr>
               <a:graphicFrameLocks noChangeAspect="1"/>
             </wp:cNvGraphicFramePr>
@@ -15652,7 +15695,7 @@
               <a:graphicData uri="http://schemas.openxmlformats.org/drawingml/2006/picture">
                 <pic:pic>
                   <pic:nvPicPr>
-                    <pic:cNvPr id="0" name="paper-wet-stop.jpg"/>
+                    <pic:cNvPr id="0" name="image.jpg"/>
                     <pic:cNvPicPr/>
                   </pic:nvPicPr>
                   <pic:blipFill>
@@ -15664,7 +15707,7 @@
                   <pic:spPr>
                     <a:xfrm>
                       <a:off x="0" y="0"/>
-                      <a:ext cx="5943600" cy="4285053"/>
+                      <a:ext cx="4480560" cy="3230270"/>
                     </a:xfrm>
                     <a:prstGeom prst="rect"/>
                   </pic:spPr>
@@ -15677,25 +15720,371 @@
     </w:p>
     <w:p>
       <w:pPr>
+        <w:spacing w:after="60" w:before="0" w:line="240" w:lineRule="auto"/>
+        <w:jc w:val="center"/>
+      </w:pPr>
+      <w:r>
+        <w:rPr>
+          <w:sz w:val="18"/>
+        </w:rPr>
+        <w:t>Figure 6: Browser wet step at 15 s: raw moisture 90%, average 30%, fuzzy command 34 min and pump OFF due to the raw-wet gate.</w:t>
+      </w:r>
+    </w:p>
+    <w:p>
+      <w:pPr>
+        <w:pageBreakBefore/>
+        <w:spacing w:after="60" w:before="0" w:line="240" w:lineRule="auto"/>
+      </w:pPr>
+      <w:r>
+        <w:rPr>
+          <w:b/>
+          <w:sz w:val="20"/>
+        </w:rPr>
+        <w:t>Wokwi circuit and Serial evidence 1 of 3</w:t>
+      </w:r>
+    </w:p>
+    <w:p>
+      <w:pPr>
         <w:keepNext/>
-        <w:spacing w:after="100"/>
-      </w:pPr>
-      <w:r>
-        <w:rPr>
-          <w:sz w:val="18"/>
-        </w:rPr>
-        <w:t>Figure 5: At 15 s raw moisture rises to 90%, while the moving average is 30%. The safety gate stops the pump despite a nonzero 34-minute fuzzy command.</w:t>
-      </w:r>
-    </w:p>
-    <w:p>
-      <w:pPr>
-        <w:spacing w:after="100"/>
-      </w:pPr>
-      <w:r>
-        <w:rPr>
-          <w:sz w:val="18"/>
-        </w:rPr>
-        <w:t>Replay context: 15 / 120 s. Saved run: 20261024T190224597554Z-1e1fe932. Raw trace and settings accompany the paper.</w:t>
+        <w:spacing w:after="60" w:before="0" w:line="240" w:lineRule="auto"/>
+        <w:jc w:val="center"/>
+      </w:pPr>
+      <w:r>
+        <w:drawing>
+          <wp:inline xmlns:a="http://schemas.openxmlformats.org/drawingml/2006/main" xmlns:pic="http://schemas.openxmlformats.org/drawingml/2006/picture">
+            <wp:extent cx="5486400" cy="2624306"/>
+            <wp:docPr id="1570744405" name="Picture 1570744405"/>
+            <wp:cNvGraphicFramePr>
+              <a:graphicFrameLocks noChangeAspect="1"/>
+            </wp:cNvGraphicFramePr>
+            <a:graphic>
+              <a:graphicData uri="http://schemas.openxmlformats.org/drawingml/2006/picture">
+                <pic:pic>
+                  <pic:nvPicPr>
+                    <pic:cNvPr id="0" name="TC03-hot-dry-maximum-command.jpg"/>
+                    <pic:cNvPicPr/>
+                  </pic:nvPicPr>
+                  <pic:blipFill>
+                    <a:blip r:embed="rId6"/>
+                    <a:stretch>
+                      <a:fillRect/>
+                    </a:stretch>
+                  </pic:blipFill>
+                  <pic:spPr>
+                    <a:xfrm>
+                      <a:off x="0" y="0"/>
+                      <a:ext cx="5486400" cy="2624306"/>
+                    </a:xfrm>
+                    <a:prstGeom prst="rect"/>
+                  </pic:spPr>
+                </pic:pic>
+              </a:graphicData>
+            </a:graphic>
+          </wp:inline>
+        </w:drawing>
+      </w:r>
+    </w:p>
+    <w:p>
+      <w:pPr>
+        <w:spacing w:after="60" w:before="0" w:line="240" w:lineRule="auto"/>
+        <w:jc w:val="center"/>
+      </w:pPr>
+      <w:r>
+        <w:rPr>
+          <w:sz w:val="16"/>
+        </w:rPr>
+        <w:t>Figure 7: W-03. Hot, dry soil: maximum 40 min command; alert and pump ON. Command 40 min; pump ON; GPIO2 HIGH; MQTT ON. PASS.</w:t>
+      </w:r>
+    </w:p>
+    <w:p>
+      <w:pPr>
+        <w:keepNext/>
+        <w:spacing w:after="60" w:before="0" w:line="240" w:lineRule="auto"/>
+        <w:jc w:val="center"/>
+      </w:pPr>
+      <w:r>
+        <w:drawing>
+          <wp:inline xmlns:a="http://schemas.openxmlformats.org/drawingml/2006/main" xmlns:pic="http://schemas.openxmlformats.org/drawingml/2006/picture">
+            <wp:extent cx="5486400" cy="2624306"/>
+            <wp:docPr id="1570744406" name="Picture 1570744406"/>
+            <wp:cNvGraphicFramePr>
+              <a:graphicFrameLocks noChangeAspect="1"/>
+            </wp:cNvGraphicFramePr>
+            <a:graphic>
+              <a:graphicData uri="http://schemas.openxmlformats.org/drawingml/2006/picture">
+                <pic:pic>
+                  <pic:nvPicPr>
+                    <pic:cNvPr id="0" name="TC09-fault-during-active-dose-stops-gpio.jpg"/>
+                    <pic:cNvPicPr/>
+                  </pic:nvPicPr>
+                  <pic:blipFill>
+                    <a:blip r:embed="rId7"/>
+                    <a:stretch>
+                      <a:fillRect/>
+                    </a:stretch>
+                  </pic:blipFill>
+                  <pic:spPr>
+                    <a:xfrm>
+                      <a:off x="0" y="0"/>
+                      <a:ext cx="5486400" cy="2624306"/>
+                    </a:xfrm>
+                    <a:prstGeom prst="rect"/>
+                  </pic:spPr>
+                </pic:pic>
+              </a:graphicData>
+            </a:graphic>
+          </wp:inline>
+        </w:drawing>
+      </w:r>
+    </w:p>
+    <w:p>
+      <w:pPr>
+        <w:spacing w:after="60" w:before="0" w:line="240" w:lineRule="auto"/>
+        <w:jc w:val="center"/>
+      </w:pPr>
+      <w:r>
+        <w:rPr>
+          <w:sz w:val="16"/>
+        </w:rPr>
+        <w:t>Figure 8: W-09. Injected sensor fault stops the active pump; sensor FAULT; command zero. Command 0 min; pump OFF; GPIO2 LOW; MQTT ON. PASS.</w:t>
+      </w:r>
+    </w:p>
+    <w:p>
+      <w:pPr>
+        <w:pageBreakBefore/>
+        <w:spacing w:after="60" w:before="0" w:line="240" w:lineRule="auto"/>
+      </w:pPr>
+      <w:r>
+        <w:rPr>
+          <w:b/>
+          <w:sz w:val="20"/>
+        </w:rPr>
+        <w:t>Wokwi circuit and Serial evidence 2 of 3</w:t>
+      </w:r>
+    </w:p>
+    <w:p>
+      <w:pPr>
+        <w:keepNext/>
+        <w:spacing w:after="60" w:before="0" w:line="240" w:lineRule="auto"/>
+        <w:jc w:val="center"/>
+      </w:pPr>
+      <w:r>
+        <w:drawing>
+          <wp:inline xmlns:a="http://schemas.openxmlformats.org/drawingml/2006/main" xmlns:pic="http://schemas.openxmlformats.org/drawingml/2006/picture">
+            <wp:extent cx="5486400" cy="2624306"/>
+            <wp:docPr id="1570744407" name="Picture 1570744407"/>
+            <wp:cNvGraphicFramePr>
+              <a:graphicFrameLocks noChangeAspect="1"/>
+            </wp:cNvGraphicFramePr>
+            <a:graphic>
+              <a:graphicData uri="http://schemas.openxmlformats.org/drawingml/2006/picture">
+                <pic:pic>
+                  <pic:nvPicPr>
+                    <pic:cNvPr id="0" name="TC10-valid-recovery-resets-filter.jpg"/>
+                    <pic:cNvPicPr/>
+                  </pic:nvPicPr>
+                  <pic:blipFill>
+                    <a:blip r:embed="rId8"/>
+                    <a:stretch>
+                      <a:fillRect/>
+                    </a:stretch>
+                  </pic:blipFill>
+                  <pic:spPr>
+                    <a:xfrm>
+                      <a:off x="0" y="0"/>
+                      <a:ext cx="5486400" cy="2624306"/>
+                    </a:xfrm>
+                    <a:prstGeom prst="rect"/>
+                  </pic:spPr>
+                </pic:pic>
+              </a:graphicData>
+            </a:graphic>
+          </wp:inline>
+        </w:drawing>
+      </w:r>
+    </w:p>
+    <w:p>
+      <w:pPr>
+        <w:spacing w:after="60" w:before="0" w:line="240" w:lineRule="auto"/>
+        <w:jc w:val="center"/>
+      </w:pPr>
+      <w:r>
+        <w:rPr>
+          <w:sz w:val="16"/>
+        </w:rPr>
+        <w:t>Figure 9: W-10. Recovery clears injected fault and produces valid 8 min command. Command 8 min; pump ON; GPIO2 HIGH; MQTT ON. PASS.</w:t>
+      </w:r>
+    </w:p>
+    <w:p>
+      <w:pPr>
+        <w:keepNext/>
+        <w:spacing w:after="60" w:before="0" w:line="240" w:lineRule="auto"/>
+        <w:jc w:val="center"/>
+      </w:pPr>
+      <w:r>
+        <w:drawing>
+          <wp:inline xmlns:a="http://schemas.openxmlformats.org/drawingml/2006/main" xmlns:pic="http://schemas.openxmlformats.org/drawingml/2006/picture">
+            <wp:extent cx="5486400" cy="2624306"/>
+            <wp:docPr id="1570744408" name="Picture 1570744408"/>
+            <wp:cNvGraphicFramePr>
+              <a:graphicFrameLocks noChangeAspect="1"/>
+            </wp:cNvGraphicFramePr>
+            <a:graphic>
+              <a:graphicData uri="http://schemas.openxmlformats.org/drawingml/2006/picture">
+                <pic:pic>
+                  <pic:nvPicPr>
+                    <pic:cNvPr id="0" name="TC11-offline-timer-completes-without-broker.jpg"/>
+                    <pic:cNvPicPr/>
+                  </pic:nvPicPr>
+                  <pic:blipFill>
+                    <a:blip r:embed="rId9"/>
+                    <a:stretch>
+                      <a:fillRect/>
+                    </a:stretch>
+                  </pic:blipFill>
+                  <pic:spPr>
+                    <a:xfrm>
+                      <a:off x="0" y="0"/>
+                      <a:ext cx="5486400" cy="2624306"/>
+                    </a:xfrm>
+                    <a:prstGeom prst="rect"/>
+                  </pic:spPr>
+                </pic:pic>
+              </a:graphicData>
+            </a:graphic>
+          </wp:inline>
+        </w:drawing>
+      </w:r>
+    </w:p>
+    <w:p>
+      <w:pPr>
+        <w:spacing w:after="60" w:before="0" w:line="240" w:lineRule="auto"/>
+        <w:jc w:val="center"/>
+      </w:pPr>
+      <w:r>
+        <w:rPr>
+          <w:sz w:val="16"/>
+        </w:rPr>
+        <w:t>Figure 10: W-11. Local 8-second accelerated dose completes while MQTT is OFF. Command 8 min; pump OFF; GPIO2 LOW; MQTT OFF. PASS.</w:t>
+      </w:r>
+    </w:p>
+    <w:p>
+      <w:pPr>
+        <w:pageBreakBefore/>
+        <w:spacing w:after="60" w:before="0" w:line="240" w:lineRule="auto"/>
+      </w:pPr>
+      <w:r>
+        <w:rPr>
+          <w:b/>
+          <w:sz w:val="20"/>
+        </w:rPr>
+        <w:t>Wokwi circuit and Serial evidence 3 of 3</w:t>
+      </w:r>
+    </w:p>
+    <w:p>
+      <w:pPr>
+        <w:keepNext/>
+        <w:spacing w:after="60" w:before="0" w:line="240" w:lineRule="auto"/>
+        <w:jc w:val="center"/>
+      </w:pPr>
+      <w:r>
+        <w:drawing>
+          <wp:inline xmlns:a="http://schemas.openxmlformats.org/drawingml/2006/main" xmlns:pic="http://schemas.openxmlformats.org/drawingml/2006/picture">
+            <wp:extent cx="5486400" cy="2624306"/>
+            <wp:docPr id="1570744409" name="Picture 1570744409"/>
+            <wp:cNvGraphicFramePr>
+              <a:graphicFrameLocks noChangeAspect="1"/>
+            </wp:cNvGraphicFramePr>
+            <a:graphic>
+              <a:graphicData uri="http://schemas.openxmlformats.org/drawingml/2006/picture">
+                <pic:pic>
+                  <pic:nvPicPr>
+                    <pic:cNvPr id="0" name="TC12-mqtt-reconnect-and-receiver-resumes.jpg"/>
+                    <pic:cNvPicPr/>
+                  </pic:nvPicPr>
+                  <pic:blipFill>
+                    <a:blip r:embed="rId10"/>
+                    <a:stretch>
+                      <a:fillRect/>
+                    </a:stretch>
+                  </pic:blipFill>
+                  <pic:spPr>
+                    <a:xfrm>
+                      <a:off x="0" y="0"/>
+                      <a:ext cx="5486400" cy="2624306"/>
+                    </a:xfrm>
+                    <a:prstGeom prst="rect"/>
+                  </pic:spPr>
+                </pic:pic>
+              </a:graphicData>
+            </a:graphic>
+          </wp:inline>
+        </w:drawing>
+      </w:r>
+    </w:p>
+    <w:p>
+      <w:pPr>
+        <w:spacing w:after="60" w:before="0" w:line="240" w:lineRule="auto"/>
+        <w:jc w:val="center"/>
+      </w:pPr>
+      <w:r>
+        <w:rPr>
+          <w:sz w:val="16"/>
+        </w:rPr>
+        <w:t>Figure 11: W-12. Broker reconnects; receiver resumes receiving snapshots. Command 8 min; pump OFF; GPIO2 LOW; MQTT ON. PASS.</w:t>
+      </w:r>
+    </w:p>
+    <w:p>
+      <w:pPr>
+        <w:keepNext/>
+        <w:spacing w:after="60" w:before="0" w:line="240" w:lineRule="auto"/>
+        <w:jc w:val="center"/>
+      </w:pPr>
+      <w:r>
+        <w:drawing>
+          <wp:inline xmlns:a="http://schemas.openxmlformats.org/drawingml/2006/main" xmlns:pic="http://schemas.openxmlformats.org/drawingml/2006/picture">
+            <wp:extent cx="5486400" cy="2624306"/>
+            <wp:docPr id="1570744410" name="Picture 1570744410"/>
+            <wp:cNvGraphicFramePr>
+              <a:graphicFrameLocks noChangeAspect="1"/>
+            </wp:cNvGraphicFramePr>
+            <a:graphic>
+              <a:graphicData uri="http://schemas.openxmlformats.org/drawingml/2006/picture">
+                <pic:pic>
+                  <pic:nvPicPr>
+                    <pic:cNvPr id="0" name="TC18-filter-settles-after-five-samples.jpg"/>
+                    <pic:cNvPicPr/>
+                  </pic:nvPicPr>
+                  <pic:blipFill>
+                    <a:blip r:embed="rId13"/>
+                    <a:stretch>
+                      <a:fillRect/>
+                    </a:stretch>
+                  </pic:blipFill>
+                  <pic:spPr>
+                    <a:xfrm>
+                      <a:off x="0" y="0"/>
+                      <a:ext cx="5486400" cy="2624306"/>
+                    </a:xfrm>
+                    <a:prstGeom prst="rect"/>
+                  </pic:spPr>
+                </pic:pic>
+              </a:graphicData>
+            </a:graphic>
+          </wp:inline>
+        </w:drawing>
+      </w:r>
+    </w:p>
+    <w:p>
+      <w:pPr>
+        <w:spacing w:after="60" w:before="0" w:line="240" w:lineRule="auto"/>
+        <w:jc w:val="center"/>
+      </w:pPr>
+      <w:r>
+        <w:rPr>
+          <w:sz w:val="16"/>
+        </w:rPr>
+        <w:t>Figure 12: W-18. Five-sample response: 80, 60, 40, 20, 0%; settled command 26 min. Pump remains OFF until a new dose window. Command 26 min; pump OFF; GPIO2 LOW; MQTT ON. PASS.</w:t>
       </w:r>
     </w:p>
     <w:p>
